--- a/downloads/teacher/ai-4-week-01.docx
+++ b/downloads/teacher/ai-4-week-01.docx
@@ -2775,6 +2775,396 @@
         <w:t>For your Responsible Plant Classifier, save the input, procedure, observed result and limitation of this check. Label this worked example as practice; use a different, previously unreviewed case when checking independent understanding.</w:t>
       </w:r>
     </w:p>
+    <w:p>
+      <w:pPr>
+        <w:pStyle w:val="Heading1"/>
+      </w:pPr>
+      <w:r>
+        <w:t>07. Prepare, teach and assess</w:t>
+      </w:r>
+    </w:p>
+    <w:p>
+      <w:r>
+        <w:t>Teaching target: Distinguish fitting a rule from applying a fixed rule</w:t>
+      </w:r>
+    </w:p>
+    <w:p>
+      <w:r>
+        <w:t>Prepare the labelled worked-case picture, the matching workbook, fictional input cards and a place for individual responses. Check a local Python 3 environment before class; have a paper-trace version ready.</w:t>
+      </w:r>
+    </w:p>
+    <w:tbl>
+      <w:tblPr>
+        <w:tblStyle w:val="LightShading-Accent1"/>
+        <w:tblW w:type="auto" w:w="0"/>
+        <w:tblLook w:firstColumn="1" w:firstRow="1" w:lastColumn="0" w:lastRow="0" w:noHBand="0" w:noVBand="1" w:val="04A0"/>
+      </w:tblPr>
+      <w:tblGrid>
+        <w:gridCol w:w="3408"/>
+        <w:gridCol w:w="3408"/>
+        <w:gridCol w:w="3408"/>
+      </w:tblGrid>
+      <w:tr>
+        <w:trPr>
+          <w:tblHeader/>
+        </w:trPr>
+        <w:tc>
+          <w:tcPr>
+            <w:tcW w:type="dxa" w:w="3408"/>
+          </w:tcPr>
+          <w:p>
+            <w:r>
+              <w:t>Session</w:t>
+            </w:r>
+          </w:p>
+        </w:tc>
+        <w:tc>
+          <w:tcPr>
+            <w:tcW w:type="dxa" w:w="3408"/>
+          </w:tcPr>
+          <w:p>
+            <w:r>
+              <w:t>Plan</w:t>
+            </w:r>
+          </w:p>
+        </w:tc>
+        <w:tc>
+          <w:tcPr>
+            <w:tcW w:type="dxa" w:w="3408"/>
+          </w:tcPr>
+          <w:p>
+            <w:r>
+              <w:t>Resources</w:t>
+            </w:r>
+          </w:p>
+        </w:tc>
+      </w:tr>
+      <w:tr>
+        <w:tc>
+          <w:tcPr>
+            <w:tcW w:type="dxa" w:w="3408"/>
+          </w:tcPr>
+          <w:p>
+            <w:r>
+              <w:t>Session 1 · Understand · 45 min</w:t>
+            </w:r>
+          </w:p>
+        </w:tc>
+        <w:tc>
+          <w:tcPr>
+            <w:tcW w:type="dxa" w:w="3408"/>
+          </w:tcPr>
+          <w:p>
+            <w:r>
+              <w:t>0–7: recall and prerequisite; 7–15: inspect the concrete case and predict; 15–30: teacher models the worked trace; 30–40: learners explain a step using the text and visual; 40–45: check the core idea.</w:t>
+            </w:r>
+          </w:p>
+        </w:tc>
+        <w:tc>
+          <w:tcPr>
+            <w:tcW w:type="dxa" w:w="3408"/>
+          </w:tcPr>
+          <w:p>
+            <w:r>
+              <w:t>Sections 1–6; record the brief recall in the workbook.</w:t>
+            </w:r>
+          </w:p>
+        </w:tc>
+      </w:tr>
+      <w:tr>
+        <w:tc>
+          <w:tcPr>
+            <w:tcW w:type="dxa" w:w="3408"/>
+          </w:tcPr>
+          <w:p>
+            <w:r>
+              <w:t>Session 2 · Practise · 45 min</w:t>
+            </w:r>
+          </w:p>
+        </w:tc>
+        <w:tc>
+          <w:tcPr>
+            <w:tcW w:type="dxa" w:w="3408"/>
+          </w:tcPr>
+          <w:p>
+            <w:r>
+              <w:t>0–5: retrieve the procedure; 5–15: W2 completion practice; 15–23: explain and check with a partner; 23–30: each learner answers the misconception check; 30–40: targeted reteaching or a harder variation; 40–45: prepare the investigation.</w:t>
+            </w:r>
+          </w:p>
+        </w:tc>
+        <w:tc>
+          <w:tcPr>
+            <w:tcW w:type="dxa" w:w="3408"/>
+          </w:tcPr>
+          <w:p>
+            <w:r>
+              <w:t>Sections 7–10; use the matching workbook W2 and misconception check.</w:t>
+            </w:r>
+          </w:p>
+        </w:tc>
+      </w:tr>
+      <w:tr>
+        <w:tc>
+          <w:tcPr>
+            <w:tcW w:type="dxa" w:w="3408"/>
+          </w:tcPr>
+          <w:p>
+            <w:r>
+              <w:t>Session 3 · Investigate and transfer · 45 min</w:t>
+            </w:r>
+          </w:p>
+        </w:tc>
+        <w:tc>
+          <w:tcPr>
+            <w:tcW w:type="dxa" w:w="3408"/>
+          </w:tcPr>
+          <w:p>
+            <w:r>
+              <w:t>0–5: retrieve the decision rule; 5–20: investigate or trace; 20–30: start the independent case; 30–38: connect the project; 38–43: act on feedback; 43–45: plan the return check.</w:t>
+            </w:r>
+          </w:p>
+        </w:tc>
+        <w:tc>
+          <w:tcPr>
+            <w:tcW w:type="dxa" w:w="3408"/>
+          </w:tcPr>
+          <w:p>
+            <w:r>
+              <w:t>Sections 9 and 11–14. Give extra time to finish the full task set; use Section 15 when the week includes a coding lab.</w:t>
+            </w:r>
+          </w:p>
+        </w:tc>
+      </w:tr>
+    </w:tbl>
+    <w:p>
+      <w:r>
+        <w:t>Before class, solve the supported practice: Use threshold 6 on the four training widths 1, 3, 5 and 7. Write all predictions, identify each error, and explain why threshold 4 is selected.</w:t>
+      </w:r>
+    </w:p>
+    <w:p>
+      <w:r>
+        <w:t>Reasoned practice answer: Predictions are 0, 0, 0, 1. The width 5 card is wrong because its label is 1. Threshold 6 has one training mistake; threshold 4 has zero and is selected.</w:t>
+      </w:r>
+    </w:p>
+    <w:p>
+      <w:r>
+        <w:t>Check every learner before discussion: Use the worked case for The machine learning lifecycle. Proposed explanation: “The model wrote its own task”. Decide whether this explanation is supported. Point to the step or supplied fact that decides; explain your repair if needed.</w:t>
+      </w:r>
+    </w:p>
+    <w:p>
+      <w:r>
+        <w:t>Misconception repair: People chose the input, label meaning, candidate thresholds and selection rule. Learning here means choosing a parameter using the training examples.</w:t>
+      </w:r>
+    </w:p>
+    <w:p>
+      <w:r>
+        <w:t>Support: read the exact case aloud, enlarge the labelled picture, supply input cards and model only the first deciding step. Accept a spoken explanation or drawing; retain the reasoning goal.</w:t>
+      </w:r>
+    </w:p>
+    <w:p>
+      <w:r>
+        <w:t>Extension: The fresh width-6 leaf is actually healthy. Require a prediction and a reason before comparing. Expected result: The frozen model is correct on 1/2 test leaves. Reason: The supplied reference changed; moving the cutoff after seeing this test would reuse final evidence for development.</w:t>
+      </w:r>
+    </w:p>
+    <w:p>
+      <w:r>
+        <w:t>Independent assessment: withhold the reserved answer until the learner has attempted the new case. Record support separately from correctness.</w:t>
+      </w:r>
+    </w:p>
+    <w:tbl>
+      <w:tblPr>
+        <w:tblStyle w:val="LightShading-Accent1"/>
+        <w:tblW w:type="auto" w:w="0"/>
+        <w:tblLook w:firstColumn="1" w:firstRow="1" w:lastColumn="0" w:lastRow="0" w:noHBand="0" w:noVBand="1" w:val="04A0"/>
+      </w:tblPr>
+      <w:tblGrid>
+        <w:gridCol w:w="2556"/>
+        <w:gridCol w:w="2556"/>
+        <w:gridCol w:w="2556"/>
+        <w:gridCol w:w="2556"/>
+      </w:tblGrid>
+      <w:tr>
+        <w:trPr>
+          <w:tblHeader/>
+        </w:trPr>
+        <w:tc>
+          <w:tcPr>
+            <w:tcW w:type="dxa" w:w="2556"/>
+          </w:tcPr>
+          <w:p>
+            <w:r>
+              <w:t>Criterion</w:t>
+            </w:r>
+          </w:p>
+        </w:tc>
+        <w:tc>
+          <w:tcPr>
+            <w:tcW w:type="dxa" w:w="2556"/>
+          </w:tcPr>
+          <w:p>
+            <w:r>
+              <w:t>Not yet</w:t>
+            </w:r>
+          </w:p>
+        </w:tc>
+        <w:tc>
+          <w:tcPr>
+            <w:tcW w:type="dxa" w:w="2556"/>
+          </w:tcPr>
+          <w:p>
+            <w:r>
+              <w:t>With support</w:t>
+            </w:r>
+          </w:p>
+        </w:tc>
+        <w:tc>
+          <w:tcPr>
+            <w:tcW w:type="dxa" w:w="2556"/>
+          </w:tcPr>
+          <w:p>
+            <w:r>
+              <w:t>Independent</w:t>
+            </w:r>
+          </w:p>
+        </w:tc>
+      </w:tr>
+      <w:tr>
+        <w:tc>
+          <w:tcPr>
+            <w:tcW w:type="dxa" w:w="2556"/>
+          </w:tcPr>
+          <w:p>
+            <w:r>
+              <w:t>Explanation</w:t>
+            </w:r>
+          </w:p>
+        </w:tc>
+        <w:tc>
+          <w:tcPr>
+            <w:tcW w:type="dxa" w:w="2556"/>
+          </w:tcPr>
+          <w:p>
+            <w:r>
+              <w:t>Names an answer without a deciding fact</w:t>
+            </w:r>
+          </w:p>
+        </w:tc>
+        <w:tc>
+          <w:tcPr>
+            <w:tcW w:type="dxa" w:w="2556"/>
+          </w:tcPr>
+          <w:p>
+            <w:r>
+              <w:t>Uses a hint to link fact and decision</w:t>
+            </w:r>
+          </w:p>
+        </w:tc>
+        <w:tc>
+          <w:tcPr>
+            <w:tcW w:type="dxa" w:w="2556"/>
+          </w:tcPr>
+          <w:p>
+            <w:r>
+              <w:t>Explains the deciding fact in own words</w:t>
+            </w:r>
+          </w:p>
+        </w:tc>
+      </w:tr>
+      <w:tr>
+        <w:tc>
+          <w:tcPr>
+            <w:tcW w:type="dxa" w:w="2556"/>
+          </w:tcPr>
+          <w:p>
+            <w:r>
+              <w:t>Trace or test</w:t>
+            </w:r>
+          </w:p>
+        </w:tc>
+        <w:tc>
+          <w:tcPr>
+            <w:tcW w:type="dxa" w:w="2556"/>
+          </w:tcPr>
+          <w:p>
+            <w:r>
+              <w:t>Cannot connect input and result</w:t>
+            </w:r>
+          </w:p>
+        </w:tc>
+        <w:tc>
+          <w:tcPr>
+            <w:tcW w:type="dxa" w:w="2556"/>
+          </w:tcPr>
+          <w:p>
+            <w:r>
+              <w:t>Completes steps with prompts</w:t>
+            </w:r>
+          </w:p>
+        </w:tc>
+        <w:tc>
+          <w:tcPr>
+            <w:tcW w:type="dxa" w:w="2556"/>
+          </w:tcPr>
+          <w:p>
+            <w:r>
+              <w:t>Traces or tests a changed case accurately</w:t>
+            </w:r>
+          </w:p>
+        </w:tc>
+      </w:tr>
+      <w:tr>
+        <w:tc>
+          <w:tcPr>
+            <w:tcW w:type="dxa" w:w="2556"/>
+          </w:tcPr>
+          <w:p>
+            <w:r>
+              <w:t>Limits and revision</w:t>
+            </w:r>
+          </w:p>
+        </w:tc>
+        <w:tc>
+          <w:tcPr>
+            <w:tcW w:type="dxa" w:w="2556"/>
+          </w:tcPr>
+          <w:p>
+            <w:r>
+              <w:t>Claims more than evidence supports</w:t>
+            </w:r>
+          </w:p>
+        </w:tc>
+        <w:tc>
+          <w:tcPr>
+            <w:tcW w:type="dxa" w:w="2556"/>
+          </w:tcPr>
+          <w:p>
+            <w:r>
+              <w:t>Names a limit after a prompt</w:t>
+            </w:r>
+          </w:p>
+        </w:tc>
+        <w:tc>
+          <w:tcPr>
+            <w:tcW w:type="dxa" w:w="2556"/>
+          </w:tcPr>
+          <w:p>
+            <w:r>
+              <w:t>States a defensible limit and useful next test</w:t>
+            </w:r>
+          </w:p>
+        </w:tc>
+      </w:tr>
+    </w:tbl>
+    <w:p>
+      <w:r>
+        <w:t>Project checkpoint: Frame the need. Name the user, the problem, allowed inputs and a safe simple starting method.</w:t>
+      </w:r>
+    </w:p>
+    <w:p>
+      <w:r>
+        <w:t>Use the weekly teacher answer for topic-specific reasoning. A saved progress tick is an activity record; judge mastery from the learner’s explanation and evidence.</w:t>
+      </w:r>
+    </w:p>
     <w:sectPr>
       <w:pgSz w:w="12240" w:h="15840"/>
       <w:pgMar w:top="936" w:right="1008" w:bottom="936" w:left="1008" w:header="720" w:footer="720" w:gutter="0"/>

--- a/downloads/teacher/ai-4-week-01.docx
+++ b/downloads/teacher/ai-4-week-01.docx
@@ -3165,6 +3165,39 @@
         <w:t>Use the weekly teacher answer for topic-specific reasoning. A saved progress tick is an activity record; judge mastery from the learner’s explanation and evidence.</w:t>
       </w:r>
     </w:p>
+    <w:p>
+      <w:pPr>
+        <w:pStyle w:val="Heading1"/>
+      </w:pPr>
+      <w:r>
+        <w:t>08. Use feedback, labs and repair paths</w:t>
+      </w:r>
+    </w:p>
+    <w:p>
+      <w:r>
+        <w:t>Use the two formative questions as supported practice, not as independent mastery scores. Discuss the deciding evidence rather than accepting a guessed selection.</w:t>
+      </w:r>
+    </w:p>
+    <w:p>
+      <w:r>
+        <w:t>The feedback comes from the reviewed public worked case. Do not reveal the separately reserved independent teacher answer until the learner has attempted that case.</w:t>
+      </w:r>
+    </w:p>
+    <w:p>
+      <w:r>
+        <w:t>Ask students to predict before running code. Preserve errors and actual outputs; collect a changed test and an explanation. The branch-boundary and indexing lessons deliberately include failure cases.</w:t>
+      </w:r>
+    </w:p>
+    <w:p>
+      <w:r>
+        <w:t>Use the earlier worked-explanation links to address a specific missing building block, then return to the current question. Adapt this suggestion after observing the learner; it is not an automatic diagnosis.</w:t>
+      </w:r>
+    </w:p>
+    <w:p>
+      <w:r>
+        <w:t>Collect the completed-work portfolio as evidence. Record support separately from correctness, and assess explanation, trace/test and limitations. Progress ticks and quiz selections alone do not establish mastery.</w:t>
+      </w:r>
+    </w:p>
     <w:sectPr>
       <w:pgSz w:w="12240" w:h="15840"/>
       <w:pgMar w:top="936" w:right="1008" w:bottom="936" w:left="1008" w:header="720" w:footer="720" w:gutter="0"/>

--- a/downloads/teacher/ai-4-week-01.docx
+++ b/downloads/teacher/ai-4-week-01.docx
@@ -29,6 +29,11 @@
       </w:r>
     </w:p>
     <w:p>
+      <w:r>
+        <w:t>Prepare The ML Lifecycle: check the target, prerequisites, resources and adaptable teaching schedule.</w:t>
+      </w:r>
+    </w:p>
+    <w:p>
       <w:pPr>
         <w:pStyle w:val="Heading3"/>
       </w:pPr>
@@ -37,8 +42,26 @@
       </w:r>
     </w:p>
     <w:p>
-      <w:r>
-        <w:t>Primary target: Distinguish fitting a rule from applying a fixed rule</w:t>
+      <w:pPr>
+        <w:spacing w:line="336" w:lineRule="auto" w:after="180"/>
+      </w:pPr>
+      <w:r>
+        <w:rPr>
+          <w:b w:val="0"/>
+        </w:rPr>
+        <w:t xml:space="preserve">Primary target: Distinguish </w:t>
+      </w:r>
+      <w:r>
+        <w:rPr>
+          <w:b/>
+        </w:rPr>
+        <w:t>fitting</w:t>
+      </w:r>
+      <w:r>
+        <w:rPr>
+          <w:b w:val="0"/>
+        </w:rPr>
+        <w:t xml:space="preserve"> a rule from applying a fixed rule</w:t>
       </w:r>
     </w:p>
     <w:tbl>
@@ -185,8 +208,37 @@
       </w:tr>
     </w:tbl>
     <w:p>
-      <w:r>
-        <w:t>This is a starting allocation of 135 minutes, not a validated duration. Preserve all named topics. Schedule extra time for connected examples, the full investigation, independent cases and project building. Repeated copies of a case share one recorded attempt; they are not new evidence.</w:t>
+      <w:pPr>
+        <w:spacing w:line="336" w:lineRule="auto" w:after="180"/>
+      </w:pPr>
+      <w:r>
+        <w:rPr>
+          <w:b w:val="0"/>
+        </w:rPr>
+        <w:t>This is a starting allocation of 135 minutes, not a validated duration. Preserve all named topics. Schedule extra time for connected examples, the full investigation, independent cases and project building.</w:t>
+      </w:r>
+    </w:p>
+    <w:p>
+      <w:pPr>
+        <w:spacing w:line="336" w:lineRule="auto" w:after="180"/>
+      </w:pPr>
+      <w:r>
+        <w:rPr>
+          <w:b w:val="0"/>
+        </w:rPr>
+        <w:t xml:space="preserve">Repeated copies of a case share one recorded attempt; they are not new </w:t>
+      </w:r>
+      <w:r>
+        <w:rPr>
+          <w:b/>
+        </w:rPr>
+        <w:t>evidence</w:t>
+      </w:r>
+      <w:r>
+        <w:rPr>
+          <w:b w:val="0"/>
+        </w:rPr>
+        <w:t>.</w:t>
       </w:r>
     </w:p>
     <w:p>
@@ -206,22 +258,92 @@
       </w:r>
     </w:p>
     <w:p>
-      <w:r>
+      <w:pPr>
+        <w:spacing w:line="336" w:lineRule="auto" w:after="180"/>
+      </w:pPr>
+      <w:r>
+        <w:rPr>
+          <w:b w:val="0"/>
+        </w:rPr>
         <w:t>Without opening the old lesson, explain one key idea from Creator Defense. Give an example and a mistake that the idea helps you avoid.</w:t>
       </w:r>
     </w:p>
     <w:p>
-      <w:r>
-        <w:t>Look for: Explain the mechanism and terminology of generative systems defense</w:t>
-      </w:r>
-    </w:p>
-    <w:p>
-      <w:r>
-        <w:t>Reference example, not the only acceptable wording: Teacher explanation: A generative-system defense presents the question, architecture, corpus, permissions, baseline, evaluation and unresolved failures. Demonstration fluency is only one observable property. Link each claim to a recorded result. State the distinction between retrieval relevance, claim support, fallback and permissions. Give a reproduction packet and answer challenges without inventing missing measurements.</w:t>
-      </w:r>
-    </w:p>
-    <w:p>
-      <w:r>
+      <w:pPr>
+        <w:spacing w:line="336" w:lineRule="auto" w:after="180"/>
+      </w:pPr>
+      <w:r>
+        <w:rPr>
+          <w:b w:val="0"/>
+        </w:rPr>
+        <w:t xml:space="preserve">Look for: Explain the </w:t>
+      </w:r>
+      <w:r>
+        <w:rPr>
+          <w:b/>
+        </w:rPr>
+        <w:t>mechanism</w:t>
+      </w:r>
+      <w:r>
+        <w:rPr>
+          <w:b w:val="0"/>
+        </w:rPr>
+        <w:t xml:space="preserve"> and terminology of generative systems defense</w:t>
+      </w:r>
+    </w:p>
+    <w:p>
+      <w:pPr>
+        <w:spacing w:line="336" w:lineRule="auto" w:after="180"/>
+      </w:pPr>
+      <w:r>
+        <w:rPr>
+          <w:b w:val="0"/>
+        </w:rPr>
+        <w:t xml:space="preserve">Reference example, not the only acceptable wording: Teacher explanation: A generative-system defense presents the question, architecture, corpus, permissions, baseline, </w:t>
+      </w:r>
+      <w:r>
+        <w:rPr>
+          <w:b/>
+        </w:rPr>
+        <w:t>evaluation</w:t>
+      </w:r>
+      <w:r>
+        <w:rPr>
+          <w:b w:val="0"/>
+        </w:rPr>
+        <w:t xml:space="preserve"> and unresolved failures.</w:t>
+      </w:r>
+    </w:p>
+    <w:p>
+      <w:pPr>
+        <w:spacing w:line="336" w:lineRule="auto" w:after="180"/>
+      </w:pPr>
+      <w:r>
+        <w:rPr>
+          <w:b w:val="0"/>
+        </w:rPr>
+        <w:t>Demonstration fluency is only one observable property. Link each claim to a recorded result. State the distinction between retrieval relevance, claim support, fallback and permissions.</w:t>
+      </w:r>
+    </w:p>
+    <w:p>
+      <w:pPr>
+        <w:spacing w:line="336" w:lineRule="auto" w:after="180"/>
+      </w:pPr>
+      <w:r>
+        <w:rPr>
+          <w:b w:val="0"/>
+        </w:rPr>
+        <w:t>Give a reproduction packet and answer challenges without inventing missing measurements.</w:t>
+      </w:r>
+    </w:p>
+    <w:p>
+      <w:pPr>
+        <w:spacing w:line="336" w:lineRule="auto" w:after="180"/>
+      </w:pPr>
+      <w:r>
+        <w:rPr>
+          <w:b w:val="0"/>
+        </w:rPr>
         <w:t>Use the student module and workbook section with this exact week title. The worked case, independent question and answers below form one aligned lesson sequence.</w:t>
       </w:r>
     </w:p>
@@ -234,8 +356,38 @@
       </w:r>
     </w:p>
     <w:p>
-      <w:r>
-        <w:t>A team labels photos, fits a model and celebrates one correct new photo. List the missing evaluation steps and define the intended use before testing.</w:t>
+      <w:pPr>
+        <w:spacing w:line="336" w:lineRule="auto" w:after="180"/>
+      </w:pPr>
+      <w:r>
+        <w:rPr>
+          <w:b w:val="0"/>
+        </w:rPr>
+        <w:t xml:space="preserve">A team </w:t>
+      </w:r>
+      <w:r>
+        <w:rPr>
+          <w:b/>
+        </w:rPr>
+        <w:t>label</w:t>
+      </w:r>
+      <w:r>
+        <w:rPr>
+          <w:b w:val="0"/>
+        </w:rPr>
+        <w:t xml:space="preserve">s photos, fits a model and celebrates one correct new photo. List the missing </w:t>
+      </w:r>
+      <w:r>
+        <w:rPr>
+          <w:b/>
+        </w:rPr>
+        <w:t>evaluation</w:t>
+      </w:r>
+      <w:r>
+        <w:rPr>
+          <w:b w:val="0"/>
+        </w:rPr>
+        <w:t xml:space="preserve"> steps and define the intended use before testing.</w:t>
       </w:r>
     </w:p>
     <w:p>
@@ -247,8 +399,44 @@
       </w:r>
     </w:p>
     <w:p>
-      <w:r>
-        <w:t>Machine learning is an evidence cycle: define a prediction problem, prepare examples, fit a model, evaluate on unseen data, and improve one diagnosed cause.</w:t>
+      <w:pPr>
+        <w:spacing w:line="336" w:lineRule="auto" w:after="180"/>
+      </w:pPr>
+      <w:r>
+        <w:rPr>
+          <w:b/>
+        </w:rPr>
+        <w:t>Machine learning</w:t>
+      </w:r>
+      <w:r>
+        <w:rPr>
+          <w:b w:val="0"/>
+        </w:rPr>
+        <w:t xml:space="preserve"> is an </w:t>
+      </w:r>
+      <w:r>
+        <w:rPr>
+          <w:b/>
+        </w:rPr>
+        <w:t>evidence</w:t>
+      </w:r>
+      <w:r>
+        <w:rPr>
+          <w:b w:val="0"/>
+        </w:rPr>
+        <w:t xml:space="preserve"> cycle: define a </w:t>
+      </w:r>
+      <w:r>
+        <w:rPr>
+          <w:b/>
+        </w:rPr>
+        <w:t>prediction</w:t>
+      </w:r>
+      <w:r>
+        <w:rPr>
+          <w:b w:val="0"/>
+        </w:rPr>
+        <w:t xml:space="preserve"> problem, prepare examples, fit a model, evaluate on unseen data, and improve one diagnosed cause.</w:t>
       </w:r>
     </w:p>
     <w:tbl>
@@ -384,12 +572,38 @@
       </w:r>
     </w:p>
     <w:p>
-      <w:r>
+      <w:pPr>
+        <w:spacing w:line="336" w:lineRule="auto" w:after="180"/>
+      </w:pPr>
+      <w:r>
+        <w:rPr>
+          <w:b w:val="0"/>
+        </w:rPr>
         <w:t>Use the supplied scenario, student illustrations and blank paper. For numeric work, offer counters or a calculator after learners show the setup. Fictional records are supplied; personal data and paid accounts are unnecessary.</w:t>
       </w:r>
     </w:p>
     <w:p>
-      <w:r>
+      <w:pPr>
+        <w:pStyle w:val="Heading3"/>
+      </w:pPr>
+      <w:r>
+        <w:t>Alternative compact allocation</w:t>
+      </w:r>
+    </w:p>
+    <w:p>
+      <w:r>
+        <w:t>This compact option is not the full-week schedule. Use the main teaching cycle and allow extra sessions for the investigation, independent work and project.</w:t>
+      </w:r>
+    </w:p>
+    <w:p>
+      <w:pPr>
+        <w:spacing w:line="336" w:lineRule="auto" w:after="180"/>
+        <w:shd w:fill="F1F6F8"/>
+      </w:pPr>
+      <w:r>
+        <w:rPr>
+          <w:b w:val="0"/>
+        </w:rPr>
         <w:t>Allow 80 minutes: recall 8; explanation 12; worked demonstration 15; guided practice 20; independent assessment 15; project and reflection 10. Extend the lab into a second session when needed.</w:t>
       </w:r>
     </w:p>
@@ -402,8 +616,96 @@
       </w:r>
     </w:p>
     <w:p>
-      <w:r>
-        <w:t>Teach the first Grade 8 machine learning lesson as two 45-minute sessions. The central distinction is selection from labelled training examples versus evaluation of a fixed rule on separate examples. This is a deliberately small supervised classification exercise, not a deployed card recognition system. Students can complete it on paper; Python checks their trace. Do not add neural-network terminology or external accounts. The training loop reports candidate mistakes, and students explicitly select and record the winner.</w:t>
+      <w:pPr>
+        <w:spacing w:line="336" w:lineRule="auto" w:after="180"/>
+      </w:pPr>
+      <w:r>
+        <w:rPr>
+          <w:b w:val="0"/>
+        </w:rPr>
+        <w:t xml:space="preserve">Teach the first Grade 8 </w:t>
+      </w:r>
+      <w:r>
+        <w:rPr>
+          <w:b/>
+        </w:rPr>
+        <w:t>machine learning</w:t>
+      </w:r>
+      <w:r>
+        <w:rPr>
+          <w:b w:val="0"/>
+        </w:rPr>
+        <w:t xml:space="preserve"> lesson as two 45-minute sessions. The central distinction is selection from </w:t>
+      </w:r>
+      <w:r>
+        <w:rPr>
+          <w:b/>
+        </w:rPr>
+        <w:t>label</w:t>
+      </w:r>
+      <w:r>
+        <w:rPr>
+          <w:b w:val="0"/>
+        </w:rPr>
+        <w:t xml:space="preserve">led </w:t>
+      </w:r>
+      <w:r>
+        <w:rPr>
+          <w:b/>
+        </w:rPr>
+        <w:t>training</w:t>
+      </w:r>
+      <w:r>
+        <w:rPr>
+          <w:b w:val="0"/>
+        </w:rPr>
+        <w:t xml:space="preserve"> examples versus </w:t>
+      </w:r>
+      <w:r>
+        <w:rPr>
+          <w:b/>
+        </w:rPr>
+        <w:t>evaluation</w:t>
+      </w:r>
+      <w:r>
+        <w:rPr>
+          <w:b w:val="0"/>
+        </w:rPr>
+        <w:t xml:space="preserve"> of a fixed rule on separate examples.</w:t>
+      </w:r>
+    </w:p>
+    <w:p>
+      <w:pPr>
+        <w:spacing w:line="336" w:lineRule="auto" w:after="180"/>
+      </w:pPr>
+      <w:r>
+        <w:rPr>
+          <w:b w:val="0"/>
+        </w:rPr>
+        <w:t>This is a deliberately small supervised classification exercise, not a deployed card recognition system. Students can complete it on paper; Python checks their trace. Do not add neural-network terminology or external accounts.</w:t>
+      </w:r>
+    </w:p>
+    <w:p>
+      <w:pPr>
+        <w:spacing w:line="336" w:lineRule="auto" w:after="180"/>
+      </w:pPr>
+      <w:r>
+        <w:rPr>
+          <w:b w:val="0"/>
+        </w:rPr>
+        <w:t xml:space="preserve">The </w:t>
+      </w:r>
+      <w:r>
+        <w:rPr>
+          <w:b/>
+        </w:rPr>
+        <w:t>training</w:t>
+      </w:r>
+      <w:r>
+        <w:rPr>
+          <w:b w:val="0"/>
+        </w:rPr>
+        <w:t xml:space="preserve"> loop reports candidate mistakes, and students explicitly select and record the winner.</w:t>
       </w:r>
     </w:p>
     <w:p>
@@ -415,27 +717,57 @@
       </w:r>
     </w:p>
     <w:p>
-      <w:r>
+      <w:pPr>
+        <w:spacing w:line="336" w:lineRule="auto" w:after="180"/>
+      </w:pPr>
+      <w:r>
+        <w:rPr>
+          <w:b w:val="0"/>
+        </w:rPr>
         <w:t>3 of 4, or 75 percent, are correct in these cases. It does not prove correctness on future cases.</w:t>
       </w:r>
     </w:p>
     <w:p>
-      <w:r>
+      <w:pPr>
+        <w:spacing w:line="336" w:lineRule="auto" w:after="180"/>
+      </w:pPr>
+      <w:r>
+        <w:rPr>
+          <w:b w:val="0"/>
+        </w:rPr>
         <w:t>Printed lesson and workbook; six fictional worked cards</w:t>
       </w:r>
     </w:p>
     <w:p>
-      <w:r>
+      <w:pPr>
+        <w:spacing w:line="336" w:lineRule="auto" w:after="180"/>
+      </w:pPr>
+      <w:r>
+        <w:rPr>
+          <w:b w:val="0"/>
+        </w:rPr>
         <w:t>Paper to cover the held out rows until a threshold is recorded</w:t>
       </w:r>
     </w:p>
     <w:p>
-      <w:r>
+      <w:pPr>
+        <w:spacing w:line="336" w:lineRule="auto" w:after="180"/>
+      </w:pPr>
+      <w:r>
+        <w:rPr>
+          <w:b w:val="0"/>
+        </w:rPr>
         <w:t>Optional local Python 3 editor; no packages or personal data needed</w:t>
       </w:r>
     </w:p>
     <w:p>
-      <w:r>
+      <w:pPr>
+        <w:spacing w:line="336" w:lineRule="auto" w:after="180"/>
+      </w:pPr>
+      <w:r>
+        <w:rPr>
+          <w:b w:val="0"/>
+        </w:rPr>
         <w:t>Prepare a fresh retry card set from the assessment guidance</w:t>
       </w:r>
     </w:p>
@@ -448,12 +780,24 @@
       </w:r>
     </w:p>
     <w:p>
-      <w:r>
+      <w:pPr>
+        <w:spacing w:line="336" w:lineRule="auto" w:after="180"/>
+      </w:pPr>
+      <w:r>
+        <w:rPr>
+          <w:b w:val="0"/>
+        </w:rPr>
         <w:t>By the end, I can explain the ml lifecycle using a traced example and a stated limitation.</w:t>
       </w:r>
     </w:p>
     <w:p>
-      <w:r>
+      <w:pPr>
+        <w:spacing w:line="336" w:lineRule="auto" w:after="180"/>
+      </w:pPr>
+      <w:r>
+        <w:rPr>
+          <w:b w:val="0"/>
+        </w:rPr>
         <w:t>This added worked case illustrates the week’s main idea. Retain all original and connected topics; schedule its practice within the teaching cycle.</w:t>
       </w:r>
     </w:p>
@@ -466,76 +810,349 @@
       </w:r>
     </w:p>
     <w:p>
+      <w:r>
+        <w:t>Model The ML Lifecycle using the supplied case, labelled mechanism and reasoning. Make the scope of each conclusion explicit.</w:t>
+      </w:r>
+    </w:p>
+    <w:p>
+      <w:pPr>
+        <w:spacing w:line="336" w:lineRule="auto" w:after="180"/>
+      </w:pPr>
+      <w:r>
+        <w:rPr>
+          <w:b w:val="0"/>
+        </w:rPr>
+        <w:t xml:space="preserve">Trace the information, fitted behavior, and </w:t>
+      </w:r>
+      <w:r>
+        <w:rPr>
+          <w:b/>
+        </w:rPr>
+        <w:t>evaluation</w:t>
+      </w:r>
+      <w:r>
+        <w:rPr>
+          <w:b w:val="0"/>
+        </w:rPr>
+        <w:t xml:space="preserve"> proof separately.</w:t>
+      </w:r>
+    </w:p>
+    <w:p>
       <w:pPr>
         <w:pStyle w:val="Heading3"/>
       </w:pPr>
       <w:r>
-        <w:t>Explain the mechanism</w:t>
-      </w:r>
-    </w:p>
-    <w:p>
-      <w:r>
-        <w:t>Trace the information, fitted behavior, and evaluation proof separately.</w:t>
-      </w:r>
-    </w:p>
-    <w:p>
-      <w:r>
+        <w:t>Question to explain</w:t>
+      </w:r>
+    </w:p>
+    <w:p>
+      <w:pPr>
+        <w:spacing w:line="336" w:lineRule="auto" w:after="180"/>
+        <w:shd w:fill="F5F1FB"/>
+      </w:pPr>
+      <w:r>
+        <w:rPr>
+          <w:b w:val="0"/>
+        </w:rPr>
         <w:t>QUESTION Trace problem → data → train → predict → evaluate → improve, and identify where human judgment enters.</w:t>
       </w:r>
     </w:p>
     <w:p>
-      <w:r>
-        <w:t>MODEL IDEA Machine learning is an evidence cycle: define a prediction problem, prepare examples, fit a model, evaluate on unseen data, and improve one diagnosed cause.</w:t>
-      </w:r>
-    </w:p>
-    <w:p>
-      <w:r>
+      <w:pPr>
+        <w:spacing w:line="336" w:lineRule="auto" w:after="180"/>
+      </w:pPr>
+      <w:r>
+        <w:rPr>
+          <w:b w:val="0"/>
+        </w:rPr>
+        <w:t xml:space="preserve">MODEL IDEA </w:t>
+      </w:r>
+      <w:r>
+        <w:rPr>
+          <w:b/>
+        </w:rPr>
+        <w:t>Machine learning</w:t>
+      </w:r>
+      <w:r>
+        <w:rPr>
+          <w:b w:val="0"/>
+        </w:rPr>
+        <w:t xml:space="preserve"> is an </w:t>
+      </w:r>
+      <w:r>
+        <w:rPr>
+          <w:b/>
+        </w:rPr>
+        <w:t>evidence</w:t>
+      </w:r>
+      <w:r>
+        <w:rPr>
+          <w:b w:val="0"/>
+        </w:rPr>
+        <w:t xml:space="preserve"> cycle: define a </w:t>
+      </w:r>
+      <w:r>
+        <w:rPr>
+          <w:b/>
+        </w:rPr>
+        <w:t>prediction</w:t>
+      </w:r>
+      <w:r>
+        <w:rPr>
+          <w:b w:val="0"/>
+        </w:rPr>
+        <w:t xml:space="preserve"> problem, prepare examples, fit a model, evaluate on unseen data, and improve one diagnosed cause.</w:t>
+      </w:r>
+    </w:p>
+    <w:p>
+      <w:pPr>
+        <w:spacing w:line="336" w:lineRule="auto" w:after="180"/>
+      </w:pPr>
+      <w:r>
+        <w:rPr>
+          <w:b w:val="0"/>
+        </w:rPr>
         <w:t>PROOF NEEDED Use an unseen case, visible calculation, error analysis, and a stated limitation.</w:t>
       </w:r>
     </w:p>
     <w:p>
-      <w:r>
-        <w:t>UNDER THE HOOD Goal: classify a leaf as healthy or spotted for a classroom plant helper. Prepare labeled leaf examples and reserve unseen test examples.</w:t>
-      </w:r>
-    </w:p>
-    <w:p>
-      <w:r>
-        <w:t>Draw a fresh data → model → prediction → evaluation trace:</w:t>
-      </w:r>
-    </w:p>
-    <w:p>
-      <w:r>
-        <w:t>Predict first. Then check each step. A correct answer without visible evidence cannot be audited.</w:t>
-      </w:r>
-    </w:p>
-    <w:p>
-      <w:r>
+      <w:pPr>
+        <w:pStyle w:val="Heading3"/>
+      </w:pPr>
+      <w:r>
+        <w:t>How the mechanism works</w:t>
+      </w:r>
+    </w:p>
+    <w:p>
+      <w:pPr>
+        <w:spacing w:line="336" w:lineRule="auto" w:after="180"/>
+        <w:shd w:fill="F1F6F8"/>
+      </w:pPr>
+      <w:r>
+        <w:rPr>
+          <w:b w:val="0"/>
+        </w:rPr>
+        <w:t xml:space="preserve">UNDER THE HOOD Goal: classify a leaf as healthy or spotted for a classroom plant helper. Prepare </w:t>
+      </w:r>
+      <w:r>
+        <w:rPr>
+          <w:b/>
+        </w:rPr>
+        <w:t>label</w:t>
+      </w:r>
+      <w:r>
+        <w:rPr>
+          <w:b w:val="0"/>
+        </w:rPr>
+        <w:t>ed leaf examples and reserve unseen test examples.</w:t>
+      </w:r>
+    </w:p>
+    <w:p>
+      <w:pPr>
+        <w:spacing w:line="336" w:lineRule="auto" w:after="180"/>
+      </w:pPr>
+      <w:r>
+        <w:rPr>
+          <w:b w:val="0"/>
+        </w:rPr>
+        <w:t xml:space="preserve">Draw a fresh data → model → </w:t>
+      </w:r>
+      <w:r>
+        <w:rPr>
+          <w:b/>
+        </w:rPr>
+        <w:t>prediction</w:t>
+      </w:r>
+      <w:r>
+        <w:rPr>
+          <w:b w:val="0"/>
+        </w:rPr>
+        <w:t xml:space="preserve"> → </w:t>
+      </w:r>
+      <w:r>
+        <w:rPr>
+          <w:b/>
+        </w:rPr>
+        <w:t>evaluation</w:t>
+      </w:r>
+      <w:r>
+        <w:rPr>
+          <w:b w:val="0"/>
+        </w:rPr>
+        <w:t xml:space="preserve"> trace:</w:t>
+      </w:r>
+    </w:p>
+    <w:p>
+      <w:pPr>
+        <w:spacing w:line="336" w:lineRule="auto" w:after="180"/>
+      </w:pPr>
+      <w:r>
+        <w:rPr>
+          <w:b w:val="0"/>
+        </w:rPr>
+        <w:t xml:space="preserve">Predict first. Then check each step. A correct answer without visible </w:t>
+      </w:r>
+      <w:r>
+        <w:rPr>
+          <w:b/>
+        </w:rPr>
+        <w:t>evidence</w:t>
+      </w:r>
+      <w:r>
+        <w:rPr>
+          <w:b w:val="0"/>
+        </w:rPr>
+        <w:t xml:space="preserve"> cannot be audited.</w:t>
+      </w:r>
+    </w:p>
+    <w:p>
+      <w:pPr>
+        <w:pStyle w:val="Heading3"/>
+      </w:pPr>
+      <w:r>
+        <w:t>Step 1</w:t>
+      </w:r>
+    </w:p>
+    <w:p>
+      <w:pPr>
+        <w:spacing w:line="336" w:lineRule="auto" w:after="180"/>
+        <w:shd w:fill="F4F9FC"/>
+      </w:pPr>
+      <w:r>
+        <w:rPr>
+          <w:b w:val="0"/>
+        </w:rPr>
         <w:t>STEP 1 Goal: classify a leaf as healthy or spotted for a classroom plant helper.</w:t>
       </w:r>
     </w:p>
     <w:p>
-      <w:r>
-        <w:t>STEP 2 Prepare labeled leaf examples and reserve unseen test examples.</w:t>
-      </w:r>
-    </w:p>
-    <w:p>
-      <w:r>
-        <w:t>STEP 3 Fit the model on training data; predict labels for the test set.</w:t>
-      </w:r>
-    </w:p>
-    <w:p>
-      <w:r>
+      <w:pPr>
+        <w:pStyle w:val="Heading3"/>
+      </w:pPr>
+      <w:r>
+        <w:t>Step 2</w:t>
+      </w:r>
+    </w:p>
+    <w:p>
+      <w:pPr>
+        <w:spacing w:line="336" w:lineRule="auto" w:after="180"/>
+        <w:shd w:fill="F4F9FC"/>
+      </w:pPr>
+      <w:r>
+        <w:rPr>
+          <w:b w:val="0"/>
+        </w:rPr>
+        <w:t xml:space="preserve">STEP 2 Prepare </w:t>
+      </w:r>
+      <w:r>
+        <w:rPr>
+          <w:b/>
+        </w:rPr>
+        <w:t>label</w:t>
+      </w:r>
+      <w:r>
+        <w:rPr>
+          <w:b w:val="0"/>
+        </w:rPr>
+        <w:t>ed leaf examples and reserve unseen test examples.</w:t>
+      </w:r>
+    </w:p>
+    <w:p>
+      <w:pPr>
+        <w:pStyle w:val="Heading3"/>
+      </w:pPr>
+      <w:r>
+        <w:t>Step 3</w:t>
+      </w:r>
+    </w:p>
+    <w:p>
+      <w:pPr>
+        <w:spacing w:line="336" w:lineRule="auto" w:after="180"/>
+        <w:shd w:fill="F4F9FC"/>
+      </w:pPr>
+      <w:r>
+        <w:rPr>
+          <w:b w:val="0"/>
+        </w:rPr>
+        <w:t xml:space="preserve">STEP 3 Fit the model on </w:t>
+      </w:r>
+      <w:r>
+        <w:rPr>
+          <w:b/>
+        </w:rPr>
+        <w:t>training</w:t>
+      </w:r>
+      <w:r>
+        <w:rPr>
+          <w:b w:val="0"/>
+        </w:rPr>
+        <w:t xml:space="preserve"> data; predict </w:t>
+      </w:r>
+      <w:r>
+        <w:rPr>
+          <w:b/>
+        </w:rPr>
+        <w:t>label</w:t>
+      </w:r>
+      <w:r>
+        <w:rPr>
+          <w:b w:val="0"/>
+        </w:rPr>
+        <w:t>s for the test set.</w:t>
+      </w:r>
+    </w:p>
+    <w:p>
+      <w:pPr>
+        <w:pStyle w:val="Heading3"/>
+      </w:pPr>
+      <w:r>
+        <w:t>Step 4</w:t>
+      </w:r>
+    </w:p>
+    <w:p>
+      <w:pPr>
+        <w:spacing w:line="336" w:lineRule="auto" w:after="180"/>
+        <w:shd w:fill="F4F9FC"/>
+      </w:pPr>
+      <w:r>
+        <w:rPr>
+          <w:b w:val="0"/>
+        </w:rPr>
         <w:t>STEP 4 Measure errors, diagnose a cause, change one factor, and retest.</w:t>
       </w:r>
     </w:p>
     <w:p>
-      <w:r>
+      <w:pPr>
+        <w:spacing w:line="336" w:lineRule="auto" w:after="180"/>
+      </w:pPr>
+      <w:r>
+        <w:rPr>
+          <w:b w:val="0"/>
+        </w:rPr>
         <w:t>CHECK Verify the denominator, unit, split, class definition, and data version before interpreting a score.</w:t>
       </w:r>
     </w:p>
     <w:p>
-      <w:r>
-        <w:t>Recalculate, retrace, or restate the evidence independently:</w:t>
+      <w:pPr>
+        <w:spacing w:line="336" w:lineRule="auto" w:after="180"/>
+      </w:pPr>
+      <w:r>
+        <w:rPr>
+          <w:b w:val="0"/>
+        </w:rPr>
+        <w:t xml:space="preserve">Recalculate, retrace, or restate the </w:t>
+      </w:r>
+      <w:r>
+        <w:rPr>
+          <w:b/>
+        </w:rPr>
+        <w:t>evidence</w:t>
+      </w:r>
+      <w:r>
+        <w:rPr>
+          <w:b w:val="0"/>
+        </w:rPr>
+        <w:t xml:space="preserve"> independently:</w:t>
       </w:r>
     </w:p>
     <w:p>
@@ -547,54 +1164,450 @@
       </w:r>
     </w:p>
     <w:p>
-      <w:r>
-        <w:t>A team labels leaf photos, trains a healthy/spotted classifier and shows one correct prediction.</w:t>
-      </w:r>
-    </w:p>
-    <w:p>
-      <w:r>
-        <w:t>Order the lifecycle and identify missing evidence.</w:t>
-      </w:r>
-    </w:p>
-    <w:p>
       <w:pPr>
         <w:pStyle w:val="Heading3"/>
       </w:pPr>
       <w:r>
+        <w:t>The teaching case</w:t>
+      </w:r>
+    </w:p>
+    <w:p>
+      <w:pPr>
+        <w:spacing w:line="336" w:lineRule="auto" w:after="180"/>
+        <w:shd w:fill="F1F6FC"/>
+      </w:pPr>
+      <w:r>
+        <w:rPr>
+          <w:b w:val="0"/>
+        </w:rPr>
+        <w:t xml:space="preserve">A team </w:t>
+      </w:r>
+      <w:r>
+        <w:rPr>
+          <w:b/>
+        </w:rPr>
+        <w:t>label</w:t>
+      </w:r>
+      <w:r>
+        <w:rPr>
+          <w:b w:val="0"/>
+        </w:rPr>
+        <w:t xml:space="preserve">s leaf photos, trains a healthy/spotted classifier and shows one correct </w:t>
+      </w:r>
+      <w:r>
+        <w:rPr>
+          <w:b/>
+        </w:rPr>
+        <w:t>prediction</w:t>
+      </w:r>
+      <w:r>
+        <w:rPr>
+          <w:b w:val="0"/>
+        </w:rPr>
+        <w:t>.</w:t>
+      </w:r>
+    </w:p>
+    <w:p>
+      <w:pPr>
+        <w:pStyle w:val="Heading3"/>
+      </w:pPr>
+      <w:r>
+        <w:t>The teaching case</w:t>
+      </w:r>
+    </w:p>
+    <w:p>
+      <w:pPr>
+        <w:spacing w:line="336" w:lineRule="auto" w:after="180"/>
+        <w:shd w:fill="F1F6FC"/>
+      </w:pPr>
+      <w:r>
+        <w:rPr>
+          <w:b w:val="0"/>
+        </w:rPr>
+        <w:t xml:space="preserve">Order the lifecycle and identify missing </w:t>
+      </w:r>
+      <w:r>
+        <w:rPr>
+          <w:b/>
+        </w:rPr>
+        <w:t>evidence</w:t>
+      </w:r>
+      <w:r>
+        <w:rPr>
+          <w:b w:val="0"/>
+        </w:rPr>
+        <w:t>.</w:t>
+      </w:r>
+    </w:p>
+    <w:p>
+      <w:pPr>
+        <w:pStyle w:val="Heading3"/>
+      </w:pPr>
+      <w:r>
         <w:t>Exact explanation to model</w:t>
       </w:r>
     </w:p>
     <w:p>
-      <w:r>
-        <w:t>Define use and labels, collect data, separate evaluation data, train, predict, evaluate and improve. One correct result is insufficient. Test unseen varied cases and retain human responsibility.</w:t>
-      </w:r>
-    </w:p>
-    <w:p>
       <w:pPr>
         <w:pStyle w:val="Heading3"/>
       </w:pPr>
       <w:r>
+        <w:t>Why the result follows</w:t>
+      </w:r>
+    </w:p>
+    <w:p>
+      <w:pPr>
+        <w:spacing w:line="336" w:lineRule="auto" w:after="180"/>
+        <w:shd w:fill="F1F6FC"/>
+      </w:pPr>
+      <w:r>
+        <w:rPr>
+          <w:b w:val="0"/>
+        </w:rPr>
+        <w:t xml:space="preserve">Define use and </w:t>
+      </w:r>
+      <w:r>
+        <w:rPr>
+          <w:b/>
+        </w:rPr>
+        <w:t>label</w:t>
+      </w:r>
+      <w:r>
+        <w:rPr>
+          <w:b w:val="0"/>
+        </w:rPr>
+        <w:t xml:space="preserve">s, collect data, separate </w:t>
+      </w:r>
+      <w:r>
+        <w:rPr>
+          <w:b/>
+        </w:rPr>
+        <w:t>evaluation</w:t>
+      </w:r>
+      <w:r>
+        <w:rPr>
+          <w:b w:val="0"/>
+        </w:rPr>
+        <w:t xml:space="preserve"> data, train, predict, evaluate and improve. One correct result is insufficient. Test unseen varied cases and retain human responsibility.</w:t>
+      </w:r>
+    </w:p>
+    <w:p>
+      <w:pPr>
+        <w:pStyle w:val="Heading3"/>
+      </w:pPr>
+      <w:r>
         <w:t>Explain the added worked example</w:t>
       </w:r>
     </w:p>
     <w:p>
-      <w:r>
-        <w:t>In Grade 7 you programmed an activity chooser using a rule supplied by a person. This week you will choose a rule by comparing its predictions with labelled examples. This small supervised learning task makes the learning process visible: people define the task and possible rules; training data determines which candidate fits best.</w:t>
-      </w:r>
-    </w:p>
-    <w:p>
-      <w:r>
-        <w:t>Imagine fictional practice cards with a measured width x and a category label, 0 or 1. Width uses invented units. We want to predict the category of another card from its width. The labels are provided observations in this exercise, not values generated by our prediction code. These invented cards demonstrate a method; they provide no evidence about real objects or students.</w:t>
-      </w:r>
-    </w:p>
-    <w:p>
-      <w:r>
-        <w:t>Before fitting, set aside the final two cards. They are visible here so you can follow the complete example, but do not use them to choose a rule. Our candidates predict 1 when width is at least 2, 4 or 6, and 0 otherwise. Choose the candidate with the fewest training mistakes. If candidates tie, choose the smaller threshold; fix this rule before testing.</w:t>
-      </w:r>
-    </w:p>
-    <w:p>
-      <w:r>
-        <w:t>int(True) is 1 and int(False) is 0. For threshold 2, the training predictions are 0, 1, 1, 1: the width 3 card is wrong. For threshold 4, they are 0, 0, 1, 1: none is wrong. For threshold 6, they are 0, 0, 0, 1: the width 5 card is wrong. The printed rows are 2 1, then 4 0, then 6 1. Select threshold 4 using this training evidence and record it. The loop reports errors; the learner makes and records the selection.</w:t>
+      <w:pPr>
+        <w:pStyle w:val="Heading3"/>
+      </w:pPr>
+      <w:r>
+        <w:t>Explain the added worked example · 1</w:t>
+      </w:r>
+    </w:p>
+    <w:p>
+      <w:pPr>
+        <w:spacing w:line="336" w:lineRule="auto" w:after="180"/>
+      </w:pPr>
+      <w:r>
+        <w:rPr>
+          <w:b w:val="0"/>
+        </w:rPr>
+        <w:t xml:space="preserve">In Grade 7 you programmed an activity chooser using a rule supplied by a person. This week you will choose a rule by comparing its </w:t>
+      </w:r>
+      <w:r>
+        <w:rPr>
+          <w:b/>
+        </w:rPr>
+        <w:t>prediction</w:t>
+      </w:r>
+      <w:r>
+        <w:rPr>
+          <w:b w:val="0"/>
+        </w:rPr>
+        <w:t xml:space="preserve">s with </w:t>
+      </w:r>
+      <w:r>
+        <w:rPr>
+          <w:b/>
+        </w:rPr>
+        <w:t>label</w:t>
+      </w:r>
+      <w:r>
+        <w:rPr>
+          <w:b w:val="0"/>
+        </w:rPr>
+        <w:t>led examples.</w:t>
+      </w:r>
+    </w:p>
+    <w:p>
+      <w:pPr>
+        <w:spacing w:line="336" w:lineRule="auto" w:after="180"/>
+      </w:pPr>
+      <w:r>
+        <w:rPr>
+          <w:b w:val="0"/>
+        </w:rPr>
+        <w:t xml:space="preserve">This small supervised learning task makes the learning </w:t>
+      </w:r>
+      <w:r>
+        <w:rPr>
+          <w:b/>
+        </w:rPr>
+        <w:t>process</w:t>
+      </w:r>
+      <w:r>
+        <w:rPr>
+          <w:b w:val="0"/>
+        </w:rPr>
+        <w:t xml:space="preserve"> visible: people define the task and possible rules; </w:t>
+      </w:r>
+      <w:r>
+        <w:rPr>
+          <w:b/>
+        </w:rPr>
+        <w:t>training</w:t>
+      </w:r>
+      <w:r>
+        <w:rPr>
+          <w:b w:val="0"/>
+        </w:rPr>
+        <w:t xml:space="preserve"> data determines which candidate fits best.</w:t>
+      </w:r>
+    </w:p>
+    <w:p>
+      <w:pPr>
+        <w:pStyle w:val="Heading3"/>
+      </w:pPr>
+      <w:r>
+        <w:t>Explain the added worked example · 2</w:t>
+      </w:r>
+    </w:p>
+    <w:p>
+      <w:pPr>
+        <w:spacing w:line="336" w:lineRule="auto" w:after="180"/>
+      </w:pPr>
+      <w:r>
+        <w:rPr>
+          <w:b w:val="0"/>
+        </w:rPr>
+        <w:t xml:space="preserve">Imagine fictional practice cards with a measured width x and a category </w:t>
+      </w:r>
+      <w:r>
+        <w:rPr>
+          <w:b/>
+        </w:rPr>
+        <w:t>label</w:t>
+      </w:r>
+      <w:r>
+        <w:rPr>
+          <w:b w:val="0"/>
+        </w:rPr>
+        <w:t>, 0 or 1. Width uses invented units. We want to predict the category of another card from its width.</w:t>
+      </w:r>
+    </w:p>
+    <w:p>
+      <w:pPr>
+        <w:spacing w:line="336" w:lineRule="auto" w:after="180"/>
+      </w:pPr>
+      <w:r>
+        <w:rPr>
+          <w:b w:val="0"/>
+        </w:rPr>
+        <w:t xml:space="preserve">The </w:t>
+      </w:r>
+      <w:r>
+        <w:rPr>
+          <w:b/>
+        </w:rPr>
+        <w:t>label</w:t>
+      </w:r>
+      <w:r>
+        <w:rPr>
+          <w:b w:val="0"/>
+        </w:rPr>
+        <w:t xml:space="preserve">s are provided </w:t>
+      </w:r>
+      <w:r>
+        <w:rPr>
+          <w:b/>
+        </w:rPr>
+        <w:t>observation</w:t>
+      </w:r>
+      <w:r>
+        <w:rPr>
+          <w:b w:val="0"/>
+        </w:rPr>
+        <w:t xml:space="preserve">s in this exercise, not values generated by our </w:t>
+      </w:r>
+      <w:r>
+        <w:rPr>
+          <w:b/>
+        </w:rPr>
+        <w:t>prediction</w:t>
+      </w:r>
+      <w:r>
+        <w:rPr>
+          <w:b w:val="0"/>
+        </w:rPr>
+        <w:t xml:space="preserve"> code. These invented cards demonstrate a method; they provide no </w:t>
+      </w:r>
+      <w:r>
+        <w:rPr>
+          <w:b/>
+        </w:rPr>
+        <w:t>evidence</w:t>
+      </w:r>
+      <w:r>
+        <w:rPr>
+          <w:b w:val="0"/>
+        </w:rPr>
+        <w:t xml:space="preserve"> about real objects or students.</w:t>
+      </w:r>
+    </w:p>
+    <w:p>
+      <w:pPr>
+        <w:pStyle w:val="Heading3"/>
+      </w:pPr>
+      <w:r>
+        <w:t>Explain the added worked example · 3</w:t>
+      </w:r>
+    </w:p>
+    <w:p>
+      <w:pPr>
+        <w:spacing w:line="336" w:lineRule="auto" w:after="180"/>
+      </w:pPr>
+      <w:r>
+        <w:rPr>
+          <w:b w:val="0"/>
+        </w:rPr>
+        <w:t xml:space="preserve">Before </w:t>
+      </w:r>
+      <w:r>
+        <w:rPr>
+          <w:b/>
+        </w:rPr>
+        <w:t>fitting</w:t>
+      </w:r>
+      <w:r>
+        <w:rPr>
+          <w:b w:val="0"/>
+        </w:rPr>
+        <w:t>, set aside the final two cards. They are visible here so you can follow the complete example, but do not use them to choose a rule. Our candidates predict 1 when width is at least 2, 4 or 6, and 0 otherwise.</w:t>
+      </w:r>
+    </w:p>
+    <w:p>
+      <w:pPr>
+        <w:spacing w:line="336" w:lineRule="auto" w:after="180"/>
+      </w:pPr>
+      <w:r>
+        <w:rPr>
+          <w:b w:val="0"/>
+        </w:rPr>
+        <w:t xml:space="preserve">Choose the candidate with the fewest </w:t>
+      </w:r>
+      <w:r>
+        <w:rPr>
+          <w:b/>
+        </w:rPr>
+        <w:t>training</w:t>
+      </w:r>
+      <w:r>
+        <w:rPr>
+          <w:b w:val="0"/>
+        </w:rPr>
+        <w:t xml:space="preserve"> mistakes. If candidates tie, choose the smaller threshold; fix this rule before testing.</w:t>
+      </w:r>
+    </w:p>
+    <w:p>
+      <w:pPr>
+        <w:pStyle w:val="Heading3"/>
+      </w:pPr>
+      <w:r>
+        <w:t>Explain the added worked example · 4</w:t>
+      </w:r>
+    </w:p>
+    <w:p>
+      <w:pPr>
+        <w:spacing w:line="336" w:lineRule="auto" w:after="180"/>
+      </w:pPr>
+      <w:r>
+        <w:rPr>
+          <w:b w:val="0"/>
+        </w:rPr>
+        <w:t xml:space="preserve">int(True) is 1 and int(False) is 0. For threshold 2, the </w:t>
+      </w:r>
+      <w:r>
+        <w:rPr>
+          <w:b/>
+        </w:rPr>
+        <w:t>training</w:t>
+      </w:r>
+      <w:r>
+        <w:rPr>
+          <w:b w:val="0"/>
+        </w:rPr>
+        <w:t xml:space="preserve"> </w:t>
+      </w:r>
+      <w:r>
+        <w:rPr>
+          <w:b/>
+        </w:rPr>
+        <w:t>prediction</w:t>
+      </w:r>
+      <w:r>
+        <w:rPr>
+          <w:b w:val="0"/>
+        </w:rPr>
+        <w:t>s are 0, 1, 1, 1: the width 3 card is wrong. For threshold 4, they are 0, 0, 1, 1: none is wrong.</w:t>
+      </w:r>
+    </w:p>
+    <w:p>
+      <w:pPr>
+        <w:spacing w:line="336" w:lineRule="auto" w:after="180"/>
+      </w:pPr>
+      <w:r>
+        <w:rPr>
+          <w:b w:val="0"/>
+        </w:rPr>
+        <w:t xml:space="preserve">For threshold 6, they are 0, 0, 0, 1: the width 5 card is wrong. The printed rows are 2 1, then 4 0, then 6 1. Select threshold 4 using this </w:t>
+      </w:r>
+      <w:r>
+        <w:rPr>
+          <w:b/>
+        </w:rPr>
+        <w:t>training</w:t>
+      </w:r>
+      <w:r>
+        <w:rPr>
+          <w:b w:val="0"/>
+        </w:rPr>
+        <w:t xml:space="preserve"> </w:t>
+      </w:r>
+      <w:r>
+        <w:rPr>
+          <w:b/>
+        </w:rPr>
+        <w:t>evidence</w:t>
+      </w:r>
+      <w:r>
+        <w:rPr>
+          <w:b w:val="0"/>
+        </w:rPr>
+        <w:t xml:space="preserve"> and record it.</w:t>
+      </w:r>
+    </w:p>
+    <w:p>
+      <w:pPr>
+        <w:spacing w:line="336" w:lineRule="auto" w:after="180"/>
+      </w:pPr>
+      <w:r>
+        <w:rPr>
+          <w:b w:val="0"/>
+        </w:rPr>
+        <w:t>The loop reports errors; the learner makes and records the selection.</w:t>
       </w:r>
     </w:p>
     <w:p>
@@ -738,13 +1751,109 @@
       </w:r>
     </w:p>
     <w:p>
-      <w:r>
-        <w:t>Use the complete worked example below before asking learners to complete W2. Reveal a small part, invite a prediction, then explain the deciding step. These teacher notes contain solutions; do not reveal the independent case answer during modelling.</w:t>
-      </w:r>
-    </w:p>
-    <w:p>
-      <w:r>
-        <w:t>Freeze means do not change the chosen threshold during this evaluation. With threshold 4, widths 2 and 6 receive predictions 0 and 1. Compare them with the held out labels: both match. Report 2 correct out of 2 held out cards. Training results and test results answer different questions: did the rule fit the examples used to select it, and how did that fixed rule perform on these separate examples?</w:t>
+      <w:pPr>
+        <w:spacing w:line="336" w:lineRule="auto" w:after="180"/>
+      </w:pPr>
+      <w:r>
+        <w:rPr>
+          <w:b w:val="0"/>
+        </w:rPr>
+        <w:t xml:space="preserve">Use the complete worked example below before asking learners to complete W2. Reveal a small part, invite a </w:t>
+      </w:r>
+      <w:r>
+        <w:rPr>
+          <w:b/>
+        </w:rPr>
+        <w:t>prediction</w:t>
+      </w:r>
+      <w:r>
+        <w:rPr>
+          <w:b w:val="0"/>
+        </w:rPr>
+        <w:t>, then explain the deciding step.</w:t>
+      </w:r>
+    </w:p>
+    <w:p>
+      <w:pPr>
+        <w:spacing w:line="336" w:lineRule="auto" w:after="180"/>
+      </w:pPr>
+      <w:r>
+        <w:rPr>
+          <w:b w:val="0"/>
+        </w:rPr>
+        <w:t>These teacher notes contain solutions; do not reveal the independent case answer during modelling.</w:t>
+      </w:r>
+    </w:p>
+    <w:p>
+      <w:pPr>
+        <w:pStyle w:val="Heading3"/>
+      </w:pPr>
+      <w:r>
+        <w:t>Model the reasoning aloud · 5</w:t>
+      </w:r>
+    </w:p>
+    <w:p>
+      <w:pPr>
+        <w:spacing w:line="336" w:lineRule="auto" w:after="180"/>
+      </w:pPr>
+      <w:r>
+        <w:rPr>
+          <w:b w:val="0"/>
+        </w:rPr>
+        <w:t xml:space="preserve">Freeze means do not change the chosen threshold during this </w:t>
+      </w:r>
+      <w:r>
+        <w:rPr>
+          <w:b/>
+        </w:rPr>
+        <w:t>evaluation</w:t>
+      </w:r>
+      <w:r>
+        <w:rPr>
+          <w:b w:val="0"/>
+        </w:rPr>
+        <w:t xml:space="preserve">. With threshold 4, widths 2 and 6 receive </w:t>
+      </w:r>
+      <w:r>
+        <w:rPr>
+          <w:b/>
+        </w:rPr>
+        <w:t>prediction</w:t>
+      </w:r>
+      <w:r>
+        <w:rPr>
+          <w:b w:val="0"/>
+        </w:rPr>
+        <w:t xml:space="preserve">s 0 and 1. Compare them with the held out </w:t>
+      </w:r>
+      <w:r>
+        <w:rPr>
+          <w:b/>
+        </w:rPr>
+        <w:t>label</w:t>
+      </w:r>
+      <w:r>
+        <w:rPr>
+          <w:b w:val="0"/>
+        </w:rPr>
+        <w:t>s: both match. Report 2 correct out of 2 held out cards.</w:t>
+      </w:r>
+    </w:p>
+    <w:p>
+      <w:pPr>
+        <w:spacing w:line="336" w:lineRule="auto" w:after="180"/>
+      </w:pPr>
+      <w:r>
+        <w:rPr>
+          <w:b/>
+        </w:rPr>
+        <w:t>Training</w:t>
+      </w:r>
+      <w:r>
+        <w:rPr>
+          <w:b w:val="0"/>
+        </w:rPr>
+        <w:t xml:space="preserve"> results and test results answer different questions: did the rule fit the examples used to select it, and how did that fixed rule perform on these separate examples?</w:t>
       </w:r>
     </w:p>
     <w:p>
@@ -883,7 +1992,13 @@
       </w:tr>
     </w:tbl>
     <w:p>
-      <w:r>
+      <w:pPr>
+        <w:spacing w:line="336" w:lineRule="auto" w:after="180"/>
+      </w:pPr>
+      <w:r>
+        <w:rPr>
+          <w:b w:val="0"/>
+        </w:rPr>
         <w:t>Use the diagram and verbal explanation together. Ask learners to match a sentence to a specific visual step; do not assign learners fixed visual or auditory learning styles.</w:t>
       </w:r>
     </w:p>
@@ -896,7 +2011,13 @@
       </w:r>
     </w:p>
     <w:p>
-      <w:r>
+      <w:pPr>
+        <w:spacing w:line="336" w:lineRule="auto" w:after="180"/>
+      </w:pPr>
+      <w:r>
+        <w:rPr>
+          <w:b w:val="0"/>
+        </w:rPr>
         <w:t>Follow one complete plant-classifier lifecycle without tuning on the final test.</w:t>
       </w:r>
     </w:p>
@@ -909,13 +2030,67 @@
       </w:r>
     </w:p>
     <w:p>
-      <w:r>
-        <w:t>Toy training leaves have widths 1 healthy, 3 healthy, 5 spotted, 7 spotted. Candidates predict spotted at width&gt;=2 or &gt;=4.</w:t>
-      </w:r>
-    </w:p>
-    <w:p>
-      <w:r>
-        <w:t>All inputs and outcomes in this worked example are invented classroom data; no real model run is claimed.</w:t>
+      <w:pPr>
+        <w:pStyle w:val="Heading3"/>
+      </w:pPr>
+      <w:r>
+        <w:t>Supplied facts</w:t>
+      </w:r>
+    </w:p>
+    <w:p>
+      <w:pPr>
+        <w:spacing w:line="336" w:lineRule="auto" w:after="180"/>
+        <w:shd w:fill="F1F6FC"/>
+      </w:pPr>
+      <w:r>
+        <w:rPr>
+          <w:b w:val="0"/>
+        </w:rPr>
+        <w:t xml:space="preserve">Toy </w:t>
+      </w:r>
+      <w:r>
+        <w:rPr>
+          <w:b/>
+        </w:rPr>
+        <w:t>training</w:t>
+      </w:r>
+      <w:r>
+        <w:rPr>
+          <w:b w:val="0"/>
+        </w:rPr>
+        <w:t xml:space="preserve"> leaves have widths 1 healthy, 3 healthy, 5 spotted, 7 spotted. Candidates predict spotted at width&gt;=2 or &gt;=4.</w:t>
+      </w:r>
+    </w:p>
+    <w:p>
+      <w:pPr>
+        <w:pStyle w:val="Heading3"/>
+      </w:pPr>
+      <w:r>
+        <w:t>Supplied facts</w:t>
+      </w:r>
+    </w:p>
+    <w:p>
+      <w:pPr>
+        <w:spacing w:line="336" w:lineRule="auto" w:after="180"/>
+        <w:shd w:fill="F1F6FC"/>
+      </w:pPr>
+      <w:r>
+        <w:rPr>
+          <w:b w:val="0"/>
+        </w:rPr>
+        <w:t xml:space="preserve">All </w:t>
+      </w:r>
+      <w:r>
+        <w:rPr>
+          <w:b/>
+        </w:rPr>
+        <w:t>input</w:t>
+      </w:r>
+      <w:r>
+        <w:rPr>
+          <w:b w:val="0"/>
+        </w:rPr>
+        <w:t>s and outcomes in this worked example are invented classroom data; no real model run is claimed.</w:t>
       </w:r>
     </w:p>
     <w:p>
@@ -1078,20 +2253,74 @@
       </w:r>
     </w:p>
     <w:p>
-      <w:r>
-        <w:t>Read the picture in order. Fresh leaves width 2 healthy and 6 spotted are both predicted correctly: 2/2. The arrows show which recorded input or intermediate result each decision uses. Explain the deciding step aloud before checking the changed case; pointing to the final answer alone does not show how it follows.</w:t>
-      </w:r>
-    </w:p>
-    <w:p>
       <w:pPr>
         <w:pStyle w:val="Heading3"/>
       </w:pPr>
       <w:r>
+        <w:t>Why the result follows</w:t>
+      </w:r>
+    </w:p>
+    <w:p>
+      <w:pPr>
+        <w:spacing w:line="336" w:lineRule="auto" w:after="180"/>
+        <w:shd w:fill="F1F6FC"/>
+      </w:pPr>
+      <w:r>
+        <w:rPr>
+          <w:b w:val="0"/>
+        </w:rPr>
+        <w:t xml:space="preserve">Read the picture in order. Fresh leaves width 2 healthy and 6 spotted are both predicted correctly: 2/2. The arrows show which recorded </w:t>
+      </w:r>
+      <w:r>
+        <w:rPr>
+          <w:b/>
+        </w:rPr>
+        <w:t>input</w:t>
+      </w:r>
+      <w:r>
+        <w:rPr>
+          <w:b w:val="0"/>
+        </w:rPr>
+        <w:t xml:space="preserve"> or intermediate result each decision uses.</w:t>
+      </w:r>
+    </w:p>
+    <w:p>
+      <w:pPr>
+        <w:spacing w:line="336" w:lineRule="auto" w:after="180"/>
+        <w:shd w:fill="F1F6FC"/>
+      </w:pPr>
+      <w:r>
+        <w:rPr>
+          <w:b w:val="0"/>
+        </w:rPr>
+        <w:t>Explain the deciding step aloud before checking the changed case; pointing to the final answer alone does not show how it follows.</w:t>
+      </w:r>
+    </w:p>
+    <w:p>
+      <w:pPr>
+        <w:pStyle w:val="Heading3"/>
+      </w:pPr>
+      <w:r>
         <w:t>What this example does not establish</w:t>
       </w:r>
     </w:p>
     <w:p>
-      <w:r>
+      <w:pPr>
+        <w:pStyle w:val="Heading3"/>
+      </w:pPr>
+      <w:r>
+        <w:t>Keep the stated limit</w:t>
+      </w:r>
+    </w:p>
+    <w:p>
+      <w:pPr>
+        <w:spacing w:line="336" w:lineRule="auto" w:after="180"/>
+        <w:shd w:fill="FFF5E6"/>
+      </w:pPr>
+      <w:r>
+        <w:rPr>
+          <w:b w:val="0"/>
+        </w:rPr>
         <w:t>Two invented test leaves cannot establish useful real-world plant classification.</w:t>
       </w:r>
     </w:p>
@@ -1104,31 +2333,143 @@
       </w:r>
     </w:p>
     <w:p>
-      <w:r>
+      <w:pPr>
+        <w:pStyle w:val="Heading3"/>
+      </w:pPr>
+      <w:r>
+        <w:t>Change one thing</w:t>
+      </w:r>
+    </w:p>
+    <w:p>
+      <w:pPr>
+        <w:spacing w:line="336" w:lineRule="auto" w:after="180"/>
+        <w:shd w:fill="F5F1FB"/>
+      </w:pPr>
+      <w:r>
+        <w:rPr>
+          <w:b w:val="0"/>
+        </w:rPr>
         <w:t>Change: The fresh width-6 leaf is actually healthy.</w:t>
       </w:r>
     </w:p>
     <w:p>
-      <w:r>
-        <w:t>Prediction: The frozen model is correct on 1/2 test leaves.</w:t>
-      </w:r>
-    </w:p>
-    <w:p>
-      <w:r>
-        <w:t>Reason: The supplied reference changed; moving the cutoff after seeing this test would reuse final evidence for development.</w:t>
-      </w:r>
-    </w:p>
-    <w:p>
       <w:pPr>
         <w:pStyle w:val="Heading3"/>
       </w:pPr>
       <w:r>
+        <w:t>Predicted result</w:t>
+      </w:r>
+    </w:p>
+    <w:p>
+      <w:pPr>
+        <w:spacing w:line="336" w:lineRule="auto" w:after="180"/>
+        <w:shd w:fill="F1F6FC"/>
+      </w:pPr>
+      <w:r>
+        <w:rPr>
+          <w:b/>
+        </w:rPr>
+        <w:t>Prediction</w:t>
+      </w:r>
+      <w:r>
+        <w:rPr>
+          <w:b w:val="0"/>
+        </w:rPr>
+        <w:t>: The frozen model is correct on 1/2 test leaves.</w:t>
+      </w:r>
+    </w:p>
+    <w:p>
+      <w:pPr>
+        <w:pStyle w:val="Heading3"/>
+      </w:pPr>
+      <w:r>
+        <w:t>Why the result follows</w:t>
+      </w:r>
+    </w:p>
+    <w:p>
+      <w:pPr>
+        <w:spacing w:line="336" w:lineRule="auto" w:after="180"/>
+        <w:shd w:fill="F1F6FC"/>
+      </w:pPr>
+      <w:r>
+        <w:rPr>
+          <w:b w:val="0"/>
+        </w:rPr>
+        <w:t xml:space="preserve">Reason: The supplied reference changed; moving the cutoff after seeing this test would reuse final </w:t>
+      </w:r>
+      <w:r>
+        <w:rPr>
+          <w:b/>
+        </w:rPr>
+        <w:t>evidence</w:t>
+      </w:r>
+      <w:r>
+        <w:rPr>
+          <w:b w:val="0"/>
+        </w:rPr>
+        <w:t xml:space="preserve"> for development.</w:t>
+      </w:r>
+    </w:p>
+    <w:p>
+      <w:pPr>
+        <w:pStyle w:val="Heading3"/>
+      </w:pPr>
+      <w:r>
         <w:t>Ask while showing the picture</w:t>
       </w:r>
     </w:p>
     <w:p>
-      <w:r>
-        <w:t>Cover the result. Ask learners to name the inputs and predict the next step. Uncover one step, connect the icon to the actual procedure, and explain its evidence. Then change the supplied condition and compare. The picture is a representation; it does not document execution of a real AI model.</w:t>
+      <w:pPr>
+        <w:pStyle w:val="Heading3"/>
+      </w:pPr>
+      <w:r>
+        <w:t>Ask while showing the picture · 6</w:t>
+      </w:r>
+    </w:p>
+    <w:p>
+      <w:pPr>
+        <w:spacing w:line="336" w:lineRule="auto" w:after="180"/>
+      </w:pPr>
+      <w:r>
+        <w:rPr>
+          <w:b w:val="0"/>
+        </w:rPr>
+        <w:t xml:space="preserve">Cover the result. Ask learners to name the </w:t>
+      </w:r>
+      <w:r>
+        <w:rPr>
+          <w:b/>
+        </w:rPr>
+        <w:t>input</w:t>
+      </w:r>
+      <w:r>
+        <w:rPr>
+          <w:b w:val="0"/>
+        </w:rPr>
+        <w:t xml:space="preserve">s and predict the next step. Uncover one step, connect the icon to the actual procedure, and explain its </w:t>
+      </w:r>
+      <w:r>
+        <w:rPr>
+          <w:b/>
+        </w:rPr>
+        <w:t>evidence</w:t>
+      </w:r>
+      <w:r>
+        <w:rPr>
+          <w:b w:val="0"/>
+        </w:rPr>
+        <w:t>. Then change the supplied condition and compare.</w:t>
+      </w:r>
+    </w:p>
+    <w:p>
+      <w:pPr>
+        <w:spacing w:line="336" w:lineRule="auto" w:after="180"/>
+      </w:pPr>
+      <w:r>
+        <w:rPr>
+          <w:b w:val="0"/>
+        </w:rPr>
+        <w:t>The picture is a representation; it does not document execution of a real AI model.</w:t>
       </w:r>
     </w:p>
     <w:p>
@@ -1140,11 +2481,16 @@
       </w:r>
     </w:p>
     <w:p>
+      <w:r>
+        <w:t>Demonstrate The ML Lifecycle, reduce support deliberately and check individual reasoning before discussing answers.</w:t>
+      </w:r>
+    </w:p>
+    <w:p>
       <w:pPr>
         <w:pStyle w:val="Heading3"/>
       </w:pPr>
       <w:r>
-        <w:t>Demonstrate and guide practice</w:t>
+        <w:t>Board sequence</w:t>
       </w:r>
     </w:p>
     <w:p>
@@ -1152,26 +2498,150 @@
         <w:pStyle w:val="Heading3"/>
       </w:pPr>
       <w:r>
-        <w:t>Board sequence</w:t>
-      </w:r>
-    </w:p>
-    <w:p>
-      <w:r>
-        <w:t>Write the given facts: A team labels leaf photos, trains a healthy/spotted classifier and shows one correct prediction.</w:t>
-      </w:r>
-    </w:p>
-    <w:p>
-      <w:r>
-        <w:t>Write the question to explain: Order the lifecycle and identify missing evidence.</w:t>
-      </w:r>
-    </w:p>
-    <w:p>
-      <w:r>
-        <w:t>Reveal after predictions: Define use and labels, collect data, separate evaluation data, train, predict, evaluate and improve. One correct result is insufficient. Test unseen varied cases and retain human responsibility.</w:t>
-      </w:r>
-    </w:p>
-    <w:p>
-      <w:r>
+        <w:t>1. Put the facts on the board</w:t>
+      </w:r>
+    </w:p>
+    <w:p>
+      <w:pPr>
+        <w:spacing w:line="336" w:lineRule="auto" w:after="180"/>
+        <w:shd w:fill="F4F9FC"/>
+      </w:pPr>
+      <w:r>
+        <w:rPr>
+          <w:b w:val="0"/>
+        </w:rPr>
+        <w:t xml:space="preserve">Write the given facts: A team </w:t>
+      </w:r>
+      <w:r>
+        <w:rPr>
+          <w:b/>
+        </w:rPr>
+        <w:t>label</w:t>
+      </w:r>
+      <w:r>
+        <w:rPr>
+          <w:b w:val="0"/>
+        </w:rPr>
+        <w:t xml:space="preserve">s leaf photos, trains a healthy/spotted classifier and shows one correct </w:t>
+      </w:r>
+      <w:r>
+        <w:rPr>
+          <w:b/>
+        </w:rPr>
+        <w:t>prediction</w:t>
+      </w:r>
+      <w:r>
+        <w:rPr>
+          <w:b w:val="0"/>
+        </w:rPr>
+        <w:t>.</w:t>
+      </w:r>
+    </w:p>
+    <w:p>
+      <w:pPr>
+        <w:pStyle w:val="Heading3"/>
+      </w:pPr>
+      <w:r>
+        <w:t>2. State the decision to explain</w:t>
+      </w:r>
+    </w:p>
+    <w:p>
+      <w:pPr>
+        <w:spacing w:line="336" w:lineRule="auto" w:after="180"/>
+        <w:shd w:fill="F4F9FC"/>
+      </w:pPr>
+      <w:r>
+        <w:rPr>
+          <w:b w:val="0"/>
+        </w:rPr>
+        <w:t xml:space="preserve">Write the question to explain: Order the lifecycle and identify missing </w:t>
+      </w:r>
+      <w:r>
+        <w:rPr>
+          <w:b/>
+        </w:rPr>
+        <w:t>evidence</w:t>
+      </w:r>
+      <w:r>
+        <w:rPr>
+          <w:b w:val="0"/>
+        </w:rPr>
+        <w:t>.</w:t>
+      </w:r>
+    </w:p>
+    <w:p>
+      <w:pPr>
+        <w:pStyle w:val="Heading3"/>
+      </w:pPr>
+      <w:r>
+        <w:t>3. Reveal the worked reasoning</w:t>
+      </w:r>
+    </w:p>
+    <w:p>
+      <w:pPr>
+        <w:spacing w:line="336" w:lineRule="auto" w:after="180"/>
+        <w:shd w:fill="F1F6FC"/>
+      </w:pPr>
+      <w:r>
+        <w:rPr>
+          <w:b w:val="0"/>
+        </w:rPr>
+        <w:t xml:space="preserve">Reveal after </w:t>
+      </w:r>
+      <w:r>
+        <w:rPr>
+          <w:b/>
+        </w:rPr>
+        <w:t>prediction</w:t>
+      </w:r>
+      <w:r>
+        <w:rPr>
+          <w:b w:val="0"/>
+        </w:rPr>
+        <w:t xml:space="preserve">s: Define use and </w:t>
+      </w:r>
+      <w:r>
+        <w:rPr>
+          <w:b/>
+        </w:rPr>
+        <w:t>label</w:t>
+      </w:r>
+      <w:r>
+        <w:rPr>
+          <w:b w:val="0"/>
+        </w:rPr>
+        <w:t xml:space="preserve">s, collect data, separate </w:t>
+      </w:r>
+      <w:r>
+        <w:rPr>
+          <w:b/>
+        </w:rPr>
+        <w:t>evaluation</w:t>
+      </w:r>
+      <w:r>
+        <w:rPr>
+          <w:b w:val="0"/>
+        </w:rPr>
+        <w:t xml:space="preserve"> data, train, predict, evaluate and improve. One correct result is insufficient. Test unseen varied cases and retain human responsibility.</w:t>
+      </w:r>
+    </w:p>
+    <w:p>
+      <w:pPr>
+        <w:pStyle w:val="Heading3"/>
+      </w:pPr>
+      <w:r>
+        <w:t>Hold back the independent task</w:t>
+      </w:r>
+    </w:p>
+    <w:p>
+      <w:pPr>
+        <w:spacing w:line="336" w:lineRule="auto" w:after="180"/>
+        <w:shd w:fill="FFF5E6"/>
+      </w:pPr>
+      <w:r>
+        <w:rPr>
+          <w:b w:val="0"/>
+        </w:rPr>
         <w:t>Keep for an independent attempt: A team selects a model before deciding what outcome to predict or where the data comes from. Name two missing lifecycle decisions and their effect.</w:t>
       </w:r>
     </w:p>
@@ -1184,23 +2654,77 @@
       </w:r>
     </w:p>
     <w:p>
-      <w:r>
+      <w:pPr>
+        <w:pStyle w:val="Heading3"/>
+      </w:pPr>
+      <w:r>
+        <w:t>Ask the class</w:t>
+      </w:r>
+    </w:p>
+    <w:p>
+      <w:pPr>
+        <w:spacing w:line="336" w:lineRule="auto" w:after="180"/>
+        <w:shd w:fill="F5F1FB"/>
+      </w:pPr>
+      <w:r>
+        <w:rPr>
+          <w:b w:val="0"/>
+        </w:rPr>
         <w:t>Ask: Which facts are given, and which would we have to assume? Learners mark relevant details before discussing answers.</w:t>
       </w:r>
     </w:p>
     <w:p>
-      <w:r>
+      <w:pPr>
+        <w:pStyle w:val="Heading3"/>
+      </w:pPr>
+      <w:r>
+        <w:t>Language to model</w:t>
+      </w:r>
+    </w:p>
+    <w:p>
+      <w:pPr>
+        <w:spacing w:line="336" w:lineRule="auto" w:after="180"/>
+        <w:shd w:fill="F1F6F8"/>
+      </w:pPr>
+      <w:r>
+        <w:rPr>
+          <w:b w:val="0"/>
+        </w:rPr>
         <w:t>Say: Predict first. Show the rule, information path or calculation that would produce the result. A correct guess is not yet an explanation.</w:t>
       </w:r>
     </w:p>
     <w:p>
-      <w:r>
+      <w:pPr>
+        <w:spacing w:line="336" w:lineRule="auto" w:after="180"/>
+      </w:pPr>
+      <w:r>
+        <w:rPr>
+          <w:b w:val="0"/>
+        </w:rPr>
         <w:t>Reveal reasoning one step at a time. Explain why a tempting alternative fails. Write units and denominators for arithmetic, trace conditions for decisions, and identify supporting sources for claims.</w:t>
       </w:r>
     </w:p>
     <w:p>
-      <w:r>
-        <w:t>In pairs, one learner solves while the other checks evidence; exchange roles. Remove the worked answer before independent assessment.</w:t>
+      <w:pPr>
+        <w:spacing w:line="336" w:lineRule="auto" w:after="180"/>
+      </w:pPr>
+      <w:r>
+        <w:rPr>
+          <w:b w:val="0"/>
+        </w:rPr>
+        <w:t xml:space="preserve">In pairs, one learner solves while the other checks </w:t>
+      </w:r>
+      <w:r>
+        <w:rPr>
+          <w:b/>
+        </w:rPr>
+        <w:t>evidence</w:t>
+      </w:r>
+      <w:r>
+        <w:rPr>
+          <w:b w:val="0"/>
+        </w:rPr>
+        <w:t>; exchange roles. Remove the worked answer before independent assessment.</w:t>
       </w:r>
     </w:p>
     <w:p>
@@ -1212,8 +2736,48 @@
       </w:r>
     </w:p>
     <w:p>
-      <w:r>
-        <w:t>The prerequisite answer is 3 of 4, or 75 percent, for those four cases only. Guided case: width 4 produces 1 at threshold 4, but its label is 0, so it is wrong; the updated held out result is 2 of 3. Exit: a supported claim is that the fixed threshold matched both of these two cards. It does not show all future cards will be correct. A reasonable next step is to evaluate more unused examples chosen to represent the intended task, while recording the sampling limits.</w:t>
+      <w:pPr>
+        <w:spacing w:line="336" w:lineRule="auto" w:after="180"/>
+      </w:pPr>
+      <w:r>
+        <w:rPr>
+          <w:b w:val="0"/>
+        </w:rPr>
+        <w:t xml:space="preserve">The prerequisite answer is 3 of 4, or 75 percent, for those four cases only. Guided case: width 4 produces 1 at threshold 4, but its </w:t>
+      </w:r>
+      <w:r>
+        <w:rPr>
+          <w:b/>
+        </w:rPr>
+        <w:t>label</w:t>
+      </w:r>
+      <w:r>
+        <w:rPr>
+          <w:b w:val="0"/>
+        </w:rPr>
+        <w:t xml:space="preserve"> is 0, so it is wrong; the updated held out result is 2 of 3.</w:t>
+      </w:r>
+    </w:p>
+    <w:p>
+      <w:pPr>
+        <w:spacing w:line="336" w:lineRule="auto" w:after="180"/>
+      </w:pPr>
+      <w:r>
+        <w:rPr>
+          <w:b w:val="0"/>
+        </w:rPr>
+        <w:t>Exit: a supported claim is that the fixed threshold matched both of these two cards. It does not show all future cards will be correct.</w:t>
+      </w:r>
+    </w:p>
+    <w:p>
+      <w:pPr>
+        <w:spacing w:line="336" w:lineRule="auto" w:after="180"/>
+      </w:pPr>
+      <w:r>
+        <w:rPr>
+          <w:b w:val="0"/>
+        </w:rPr>
+        <w:t>A reasonable next step is to evaluate more unused examples chosen to represent the intended task, while recording the sampling limits.</w:t>
       </w:r>
     </w:p>
     <w:p>
@@ -1445,41 +3009,179 @@
       </w:r>
     </w:p>
     <w:p>
-      <w:r>
-        <w:t>Completion task: Use threshold 6 on the four training widths 1, 3, 5 and 7. Write all predictions, identify each error, and explain why threshold 4 is selected.</w:t>
-      </w:r>
-    </w:p>
-    <w:p>
-      <w:r>
-        <w:t>Teacher check: Predictions are 0, 0, 0, 1. The width 5 card is wrong because its label is 1. Threshold 6 has one training mistake; threshold 4 has zero and is selected.</w:t>
-      </w:r>
-    </w:p>
-    <w:p>
-      <w:r>
-        <w:t>Start by identifying the given inputs together. Leave the intermediate steps blank. If needed, model one step, then withdraw that help on the next step. Move to a full trace only when the partial trace is understood. For partners, alternate explainer and checker; collect a response from every learner before discussion.</w:t>
-      </w:r>
-    </w:p>
-    <w:p>
       <w:pPr>
         <w:pStyle w:val="Heading3"/>
       </w:pPr>
       <w:r>
+        <w:t>Completion practice</w:t>
+      </w:r>
+    </w:p>
+    <w:p>
+      <w:pPr>
+        <w:spacing w:line="336" w:lineRule="auto" w:after="180"/>
+        <w:shd w:fill="F5F1FB"/>
+      </w:pPr>
+      <w:r>
+        <w:rPr>
+          <w:b w:val="0"/>
+        </w:rPr>
+        <w:t xml:space="preserve">Completion task: Use threshold 6 on the four </w:t>
+      </w:r>
+      <w:r>
+        <w:rPr>
+          <w:b/>
+        </w:rPr>
+        <w:t>training</w:t>
+      </w:r>
+      <w:r>
+        <w:rPr>
+          <w:b w:val="0"/>
+        </w:rPr>
+        <w:t xml:space="preserve"> widths 1, 3, 5 and 7. Write all </w:t>
+      </w:r>
+      <w:r>
+        <w:rPr>
+          <w:b/>
+        </w:rPr>
+        <w:t>prediction</w:t>
+      </w:r>
+      <w:r>
+        <w:rPr>
+          <w:b w:val="0"/>
+        </w:rPr>
+        <w:t>s, identify each error, and explain why threshold 4 is selected.</w:t>
+      </w:r>
+    </w:p>
+    <w:p>
+      <w:pPr>
+        <w:pStyle w:val="Heading3"/>
+      </w:pPr>
+      <w:r>
+        <w:t>Reasoning to listen for</w:t>
+      </w:r>
+    </w:p>
+    <w:p>
+      <w:pPr>
+        <w:spacing w:line="336" w:lineRule="auto" w:after="180"/>
+        <w:shd w:fill="F1F6FC"/>
+      </w:pPr>
+      <w:r>
+        <w:rPr>
+          <w:b w:val="0"/>
+        </w:rPr>
+        <w:t xml:space="preserve">Teacher check: </w:t>
+      </w:r>
+      <w:r>
+        <w:rPr>
+          <w:b/>
+        </w:rPr>
+        <w:t>Prediction</w:t>
+      </w:r>
+      <w:r>
+        <w:rPr>
+          <w:b w:val="0"/>
+        </w:rPr>
+        <w:t xml:space="preserve">s are 0, 0, 0, 1. The width 5 card is wrong because its </w:t>
+      </w:r>
+      <w:r>
+        <w:rPr>
+          <w:b/>
+        </w:rPr>
+        <w:t>label</w:t>
+      </w:r>
+      <w:r>
+        <w:rPr>
+          <w:b w:val="0"/>
+        </w:rPr>
+        <w:t xml:space="preserve"> is 1. Threshold 6 has one </w:t>
+      </w:r>
+      <w:r>
+        <w:rPr>
+          <w:b/>
+        </w:rPr>
+        <w:t>training</w:t>
+      </w:r>
+      <w:r>
+        <w:rPr>
+          <w:b w:val="0"/>
+        </w:rPr>
+        <w:t xml:space="preserve"> mistake; threshold 4 has zero and is selected.</w:t>
+      </w:r>
+    </w:p>
+    <w:p>
+      <w:pPr>
+        <w:spacing w:line="336" w:lineRule="auto" w:after="180"/>
+      </w:pPr>
+      <w:r>
+        <w:rPr>
+          <w:b w:val="0"/>
+        </w:rPr>
+        <w:t xml:space="preserve">Start by identifying the given </w:t>
+      </w:r>
+      <w:r>
+        <w:rPr>
+          <w:b/>
+        </w:rPr>
+        <w:t>input</w:t>
+      </w:r>
+      <w:r>
+        <w:rPr>
+          <w:b w:val="0"/>
+        </w:rPr>
+        <w:t>s together. Leave the intermediate steps blank. If needed, model one step, then withdraw that help on the next step. Move to a full trace only when the partial trace is understood.</w:t>
+      </w:r>
+    </w:p>
+    <w:p>
+      <w:pPr>
+        <w:spacing w:line="336" w:lineRule="auto" w:after="180"/>
+      </w:pPr>
+      <w:r>
+        <w:rPr>
+          <w:b w:val="0"/>
+        </w:rPr>
+        <w:t>For partners, alternate explainer and checker; collect a response from every learner before discussion.</w:t>
+      </w:r>
+    </w:p>
+    <w:p>
+      <w:pPr>
+        <w:pStyle w:val="Heading3"/>
+      </w:pPr>
+      <w:r>
         <w:t>Individual reasoning check</w:t>
       </w:r>
     </w:p>
     <w:p>
-      <w:r>
-        <w:t>Use the worked case for The machine learning lifecycle. Proposed explanation: “The model wrote its own task”. Decide whether this explanation is supported. Point to the step or supplied fact that decides; explain your repair if needed.</w:t>
-      </w:r>
-    </w:p>
-    <w:p>
-      <w:r>
-        <w:t>Expected correction: People chose the input, label meaning, candidate thresholds and selection rule. Learning here means choosing a parameter using the training examples.</w:t>
-      </w:r>
-    </w:p>
-    <w:p>
-      <w:r>
-        <w:t>Collect explanations, not only yes/no votes. If a misunderstanding is common, re-model the relevant step for the class. If it affects a few learners, give a short targeted group explanation while others solve a more demanding variation.</w:t>
+      <w:pPr>
+        <w:spacing w:line="336" w:lineRule="auto" w:after="180"/>
+      </w:pPr>
+      <w:r>
+        <w:rPr>
+          <w:b w:val="0"/>
+        </w:rPr>
+        <w:t xml:space="preserve">Use the worked case for The </w:t>
+      </w:r>
+      <w:r>
+        <w:rPr>
+          <w:b/>
+        </w:rPr>
+        <w:t>machine learning</w:t>
+      </w:r>
+      <w:r>
+        <w:rPr>
+          <w:b w:val="0"/>
+        </w:rPr>
+        <w:t xml:space="preserve"> lifecycle. Proposed explanation: “The model wrote its own task”. Decide whether this explanation is supported.</w:t>
+      </w:r>
+    </w:p>
+    <w:p>
+      <w:pPr>
+        <w:spacing w:line="336" w:lineRule="auto" w:after="180"/>
+      </w:pPr>
+      <w:r>
+        <w:rPr>
+          <w:b w:val="0"/>
+        </w:rPr>
+        <w:t>Point to the step or supplied fact that decides; explain your repair if needed.</w:t>
       </w:r>
     </w:p>
     <w:p>
@@ -1487,12 +3189,108 @@
         <w:pStyle w:val="Heading3"/>
       </w:pPr>
       <w:r>
+        <w:t>Expected repair</w:t>
+      </w:r>
+    </w:p>
+    <w:p>
+      <w:pPr>
+        <w:spacing w:line="336" w:lineRule="auto" w:after="180"/>
+        <w:shd w:fill="F1F6FC"/>
+      </w:pPr>
+      <w:r>
+        <w:rPr>
+          <w:b w:val="0"/>
+        </w:rPr>
+        <w:t xml:space="preserve">Expected correction: People chose the </w:t>
+      </w:r>
+      <w:r>
+        <w:rPr>
+          <w:b/>
+        </w:rPr>
+        <w:t>input</w:t>
+      </w:r>
+      <w:r>
+        <w:rPr>
+          <w:b w:val="0"/>
+        </w:rPr>
+        <w:t xml:space="preserve">, </w:t>
+      </w:r>
+      <w:r>
+        <w:rPr>
+          <w:b/>
+        </w:rPr>
+        <w:t>label</w:t>
+      </w:r>
+      <w:r>
+        <w:rPr>
+          <w:b w:val="0"/>
+        </w:rPr>
+        <w:t xml:space="preserve"> meaning, candidate thresholds and selection rule. Learning here means choosing a parameter using the </w:t>
+      </w:r>
+      <w:r>
+        <w:rPr>
+          <w:b/>
+        </w:rPr>
+        <w:t>training</w:t>
+      </w:r>
+      <w:r>
+        <w:rPr>
+          <w:b w:val="0"/>
+        </w:rPr>
+        <w:t xml:space="preserve"> examples.</w:t>
+      </w:r>
+    </w:p>
+    <w:p>
+      <w:pPr>
+        <w:spacing w:line="336" w:lineRule="auto" w:after="180"/>
+      </w:pPr>
+      <w:r>
+        <w:rPr>
+          <w:b w:val="0"/>
+        </w:rPr>
+        <w:t>Collect explanations, not only yes/no votes. If a misunderstanding is common, re-model the relevant step for the class.</w:t>
+      </w:r>
+    </w:p>
+    <w:p>
+      <w:pPr>
+        <w:spacing w:line="336" w:lineRule="auto" w:after="180"/>
+      </w:pPr>
+      <w:r>
+        <w:rPr>
+          <w:b w:val="0"/>
+        </w:rPr>
+        <w:t>If it affects a few learners, give a short targeted group explanation while others solve a more demanding variation.</w:t>
+      </w:r>
+    </w:p>
+    <w:p>
+      <w:pPr>
+        <w:pStyle w:val="Heading3"/>
+      </w:pPr>
+      <w:r>
         <w:t>Pictorial practice question</w:t>
       </w:r>
     </w:p>
     <w:p>
-      <w:r>
-        <w:t>Should the team silently retune on the changed test? Point to the relevant step in the picture, then write the changed result and the rule or evidence that supports it.</w:t>
+      <w:pPr>
+        <w:spacing w:line="336" w:lineRule="auto" w:after="180"/>
+      </w:pPr>
+      <w:r>
+        <w:rPr>
+          <w:b w:val="0"/>
+        </w:rPr>
+        <w:t xml:space="preserve">Should the team silently retune on the changed test? Point to the relevant step in the picture, then write the changed result and the rule or </w:t>
+      </w:r>
+      <w:r>
+        <w:rPr>
+          <w:b/>
+        </w:rPr>
+        <w:t>evidence</w:t>
+      </w:r>
+      <w:r>
+        <w:rPr>
+          <w:b w:val="0"/>
+        </w:rPr>
+        <w:t xml:space="preserve"> that supports it.</w:t>
       </w:r>
     </w:p>
     <w:p>
@@ -1504,18 +3302,107 @@
       </w:r>
     </w:p>
     <w:p>
-      <w:r>
-        <w:t>No. Report 1/2 for the frozen model. Any revision needs development data and a newly reserved final evaluation. Changed-case check: The frozen model is correct on 1/2 test leaves. The supplied reference changed; moving the cutoff after seeing this test would reuse final evidence for development.</w:t>
-      </w:r>
-    </w:p>
-    <w:p>
-      <w:r>
-        <w:t>Changed-case reasoning: The frozen model is correct on 1/2 test leaves. The supplied reference changed; moving the cutoff after seeing this test would reuse final evidence for development.</w:t>
-      </w:r>
-    </w:p>
-    <w:p>
-      <w:r>
-        <w:t>Collect each learner’s explanation before discussion. Use the first missing connection between input, deciding step and result to choose support. This question is worked-case practice, not fresh mastery evidence.</w:t>
+      <w:pPr>
+        <w:spacing w:line="336" w:lineRule="auto" w:after="180"/>
+      </w:pPr>
+      <w:r>
+        <w:rPr>
+          <w:b w:val="0"/>
+        </w:rPr>
+        <w:t xml:space="preserve">No. Report 1/2 for the frozen model. Any revision needs development data and a newly reserved final </w:t>
+      </w:r>
+      <w:r>
+        <w:rPr>
+          <w:b/>
+        </w:rPr>
+        <w:t>evaluation</w:t>
+      </w:r>
+      <w:r>
+        <w:rPr>
+          <w:b w:val="0"/>
+        </w:rPr>
+        <w:t>. Changed-case check: The frozen model is correct on 1/2 test leaves.</w:t>
+      </w:r>
+    </w:p>
+    <w:p>
+      <w:pPr>
+        <w:spacing w:line="336" w:lineRule="auto" w:after="180"/>
+      </w:pPr>
+      <w:r>
+        <w:rPr>
+          <w:b w:val="0"/>
+        </w:rPr>
+        <w:t xml:space="preserve">The supplied reference changed; moving the cutoff after seeing this test would reuse final </w:t>
+      </w:r>
+      <w:r>
+        <w:rPr>
+          <w:b/>
+        </w:rPr>
+        <w:t>evidence</w:t>
+      </w:r>
+      <w:r>
+        <w:rPr>
+          <w:b w:val="0"/>
+        </w:rPr>
+        <w:t xml:space="preserve"> for development.</w:t>
+      </w:r>
+    </w:p>
+    <w:p>
+      <w:pPr>
+        <w:spacing w:line="336" w:lineRule="auto" w:after="180"/>
+      </w:pPr>
+      <w:r>
+        <w:rPr>
+          <w:b w:val="0"/>
+        </w:rPr>
+        <w:t xml:space="preserve">Changed-case reasoning: The frozen model is correct on 1/2 test leaves. The supplied reference changed; moving the cutoff after seeing this test would reuse final </w:t>
+      </w:r>
+      <w:r>
+        <w:rPr>
+          <w:b/>
+        </w:rPr>
+        <w:t>evidence</w:t>
+      </w:r>
+      <w:r>
+        <w:rPr>
+          <w:b w:val="0"/>
+        </w:rPr>
+        <w:t xml:space="preserve"> for development.</w:t>
+      </w:r>
+    </w:p>
+    <w:p>
+      <w:pPr>
+        <w:spacing w:line="336" w:lineRule="auto" w:after="180"/>
+      </w:pPr>
+      <w:r>
+        <w:rPr>
+          <w:b w:val="0"/>
+        </w:rPr>
+        <w:t xml:space="preserve">Collect each learner’s explanation before discussion. Use the first missing connection between </w:t>
+      </w:r>
+      <w:r>
+        <w:rPr>
+          <w:b/>
+        </w:rPr>
+        <w:t>input</w:t>
+      </w:r>
+      <w:r>
+        <w:rPr>
+          <w:b w:val="0"/>
+        </w:rPr>
+        <w:t xml:space="preserve">, deciding step and result to choose support. This question is worked-case practice, not fresh mastery </w:t>
+      </w:r>
+      <w:r>
+        <w:rPr>
+          <w:b/>
+        </w:rPr>
+        <w:t>evidence</w:t>
+      </w:r>
+      <w:r>
+        <w:rPr>
+          <w:b w:val="0"/>
+        </w:rPr>
+        <w:t>.</w:t>
       </w:r>
     </w:p>
     <w:p>
@@ -1527,54 +3414,121 @@
       </w:r>
     </w:p>
     <w:p>
+      <w:r>
+        <w:t>Run the The ML Lifecycle investigation and use the first unsupported step to choose a teaching response.</w:t>
+      </w:r>
+    </w:p>
+    <w:p>
+      <w:pPr>
+        <w:spacing w:line="336" w:lineRule="auto" w:after="180"/>
+      </w:pPr>
+      <w:r>
+        <w:rPr>
+          <w:b w:val="0"/>
+        </w:rPr>
+        <w:t>Keep the test conditions fixed, record every result, and change only one planned factor.</w:t>
+      </w:r>
+    </w:p>
+    <w:p>
+      <w:pPr>
+        <w:spacing w:line="336" w:lineRule="auto" w:after="180"/>
+        <w:shd w:fill="F4F9FC"/>
+      </w:pPr>
+      <w:r>
+        <w:rPr>
+          <w:b w:val="0"/>
+        </w:rPr>
+        <w:t xml:space="preserve">1. Write the hypothesis and expected </w:t>
+      </w:r>
+      <w:r>
+        <w:rPr>
+          <w:b/>
+        </w:rPr>
+        <w:t>evidence</w:t>
+      </w:r>
+      <w:r>
+        <w:rPr>
+          <w:b w:val="0"/>
+        </w:rPr>
+        <w:t xml:space="preserve"> before running.</w:t>
+      </w:r>
+    </w:p>
+    <w:p>
+      <w:pPr>
+        <w:spacing w:line="336" w:lineRule="auto" w:after="180"/>
+        <w:shd w:fill="F4F9FC"/>
+      </w:pPr>
+      <w:r>
+        <w:rPr>
+          <w:b w:val="0"/>
+        </w:rPr>
+        <w:t>2. Lifecycle Relay: place twelve action cards in order, justify every handoff, then repair two broken workflows.</w:t>
+      </w:r>
+    </w:p>
+    <w:p>
+      <w:pPr>
+        <w:spacing w:line="336" w:lineRule="auto" w:after="180"/>
+        <w:shd w:fill="F4F9FC"/>
+      </w:pPr>
+      <w:r>
+        <w:rPr>
+          <w:b w:val="0"/>
+        </w:rPr>
+        <w:t>3. Run one normal, one boundary, one missing, and one shifted case.</w:t>
+      </w:r>
+    </w:p>
+    <w:p>
+      <w:pPr>
+        <w:spacing w:line="336" w:lineRule="auto" w:after="180"/>
+        <w:shd w:fill="F4F9FC"/>
+      </w:pPr>
+      <w:r>
+        <w:rPr>
+          <w:b w:val="0"/>
+        </w:rPr>
+        <w:t>4. Calculate the metric from raw counts or row-level errors.</w:t>
+      </w:r>
+    </w:p>
+    <w:p>
+      <w:pPr>
+        <w:spacing w:line="336" w:lineRule="auto" w:after="180"/>
+        <w:shd w:fill="F4F9FC"/>
+      </w:pPr>
+      <w:r>
+        <w:rPr>
+          <w:b w:val="0"/>
+        </w:rPr>
+        <w:t>5. Interpret what changed, what did not, and what remains unsafe or unknown.</w:t>
+      </w:r>
+    </w:p>
+    <w:p>
       <w:pPr>
         <w:pStyle w:val="Heading3"/>
       </w:pPr>
       <w:r>
-        <w:t>Run the weekly evidence lab</w:t>
-      </w:r>
-    </w:p>
-    <w:p>
-      <w:r>
-        <w:t>Keep the test conditions fixed, record every result, and change only one planned factor.</w:t>
-      </w:r>
-    </w:p>
-    <w:p>
-      <w:r>
-        <w:t>1. Write the hypothesis and expected evidence before running.</w:t>
-      </w:r>
-    </w:p>
-    <w:p>
-      <w:r>
-        <w:t>2. Lifecycle Relay: place twelve action cards in order, justify every handoff, then repair two broken workflows.</w:t>
-      </w:r>
-    </w:p>
-    <w:p>
-      <w:r>
-        <w:t>3. Run one normal, one boundary, one missing, and one shifted case.</w:t>
-      </w:r>
-    </w:p>
-    <w:p>
-      <w:r>
-        <w:t>4. Calculate the metric from raw counts or row-level errors.</w:t>
-      </w:r>
-    </w:p>
-    <w:p>
-      <w:r>
-        <w:t>5. Interpret what changed, what did not, and what remains unsafe or unknown.</w:t>
-      </w:r>
-    </w:p>
-    <w:p>
-      <w:pPr>
-        <w:pStyle w:val="Heading3"/>
-      </w:pPr>
-      <w:r>
         <w:t>Make the lab runnable</w:t>
       </w:r>
     </w:p>
     <w:p>
-      <w:r>
-        <w:t>Use the concrete case as the shared normal case and the independent question as a second case. Each pair creates a boundary or missing-information case and predicts its result before testing. Keep the expected result separate from an observed mistake.</w:t>
+      <w:pPr>
+        <w:spacing w:line="336" w:lineRule="auto" w:after="180"/>
+      </w:pPr>
+      <w:r>
+        <w:rPr>
+          <w:b w:val="0"/>
+        </w:rPr>
+        <w:t>Use the concrete case as the shared normal case and the independent question as a second case. Each pair creates a boundary or missing-information case and predicts its result before testing.</w:t>
+      </w:r>
+    </w:p>
+    <w:p>
+      <w:pPr>
+        <w:spacing w:line="336" w:lineRule="auto" w:after="180"/>
+      </w:pPr>
+      <w:r>
+        <w:rPr>
+          <w:b w:val="0"/>
+        </w:rPr>
+        <w:t>Keep the expected result separate from an observed mistake.</w:t>
       </w:r>
     </w:p>
     <w:tbl>
@@ -1732,13 +3686,60 @@
       </w:r>
     </w:p>
     <w:p>
-      <w:r>
-        <w:t>MISCONCEPTION TO REPAIR Training once and seeing one correct prediction proves the model works.</w:t>
-      </w:r>
-    </w:p>
-    <w:p>
-      <w:r>
-        <w:t>For guessing, return to given facts and request a trace. For vocabulary without application, use one example and one non-example. For arithmetic errors, check the setup before the calculation. Finish with a different uncoached case before recording mastery.</w:t>
+      <w:pPr>
+        <w:spacing w:line="336" w:lineRule="auto" w:after="180"/>
+      </w:pPr>
+      <w:r>
+        <w:rPr>
+          <w:b w:val="0"/>
+        </w:rPr>
+        <w:t xml:space="preserve">MISCONCEPTION TO REPAIR </w:t>
+      </w:r>
+      <w:r>
+        <w:rPr>
+          <w:b/>
+        </w:rPr>
+        <w:t>Training</w:t>
+      </w:r>
+      <w:r>
+        <w:rPr>
+          <w:b w:val="0"/>
+        </w:rPr>
+        <w:t xml:space="preserve"> once and seeing one correct </w:t>
+      </w:r>
+      <w:r>
+        <w:rPr>
+          <w:b/>
+        </w:rPr>
+        <w:t>prediction</w:t>
+      </w:r>
+      <w:r>
+        <w:rPr>
+          <w:b w:val="0"/>
+        </w:rPr>
+        <w:t xml:space="preserve"> proves the model works.</w:t>
+      </w:r>
+    </w:p>
+    <w:p>
+      <w:pPr>
+        <w:spacing w:line="336" w:lineRule="auto" w:after="180"/>
+      </w:pPr>
+      <w:r>
+        <w:rPr>
+          <w:b w:val="0"/>
+        </w:rPr>
+        <w:t>For guessing, return to given facts and request a trace. For vocabulary without application, use one example and one non-example. For arithmetic errors, check the setup before the calculation.</w:t>
+      </w:r>
+    </w:p>
+    <w:p>
+      <w:pPr>
+        <w:spacing w:line="336" w:lineRule="auto" w:after="180"/>
+      </w:pPr>
+      <w:r>
+        <w:rPr>
+          <w:b w:val="0"/>
+        </w:rPr>
+        <w:t>Finish with a different uncoached case before recording mastery.</w:t>
       </w:r>
     </w:p>
     <w:p>
@@ -1750,18 +3751,120 @@
       </w:r>
     </w:p>
     <w:p>
-      <w:r>
-        <w:t>The model wrote its own task: People chose the input, label meaning, candidate thresholds and selection rule. Learning here means choosing a parameter using the training examples.</w:t>
-      </w:r>
-    </w:p>
-    <w:p>
-      <w:r>
-        <w:t>Zero training mistakes means no future mistakes: Training performance measures the examples used to choose the threshold. The additional width 4 card shows how a fitted model can be wrong on a different example.</w:t>
-      </w:r>
-    </w:p>
-    <w:p>
-      <w:r>
-        <w:t>A better score makes reused test data independent: Once test labels influence a revision, the examples are part of development. Preserve the history and use unused cases for a later independent evaluation.</w:t>
+      <w:pPr>
+        <w:spacing w:line="336" w:lineRule="auto" w:after="180"/>
+      </w:pPr>
+      <w:r>
+        <w:rPr>
+          <w:b w:val="0"/>
+        </w:rPr>
+        <w:t xml:space="preserve">The model wrote its own task: People chose the </w:t>
+      </w:r>
+      <w:r>
+        <w:rPr>
+          <w:b/>
+        </w:rPr>
+        <w:t>input</w:t>
+      </w:r>
+      <w:r>
+        <w:rPr>
+          <w:b w:val="0"/>
+        </w:rPr>
+        <w:t xml:space="preserve">, </w:t>
+      </w:r>
+      <w:r>
+        <w:rPr>
+          <w:b/>
+        </w:rPr>
+        <w:t>label</w:t>
+      </w:r>
+      <w:r>
+        <w:rPr>
+          <w:b w:val="0"/>
+        </w:rPr>
+        <w:t xml:space="preserve"> meaning, candidate thresholds and selection rule. Learning here means choosing a parameter using the </w:t>
+      </w:r>
+      <w:r>
+        <w:rPr>
+          <w:b/>
+        </w:rPr>
+        <w:t>training</w:t>
+      </w:r>
+      <w:r>
+        <w:rPr>
+          <w:b w:val="0"/>
+        </w:rPr>
+        <w:t xml:space="preserve"> examples.</w:t>
+      </w:r>
+    </w:p>
+    <w:p>
+      <w:pPr>
+        <w:spacing w:line="336" w:lineRule="auto" w:after="180"/>
+      </w:pPr>
+      <w:r>
+        <w:rPr>
+          <w:b w:val="0"/>
+        </w:rPr>
+        <w:t xml:space="preserve">Zero </w:t>
+      </w:r>
+      <w:r>
+        <w:rPr>
+          <w:b/>
+        </w:rPr>
+        <w:t>training</w:t>
+      </w:r>
+      <w:r>
+        <w:rPr>
+          <w:b w:val="0"/>
+        </w:rPr>
+        <w:t xml:space="preserve"> mistakes means no future mistakes: </w:t>
+      </w:r>
+      <w:r>
+        <w:rPr>
+          <w:b/>
+        </w:rPr>
+        <w:t>Training</w:t>
+      </w:r>
+      <w:r>
+        <w:rPr>
+          <w:b w:val="0"/>
+        </w:rPr>
+        <w:t xml:space="preserve"> performance measures the examples used to choose the threshold. The additional width 4 card shows how a fitted model can be wrong on a different example.</w:t>
+      </w:r>
+    </w:p>
+    <w:p>
+      <w:pPr>
+        <w:spacing w:line="336" w:lineRule="auto" w:after="180"/>
+      </w:pPr>
+      <w:r>
+        <w:rPr>
+          <w:b w:val="0"/>
+        </w:rPr>
+        <w:t xml:space="preserve">A better score makes reused test data independent: Once test </w:t>
+      </w:r>
+      <w:r>
+        <w:rPr>
+          <w:b/>
+        </w:rPr>
+        <w:t>label</w:t>
+      </w:r>
+      <w:r>
+        <w:rPr>
+          <w:b w:val="0"/>
+        </w:rPr>
+        <w:t xml:space="preserve">s influence a revision, the examples are part of development. Preserve the history and use unused cases for a later independent </w:t>
+      </w:r>
+      <w:r>
+        <w:rPr>
+          <w:b/>
+        </w:rPr>
+        <w:t>evaluation</w:t>
+      </w:r>
+      <w:r>
+        <w:rPr>
+          <w:b w:val="0"/>
+        </w:rPr>
+        <w:t>.</w:t>
       </w:r>
     </w:p>
     <w:p>
@@ -1919,8 +4022,25 @@
       </w:tr>
     </w:tbl>
     <w:p>
-      <w:r>
-        <w:t>Offer an oral explanation, drawing, enlarged visual or fewer examples when that removes a reading/writing barrier. Keep the same reasoning goal. Stretch secure learners by changing a boundary or assumption and asking them to defend the effect, not simply by assigning more of the same questions.</w:t>
+      <w:pPr>
+        <w:spacing w:line="336" w:lineRule="auto" w:after="180"/>
+      </w:pPr>
+      <w:r>
+        <w:rPr>
+          <w:b w:val="0"/>
+        </w:rPr>
+        <w:t>Offer an oral explanation, drawing, enlarged visual or fewer examples when that removes a reading/writing barrier. Keep the same reasoning goal.</w:t>
+      </w:r>
+    </w:p>
+    <w:p>
+      <w:pPr>
+        <w:spacing w:line="336" w:lineRule="auto" w:after="180"/>
+      </w:pPr>
+      <w:r>
+        <w:rPr>
+          <w:b w:val="0"/>
+        </w:rPr>
+        <w:t>Stretch secure learners by changing a boundary or assumption and asking them to defend the effect, not simply by assigning more of the same questions.</w:t>
       </w:r>
     </w:p>
     <w:p>
@@ -1932,11 +4052,16 @@
       </w:r>
     </w:p>
     <w:p>
+      <w:r>
+        <w:t>Use the The ML Lifecycle questions, teacher keys and criteria after the relevant attempts. Previously discussed cases are practice; protect the separately selected independent task.</w:t>
+      </w:r>
+    </w:p>
+    <w:p>
       <w:pPr>
         <w:pStyle w:val="Heading3"/>
       </w:pPr>
       <w:r>
-        <w:t>Assess and explain the answers</w:t>
+        <w:t>Worked case answer</w:t>
       </w:r>
     </w:p>
     <w:p>
@@ -1944,12 +4069,43 @@
         <w:pStyle w:val="Heading3"/>
       </w:pPr>
       <w:r>
-        <w:t>Worked case answer</w:t>
-      </w:r>
-    </w:p>
-    <w:p>
-      <w:r>
-        <w:t>Define use and labels, collect data, separate evaluation data, train, predict, evaluate and improve. One correct result is insufficient. Test unseen varied cases and retain human responsibility.</w:t>
+        <w:t>Teacher key · Worked case answer</w:t>
+      </w:r>
+    </w:p>
+    <w:p>
+      <w:pPr>
+        <w:spacing w:line="336" w:lineRule="auto" w:after="180"/>
+        <w:shd w:fill="F1F6FC"/>
+      </w:pPr>
+      <w:r>
+        <w:rPr>
+          <w:b w:val="0"/>
+        </w:rPr>
+        <w:t xml:space="preserve">Define use and </w:t>
+      </w:r>
+      <w:r>
+        <w:rPr>
+          <w:b/>
+        </w:rPr>
+        <w:t>label</w:t>
+      </w:r>
+      <w:r>
+        <w:rPr>
+          <w:b w:val="0"/>
+        </w:rPr>
+        <w:t xml:space="preserve">s, collect data, separate </w:t>
+      </w:r>
+      <w:r>
+        <w:rPr>
+          <w:b/>
+        </w:rPr>
+        <w:t>evaluation</w:t>
+      </w:r>
+      <w:r>
+        <w:rPr>
+          <w:b w:val="0"/>
+        </w:rPr>
+        <w:t xml:space="preserve"> data, train, predict, evaluate and improve. One correct result is insufficient. Test unseen varied cases and retain human responsibility.</w:t>
       </w:r>
     </w:p>
     <w:p>
@@ -1961,7 +4117,22 @@
       </w:r>
     </w:p>
     <w:p>
-      <w:r>
+      <w:pPr>
+        <w:pStyle w:val="Heading3"/>
+      </w:pPr>
+      <w:r>
+        <w:t>Independent question · withhold the key</w:t>
+      </w:r>
+    </w:p>
+    <w:p>
+      <w:pPr>
+        <w:spacing w:line="336" w:lineRule="auto" w:after="180"/>
+        <w:shd w:fill="F5F1FB"/>
+      </w:pPr>
+      <w:r>
+        <w:rPr>
+          <w:b w:val="0"/>
+        </w:rPr>
         <w:t>A team selects a model before deciding what outcome to predict or where the data comes from. Name two missing lifecycle decisions and their effect.</w:t>
       </w:r>
     </w:p>
@@ -1974,8 +4145,35 @@
       </w:r>
     </w:p>
     <w:p>
-      <w:r>
-        <w:t>Define the intended use and target, then inspect data suitability and evaluation criteria. Without these, a model score may answer the wrong problem.</w:t>
+      <w:pPr>
+        <w:pStyle w:val="Heading3"/>
+      </w:pPr>
+      <w:r>
+        <w:t>Teacher key · Expected independent answer</w:t>
+      </w:r>
+    </w:p>
+    <w:p>
+      <w:pPr>
+        <w:spacing w:line="336" w:lineRule="auto" w:after="180"/>
+        <w:shd w:fill="F1F6FC"/>
+      </w:pPr>
+      <w:r>
+        <w:rPr>
+          <w:b w:val="0"/>
+        </w:rPr>
+        <w:t xml:space="preserve">Define the intended use and target, then inspect data suitability and </w:t>
+      </w:r>
+      <w:r>
+        <w:rPr>
+          <w:b/>
+        </w:rPr>
+        <w:t>evaluation</w:t>
+      </w:r>
+      <w:r>
+        <w:rPr>
+          <w:b w:val="0"/>
+        </w:rPr>
+        <w:t xml:space="preserve"> criteria. Without these, a model score may answer the wrong problem.</w:t>
       </w:r>
     </w:p>
     <w:p>
@@ -2213,8 +4411,25 @@
       </w:tr>
     </w:tbl>
     <w:p>
-      <w:r>
-        <w:t>Use 6/8 as a classroom checkpoint, with 2 required for both Result and Reasoning. This is a proposed teaching rule, not a validated certification threshold. Do not count a coached answer as independent mastery; correct unsafe or unsupported claims regardless of total.</w:t>
+      <w:pPr>
+        <w:spacing w:line="336" w:lineRule="auto" w:after="180"/>
+      </w:pPr>
+      <w:r>
+        <w:rPr>
+          <w:b w:val="0"/>
+        </w:rPr>
+        <w:t>Use 6/8 as a classroom checkpoint, with 2 required for both Result and Reasoning. This is a proposed teaching rule, not a validated certification threshold.</w:t>
+      </w:r>
+    </w:p>
+    <w:p>
+      <w:pPr>
+        <w:spacing w:line="336" w:lineRule="auto" w:after="180"/>
+      </w:pPr>
+      <w:r>
+        <w:rPr>
+          <w:b w:val="0"/>
+        </w:rPr>
+        <w:t>Do not count a coached answer as independent mastery; correct unsafe or unsupported claims regardless of total.</w:t>
       </w:r>
     </w:p>
     <w:p>
@@ -2226,8 +4441,26 @@
       </w:r>
     </w:p>
     <w:p>
-      <w:r>
-        <w:t>Ask the learner to find the evidence that challenges this claim: “Choosing an advanced model is always the first meaningful ML step.” Keep the first attempt and an uncoached retry separate.</w:t>
+      <w:pPr>
+        <w:spacing w:line="336" w:lineRule="auto" w:after="180"/>
+      </w:pPr>
+      <w:r>
+        <w:rPr>
+          <w:b w:val="0"/>
+        </w:rPr>
+        <w:t xml:space="preserve">Ask the learner to find the </w:t>
+      </w:r>
+      <w:r>
+        <w:rPr>
+          <w:b/>
+        </w:rPr>
+        <w:t>evidence</w:t>
+      </w:r>
+      <w:r>
+        <w:rPr>
+          <w:b w:val="0"/>
+        </w:rPr>
+        <w:t xml:space="preserve"> that challenges this claim: “Choosing an advanced model is always the first meaningful ML step.” Keep the first attempt and an uncoached retry separate.</w:t>
       </w:r>
     </w:p>
     <w:p>
@@ -2239,15 +4472,66 @@
       </w:r>
     </w:p>
     <w:p>
-      <w:r>
-        <w:t>Specify users, labels and operating conditions; separate related examples before development; compare a baseline; evaluate on varied untouched cases with declared metrics; document failures and human review. One success supplies one observation, not broad reliability.</w:t>
-      </w:r>
-    </w:p>
-    <w:p>
       <w:pPr>
         <w:pStyle w:val="Heading3"/>
       </w:pPr>
       <w:r>
+        <w:t>Teacher key · Original transfer answer</w:t>
+      </w:r>
+    </w:p>
+    <w:p>
+      <w:pPr>
+        <w:spacing w:line="336" w:lineRule="auto" w:after="180"/>
+        <w:shd w:fill="F1F6FC"/>
+      </w:pPr>
+      <w:r>
+        <w:rPr>
+          <w:b w:val="0"/>
+        </w:rPr>
+        <w:t xml:space="preserve">Specify users, </w:t>
+      </w:r>
+      <w:r>
+        <w:rPr>
+          <w:b/>
+        </w:rPr>
+        <w:t>label</w:t>
+      </w:r>
+      <w:r>
+        <w:rPr>
+          <w:b w:val="0"/>
+        </w:rPr>
+        <w:t>s and operating conditions; separate related examples before development; compare a baseline; evaluate on varied untouched cases with declared metrics; document failures and human review.</w:t>
+      </w:r>
+    </w:p>
+    <w:p>
+      <w:pPr>
+        <w:spacing w:line="336" w:lineRule="auto" w:after="180"/>
+        <w:shd w:fill="F1F6FC"/>
+      </w:pPr>
+      <w:r>
+        <w:rPr>
+          <w:b w:val="0"/>
+        </w:rPr>
+        <w:t xml:space="preserve">One success supplies one </w:t>
+      </w:r>
+      <w:r>
+        <w:rPr>
+          <w:b/>
+        </w:rPr>
+        <w:t>observation</w:t>
+      </w:r>
+      <w:r>
+        <w:rPr>
+          <w:b w:val="0"/>
+        </w:rPr>
+        <w:t>, not broad reliability.</w:t>
+      </w:r>
+    </w:p>
+    <w:p>
+      <w:pPr>
+        <w:pStyle w:val="Heading3"/>
+      </w:pPr>
+      <w:r>
         <w:t>Explanations for the additional workbook examples</w:t>
       </w:r>
     </w:p>
@@ -2260,111 +4544,729 @@
       </w:r>
     </w:p>
     <w:p>
-      <w:r>
-        <w:t>For the worked cards, name the input, label, three candidate thresholds and the information allowed to select a threshold.</w:t>
-      </w:r>
-    </w:p>
-    <w:p>
-      <w:r>
-        <w:t>The input is width x and the label is the observed category 0 or 1. Candidates are 2, 4 and 6. Selection uses mistakes on the four training cards only; held out labels must not guide it.</w:t>
-      </w:r>
-    </w:p>
-    <w:p>
       <w:pPr>
         <w:pStyle w:val="Heading3"/>
       </w:pPr>
       <w:r>
+        <w:t>Workbook question · W1</w:t>
+      </w:r>
+    </w:p>
+    <w:p>
+      <w:pPr>
+        <w:spacing w:line="336" w:lineRule="auto" w:after="180"/>
+        <w:shd w:fill="F5F1FB"/>
+      </w:pPr>
+      <w:r>
+        <w:rPr>
+          <w:b w:val="0"/>
+        </w:rPr>
+        <w:t xml:space="preserve">For the worked cards, name the </w:t>
+      </w:r>
+      <w:r>
+        <w:rPr>
+          <w:b/>
+        </w:rPr>
+        <w:t>input</w:t>
+      </w:r>
+      <w:r>
+        <w:rPr>
+          <w:b w:val="0"/>
+        </w:rPr>
+        <w:t xml:space="preserve">, </w:t>
+      </w:r>
+      <w:r>
+        <w:rPr>
+          <w:b/>
+        </w:rPr>
+        <w:t>label</w:t>
+      </w:r>
+      <w:r>
+        <w:rPr>
+          <w:b w:val="0"/>
+        </w:rPr>
+        <w:t>, three candidate thresholds and the information allowed to select a threshold.</w:t>
+      </w:r>
+    </w:p>
+    <w:p>
+      <w:pPr>
+        <w:pStyle w:val="Heading3"/>
+      </w:pPr>
+      <w:r>
+        <w:t>Teacher reasoning · W1</w:t>
+      </w:r>
+    </w:p>
+    <w:p>
+      <w:pPr>
+        <w:spacing w:line="336" w:lineRule="auto" w:after="180"/>
+        <w:shd w:fill="F1F6FC"/>
+      </w:pPr>
+      <w:r>
+        <w:rPr>
+          <w:b w:val="0"/>
+        </w:rPr>
+        <w:t xml:space="preserve">The </w:t>
+      </w:r>
+      <w:r>
+        <w:rPr>
+          <w:b/>
+        </w:rPr>
+        <w:t>input</w:t>
+      </w:r>
+      <w:r>
+        <w:rPr>
+          <w:b w:val="0"/>
+        </w:rPr>
+        <w:t xml:space="preserve"> is width x and the </w:t>
+      </w:r>
+      <w:r>
+        <w:rPr>
+          <w:b/>
+        </w:rPr>
+        <w:t>label</w:t>
+      </w:r>
+      <w:r>
+        <w:rPr>
+          <w:b w:val="0"/>
+        </w:rPr>
+        <w:t xml:space="preserve"> is the observed category 0 or 1. Candidates are 2, 4 and 6. Selection uses mistakes on the four </w:t>
+      </w:r>
+      <w:r>
+        <w:rPr>
+          <w:b/>
+        </w:rPr>
+        <w:t>training</w:t>
+      </w:r>
+      <w:r>
+        <w:rPr>
+          <w:b w:val="0"/>
+        </w:rPr>
+        <w:t xml:space="preserve"> cards only; held out </w:t>
+      </w:r>
+      <w:r>
+        <w:rPr>
+          <w:b/>
+        </w:rPr>
+        <w:t>label</w:t>
+      </w:r>
+      <w:r>
+        <w:rPr>
+          <w:b w:val="0"/>
+        </w:rPr>
+        <w:t>s must not guide it.</w:t>
+      </w:r>
+    </w:p>
+    <w:p>
+      <w:pPr>
+        <w:pStyle w:val="Heading3"/>
+      </w:pPr>
+      <w:r>
         <w:t>W2 Trace one candidate</w:t>
       </w:r>
     </w:p>
     <w:p>
-      <w:r>
-        <w:t>Use threshold 6 on the four training widths 1, 3, 5 and 7. Write all predictions, identify each error, and explain why threshold 4 is selected.</w:t>
-      </w:r>
-    </w:p>
-    <w:p>
-      <w:r>
-        <w:t>Predictions are 0, 0, 0, 1. The width 5 card is wrong because its label is 1. Threshold 6 has one training mistake; threshold 4 has zero and is selected.</w:t>
-      </w:r>
-    </w:p>
-    <w:p>
       <w:pPr>
         <w:pStyle w:val="Heading3"/>
       </w:pPr>
       <w:r>
+        <w:t>Workbook question · W2</w:t>
+      </w:r>
+    </w:p>
+    <w:p>
+      <w:pPr>
+        <w:spacing w:line="336" w:lineRule="auto" w:after="180"/>
+        <w:shd w:fill="F5F1FB"/>
+      </w:pPr>
+      <w:r>
+        <w:rPr>
+          <w:b w:val="0"/>
+        </w:rPr>
+        <w:t xml:space="preserve">Use threshold 6 on the four </w:t>
+      </w:r>
+      <w:r>
+        <w:rPr>
+          <w:b/>
+        </w:rPr>
+        <w:t>training</w:t>
+      </w:r>
+      <w:r>
+        <w:rPr>
+          <w:b w:val="0"/>
+        </w:rPr>
+        <w:t xml:space="preserve"> widths 1, 3, 5 and 7. Write all </w:t>
+      </w:r>
+      <w:r>
+        <w:rPr>
+          <w:b/>
+        </w:rPr>
+        <w:t>prediction</w:t>
+      </w:r>
+      <w:r>
+        <w:rPr>
+          <w:b w:val="0"/>
+        </w:rPr>
+        <w:t>s, identify each error, and explain why threshold 4 is selected.</w:t>
+      </w:r>
+    </w:p>
+    <w:p>
+      <w:pPr>
+        <w:pStyle w:val="Heading3"/>
+      </w:pPr>
+      <w:r>
+        <w:t>Teacher reasoning · W2</w:t>
+      </w:r>
+    </w:p>
+    <w:p>
+      <w:pPr>
+        <w:spacing w:line="336" w:lineRule="auto" w:after="180"/>
+        <w:shd w:fill="F1F6FC"/>
+      </w:pPr>
+      <w:r>
+        <w:rPr>
+          <w:b/>
+        </w:rPr>
+        <w:t>Prediction</w:t>
+      </w:r>
+      <w:r>
+        <w:rPr>
+          <w:b w:val="0"/>
+        </w:rPr>
+        <w:t xml:space="preserve">s are 0, 0, 0, 1. The width 5 card is wrong because its </w:t>
+      </w:r>
+      <w:r>
+        <w:rPr>
+          <w:b/>
+        </w:rPr>
+        <w:t>label</w:t>
+      </w:r>
+      <w:r>
+        <w:rPr>
+          <w:b w:val="0"/>
+        </w:rPr>
+        <w:t xml:space="preserve"> is 1. Threshold 6 has one </w:t>
+      </w:r>
+      <w:r>
+        <w:rPr>
+          <w:b/>
+        </w:rPr>
+        <w:t>training</w:t>
+      </w:r>
+      <w:r>
+        <w:rPr>
+          <w:b w:val="0"/>
+        </w:rPr>
+        <w:t xml:space="preserve"> mistake; threshold 4 has zero and is selected.</w:t>
+      </w:r>
+    </w:p>
+    <w:p>
+      <w:pPr>
+        <w:pStyle w:val="Heading3"/>
+      </w:pPr>
+      <w:r>
         <w:t>W3 Repair the report</w:t>
       </w:r>
     </w:p>
     <w:p>
-      <w:r>
-        <w:t>A learner fits on all six worked cards and then reports 6 of 6 as independent test performance. Explain what is wrong and what evidence is needed.</w:t>
-      </w:r>
-    </w:p>
-    <w:p>
-      <w:r>
-        <w:t>All six cards influenced fitting, so none of those six provides an independent test. Report this as performance on fitting data. Freeze the rule and evaluate it on unused examples; do not claim a new split of the same reused cards repairs the earlier evaluation.</w:t>
-      </w:r>
-    </w:p>
-    <w:p>
       <w:pPr>
         <w:pStyle w:val="Heading3"/>
       </w:pPr>
       <w:r>
+        <w:t>Workbook question · W3</w:t>
+      </w:r>
+    </w:p>
+    <w:p>
+      <w:pPr>
+        <w:spacing w:line="336" w:lineRule="auto" w:after="180"/>
+        <w:shd w:fill="F5F1FB"/>
+      </w:pPr>
+      <w:r>
+        <w:rPr>
+          <w:b w:val="0"/>
+        </w:rPr>
+        <w:t xml:space="preserve">A learner fits on all six worked cards and then reports 6 of 6 as independent test performance. Explain what is wrong and what </w:t>
+      </w:r>
+      <w:r>
+        <w:rPr>
+          <w:b/>
+        </w:rPr>
+        <w:t>evidence</w:t>
+      </w:r>
+      <w:r>
+        <w:rPr>
+          <w:b w:val="0"/>
+        </w:rPr>
+        <w:t xml:space="preserve"> is needed.</w:t>
+      </w:r>
+    </w:p>
+    <w:p>
+      <w:pPr>
+        <w:pStyle w:val="Heading3"/>
+      </w:pPr>
+      <w:r>
+        <w:t>Teacher reasoning · W3</w:t>
+      </w:r>
+    </w:p>
+    <w:p>
+      <w:pPr>
+        <w:spacing w:line="336" w:lineRule="auto" w:after="180"/>
+        <w:shd w:fill="F1F6FC"/>
+      </w:pPr>
+      <w:r>
+        <w:rPr>
+          <w:b w:val="0"/>
+        </w:rPr>
+        <w:t xml:space="preserve">All six cards influenced </w:t>
+      </w:r>
+      <w:r>
+        <w:rPr>
+          <w:b/>
+        </w:rPr>
+        <w:t>fitting</w:t>
+      </w:r>
+      <w:r>
+        <w:rPr>
+          <w:b w:val="0"/>
+        </w:rPr>
+        <w:t xml:space="preserve">, so none of those six provides an independent test. Report this as performance on </w:t>
+      </w:r>
+      <w:r>
+        <w:rPr>
+          <w:b/>
+        </w:rPr>
+        <w:t>fitting</w:t>
+      </w:r>
+      <w:r>
+        <w:rPr>
+          <w:b w:val="0"/>
+        </w:rPr>
+        <w:t xml:space="preserve"> data.</w:t>
+      </w:r>
+    </w:p>
+    <w:p>
+      <w:pPr>
+        <w:spacing w:line="336" w:lineRule="auto" w:after="180"/>
+        <w:shd w:fill="F1F6FC"/>
+      </w:pPr>
+      <w:r>
+        <w:rPr>
+          <w:b w:val="0"/>
+        </w:rPr>
+        <w:t xml:space="preserve">Freeze the rule and evaluate it on unused examples; do not claim a new split of the same reused cards repairs the earlier </w:t>
+      </w:r>
+      <w:r>
+        <w:rPr>
+          <w:b/>
+        </w:rPr>
+        <w:t>evaluation</w:t>
+      </w:r>
+      <w:r>
+        <w:rPr>
+          <w:b w:val="0"/>
+        </w:rPr>
+        <w:t>.</w:t>
+      </w:r>
+    </w:p>
+    <w:p>
+      <w:pPr>
+        <w:pStyle w:val="Heading3"/>
+      </w:pPr>
+      <w:r>
         <w:t>W4 Fit and evaluate independently</w:t>
       </w:r>
     </w:p>
     <w:p>
-      <w:r>
-        <w:t>New training cards are (width 2, label 0), (4, 0), (6, 1), (8, 1). Candidates are 3, 5 and 7. Predict 1 when width is at least the threshold. Count training mistakes, select the fewest with smaller threshold breaking ties, and record the choice before testing. Held out cards are (3, 0), (7, 1), (5, 0). Give each test prediction, the correct count and a limited conclusion.</w:t>
-      </w:r>
-    </w:p>
-    <w:p>
-      <w:r>
-        <w:t>Training mistake counts for thresholds 3, 5 and 7 are 1, 0 and 1; select 5 before examining test results. Held out predictions are 0, 1, 1. The width 5 card is wrong, giving 2 correct out of 3. This supports the result on these three cards only, not universal reliability. Preserve threshold 5 for this evaluation.</w:t>
-      </w:r>
-    </w:p>
-    <w:p>
       <w:pPr>
         <w:pStyle w:val="Heading3"/>
       </w:pPr>
       <w:r>
+        <w:t>Workbook question · W4</w:t>
+      </w:r>
+    </w:p>
+    <w:p>
+      <w:pPr>
+        <w:spacing w:line="336" w:lineRule="auto" w:after="180"/>
+        <w:shd w:fill="F5F1FB"/>
+      </w:pPr>
+      <w:r>
+        <w:rPr>
+          <w:b w:val="0"/>
+        </w:rPr>
+        <w:t xml:space="preserve">New </w:t>
+      </w:r>
+      <w:r>
+        <w:rPr>
+          <w:b/>
+        </w:rPr>
+        <w:t>training</w:t>
+      </w:r>
+      <w:r>
+        <w:rPr>
+          <w:b w:val="0"/>
+        </w:rPr>
+        <w:t xml:space="preserve"> cards are (width 2, </w:t>
+      </w:r>
+      <w:r>
+        <w:rPr>
+          <w:b/>
+        </w:rPr>
+        <w:t>label</w:t>
+      </w:r>
+      <w:r>
+        <w:rPr>
+          <w:b w:val="0"/>
+        </w:rPr>
+        <w:t xml:space="preserve"> 0), (4, 0), (6, 1), (8, 1). Candidates are 3, 5 and 7. Predict 1 when width is at least the threshold.</w:t>
+      </w:r>
+    </w:p>
+    <w:p>
+      <w:pPr>
+        <w:spacing w:line="336" w:lineRule="auto" w:after="180"/>
+        <w:shd w:fill="F5F1FB"/>
+      </w:pPr>
+      <w:r>
+        <w:rPr>
+          <w:b w:val="0"/>
+        </w:rPr>
+        <w:t xml:space="preserve">Count </w:t>
+      </w:r>
+      <w:r>
+        <w:rPr>
+          <w:b/>
+        </w:rPr>
+        <w:t>training</w:t>
+      </w:r>
+      <w:r>
+        <w:rPr>
+          <w:b w:val="0"/>
+        </w:rPr>
+        <w:t xml:space="preserve"> mistakes, select the fewest with smaller threshold breaking ties, and record the choice before testing. Held out cards are (3, 0), (7, 1), (5, 0).</w:t>
+      </w:r>
+    </w:p>
+    <w:p>
+      <w:pPr>
+        <w:spacing w:line="336" w:lineRule="auto" w:after="180"/>
+        <w:shd w:fill="F5F1FB"/>
+      </w:pPr>
+      <w:r>
+        <w:rPr>
+          <w:b w:val="0"/>
+        </w:rPr>
+        <w:t xml:space="preserve">Give each test </w:t>
+      </w:r>
+      <w:r>
+        <w:rPr>
+          <w:b/>
+        </w:rPr>
+        <w:t>prediction</w:t>
+      </w:r>
+      <w:r>
+        <w:rPr>
+          <w:b w:val="0"/>
+        </w:rPr>
+        <w:t>, the correct count and a limited conclusion.</w:t>
+      </w:r>
+    </w:p>
+    <w:p>
+      <w:pPr>
+        <w:pStyle w:val="Heading3"/>
+      </w:pPr>
+      <w:r>
+        <w:t>Teacher reasoning · W4</w:t>
+      </w:r>
+    </w:p>
+    <w:p>
+      <w:pPr>
+        <w:spacing w:line="336" w:lineRule="auto" w:after="180"/>
+        <w:shd w:fill="F1F6FC"/>
+      </w:pPr>
+      <w:r>
+        <w:rPr>
+          <w:b/>
+        </w:rPr>
+        <w:t>Training</w:t>
+      </w:r>
+      <w:r>
+        <w:rPr>
+          <w:b w:val="0"/>
+        </w:rPr>
+        <w:t xml:space="preserve"> mistake counts for thresholds 3, 5 and 7 are 1, 0 and 1; select 5 before examining test results. Held out </w:t>
+      </w:r>
+      <w:r>
+        <w:rPr>
+          <w:b/>
+        </w:rPr>
+        <w:t>prediction</w:t>
+      </w:r>
+      <w:r>
+        <w:rPr>
+          <w:b w:val="0"/>
+        </w:rPr>
+        <w:t>s are 0, 1, 1. The width 5 card is wrong, giving 2 correct out of 3.</w:t>
+      </w:r>
+    </w:p>
+    <w:p>
+      <w:pPr>
+        <w:spacing w:line="336" w:lineRule="auto" w:after="180"/>
+        <w:shd w:fill="F1F6FC"/>
+      </w:pPr>
+      <w:r>
+        <w:rPr>
+          <w:b w:val="0"/>
+        </w:rPr>
+        <w:t xml:space="preserve">This supports the result on these three cards only, not universal reliability. Preserve threshold 5 for this </w:t>
+      </w:r>
+      <w:r>
+        <w:rPr>
+          <w:b/>
+        </w:rPr>
+        <w:t>evaluation</w:t>
+      </w:r>
+      <w:r>
+        <w:rPr>
+          <w:b w:val="0"/>
+        </w:rPr>
+        <w:t>.</w:t>
+      </w:r>
+    </w:p>
+    <w:p>
+      <w:pPr>
+        <w:pStyle w:val="Heading3"/>
+      </w:pPr>
+      <w:r>
         <w:t>W5 Decide the next step</w:t>
       </w:r>
     </w:p>
     <w:p>
-      <w:r>
+      <w:pPr>
+        <w:pStyle w:val="Heading3"/>
+      </w:pPr>
+      <w:r>
+        <w:t>Workbook question · W5</w:t>
+      </w:r>
+    </w:p>
+    <w:p>
+      <w:pPr>
+        <w:spacing w:line="336" w:lineRule="auto" w:after="180"/>
+        <w:shd w:fill="F5F1FB"/>
+      </w:pPr>
+      <w:r>
+        <w:rPr>
+          <w:b w:val="0"/>
+        </w:rPr>
         <w:t>After W4, a team changes its threshold because of the test error. Can the same three cards be an untouched final test for the changed model? Explain how to proceed.</w:t>
       </w:r>
     </w:p>
     <w:p>
-      <w:r>
-        <w:t>No. Their labels have influenced the revision. Keep the first result, log the new threshold and use the old cases for development or regression checks. Use fresh reserved cases for an independent final evaluation.</w:t>
-      </w:r>
-    </w:p>
-    <w:p>
       <w:pPr>
         <w:pStyle w:val="Heading3"/>
       </w:pPr>
       <w:r>
+        <w:t>Teacher reasoning · W5</w:t>
+      </w:r>
+    </w:p>
+    <w:p>
+      <w:pPr>
+        <w:spacing w:line="336" w:lineRule="auto" w:after="180"/>
+        <w:shd w:fill="F1F6FC"/>
+      </w:pPr>
+      <w:r>
+        <w:rPr>
+          <w:b w:val="0"/>
+        </w:rPr>
+        <w:t xml:space="preserve">No. Their </w:t>
+      </w:r>
+      <w:r>
+        <w:rPr>
+          <w:b/>
+        </w:rPr>
+        <w:t>label</w:t>
+      </w:r>
+      <w:r>
+        <w:rPr>
+          <w:b w:val="0"/>
+        </w:rPr>
+        <w:t xml:space="preserve">s have influenced the revision. Keep the first result, log the new threshold and use the old cases for development or regression checks. Use fresh reserved cases for an independent final </w:t>
+      </w:r>
+      <w:r>
+        <w:rPr>
+          <w:b/>
+        </w:rPr>
+        <w:t>evaluation</w:t>
+      </w:r>
+      <w:r>
+        <w:rPr>
+          <w:b w:val="0"/>
+        </w:rPr>
+        <w:t>.</w:t>
+      </w:r>
+    </w:p>
+    <w:p>
+      <w:pPr>
+        <w:pStyle w:val="Heading3"/>
+      </w:pPr>
+      <w:r>
         <w:t>Assess independent transfer</w:t>
       </w:r>
     </w:p>
     <w:p>
-      <w:r>
-        <w:t>Selected case: New training cards are (width 2, label 0), (4, 0), (6, 1), (8, 1). Candidates are 3, 5 and 7. Predict 1 when width is at least the threshold. Count training mistakes, select the fewest with smaller threshold breaking ties, and record the choice before testing. Held out cards are (3, 0), (7, 1), (5, 0). Give each test prediction, the correct count and a limited conclusion.</w:t>
-      </w:r>
-    </w:p>
-    <w:p>
       <w:pPr>
         <w:pStyle w:val="Heading3"/>
       </w:pPr>
       <w:r>
+        <w:t>Independent question · withhold the key</w:t>
+      </w:r>
+    </w:p>
+    <w:p>
+      <w:pPr>
+        <w:spacing w:line="336" w:lineRule="auto" w:after="180"/>
+        <w:shd w:fill="F5F1FB"/>
+      </w:pPr>
+      <w:r>
+        <w:rPr>
+          <w:b w:val="0"/>
+        </w:rPr>
+        <w:t xml:space="preserve">Selected case: New </w:t>
+      </w:r>
+      <w:r>
+        <w:rPr>
+          <w:b/>
+        </w:rPr>
+        <w:t>training</w:t>
+      </w:r>
+      <w:r>
+        <w:rPr>
+          <w:b w:val="0"/>
+        </w:rPr>
+        <w:t xml:space="preserve"> cards are (width 2, </w:t>
+      </w:r>
+      <w:r>
+        <w:rPr>
+          <w:b/>
+        </w:rPr>
+        <w:t>label</w:t>
+      </w:r>
+      <w:r>
+        <w:rPr>
+          <w:b w:val="0"/>
+        </w:rPr>
+        <w:t xml:space="preserve"> 0), (4, 0), (6, 1), (8, 1). Candidates are 3, 5 and 7. Predict 1 when width is at least the threshold.</w:t>
+      </w:r>
+    </w:p>
+    <w:p>
+      <w:pPr>
+        <w:spacing w:line="336" w:lineRule="auto" w:after="180"/>
+        <w:shd w:fill="F5F1FB"/>
+      </w:pPr>
+      <w:r>
+        <w:rPr>
+          <w:b w:val="0"/>
+        </w:rPr>
+        <w:t xml:space="preserve">Count </w:t>
+      </w:r>
+      <w:r>
+        <w:rPr>
+          <w:b/>
+        </w:rPr>
+        <w:t>training</w:t>
+      </w:r>
+      <w:r>
+        <w:rPr>
+          <w:b w:val="0"/>
+        </w:rPr>
+        <w:t xml:space="preserve"> mistakes, select the fewest with smaller threshold breaking ties, and record the choice before testing. Held out cards are (3, 0), (7, 1), (5, 0).</w:t>
+      </w:r>
+    </w:p>
+    <w:p>
+      <w:pPr>
+        <w:spacing w:line="336" w:lineRule="auto" w:after="180"/>
+        <w:shd w:fill="F5F1FB"/>
+      </w:pPr>
+      <w:r>
+        <w:rPr>
+          <w:b w:val="0"/>
+        </w:rPr>
+        <w:t xml:space="preserve">Give each test </w:t>
+      </w:r>
+      <w:r>
+        <w:rPr>
+          <w:b/>
+        </w:rPr>
+        <w:t>prediction</w:t>
+      </w:r>
+      <w:r>
+        <w:rPr>
+          <w:b w:val="0"/>
+        </w:rPr>
+        <w:t>, the correct count and a limited conclusion.</w:t>
+      </w:r>
+    </w:p>
+    <w:p>
+      <w:pPr>
+        <w:pStyle w:val="Heading3"/>
+      </w:pPr>
+      <w:r>
         <w:t>Selected case answer</w:t>
       </w:r>
     </w:p>
     <w:p>
-      <w:r>
-        <w:t>Training mistake counts for thresholds 3, 5 and 7 are 1, 0 and 1; select 5 before examining test results. Held out predictions are 0, 1, 1. The width 5 card is wrong, giving 2 correct out of 3. This supports the result on these three cards only, not universal reliability. Preserve threshold 5 for this evaluation.</w:t>
+      <w:pPr>
+        <w:pStyle w:val="Heading3"/>
+      </w:pPr>
+      <w:r>
+        <w:t>Teacher key · Selected case answer</w:t>
+      </w:r>
+    </w:p>
+    <w:p>
+      <w:pPr>
+        <w:spacing w:line="336" w:lineRule="auto" w:after="180"/>
+        <w:shd w:fill="F1F6FC"/>
+      </w:pPr>
+      <w:r>
+        <w:rPr>
+          <w:b/>
+        </w:rPr>
+        <w:t>Training</w:t>
+      </w:r>
+      <w:r>
+        <w:rPr>
+          <w:b w:val="0"/>
+        </w:rPr>
+        <w:t xml:space="preserve"> mistake counts for thresholds 3, 5 and 7 are 1, 0 and 1; select 5 before examining test results. Held out </w:t>
+      </w:r>
+      <w:r>
+        <w:rPr>
+          <w:b/>
+        </w:rPr>
+        <w:t>prediction</w:t>
+      </w:r>
+      <w:r>
+        <w:rPr>
+          <w:b w:val="0"/>
+        </w:rPr>
+        <w:t>s are 0, 1, 1. The width 5 card is wrong, giving 2 correct out of 3.</w:t>
+      </w:r>
+    </w:p>
+    <w:p>
+      <w:pPr>
+        <w:spacing w:line="336" w:lineRule="auto" w:after="180"/>
+        <w:shd w:fill="F1F6FC"/>
+      </w:pPr>
+      <w:r>
+        <w:rPr>
+          <w:b w:val="0"/>
+        </w:rPr>
+        <w:t xml:space="preserve">This supports the result on these three cards only, not universal reliability. Preserve threshold 5 for this </w:t>
+      </w:r>
+      <w:r>
+        <w:rPr>
+          <w:b/>
+        </w:rPr>
+        <w:t>evaluation</w:t>
+      </w:r>
+      <w:r>
+        <w:rPr>
+          <w:b w:val="0"/>
+        </w:rPr>
+        <w:t>.</w:t>
       </w:r>
     </w:p>
     <w:tbl>
@@ -2470,21 +5372,77 @@
       </w:tr>
     </w:tbl>
     <w:p>
-      <w:r>
-        <w:t>Record each dimension as not yet, with support, or independent. Accept a valid alternative procedure with a defensible trace. Do not penalise an honestly recorded model failure if the learner correctly explains its evidence and limits.</w:t>
-      </w:r>
-    </w:p>
-    <w:p>
       <w:pPr>
         <w:pStyle w:val="Heading3"/>
       </w:pPr>
       <w:r>
+        <w:t>Teacher key · Selected case answer</w:t>
+      </w:r>
+    </w:p>
+    <w:p>
+      <w:pPr>
+        <w:spacing w:line="336" w:lineRule="auto" w:after="180"/>
+        <w:shd w:fill="F1F6FC"/>
+      </w:pPr>
+      <w:r>
+        <w:rPr>
+          <w:b w:val="0"/>
+        </w:rPr>
+        <w:t>Record each dimension as not yet, with support, or independent. Accept a valid alternative procedure with a defensible trace.</w:t>
+      </w:r>
+    </w:p>
+    <w:p>
+      <w:pPr>
+        <w:spacing w:line="336" w:lineRule="auto" w:after="180"/>
+        <w:shd w:fill="F1F6FC"/>
+      </w:pPr>
+      <w:r>
+        <w:rPr>
+          <w:b w:val="0"/>
+        </w:rPr>
+        <w:t xml:space="preserve">Do not penalise an honestly recorded model failure if the learner correctly explains its </w:t>
+      </w:r>
+      <w:r>
+        <w:rPr>
+          <w:b/>
+        </w:rPr>
+        <w:t>evidence</w:t>
+      </w:r>
+      <w:r>
+        <w:rPr>
+          <w:b w:val="0"/>
+        </w:rPr>
+        <w:t xml:space="preserve"> and limits.</w:t>
+      </w:r>
+    </w:p>
+    <w:p>
+      <w:pPr>
+        <w:pStyle w:val="Heading3"/>
+      </w:pPr>
+      <w:r>
         <w:t>Feedback that the learner uses</w:t>
       </w:r>
     </w:p>
     <w:p>
-      <w:r>
-        <w:t>Name the earliest unsupported step and give one action to repair it. Have the learner make that repair now and explain why. Then assess the relevant skill on a fresh, fully specified case. Confirm it was not previously practised with feedback; solve and check the new case before assigning it. A follow-up design prompt is a starting brief, not automatically an equivalent test.</w:t>
+      <w:pPr>
+        <w:spacing w:line="336" w:lineRule="auto" w:after="180"/>
+      </w:pPr>
+      <w:r>
+        <w:rPr>
+          <w:b w:val="0"/>
+        </w:rPr>
+        <w:t>Name the earliest unsupported step and give one action to repair it. Have the learner make that repair now and explain why. Then assess the relevant skill on a fresh, fully specified case.</w:t>
+      </w:r>
+    </w:p>
+    <w:p>
+      <w:pPr>
+        <w:spacing w:line="336" w:lineRule="auto" w:after="180"/>
+      </w:pPr>
+      <w:r>
+        <w:rPr>
+          <w:b w:val="0"/>
+        </w:rPr>
+        <w:t>Confirm it was not previously practised with feedback; solve and check the new case before assigning it. A follow-up design prompt is a starting brief, not automatically an equivalent test.</w:t>
       </w:r>
     </w:p>
     <w:p>
@@ -2496,11 +5454,74 @@
       </w:r>
     </w:p>
     <w:p>
+      <w:r>
+        <w:t>Connect The ML Lifecycle to Responsible Plant Classifier, adapt support and plan a later changed-case check.</w:t>
+      </w:r>
+    </w:p>
+    <w:p>
       <w:pPr>
         <w:pStyle w:val="Heading3"/>
       </w:pPr>
       <w:r>
-        <w:t>Connect and extend learning</w:t>
+        <w:t>Responsible Plant Classifier</w:t>
+      </w:r>
+    </w:p>
+    <w:p>
+      <w:pPr>
+        <w:spacing w:line="336" w:lineRule="auto" w:after="180"/>
+      </w:pPr>
+      <w:r>
+        <w:rPr>
+          <w:b w:val="0"/>
+        </w:rPr>
+        <w:t xml:space="preserve">Write the Responsible Plant Classifier problem statement, intended user, </w:t>
+      </w:r>
+      <w:r>
+        <w:rPr>
+          <w:b/>
+        </w:rPr>
+        <w:t>prediction</w:t>
+      </w:r>
+      <w:r>
+        <w:rPr>
+          <w:b w:val="0"/>
+        </w:rPr>
+        <w:t xml:space="preserve"> target, success measure, and human-review point.</w:t>
+      </w:r>
+    </w:p>
+    <w:p>
+      <w:pPr>
+        <w:spacing w:line="336" w:lineRule="auto" w:after="180"/>
+      </w:pPr>
+      <w:r>
+        <w:rPr>
+          <w:b w:val="0"/>
+        </w:rPr>
+        <w:t xml:space="preserve">Keep the decision, </w:t>
+      </w:r>
+      <w:r>
+        <w:rPr>
+          <w:b/>
+        </w:rPr>
+        <w:t>input</w:t>
+      </w:r>
+      <w:r>
+        <w:rPr>
+          <w:b w:val="0"/>
+        </w:rPr>
+        <w:t xml:space="preserve">, result, explanation and remaining limitation in the project </w:t>
+      </w:r>
+      <w:r>
+        <w:rPr>
+          <w:b/>
+        </w:rPr>
+        <w:t>evidence</w:t>
+      </w:r>
+      <w:r>
+        <w:rPr>
+          <w:b w:val="0"/>
+        </w:rPr>
+        <w:t xml:space="preserve"> record. Retrieve this record next week rather than restarting the project.</w:t>
       </w:r>
     </w:p>
     <w:p>
@@ -2508,17 +5529,42 @@
         <w:pStyle w:val="Heading3"/>
       </w:pPr>
       <w:r>
-        <w:t>Responsible Plant Classifier</w:t>
-      </w:r>
-    </w:p>
-    <w:p>
-      <w:r>
-        <w:t>Write the Responsible Plant Classifier problem statement, intended user, prediction target, success measure, and human-review point.</w:t>
-      </w:r>
-    </w:p>
-    <w:p>
-      <w:r>
-        <w:t>Keep the decision, input, result, explanation and remaining limitation in the project evidence record. Retrieve this record next week rather than restarting the project.</w:t>
+        <w:t>Support and stretch</w:t>
+      </w:r>
+    </w:p>
+    <w:p>
+      <w:pPr>
+        <w:spacing w:line="336" w:lineRule="auto" w:after="180"/>
+      </w:pPr>
+      <w:r>
+        <w:rPr>
+          <w:b w:val="0"/>
+        </w:rPr>
+        <w:t xml:space="preserve">Use a tiny </w:t>
+      </w:r>
+      <w:r>
+        <w:rPr>
+          <w:b/>
+        </w:rPr>
+        <w:t>label</w:t>
+      </w:r>
+      <w:r>
+        <w:rPr>
+          <w:b w:val="0"/>
+        </w:rPr>
+        <w:t xml:space="preserve">led dataset, explicit units and a named positive class. Stretch: require a baseline, held-out </w:t>
+      </w:r>
+      <w:r>
+        <w:rPr>
+          <w:b/>
+        </w:rPr>
+        <w:t>evaluation</w:t>
+      </w:r>
+      <w:r>
+        <w:rPr>
+          <w:b w:val="0"/>
+        </w:rPr>
+        <w:t xml:space="preserve"> and subgroup or shifted-condition analysis with denominators.</w:t>
       </w:r>
     </w:p>
     <w:p>
@@ -2526,12 +5572,30 @@
         <w:pStyle w:val="Heading3"/>
       </w:pPr>
       <w:r>
-        <w:t>Support and stretch</w:t>
-      </w:r>
-    </w:p>
-    <w:p>
-      <w:r>
-        <w:t>Use a tiny labelled dataset, explicit units and a named positive class. Stretch: require a baseline, held-out evaluation and subgroup or shifted-condition analysis with denominators.</w:t>
+        <w:t>Exit reflection</w:t>
+      </w:r>
+    </w:p>
+    <w:p>
+      <w:pPr>
+        <w:spacing w:line="336" w:lineRule="auto" w:after="180"/>
+      </w:pPr>
+      <w:r>
+        <w:rPr>
+          <w:b w:val="0"/>
+        </w:rPr>
+        <w:t xml:space="preserve">Ask for one decision the learner can now justify and one situation requiring more </w:t>
+      </w:r>
+      <w:r>
+        <w:rPr>
+          <w:b/>
+        </w:rPr>
+        <w:t>evidence</w:t>
+      </w:r>
+      <w:r>
+        <w:rPr>
+          <w:b w:val="0"/>
+        </w:rPr>
+        <w:t xml:space="preserve"> or human review. Confidence ratings are separate from correct independent performance.</w:t>
       </w:r>
     </w:p>
     <w:p>
@@ -2539,12 +5603,54 @@
         <w:pStyle w:val="Heading3"/>
       </w:pPr>
       <w:r>
-        <w:t>Exit reflection</w:t>
-      </w:r>
-    </w:p>
-    <w:p>
-      <w:r>
-        <w:t>Ask for one decision the learner can now justify and one situation requiring more evidence or human review. Confidence ratings are separate from correct independent performance.</w:t>
+        <w:t>Bridge to the next week</w:t>
+      </w:r>
+    </w:p>
+    <w:p>
+      <w:pPr>
+        <w:spacing w:line="336" w:lineRule="auto" w:after="180"/>
+      </w:pPr>
+      <w:r>
+        <w:rPr>
+          <w:b w:val="0"/>
+        </w:rPr>
+        <w:t xml:space="preserve">Next: Week 2: </w:t>
+      </w:r>
+      <w:r>
+        <w:rPr>
+          <w:b/>
+        </w:rPr>
+        <w:t>Feature</w:t>
+      </w:r>
+      <w:r>
+        <w:rPr>
+          <w:b w:val="0"/>
+        </w:rPr>
+        <w:t xml:space="preserve">s, </w:t>
+      </w:r>
+      <w:r>
+        <w:rPr>
+          <w:b/>
+        </w:rPr>
+        <w:t>Label</w:t>
+      </w:r>
+      <w:r>
+        <w:rPr>
+          <w:b w:val="0"/>
+        </w:rPr>
+        <w:t xml:space="preserve">s, Targets. Retrieve today’s </w:t>
+      </w:r>
+      <w:r>
+        <w:rPr>
+          <w:b/>
+        </w:rPr>
+        <w:t>evidence</w:t>
+      </w:r>
+      <w:r>
+        <w:rPr>
+          <w:b w:val="0"/>
+        </w:rPr>
+        <w:t xml:space="preserve"> and identify what carries forward and what is new.</w:t>
       </w:r>
     </w:p>
     <w:p>
@@ -2552,12 +5658,228 @@
         <w:pStyle w:val="Heading3"/>
       </w:pPr>
       <w:r>
-        <w:t>Bridge to the next week</w:t>
-      </w:r>
-    </w:p>
-    <w:p>
-      <w:r>
-        <w:t>Next: Week 2: Features, Labels, Targets. Retrieve today’s evidence and identify what carries forward and what is new.</w:t>
+        <w:t>Support and fresh reassessment</w:t>
+      </w:r>
+    </w:p>
+    <w:p>
+      <w:pPr>
+        <w:spacing w:line="336" w:lineRule="auto" w:after="180"/>
+      </w:pPr>
+      <w:r>
+        <w:rPr>
+          <w:b w:val="0"/>
+        </w:rPr>
+        <w:t xml:space="preserve">Use a </w:t>
+      </w:r>
+      <w:r>
+        <w:rPr>
+          <w:b/>
+        </w:rPr>
+        <w:t>prediction</w:t>
+      </w:r>
+      <w:r>
+        <w:rPr>
+          <w:b w:val="0"/>
+        </w:rPr>
+        <w:t xml:space="preserve"> grid with one row per card and one column per candidate. Cover held out rows until the choice is written. Read pairs aloud as width then </w:t>
+      </w:r>
+      <w:r>
+        <w:rPr>
+          <w:b/>
+        </w:rPr>
+        <w:t>label</w:t>
+      </w:r>
+      <w:r>
+        <w:rPr>
+          <w:b w:val="0"/>
+        </w:rPr>
+        <w:t>.</w:t>
+      </w:r>
+    </w:p>
+    <w:p>
+      <w:pPr>
+        <w:spacing w:line="336" w:lineRule="auto" w:after="180"/>
+      </w:pPr>
+      <w:r>
+        <w:rPr>
+          <w:b w:val="0"/>
+        </w:rPr>
+        <w:t xml:space="preserve">Extension: candidates 4 and 5 both fit the worked </w:t>
+      </w:r>
+      <w:r>
+        <w:rPr>
+          <w:b/>
+        </w:rPr>
+        <w:t>training</w:t>
+      </w:r>
+      <w:r>
+        <w:rPr>
+          <w:b w:val="0"/>
+        </w:rPr>
+        <w:t xml:space="preserve"> set with zero errors; the predeclared smaller-threshold tie rule chooses 4. Explain why the test </w:t>
+      </w:r>
+      <w:r>
+        <w:rPr>
+          <w:b/>
+        </w:rPr>
+        <w:t>label</w:t>
+      </w:r>
+      <w:r>
+        <w:rPr>
+          <w:b w:val="0"/>
+        </w:rPr>
+        <w:t>s must not break this tie.</w:t>
+      </w:r>
+    </w:p>
+    <w:p>
+      <w:pPr>
+        <w:spacing w:line="336" w:lineRule="auto" w:after="180"/>
+      </w:pPr>
+      <w:r>
+        <w:rPr>
+          <w:b w:val="0"/>
+        </w:rPr>
+        <w:t xml:space="preserve">Require W4 </w:t>
+      </w:r>
+      <w:r>
+        <w:rPr>
+          <w:b/>
+        </w:rPr>
+        <w:t>training</w:t>
+      </w:r>
+      <w:r>
+        <w:rPr>
+          <w:b w:val="0"/>
+        </w:rPr>
+        <w:t xml:space="preserve"> counts 1, 0, 1, selection 5, held out </w:t>
+      </w:r>
+      <w:r>
+        <w:rPr>
+          <w:b/>
+        </w:rPr>
+        <w:t>prediction</w:t>
+      </w:r>
+      <w:r>
+        <w:rPr>
+          <w:b w:val="0"/>
+        </w:rPr>
+        <w:t>s 0, 1, 1 and result 2 of 3, plus an explanation of separation and limits. Assess the explanation before offering hints.</w:t>
+      </w:r>
+    </w:p>
+    <w:p>
+      <w:pPr>
+        <w:spacing w:line="336" w:lineRule="auto" w:after="180"/>
+      </w:pPr>
+      <w:r>
+        <w:rPr>
+          <w:b w:val="0"/>
+        </w:rPr>
+        <w:t xml:space="preserve">Fresh retry: </w:t>
+      </w:r>
+      <w:r>
+        <w:rPr>
+          <w:b/>
+        </w:rPr>
+        <w:t>training</w:t>
+      </w:r>
+      <w:r>
+        <w:rPr>
+          <w:b w:val="0"/>
+        </w:rPr>
+        <w:t xml:space="preserve"> (1,0), (5,0), (7,1), (9,1), candidates 4,6,8. Mistakes are 1,0,1; choose 6. Held out (2,0), (8,1), (6,0) produces 0,1,1 and 2 of 3. Ask why the final error must remain in the report.</w:t>
+      </w:r>
+    </w:p>
+    <w:p>
+      <w:pPr>
+        <w:spacing w:line="336" w:lineRule="auto" w:after="180"/>
+      </w:pPr>
+      <w:r>
+        <w:rPr>
+          <w:b w:val="0"/>
+        </w:rPr>
+        <w:t xml:space="preserve">Correct arithmetic without keeping </w:t>
+      </w:r>
+      <w:r>
+        <w:rPr>
+          <w:b/>
+        </w:rPr>
+        <w:t>fitting</w:t>
+      </w:r>
+      <w:r>
+        <w:rPr>
+          <w:b w:val="0"/>
+        </w:rPr>
+        <w:t xml:space="preserve"> and testing separate is not sufficient exit </w:t>
+      </w:r>
+      <w:r>
+        <w:rPr>
+          <w:b/>
+        </w:rPr>
+        <w:t>evidence</w:t>
+      </w:r>
+      <w:r>
+        <w:rPr>
+          <w:b w:val="0"/>
+        </w:rPr>
+        <w:t>.</w:t>
+      </w:r>
+    </w:p>
+    <w:p>
+      <w:pPr>
+        <w:spacing w:line="336" w:lineRule="auto" w:after="180"/>
+      </w:pPr>
+      <w:r>
+        <w:rPr>
+          <w:b w:val="0"/>
+        </w:rPr>
+        <w:t xml:space="preserve">Week 2 examines </w:t>
+      </w:r>
+      <w:r>
+        <w:rPr>
+          <w:b/>
+        </w:rPr>
+        <w:t>feature</w:t>
+      </w:r>
+      <w:r>
+        <w:rPr>
+          <w:b w:val="0"/>
+        </w:rPr>
+        <w:t xml:space="preserve">s, </w:t>
+      </w:r>
+      <w:r>
+        <w:rPr>
+          <w:b/>
+        </w:rPr>
+        <w:t>label</w:t>
+      </w:r>
+      <w:r>
+        <w:rPr>
+          <w:b w:val="0"/>
+        </w:rPr>
+        <w:t xml:space="preserve">s and which information exists at </w:t>
+      </w:r>
+      <w:r>
+        <w:rPr>
+          <w:b/>
+        </w:rPr>
+        <w:t>prediction</w:t>
+      </w:r>
+      <w:r>
+        <w:rPr>
+          <w:b w:val="0"/>
+        </w:rPr>
+        <w:t xml:space="preserve"> time. Carry forward the recorded split, threshold and test result.</w:t>
+      </w:r>
+    </w:p>
+    <w:p>
+      <w:pPr>
+        <w:spacing w:line="336" w:lineRule="auto" w:after="180"/>
+      </w:pPr>
+      <w:r>
+        <w:rPr>
+          <w:b w:val="0"/>
+        </w:rPr>
+        <w:t>Teacher reference for data separation and leakage: https://scikit-learn.org/stable/common_pitfalls.html#data-leakage (reviewed 2026-09-26).</w:t>
       </w:r>
     </w:p>
     <w:p>
@@ -2565,40 +5887,40 @@
         <w:pStyle w:val="Heading3"/>
       </w:pPr>
       <w:r>
-        <w:t>Support and fresh reassessment</w:t>
-      </w:r>
-    </w:p>
-    <w:p>
-      <w:r>
-        <w:t>Use a prediction grid with one row per card and one column per candidate. Cover held out rows until the choice is written. Read pairs aloud as width then label. Extension: candidates 4 and 5 both fit the worked training set with zero errors; the predeclared smaller-threshold tie rule chooses 4. Explain why the test labels must not break this tie.</w:t>
-      </w:r>
-    </w:p>
-    <w:p>
-      <w:r>
-        <w:t>Require W4 training counts 1, 0, 1, selection 5, held out predictions 0, 1, 1 and result 2 of 3, plus an explanation of separation and limits. Assess the explanation before offering hints. Fresh retry: training (1,0), (5,0), (7,1), (9,1), candidates 4,6,8. Mistakes are 1,0,1; choose 6. Held out (2,0), (8,1), (6,0) produces 0,1,1 and 2 of 3. Ask why the final error must remain in the report. Correct arithmetic without keeping fitting and testing separate is not sufficient exit evidence.</w:t>
-      </w:r>
-    </w:p>
-    <w:p>
-      <w:r>
-        <w:t>Week 2 examines features, labels and which information exists at prediction time. Carry forward the recorded split, threshold and test result. Teacher reference for data separation and leakage: https://scikit-learn.org/stable/common_pitfalls.html#data-leakage (reviewed 2026-09-26).</w:t>
-      </w:r>
-    </w:p>
-    <w:p>
-      <w:pPr>
-        <w:pStyle w:val="Heading3"/>
-      </w:pPr>
-      <w:r>
         <w:t>Plan the delayed return</w:t>
       </w:r>
     </w:p>
     <w:p>
-      <w:r>
+      <w:pPr>
+        <w:spacing w:line="336" w:lineRule="auto" w:after="180"/>
+      </w:pPr>
+      <w:r>
+        <w:rPr>
+          <w:b w:val="0"/>
+        </w:rPr>
         <w:t>Suggested return points in this level: ai-4/2, ai-4/4, ai-4/7. Use actual classroom dates, adjusting for holidays and gaps. One, three and six teaching weeks are scheduling choices, not a claimed optimal spacing.</w:t>
       </w:r>
     </w:p>
     <w:p>
-      <w:r>
-        <w:t>At a delayed check, ask for the idea from memory and a changed application. Compare with the earlier independent response and record support used. For a new level, revisit the previous capstone before checking the new prerequisites.</w:t>
+      <w:pPr>
+        <w:spacing w:line="336" w:lineRule="auto" w:after="180"/>
+      </w:pPr>
+      <w:r>
+        <w:rPr>
+          <w:b w:val="0"/>
+        </w:rPr>
+        <w:t>At a delayed check, ask for the idea from memory and a changed application. Compare with the earlier independent response and record support used.</w:t>
+      </w:r>
+    </w:p>
+    <w:p>
+      <w:pPr>
+        <w:spacing w:line="336" w:lineRule="auto" w:after="180"/>
+      </w:pPr>
+      <w:r>
+        <w:rPr>
+          <w:b w:val="0"/>
+        </w:rPr>
+        <w:t>For a new level, revisit the previous capstone before checking the new prerequisites.</w:t>
       </w:r>
     </w:p>
     <w:tbl>
@@ -2758,8 +6080,26 @@
       </w:tr>
     </w:tbl>
     <w:p>
-      <w:r>
-        <w:t>Use the evidence to choose reteaching or the next step. A completed page, confidence rating or attractive project does not by itself demonstrate understanding.</w:t>
+      <w:pPr>
+        <w:spacing w:line="336" w:lineRule="auto" w:after="180"/>
+      </w:pPr>
+      <w:r>
+        <w:rPr>
+          <w:b w:val="0"/>
+        </w:rPr>
+        <w:t xml:space="preserve">Use the </w:t>
+      </w:r>
+      <w:r>
+        <w:rPr>
+          <w:b/>
+        </w:rPr>
+        <w:t>evidence</w:t>
+      </w:r>
+      <w:r>
+        <w:rPr>
+          <w:b w:val="0"/>
+        </w:rPr>
+        <w:t xml:space="preserve"> to choose reteaching or the next step. A completed page, confidence rating or attractive project does not by itself demonstrate understanding.</w:t>
       </w:r>
     </w:p>
     <w:p>
@@ -2771,8 +6111,43 @@
       </w:r>
     </w:p>
     <w:p>
-      <w:r>
-        <w:t>For your Responsible Plant Classifier, save the input, procedure, observed result and limitation of this check. Label this worked example as practice; use a different, previously unreviewed case when checking independent understanding.</w:t>
+      <w:pPr>
+        <w:spacing w:line="336" w:lineRule="auto" w:after="180"/>
+      </w:pPr>
+      <w:r>
+        <w:rPr>
+          <w:b w:val="0"/>
+        </w:rPr>
+        <w:t xml:space="preserve">For your Responsible Plant Classifier, save the </w:t>
+      </w:r>
+      <w:r>
+        <w:rPr>
+          <w:b/>
+        </w:rPr>
+        <w:t>input</w:t>
+      </w:r>
+      <w:r>
+        <w:rPr>
+          <w:b w:val="0"/>
+        </w:rPr>
+        <w:t>, procedure, observed result and limitation of this check.</w:t>
+      </w:r>
+    </w:p>
+    <w:p>
+      <w:pPr>
+        <w:spacing w:line="336" w:lineRule="auto" w:after="180"/>
+      </w:pPr>
+      <w:r>
+        <w:rPr>
+          <w:b/>
+        </w:rPr>
+        <w:t>Label</w:t>
+      </w:r>
+      <w:r>
+        <w:rPr>
+          <w:b w:val="0"/>
+        </w:rPr>
+        <w:t xml:space="preserve"> this worked example as practice; use a different, previously unreviewed case when checking independent understanding.</w:t>
       </w:r>
     </w:p>
     <w:p>
@@ -2785,12 +6160,74 @@
     </w:p>
     <w:p>
       <w:r>
-        <w:t>Teaching target: Distinguish fitting a rule from applying a fixed rule</w:t>
-      </w:r>
-    </w:p>
-    <w:p>
-      <w:r>
-        <w:t>Prepare the labelled worked-case picture, the matching workbook, fictional input cards and a place for individual responses. Check a local Python 3 environment before class; have a paper-trace version ready.</w:t>
+        <w:t>Use this preparation summary alongside the detailed The ML Lifecycle lesson; it is a checklist rather than a replacement for the full sequence.</w:t>
+      </w:r>
+    </w:p>
+    <w:p>
+      <w:pPr>
+        <w:pStyle w:val="Heading3"/>
+      </w:pPr>
+      <w:r>
+        <w:t>Teaching target</w:t>
+      </w:r>
+    </w:p>
+    <w:p>
+      <w:pPr>
+        <w:spacing w:line="336" w:lineRule="auto" w:after="180"/>
+        <w:shd w:fill="EDF7F3"/>
+      </w:pPr>
+      <w:r>
+        <w:rPr>
+          <w:b w:val="0"/>
+        </w:rPr>
+        <w:t xml:space="preserve">Teaching target: Distinguish </w:t>
+      </w:r>
+      <w:r>
+        <w:rPr>
+          <w:b/>
+        </w:rPr>
+        <w:t>fitting</w:t>
+      </w:r>
+      <w:r>
+        <w:rPr>
+          <w:b w:val="0"/>
+        </w:rPr>
+        <w:t xml:space="preserve"> a rule from applying a fixed rule</w:t>
+      </w:r>
+    </w:p>
+    <w:p>
+      <w:pPr>
+        <w:spacing w:line="336" w:lineRule="auto" w:after="180"/>
+      </w:pPr>
+      <w:r>
+        <w:rPr>
+          <w:b w:val="0"/>
+        </w:rPr>
+        <w:t xml:space="preserve">Prepare the </w:t>
+      </w:r>
+      <w:r>
+        <w:rPr>
+          <w:b/>
+        </w:rPr>
+        <w:t>label</w:t>
+      </w:r>
+      <w:r>
+        <w:rPr>
+          <w:b w:val="0"/>
+        </w:rPr>
+        <w:t xml:space="preserve">led worked-case picture, the matching workbook, fictional </w:t>
+      </w:r>
+      <w:r>
+        <w:rPr>
+          <w:b/>
+        </w:rPr>
+        <w:t>input</w:t>
+      </w:r>
+      <w:r>
+        <w:rPr>
+          <w:b w:val="0"/>
+        </w:rPr>
+        <w:t xml:space="preserve"> cards and a place for individual responses. Check a local Python 3 environment before class; have a paper-trace version ready.</w:t>
       </w:r>
     </w:p>
     <w:tbl>
@@ -2937,37 +6374,303 @@
       </w:tr>
     </w:tbl>
     <w:p>
-      <w:r>
-        <w:t>Before class, solve the supported practice: Use threshold 6 on the four training widths 1, 3, 5 and 7. Write all predictions, identify each error, and explain why threshold 4 is selected.</w:t>
-      </w:r>
-    </w:p>
-    <w:p>
-      <w:r>
-        <w:t>Reasoned practice answer: Predictions are 0, 0, 0, 1. The width 5 card is wrong because its label is 1. Threshold 6 has one training mistake; threshold 4 has zero and is selected.</w:t>
-      </w:r>
-    </w:p>
-    <w:p>
-      <w:r>
-        <w:t>Check every learner before discussion: Use the worked case for The machine learning lifecycle. Proposed explanation: “The model wrote its own task”. Decide whether this explanation is supported. Point to the step or supplied fact that decides; explain your repair if needed.</w:t>
-      </w:r>
-    </w:p>
-    <w:p>
-      <w:r>
-        <w:t>Misconception repair: People chose the input, label meaning, candidate thresholds and selection rule. Learning here means choosing a parameter using the training examples.</w:t>
-      </w:r>
-    </w:p>
-    <w:p>
-      <w:r>
-        <w:t>Support: read the exact case aloud, enlarge the labelled picture, supply input cards and model only the first deciding step. Accept a spoken explanation or drawing; retain the reasoning goal.</w:t>
-      </w:r>
-    </w:p>
-    <w:p>
-      <w:r>
-        <w:t>Extension: The fresh width-6 leaf is actually healthy. Require a prediction and a reason before comparing. Expected result: The frozen model is correct on 1/2 test leaves. Reason: The supplied reference changed; moving the cutoff after seeing this test would reuse final evidence for development.</w:t>
-      </w:r>
-    </w:p>
-    <w:p>
-      <w:r>
+      <w:pPr>
+        <w:spacing w:line="336" w:lineRule="auto" w:after="180"/>
+      </w:pPr>
+      <w:r>
+        <w:rPr>
+          <w:b w:val="0"/>
+        </w:rPr>
+        <w:t xml:space="preserve">Before class, solve the supported practice: Use threshold 6 on the four </w:t>
+      </w:r>
+      <w:r>
+        <w:rPr>
+          <w:b/>
+        </w:rPr>
+        <w:t>training</w:t>
+      </w:r>
+      <w:r>
+        <w:rPr>
+          <w:b w:val="0"/>
+        </w:rPr>
+        <w:t xml:space="preserve"> widths 1, 3, 5 and 7. Write all </w:t>
+      </w:r>
+      <w:r>
+        <w:rPr>
+          <w:b/>
+        </w:rPr>
+        <w:t>prediction</w:t>
+      </w:r>
+      <w:r>
+        <w:rPr>
+          <w:b w:val="0"/>
+        </w:rPr>
+        <w:t>s, identify each error, and explain why threshold 4 is selected.</w:t>
+      </w:r>
+    </w:p>
+    <w:p>
+      <w:pPr>
+        <w:pStyle w:val="Heading3"/>
+      </w:pPr>
+      <w:r>
+        <w:t>Supported practice answer</w:t>
+      </w:r>
+    </w:p>
+    <w:p>
+      <w:pPr>
+        <w:spacing w:line="336" w:lineRule="auto" w:after="180"/>
+        <w:shd w:fill="F1F6FC"/>
+      </w:pPr>
+      <w:r>
+        <w:rPr>
+          <w:b w:val="0"/>
+        </w:rPr>
+        <w:t xml:space="preserve">Reasoned practice answer: </w:t>
+      </w:r>
+      <w:r>
+        <w:rPr>
+          <w:b/>
+        </w:rPr>
+        <w:t>Prediction</w:t>
+      </w:r>
+      <w:r>
+        <w:rPr>
+          <w:b w:val="0"/>
+        </w:rPr>
+        <w:t xml:space="preserve">s are 0, 0, 0, 1. The width 5 card is wrong because its </w:t>
+      </w:r>
+      <w:r>
+        <w:rPr>
+          <w:b/>
+        </w:rPr>
+        <w:t>label</w:t>
+      </w:r>
+      <w:r>
+        <w:rPr>
+          <w:b w:val="0"/>
+        </w:rPr>
+        <w:t xml:space="preserve"> is 1. Threshold 6 has one </w:t>
+      </w:r>
+      <w:r>
+        <w:rPr>
+          <w:b/>
+        </w:rPr>
+        <w:t>training</w:t>
+      </w:r>
+      <w:r>
+        <w:rPr>
+          <w:b w:val="0"/>
+        </w:rPr>
+        <w:t xml:space="preserve"> mistake; threshold 4 has zero and is selected.</w:t>
+      </w:r>
+    </w:p>
+    <w:p>
+      <w:pPr>
+        <w:spacing w:line="336" w:lineRule="auto" w:after="180"/>
+      </w:pPr>
+      <w:r>
+        <w:rPr>
+          <w:b w:val="0"/>
+        </w:rPr>
+        <w:t xml:space="preserve">Check every learner before discussion: Use the worked case for The </w:t>
+      </w:r>
+      <w:r>
+        <w:rPr>
+          <w:b/>
+        </w:rPr>
+        <w:t>machine learning</w:t>
+      </w:r>
+      <w:r>
+        <w:rPr>
+          <w:b w:val="0"/>
+        </w:rPr>
+        <w:t xml:space="preserve"> lifecycle. Proposed explanation: “The model wrote its own task”. Decide whether this explanation is supported.</w:t>
+      </w:r>
+    </w:p>
+    <w:p>
+      <w:pPr>
+        <w:spacing w:line="336" w:lineRule="auto" w:after="180"/>
+      </w:pPr>
+      <w:r>
+        <w:rPr>
+          <w:b w:val="0"/>
+        </w:rPr>
+        <w:t>Point to the step or supplied fact that decides; explain your repair if needed.</w:t>
+      </w:r>
+    </w:p>
+    <w:p>
+      <w:pPr>
+        <w:pStyle w:val="Heading3"/>
+      </w:pPr>
+      <w:r>
+        <w:t>Repair the misconception</w:t>
+      </w:r>
+    </w:p>
+    <w:p>
+      <w:pPr>
+        <w:spacing w:line="336" w:lineRule="auto" w:after="180"/>
+        <w:shd w:fill="FFF5E6"/>
+      </w:pPr>
+      <w:r>
+        <w:rPr>
+          <w:b w:val="0"/>
+        </w:rPr>
+        <w:t xml:space="preserve">Misconception repair: People chose the </w:t>
+      </w:r>
+      <w:r>
+        <w:rPr>
+          <w:b/>
+        </w:rPr>
+        <w:t>input</w:t>
+      </w:r>
+      <w:r>
+        <w:rPr>
+          <w:b w:val="0"/>
+        </w:rPr>
+        <w:t xml:space="preserve">, </w:t>
+      </w:r>
+      <w:r>
+        <w:rPr>
+          <w:b/>
+        </w:rPr>
+        <w:t>label</w:t>
+      </w:r>
+      <w:r>
+        <w:rPr>
+          <w:b w:val="0"/>
+        </w:rPr>
+        <w:t xml:space="preserve"> meaning, candidate thresholds and selection rule. Learning here means choosing a parameter using the </w:t>
+      </w:r>
+      <w:r>
+        <w:rPr>
+          <w:b/>
+        </w:rPr>
+        <w:t>training</w:t>
+      </w:r>
+      <w:r>
+        <w:rPr>
+          <w:b w:val="0"/>
+        </w:rPr>
+        <w:t xml:space="preserve"> examples.</w:t>
+      </w:r>
+    </w:p>
+    <w:p>
+      <w:pPr>
+        <w:pStyle w:val="Heading3"/>
+      </w:pPr>
+      <w:r>
+        <w:t>Support without giving away the answer</w:t>
+      </w:r>
+    </w:p>
+    <w:p>
+      <w:pPr>
+        <w:spacing w:line="336" w:lineRule="auto" w:after="180"/>
+        <w:shd w:fill="F1F6F8"/>
+      </w:pPr>
+      <w:r>
+        <w:rPr>
+          <w:b w:val="0"/>
+        </w:rPr>
+        <w:t xml:space="preserve">Support: read the exact case aloud, enlarge the </w:t>
+      </w:r>
+      <w:r>
+        <w:rPr>
+          <w:b/>
+        </w:rPr>
+        <w:t>label</w:t>
+      </w:r>
+      <w:r>
+        <w:rPr>
+          <w:b w:val="0"/>
+        </w:rPr>
+        <w:t xml:space="preserve">led picture, supply </w:t>
+      </w:r>
+      <w:r>
+        <w:rPr>
+          <w:b/>
+        </w:rPr>
+        <w:t>input</w:t>
+      </w:r>
+      <w:r>
+        <w:rPr>
+          <w:b w:val="0"/>
+        </w:rPr>
+        <w:t xml:space="preserve"> cards and model only the first deciding step. Accept a spoken explanation or drawing; retain the reasoning goal.</w:t>
+      </w:r>
+    </w:p>
+    <w:p>
+      <w:pPr>
+        <w:pStyle w:val="Heading3"/>
+      </w:pPr>
+      <w:r>
+        <w:t>Extend the reasoning</w:t>
+      </w:r>
+    </w:p>
+    <w:p>
+      <w:pPr>
+        <w:spacing w:line="336" w:lineRule="auto" w:after="180"/>
+        <w:shd w:fill="F5F1FB"/>
+      </w:pPr>
+      <w:r>
+        <w:rPr>
+          <w:b w:val="0"/>
+        </w:rPr>
+        <w:t xml:space="preserve">Extension: The fresh width-6 leaf is actually healthy. Require a </w:t>
+      </w:r>
+      <w:r>
+        <w:rPr>
+          <w:b/>
+        </w:rPr>
+        <w:t>prediction</w:t>
+      </w:r>
+      <w:r>
+        <w:rPr>
+          <w:b w:val="0"/>
+        </w:rPr>
+        <w:t xml:space="preserve"> and a reason before comparing. Expected result: The frozen model is correct on 1/2 test leaves.</w:t>
+      </w:r>
+    </w:p>
+    <w:p>
+      <w:pPr>
+        <w:spacing w:line="336" w:lineRule="auto" w:after="180"/>
+        <w:shd w:fill="F5F1FB"/>
+      </w:pPr>
+      <w:r>
+        <w:rPr>
+          <w:b w:val="0"/>
+        </w:rPr>
+        <w:t xml:space="preserve">Reason: The supplied reference changed; moving the cutoff after seeing this test would reuse final </w:t>
+      </w:r>
+      <w:r>
+        <w:rPr>
+          <w:b/>
+        </w:rPr>
+        <w:t>evidence</w:t>
+      </w:r>
+      <w:r>
+        <w:rPr>
+          <w:b w:val="0"/>
+        </w:rPr>
+        <w:t xml:space="preserve"> for development.</w:t>
+      </w:r>
+    </w:p>
+    <w:p>
+      <w:pPr>
+        <w:pStyle w:val="Heading3"/>
+      </w:pPr>
+      <w:r>
+        <w:t>Protect the independent attempt</w:t>
+      </w:r>
+    </w:p>
+    <w:p>
+      <w:pPr>
+        <w:spacing w:line="336" w:lineRule="auto" w:after="180"/>
+        <w:shd w:fill="FFF5E6"/>
+      </w:pPr>
+      <w:r>
+        <w:rPr>
+          <w:b w:val="0"/>
+        </w:rPr>
         <w:t>Independent assessment: withhold the reserved answer until the learner has attempted the new case. Record support separately from correctness.</w:t>
       </w:r>
     </w:p>
@@ -3156,13 +6859,58 @@
       </w:tr>
     </w:tbl>
     <w:p>
-      <w:r>
-        <w:t>Project checkpoint: Frame the need. Name the user, the problem, allowed inputs and a safe simple starting method.</w:t>
-      </w:r>
-    </w:p>
-    <w:p>
-      <w:r>
-        <w:t>Use the weekly teacher answer for topic-specific reasoning. A saved progress tick is an activity record; judge mastery from the learner’s explanation and evidence.</w:t>
+      <w:pPr>
+        <w:pStyle w:val="Heading3"/>
+      </w:pPr>
+      <w:r>
+        <w:t>Project checkpoint</w:t>
+      </w:r>
+    </w:p>
+    <w:p>
+      <w:pPr>
+        <w:spacing w:line="336" w:lineRule="auto" w:after="180"/>
+        <w:shd w:fill="EDF7F3"/>
+      </w:pPr>
+      <w:r>
+        <w:rPr>
+          <w:b w:val="0"/>
+        </w:rPr>
+        <w:t xml:space="preserve">Project checkpoint: Frame the need. Name the user, the problem, allowed </w:t>
+      </w:r>
+      <w:r>
+        <w:rPr>
+          <w:b/>
+        </w:rPr>
+        <w:t>input</w:t>
+      </w:r>
+      <w:r>
+        <w:rPr>
+          <w:b w:val="0"/>
+        </w:rPr>
+        <w:t>s and a safe simple starting method.</w:t>
+      </w:r>
+    </w:p>
+    <w:p>
+      <w:pPr>
+        <w:spacing w:line="336" w:lineRule="auto" w:after="180"/>
+      </w:pPr>
+      <w:r>
+        <w:rPr>
+          <w:b w:val="0"/>
+        </w:rPr>
+        <w:t xml:space="preserve">Use the weekly teacher answer for topic-specific reasoning. A saved progress tick is an activity record; judge mastery from the learner’s explanation and </w:t>
+      </w:r>
+      <w:r>
+        <w:rPr>
+          <w:b/>
+        </w:rPr>
+        <w:t>evidence</w:t>
+      </w:r>
+      <w:r>
+        <w:rPr>
+          <w:b w:val="0"/>
+        </w:rPr>
+        <w:t>.</w:t>
       </w:r>
     </w:p>
     <w:p>
@@ -3175,27 +6923,1113 @@
     </w:p>
     <w:p>
       <w:r>
-        <w:t>Use the two formative questions as supported practice, not as independent mastery scores. Discuss the deciding evidence rather than accepting a guessed selection.</w:t>
-      </w:r>
-    </w:p>
-    <w:p>
-      <w:r>
+        <w:t>Use feedback, earlier review and portfolios purposefully. Apply the coding routine only when this lesson has an executable lab.</w:t>
+      </w:r>
+    </w:p>
+    <w:p>
+      <w:pPr>
+        <w:spacing w:line="336" w:lineRule="auto" w:after="180"/>
+      </w:pPr>
+      <w:r>
+        <w:rPr>
+          <w:b w:val="0"/>
+        </w:rPr>
+        <w:t xml:space="preserve">Use the two formative questions as supported practice, not as independent mastery scores. Discuss the deciding </w:t>
+      </w:r>
+      <w:r>
+        <w:rPr>
+          <w:b/>
+        </w:rPr>
+        <w:t>evidence</w:t>
+      </w:r>
+      <w:r>
+        <w:rPr>
+          <w:b w:val="0"/>
+        </w:rPr>
+        <w:t xml:space="preserve"> rather than accepting a guessed selection.</w:t>
+      </w:r>
+    </w:p>
+    <w:p>
+      <w:pPr>
+        <w:spacing w:line="336" w:lineRule="auto" w:after="180"/>
+      </w:pPr>
+      <w:r>
+        <w:rPr>
+          <w:b w:val="0"/>
+        </w:rPr>
         <w:t>The feedback comes from the reviewed public worked case. Do not reveal the separately reserved independent teacher answer until the learner has attempted that case.</w:t>
       </w:r>
     </w:p>
     <w:p>
-      <w:r>
-        <w:t>Ask students to predict before running code. Preserve errors and actual outputs; collect a changed test and an explanation. The branch-boundary and indexing lessons deliberately include failure cases.</w:t>
-      </w:r>
-    </w:p>
-    <w:p>
-      <w:r>
+      <w:pPr>
+        <w:spacing w:line="336" w:lineRule="auto" w:after="180"/>
+      </w:pPr>
+      <w:r>
+        <w:rPr>
+          <w:b w:val="0"/>
+        </w:rPr>
+        <w:t xml:space="preserve">Ask students to predict before running code. Preserve errors and actual </w:t>
+      </w:r>
+      <w:r>
+        <w:rPr>
+          <w:b/>
+        </w:rPr>
+        <w:t>output</w:t>
+      </w:r>
+      <w:r>
+        <w:rPr>
+          <w:b w:val="0"/>
+        </w:rPr>
+        <w:t>s; collect a changed test and an explanation. The branch-boundary and indexing lessons deliberately include failure cases.</w:t>
+      </w:r>
+    </w:p>
+    <w:p>
+      <w:pPr>
+        <w:spacing w:line="336" w:lineRule="auto" w:after="180"/>
+      </w:pPr>
+      <w:r>
+        <w:rPr>
+          <w:b w:val="0"/>
+        </w:rPr>
         <w:t>Use the earlier worked-explanation links to address a specific missing building block, then return to the current question. Adapt this suggestion after observing the learner; it is not an automatic diagnosis.</w:t>
       </w:r>
     </w:p>
     <w:p>
-      <w:r>
-        <w:t>Collect the completed-work portfolio as evidence. Record support separately from correctness, and assess explanation, trace/test and limitations. Progress ticks and quiz selections alone do not establish mastery.</w:t>
+      <w:pPr>
+        <w:spacing w:line="336" w:lineRule="auto" w:after="180"/>
+      </w:pPr>
+      <w:r>
+        <w:rPr>
+          <w:b w:val="0"/>
+        </w:rPr>
+        <w:t xml:space="preserve">Collect the completed-work portfolio as </w:t>
+      </w:r>
+      <w:r>
+        <w:rPr>
+          <w:b/>
+        </w:rPr>
+        <w:t>evidence</w:t>
+      </w:r>
+      <w:r>
+        <w:rPr>
+          <w:b w:val="0"/>
+        </w:rPr>
+        <w:t>. Record support separately from correctness, and assess explanation, trace/test and limitations. Progress ticks and quiz selections alone do not establish mastery.</w:t>
+      </w:r>
+    </w:p>
+    <w:p>
+      <w:pPr>
+        <w:pStyle w:val="Heading1"/>
+      </w:pPr>
+      <w:r>
+        <w:t>09. Visual concept journey</w:t>
+      </w:r>
+    </w:p>
+    <w:p>
+      <w:r>
+        <w:t>Show one The ML Lifecycle graphic at a time, request a prediction and discuss its trace before the independent assessment.</w:t>
+      </w:r>
+    </w:p>
+    <w:p>
+      <w:pPr>
+        <w:spacing w:line="336" w:lineRule="auto" w:after="180"/>
+      </w:pPr>
+      <w:r>
+        <w:rPr>
+          <w:b w:val="0"/>
+        </w:rPr>
+        <w:t xml:space="preserve">Use one picture at a time. Hide a worked result before asking for a </w:t>
+      </w:r>
+      <w:r>
+        <w:rPr>
+          <w:b/>
+        </w:rPr>
+        <w:t>prediction</w:t>
+      </w:r>
+      <w:r>
+        <w:rPr>
+          <w:b w:val="0"/>
+        </w:rPr>
+        <w:t>, then reveal it for feedback. These are supported teaching cases; retain the separate independent assessment for a fresh first attempt.</w:t>
+      </w:r>
+    </w:p>
+    <w:p>
+      <w:pPr>
+        <w:pStyle w:val="Heading3"/>
+      </w:pPr>
+      <w:r>
+        <w:t>01. The ML Lifecycle: the case</w:t>
+      </w:r>
+    </w:p>
+    <w:p>
+      <w:r>
+        <w:drawing>
+          <wp:inline xmlns:a="http://schemas.openxmlformats.org/drawingml/2006/main" xmlns:pic="http://schemas.openxmlformats.org/drawingml/2006/picture">
+            <wp:extent cx="5486400" cy="2990088"/>
+            <wp:docPr id="2" name="Picture 2" descr="Follow one complete plant-classifier lifecycle without tuning on the final test. Supplied facts: Toy training leaves have widths 1 healthy, 3 healthy, 5 spotted, 7 spotted. Candidates predict spotted at width&gt;=2 or &gt;=4. All inputs and outcomes in this worked example are invented classroom data; no real model run is claimed."/>
+            <wp:cNvGraphicFramePr>
+              <a:graphicFrameLocks noChangeAspect="1"/>
+            </wp:cNvGraphicFramePr>
+            <a:graphic>
+              <a:graphicData uri="http://schemas.openxmlformats.org/drawingml/2006/picture">
+                <pic:pic>
+                  <pic:nvPicPr>
+                    <pic:cNvPr id="0" name="academy-story-ai-4-1-01.png"/>
+                    <pic:cNvPicPr/>
+                  </pic:nvPicPr>
+                  <pic:blipFill>
+                    <a:blip r:embed="rId10"/>
+                    <a:stretch>
+                      <a:fillRect/>
+                    </a:stretch>
+                  </pic:blipFill>
+                  <pic:spPr>
+                    <a:xfrm>
+                      <a:off x="0" y="0"/>
+                      <a:ext cx="5486400" cy="2990088"/>
+                    </a:xfrm>
+                    <a:prstGeom prst="rect"/>
+                  </pic:spPr>
+                </pic:pic>
+              </a:graphicData>
+            </a:graphic>
+          </wp:inline>
+        </w:drawing>
+      </w:r>
+    </w:p>
+    <w:p>
+      <w:pPr>
+        <w:spacing w:line="336" w:lineRule="auto" w:after="180"/>
+      </w:pPr>
+      <w:r>
+        <w:rPr>
+          <w:b w:val="0"/>
+        </w:rPr>
+        <w:t xml:space="preserve">Follow one complete plant-classifier lifecycle without tuning on the final test. Supplied facts: Toy </w:t>
+      </w:r>
+      <w:r>
+        <w:rPr>
+          <w:b/>
+        </w:rPr>
+        <w:t>training</w:t>
+      </w:r>
+      <w:r>
+        <w:rPr>
+          <w:b w:val="0"/>
+        </w:rPr>
+        <w:t xml:space="preserve"> leaves have widths 1 healthy, 3 healthy, 5 spotted, 7 spotted. Candidates predict spotted at width&gt;=2 or &gt;=4.</w:t>
+      </w:r>
+    </w:p>
+    <w:p>
+      <w:pPr>
+        <w:spacing w:line="336" w:lineRule="auto" w:after="180"/>
+      </w:pPr>
+      <w:r>
+        <w:rPr>
+          <w:b w:val="0"/>
+        </w:rPr>
+        <w:t xml:space="preserve">All </w:t>
+      </w:r>
+      <w:r>
+        <w:rPr>
+          <w:b/>
+        </w:rPr>
+        <w:t>input</w:t>
+      </w:r>
+      <w:r>
+        <w:rPr>
+          <w:b w:val="0"/>
+        </w:rPr>
+        <w:t>s and outcomes in this worked example are invented classroom data; no real model run is claimed.</w:t>
+      </w:r>
+    </w:p>
+    <w:p>
+      <w:pPr>
+        <w:spacing w:line="336" w:lineRule="auto" w:after="180"/>
+        <w:shd w:fill="F5F1FB"/>
+      </w:pPr>
+      <w:r>
+        <w:rPr>
+          <w:b w:val="0"/>
+        </w:rPr>
+        <w:t>Point to the given fact that matters most. Explain why it matters.</w:t>
+      </w:r>
+    </w:p>
+    <w:p>
+      <w:pPr>
+        <w:pStyle w:val="Heading3"/>
+      </w:pPr>
+      <w:r>
+        <w:t>Discuss while showing the picture</w:t>
+      </w:r>
+    </w:p>
+    <w:p>
+      <w:pPr>
+        <w:spacing w:line="336" w:lineRule="auto" w:after="180"/>
+        <w:shd w:fill="F1F6F8"/>
+      </w:pPr>
+      <w:r>
+        <w:rPr>
+          <w:b w:val="0"/>
+        </w:rPr>
+        <w:t xml:space="preserve">Teacher prompt: Point to the given fact that matters most. Explain why it matters. Ask learners to describe one </w:t>
+      </w:r>
+      <w:r>
+        <w:rPr>
+          <w:b/>
+        </w:rPr>
+        <w:t>label</w:t>
+      </w:r>
+      <w:r>
+        <w:rPr>
+          <w:b w:val="0"/>
+        </w:rPr>
+        <w:t xml:space="preserve"> or arrow in ordinary words. Use the adjacent transcript if the image is difficult to see.</w:t>
+      </w:r>
+    </w:p>
+    <w:p>
+      <w:pPr>
+        <w:pStyle w:val="Heading3"/>
+      </w:pPr>
+      <w:r>
+        <w:t>02. Follow the deciding steps</w:t>
+      </w:r>
+    </w:p>
+    <w:p>
+      <w:r>
+        <w:drawing>
+          <wp:inline xmlns:a="http://schemas.openxmlformats.org/drawingml/2006/main" xmlns:pic="http://schemas.openxmlformats.org/drawingml/2006/picture">
+            <wp:extent cx="5486400" cy="3182112"/>
+            <wp:docPr id="3" name="Picture 3" descr="Fit using training: Cutoff 2 makes one error at width 3; cutoff 4 makes zero training errors. → Freeze candidate: Choose cutoff 4 under the stated training-error rule. → Test once: Fresh leaves width 2 healthy and 6 spotted are both predicted correctly: 2/2."/>
+            <wp:cNvGraphicFramePr>
+              <a:graphicFrameLocks noChangeAspect="1"/>
+            </wp:cNvGraphicFramePr>
+            <a:graphic>
+              <a:graphicData uri="http://schemas.openxmlformats.org/drawingml/2006/picture">
+                <pic:pic>
+                  <pic:nvPicPr>
+                    <pic:cNvPr id="0" name="academy-story-ai-4-1-02.png"/>
+                    <pic:cNvPicPr/>
+                  </pic:nvPicPr>
+                  <pic:blipFill>
+                    <a:blip r:embed="rId11"/>
+                    <a:stretch>
+                      <a:fillRect/>
+                    </a:stretch>
+                  </pic:blipFill>
+                  <pic:spPr>
+                    <a:xfrm>
+                      <a:off x="0" y="0"/>
+                      <a:ext cx="5486400" cy="3182112"/>
+                    </a:xfrm>
+                    <a:prstGeom prst="rect"/>
+                  </pic:spPr>
+                </pic:pic>
+              </a:graphicData>
+            </a:graphic>
+          </wp:inline>
+        </w:drawing>
+      </w:r>
+    </w:p>
+    <w:p>
+      <w:pPr>
+        <w:spacing w:line="336" w:lineRule="auto" w:after="180"/>
+      </w:pPr>
+      <w:r>
+        <w:rPr>
+          <w:b w:val="0"/>
+        </w:rPr>
+        <w:t xml:space="preserve">Fit using </w:t>
+      </w:r>
+      <w:r>
+        <w:rPr>
+          <w:b/>
+        </w:rPr>
+        <w:t>training</w:t>
+      </w:r>
+      <w:r>
+        <w:rPr>
+          <w:b w:val="0"/>
+        </w:rPr>
+        <w:t xml:space="preserve">: Cutoff 2 makes one error at width 3; cutoff 4 makes zero </w:t>
+      </w:r>
+      <w:r>
+        <w:rPr>
+          <w:b/>
+        </w:rPr>
+        <w:t>training</w:t>
+      </w:r>
+      <w:r>
+        <w:rPr>
+          <w:b w:val="0"/>
+        </w:rPr>
+        <w:t xml:space="preserve"> errors. → Freeze candidate: Choose cutoff 4 under the stated </w:t>
+      </w:r>
+      <w:r>
+        <w:rPr>
+          <w:b/>
+        </w:rPr>
+        <w:t>training</w:t>
+      </w:r>
+      <w:r>
+        <w:rPr>
+          <w:b w:val="0"/>
+        </w:rPr>
+        <w:t>-error rule. → Test once: Fresh leaves width 2 healthy and 6 spotted are both predicted correctly: 2/2.</w:t>
+      </w:r>
+    </w:p>
+    <w:p>
+      <w:pPr>
+        <w:spacing w:line="336" w:lineRule="auto" w:after="180"/>
+        <w:shd w:fill="F5F1FB"/>
+      </w:pPr>
+      <w:r>
+        <w:rPr>
+          <w:b w:val="0"/>
+        </w:rPr>
+        <w:t xml:space="preserve">Point to each numbered stage and explain which recorded </w:t>
+      </w:r>
+      <w:r>
+        <w:rPr>
+          <w:b/>
+        </w:rPr>
+        <w:t>input</w:t>
+      </w:r>
+      <w:r>
+        <w:rPr>
+          <w:b w:val="0"/>
+        </w:rPr>
+        <w:t xml:space="preserve"> it uses.</w:t>
+      </w:r>
+    </w:p>
+    <w:p>
+      <w:pPr>
+        <w:pStyle w:val="Heading3"/>
+      </w:pPr>
+      <w:r>
+        <w:t>Discuss while showing the picture</w:t>
+      </w:r>
+    </w:p>
+    <w:p>
+      <w:pPr>
+        <w:spacing w:line="336" w:lineRule="auto" w:after="180"/>
+        <w:shd w:fill="F1F6F8"/>
+      </w:pPr>
+      <w:r>
+        <w:rPr>
+          <w:b w:val="0"/>
+        </w:rPr>
+        <w:t xml:space="preserve">Teacher prompt: Point to each numbered stage and explain which recorded </w:t>
+      </w:r>
+      <w:r>
+        <w:rPr>
+          <w:b/>
+        </w:rPr>
+        <w:t>input</w:t>
+      </w:r>
+      <w:r>
+        <w:rPr>
+          <w:b w:val="0"/>
+        </w:rPr>
+        <w:t xml:space="preserve"> it uses. Ask learners to describe one </w:t>
+      </w:r>
+      <w:r>
+        <w:rPr>
+          <w:b/>
+        </w:rPr>
+        <w:t>label</w:t>
+      </w:r>
+      <w:r>
+        <w:rPr>
+          <w:b w:val="0"/>
+        </w:rPr>
+        <w:t xml:space="preserve"> or arrow in ordinary words. Use the adjacent transcript if the image is difficult to see.</w:t>
+      </w:r>
+    </w:p>
+    <w:p>
+      <w:pPr>
+        <w:pStyle w:val="Heading3"/>
+      </w:pPr>
+      <w:r>
+        <w:t>03. Keep fitting and testing separate</w:t>
+      </w:r>
+    </w:p>
+    <w:p>
+      <w:r>
+        <w:drawing>
+          <wp:inline xmlns:a="http://schemas.openxmlformats.org/drawingml/2006/main" xmlns:pic="http://schemas.openxmlformats.org/drawingml/2006/picture">
+            <wp:extent cx="5486400" cy="2834640"/>
+            <wp:docPr id="4" name="Picture 4" descr="Keep fitting and testing separate. Define and split | Task and candidate rules | Training and test cards. Fit and freeze | Training labels only | Threshold 4 selected. Test and report | Two held out cards | 2 correct out of 2"/>
+            <wp:cNvGraphicFramePr>
+              <a:graphicFrameLocks noChangeAspect="1"/>
+            </wp:cNvGraphicFramePr>
+            <a:graphic>
+              <a:graphicData uri="http://schemas.openxmlformats.org/drawingml/2006/picture">
+                <pic:pic>
+                  <pic:nvPicPr>
+                    <pic:cNvPr id="0" name="academy-story-ai-4-1-03.png"/>
+                    <pic:cNvPicPr/>
+                  </pic:nvPicPr>
+                  <pic:blipFill>
+                    <a:blip r:embed="rId12"/>
+                    <a:stretch>
+                      <a:fillRect/>
+                    </a:stretch>
+                  </pic:blipFill>
+                  <pic:spPr>
+                    <a:xfrm>
+                      <a:off x="0" y="0"/>
+                      <a:ext cx="5486400" cy="2834640"/>
+                    </a:xfrm>
+                    <a:prstGeom prst="rect"/>
+                  </pic:spPr>
+                </pic:pic>
+              </a:graphicData>
+            </a:graphic>
+          </wp:inline>
+        </w:drawing>
+      </w:r>
+    </w:p>
+    <w:p>
+      <w:pPr>
+        <w:spacing w:line="336" w:lineRule="auto" w:after="180"/>
+      </w:pPr>
+      <w:r>
+        <w:rPr>
+          <w:b w:val="0"/>
+        </w:rPr>
+        <w:t xml:space="preserve">Keep </w:t>
+      </w:r>
+      <w:r>
+        <w:rPr>
+          <w:b/>
+        </w:rPr>
+        <w:t>fitting</w:t>
+      </w:r>
+      <w:r>
+        <w:rPr>
+          <w:b w:val="0"/>
+        </w:rPr>
+        <w:t xml:space="preserve"> and testing separate. Define and split | Task and candidate rules | </w:t>
+      </w:r>
+      <w:r>
+        <w:rPr>
+          <w:b/>
+        </w:rPr>
+        <w:t>Training</w:t>
+      </w:r>
+      <w:r>
+        <w:rPr>
+          <w:b w:val="0"/>
+        </w:rPr>
+        <w:t xml:space="preserve"> and test cards. Fit and freeze | </w:t>
+      </w:r>
+      <w:r>
+        <w:rPr>
+          <w:b/>
+        </w:rPr>
+        <w:t>Training</w:t>
+      </w:r>
+      <w:r>
+        <w:rPr>
+          <w:b w:val="0"/>
+        </w:rPr>
+        <w:t xml:space="preserve"> </w:t>
+      </w:r>
+      <w:r>
+        <w:rPr>
+          <w:b/>
+        </w:rPr>
+        <w:t>label</w:t>
+      </w:r>
+      <w:r>
+        <w:rPr>
+          <w:b w:val="0"/>
+        </w:rPr>
+        <w:t>s only | Threshold 4 selected. Test and report | Two held out cards | 2 correct out of 2</w:t>
+      </w:r>
+    </w:p>
+    <w:p>
+      <w:pPr>
+        <w:spacing w:line="336" w:lineRule="auto" w:after="180"/>
+        <w:shd w:fill="F5F1FB"/>
+      </w:pPr>
+      <w:r>
+        <w:rPr>
+          <w:b w:val="0"/>
+        </w:rPr>
+        <w:t xml:space="preserve">Read the </w:t>
+      </w:r>
+      <w:r>
+        <w:rPr>
+          <w:b/>
+        </w:rPr>
+        <w:t>label</w:t>
+      </w:r>
+      <w:r>
+        <w:rPr>
+          <w:b w:val="0"/>
+        </w:rPr>
+        <w:t>s and values. Explain the relationship the model shows.</w:t>
+      </w:r>
+    </w:p>
+    <w:p>
+      <w:pPr>
+        <w:pStyle w:val="Heading3"/>
+      </w:pPr>
+      <w:r>
+        <w:t>Discuss while showing the picture</w:t>
+      </w:r>
+    </w:p>
+    <w:p>
+      <w:pPr>
+        <w:spacing w:line="336" w:lineRule="auto" w:after="180"/>
+        <w:shd w:fill="F1F6F8"/>
+      </w:pPr>
+      <w:r>
+        <w:rPr>
+          <w:b w:val="0"/>
+        </w:rPr>
+        <w:t xml:space="preserve">Teacher prompt: Read the </w:t>
+      </w:r>
+      <w:r>
+        <w:rPr>
+          <w:b/>
+        </w:rPr>
+        <w:t>label</w:t>
+      </w:r>
+      <w:r>
+        <w:rPr>
+          <w:b w:val="0"/>
+        </w:rPr>
+        <w:t xml:space="preserve">s and values. Explain the relationship the model shows. Ask learners to describe one </w:t>
+      </w:r>
+      <w:r>
+        <w:rPr>
+          <w:b/>
+        </w:rPr>
+        <w:t>label</w:t>
+      </w:r>
+      <w:r>
+        <w:rPr>
+          <w:b w:val="0"/>
+        </w:rPr>
+        <w:t xml:space="preserve"> or arrow in ordinary words. Use the adjacent transcript if the image is difficult to see.</w:t>
+      </w:r>
+    </w:p>
+    <w:p>
+      <w:pPr>
+        <w:pStyle w:val="Heading3"/>
+      </w:pPr>
+      <w:r>
+        <w:t>04. Change one thing. Trace what follows.</w:t>
+      </w:r>
+    </w:p>
+    <w:p>
+      <w:r>
+        <w:drawing>
+          <wp:inline xmlns:a="http://schemas.openxmlformats.org/drawingml/2006/main" xmlns:pic="http://schemas.openxmlformats.org/drawingml/2006/picture">
+            <wp:extent cx="5486400" cy="3179064"/>
+            <wp:docPr id="5" name="Picture 5" descr="Original case: Fresh leaves width 2 healthy and 6 spotted are both predicted correctly: 2/2. Changed condition: The fresh width-6 leaf is actually healthy. Expected result: The frozen model is correct on 1/2 test leaves. Reason: The supplied reference changed; moving the cutoff after seeing this test would reuse final evidence for development."/>
+            <wp:cNvGraphicFramePr>
+              <a:graphicFrameLocks noChangeAspect="1"/>
+            </wp:cNvGraphicFramePr>
+            <a:graphic>
+              <a:graphicData uri="http://schemas.openxmlformats.org/drawingml/2006/picture">
+                <pic:pic>
+                  <pic:nvPicPr>
+                    <pic:cNvPr id="0" name="academy-story-ai-4-1-04.png"/>
+                    <pic:cNvPicPr/>
+                  </pic:nvPicPr>
+                  <pic:blipFill>
+                    <a:blip r:embed="rId13"/>
+                    <a:stretch>
+                      <a:fillRect/>
+                    </a:stretch>
+                  </pic:blipFill>
+                  <pic:spPr>
+                    <a:xfrm>
+                      <a:off x="0" y="0"/>
+                      <a:ext cx="5486400" cy="3179064"/>
+                    </a:xfrm>
+                    <a:prstGeom prst="rect"/>
+                  </pic:spPr>
+                </pic:pic>
+              </a:graphicData>
+            </a:graphic>
+          </wp:inline>
+        </w:drawing>
+      </w:r>
+    </w:p>
+    <w:p>
+      <w:pPr>
+        <w:spacing w:line="336" w:lineRule="auto" w:after="180"/>
+      </w:pPr>
+      <w:r>
+        <w:rPr>
+          <w:b w:val="0"/>
+        </w:rPr>
+        <w:t>Original case: Fresh leaves width 2 healthy and 6 spotted are both predicted correctly: 2/2. Changed condition: The fresh width-6 leaf is actually healthy. Expected result: The frozen model is correct on 1/2 test leaves.</w:t>
+      </w:r>
+    </w:p>
+    <w:p>
+      <w:pPr>
+        <w:spacing w:line="336" w:lineRule="auto" w:after="180"/>
+      </w:pPr>
+      <w:r>
+        <w:rPr>
+          <w:b w:val="0"/>
+        </w:rPr>
+        <w:t xml:space="preserve">Reason: The supplied reference changed; moving the cutoff after seeing this test would reuse final </w:t>
+      </w:r>
+      <w:r>
+        <w:rPr>
+          <w:b/>
+        </w:rPr>
+        <w:t>evidence</w:t>
+      </w:r>
+      <w:r>
+        <w:rPr>
+          <w:b w:val="0"/>
+        </w:rPr>
+        <w:t xml:space="preserve"> for development.</w:t>
+      </w:r>
+    </w:p>
+    <w:p>
+      <w:pPr>
+        <w:spacing w:line="336" w:lineRule="auto" w:after="180"/>
+        <w:shd w:fill="F5F1FB"/>
+      </w:pPr>
+      <w:r>
+        <w:rPr>
+          <w:b w:val="0"/>
+        </w:rPr>
+        <w:t>Predict before checking the worked changed-case result. Name what changed and what the supplied facts allow you to conclude.</w:t>
+      </w:r>
+    </w:p>
+    <w:p>
+      <w:pPr>
+        <w:pStyle w:val="Heading3"/>
+      </w:pPr>
+      <w:r>
+        <w:t>Discuss while showing the picture</w:t>
+      </w:r>
+    </w:p>
+    <w:p>
+      <w:pPr>
+        <w:spacing w:line="336" w:lineRule="auto" w:after="180"/>
+        <w:shd w:fill="F1F6F8"/>
+      </w:pPr>
+      <w:r>
+        <w:rPr>
+          <w:b w:val="0"/>
+        </w:rPr>
+        <w:t xml:space="preserve">Teacher prompt: Predict before checking the worked changed-case result. Name what changed and what the supplied facts allow you to conclude. Ask learners to describe one </w:t>
+      </w:r>
+      <w:r>
+        <w:rPr>
+          <w:b/>
+        </w:rPr>
+        <w:t>label</w:t>
+      </w:r>
+      <w:r>
+        <w:rPr>
+          <w:b w:val="0"/>
+        </w:rPr>
+        <w:t xml:space="preserve"> or arrow in ordinary words.</w:t>
+      </w:r>
+    </w:p>
+    <w:p>
+      <w:pPr>
+        <w:spacing w:line="336" w:lineRule="auto" w:after="180"/>
+        <w:shd w:fill="F1F6F8"/>
+      </w:pPr>
+      <w:r>
+        <w:rPr>
+          <w:b w:val="0"/>
+        </w:rPr>
+        <w:t xml:space="preserve">Use the adjacent transcript if the image is difficult to see. Changed-case reasoning: The supplied reference changed; moving the cutoff after seeing this test would reuse final </w:t>
+      </w:r>
+      <w:r>
+        <w:rPr>
+          <w:b/>
+        </w:rPr>
+        <w:t>evidence</w:t>
+      </w:r>
+      <w:r>
+        <w:rPr>
+          <w:b w:val="0"/>
+        </w:rPr>
+        <w:t xml:space="preserve"> for development.</w:t>
+      </w:r>
+    </w:p>
+    <w:p>
+      <w:pPr>
+        <w:pStyle w:val="Heading3"/>
+      </w:pPr>
+      <w:r>
+        <w:t>05. Connect the explanation to its limit</w:t>
+      </w:r>
+    </w:p>
+    <w:p>
+      <w:r>
+        <w:drawing>
+          <wp:inline xmlns:a="http://schemas.openxmlformats.org/drawingml/2006/main" xmlns:pic="http://schemas.openxmlformats.org/drawingml/2006/picture">
+            <wp:extent cx="5486400" cy="2834640"/>
+            <wp:docPr id="6" name="Picture 6" descr="Read the picture in order. Fresh leaves width 2 healthy and 6 spotted are both predicted correctly: 2/2. The arrows show which recorded input or intermediate result each decision uses. Explain the deciding step aloud before checking the changed case; pointing to the final answer alone does not show how it follows. Limit: Two invented test leaves cannot establish useful real-world plant classification."/>
+            <wp:cNvGraphicFramePr>
+              <a:graphicFrameLocks noChangeAspect="1"/>
+            </wp:cNvGraphicFramePr>
+            <a:graphic>
+              <a:graphicData uri="http://schemas.openxmlformats.org/drawingml/2006/picture">
+                <pic:pic>
+                  <pic:nvPicPr>
+                    <pic:cNvPr id="0" name="academy-story-ai-4-1-05.png"/>
+                    <pic:cNvPicPr/>
+                  </pic:nvPicPr>
+                  <pic:blipFill>
+                    <a:blip r:embed="rId14"/>
+                    <a:stretch>
+                      <a:fillRect/>
+                    </a:stretch>
+                  </pic:blipFill>
+                  <pic:spPr>
+                    <a:xfrm>
+                      <a:off x="0" y="0"/>
+                      <a:ext cx="5486400" cy="2834640"/>
+                    </a:xfrm>
+                    <a:prstGeom prst="rect"/>
+                  </pic:spPr>
+                </pic:pic>
+              </a:graphicData>
+            </a:graphic>
+          </wp:inline>
+        </w:drawing>
+      </w:r>
+    </w:p>
+    <w:p>
+      <w:pPr>
+        <w:spacing w:line="336" w:lineRule="auto" w:after="180"/>
+      </w:pPr>
+      <w:r>
+        <w:rPr>
+          <w:b w:val="0"/>
+        </w:rPr>
+        <w:t xml:space="preserve">Read the picture in order. Fresh leaves width 2 healthy and 6 spotted are both predicted correctly: 2/2. The arrows show which recorded </w:t>
+      </w:r>
+      <w:r>
+        <w:rPr>
+          <w:b/>
+        </w:rPr>
+        <w:t>input</w:t>
+      </w:r>
+      <w:r>
+        <w:rPr>
+          <w:b w:val="0"/>
+        </w:rPr>
+        <w:t xml:space="preserve"> or intermediate result each decision uses.</w:t>
+      </w:r>
+    </w:p>
+    <w:p>
+      <w:pPr>
+        <w:spacing w:line="336" w:lineRule="auto" w:after="180"/>
+      </w:pPr>
+      <w:r>
+        <w:rPr>
+          <w:b w:val="0"/>
+        </w:rPr>
+        <w:t>Explain the deciding step aloud before checking the changed case; pointing to the final answer alone does not show how it follows. Limit: Two invented test leaves cannot establish useful real-world plant classification.</w:t>
+      </w:r>
+    </w:p>
+    <w:p>
+      <w:pPr>
+        <w:spacing w:line="336" w:lineRule="auto" w:after="180"/>
+        <w:shd w:fill="F5F1FB"/>
+      </w:pPr>
+      <w:r>
+        <w:rPr>
+          <w:b w:val="0"/>
+        </w:rPr>
+        <w:t>Explain the case, then point to a limit on the claim.</w:t>
+      </w:r>
+    </w:p>
+    <w:p>
+      <w:pPr>
+        <w:pStyle w:val="Heading3"/>
+      </w:pPr>
+      <w:r>
+        <w:t>Discuss while showing the picture</w:t>
+      </w:r>
+    </w:p>
+    <w:p>
+      <w:pPr>
+        <w:spacing w:line="336" w:lineRule="auto" w:after="180"/>
+        <w:shd w:fill="F1F6F8"/>
+      </w:pPr>
+      <w:r>
+        <w:rPr>
+          <w:b w:val="0"/>
+        </w:rPr>
+        <w:t xml:space="preserve">Teacher prompt: Explain the case, then point to a limit on the claim. Ask learners to describe one </w:t>
+      </w:r>
+      <w:r>
+        <w:rPr>
+          <w:b/>
+        </w:rPr>
+        <w:t>label</w:t>
+      </w:r>
+      <w:r>
+        <w:rPr>
+          <w:b w:val="0"/>
+        </w:rPr>
+        <w:t xml:space="preserve"> or arrow in ordinary words. Use the adjacent transcript if the image is difficult to see.</w:t>
+      </w:r>
+    </w:p>
+    <w:p>
+      <w:pPr>
+        <w:spacing w:line="336" w:lineRule="auto" w:after="180"/>
+        <w:shd w:fill="F1F6F8"/>
+      </w:pPr>
+      <w:r>
+        <w:rPr>
+          <w:b w:val="0"/>
+        </w:rPr>
+        <w:t>Keep the stated scope: Two invented test leaves cannot establish useful real-world plant classification.</w:t>
+      </w:r>
+    </w:p>
+    <w:p>
+      <w:pPr>
+        <w:pStyle w:val="Heading3"/>
+      </w:pPr>
+      <w:r>
+        <w:t>06. Make the idea visible in your project</w:t>
+      </w:r>
+    </w:p>
+    <w:p>
+      <w:r>
+        <w:drawing>
+          <wp:inline xmlns:a="http://schemas.openxmlformats.org/drawingml/2006/main" xmlns:pic="http://schemas.openxmlformats.org/drawingml/2006/picture">
+            <wp:extent cx="5486400" cy="3681984"/>
+            <wp:docPr id="7" name="Picture 7" descr="For your Responsible Plant Classifier, save the input, procedure, observed result and limitation of this check. Label this worked example as practice; use a different, previously unreviewed case when checking independent understanding. Draw your input, deciding step, result and limit. Supported question: Should the team silently retune on the changed test? Point to the relevant step in the picture, then write the changed result and the rule or evidence that supports it."/>
+            <wp:cNvGraphicFramePr>
+              <a:graphicFrameLocks noChangeAspect="1"/>
+            </wp:cNvGraphicFramePr>
+            <a:graphic>
+              <a:graphicData uri="http://schemas.openxmlformats.org/drawingml/2006/picture">
+                <pic:pic>
+                  <pic:nvPicPr>
+                    <pic:cNvPr id="0" name="academy-story-ai-4-1-06.png"/>
+                    <pic:cNvPicPr/>
+                  </pic:nvPicPr>
+                  <pic:blipFill>
+                    <a:blip r:embed="rId15"/>
+                    <a:stretch>
+                      <a:fillRect/>
+                    </a:stretch>
+                  </pic:blipFill>
+                  <pic:spPr>
+                    <a:xfrm>
+                      <a:off x="0" y="0"/>
+                      <a:ext cx="5486400" cy="3681984"/>
+                    </a:xfrm>
+                    <a:prstGeom prst="rect"/>
+                  </pic:spPr>
+                </pic:pic>
+              </a:graphicData>
+            </a:graphic>
+          </wp:inline>
+        </w:drawing>
+      </w:r>
+    </w:p>
+    <w:p>
+      <w:pPr>
+        <w:spacing w:line="336" w:lineRule="auto" w:after="180"/>
+      </w:pPr>
+      <w:r>
+        <w:rPr>
+          <w:b w:val="0"/>
+        </w:rPr>
+        <w:t xml:space="preserve">For your Responsible Plant Classifier, save the </w:t>
+      </w:r>
+      <w:r>
+        <w:rPr>
+          <w:b/>
+        </w:rPr>
+        <w:t>input</w:t>
+      </w:r>
+      <w:r>
+        <w:rPr>
+          <w:b w:val="0"/>
+        </w:rPr>
+        <w:t>, procedure, observed result and limitation of this check.</w:t>
+      </w:r>
+    </w:p>
+    <w:p>
+      <w:pPr>
+        <w:spacing w:line="336" w:lineRule="auto" w:after="180"/>
+      </w:pPr>
+      <w:r>
+        <w:rPr>
+          <w:b/>
+        </w:rPr>
+        <w:t>Label</w:t>
+      </w:r>
+      <w:r>
+        <w:rPr>
+          <w:b w:val="0"/>
+        </w:rPr>
+        <w:t xml:space="preserve"> this worked example as practice; use a different, previously unreviewed case when checking independent understanding. Draw your </w:t>
+      </w:r>
+      <w:r>
+        <w:rPr>
+          <w:b/>
+        </w:rPr>
+        <w:t>input</w:t>
+      </w:r>
+      <w:r>
+        <w:rPr>
+          <w:b w:val="0"/>
+        </w:rPr>
+        <w:t>, deciding step, result and limit.</w:t>
+      </w:r>
+    </w:p>
+    <w:p>
+      <w:pPr>
+        <w:spacing w:line="336" w:lineRule="auto" w:after="180"/>
+      </w:pPr>
+      <w:r>
+        <w:rPr>
+          <w:b w:val="0"/>
+        </w:rPr>
+        <w:t xml:space="preserve">Supported question: Should the team silently retune on the changed test? Point to the relevant step in the picture, then write the changed result and the rule or </w:t>
+      </w:r>
+      <w:r>
+        <w:rPr>
+          <w:b/>
+        </w:rPr>
+        <w:t>evidence</w:t>
+      </w:r>
+      <w:r>
+        <w:rPr>
+          <w:b w:val="0"/>
+        </w:rPr>
+        <w:t xml:space="preserve"> that supports it.</w:t>
+      </w:r>
+    </w:p>
+    <w:p>
+      <w:pPr>
+        <w:spacing w:line="336" w:lineRule="auto" w:after="180"/>
+        <w:shd w:fill="F5F1FB"/>
+      </w:pPr>
+      <w:r>
+        <w:rPr>
+          <w:b w:val="0"/>
+        </w:rPr>
+        <w:t xml:space="preserve">Draw your project trace and justify the deciding step using </w:t>
+      </w:r>
+      <w:r>
+        <w:rPr>
+          <w:b/>
+        </w:rPr>
+        <w:t>evidence</w:t>
+      </w:r>
+      <w:r>
+        <w:rPr>
+          <w:b w:val="0"/>
+        </w:rPr>
+        <w:t>.</w:t>
+      </w:r>
+    </w:p>
+    <w:p>
+      <w:pPr>
+        <w:pStyle w:val="Heading3"/>
+      </w:pPr>
+      <w:r>
+        <w:t>Discuss while showing the picture</w:t>
+      </w:r>
+    </w:p>
+    <w:p>
+      <w:pPr>
+        <w:spacing w:line="336" w:lineRule="auto" w:after="180"/>
+        <w:shd w:fill="F1F6F8"/>
+      </w:pPr>
+      <w:r>
+        <w:rPr>
+          <w:b w:val="0"/>
+        </w:rPr>
+        <w:t xml:space="preserve">Teacher prompt: Draw your project trace and justify the deciding step using </w:t>
+      </w:r>
+      <w:r>
+        <w:rPr>
+          <w:b/>
+        </w:rPr>
+        <w:t>evidence</w:t>
+      </w:r>
+      <w:r>
+        <w:rPr>
+          <w:b w:val="0"/>
+        </w:rPr>
+        <w:t xml:space="preserve">. Ask learners to describe one </w:t>
+      </w:r>
+      <w:r>
+        <w:rPr>
+          <w:b/>
+        </w:rPr>
+        <w:t>label</w:t>
+      </w:r>
+      <w:r>
+        <w:rPr>
+          <w:b w:val="0"/>
+        </w:rPr>
+        <w:t xml:space="preserve"> or arrow in ordinary words. Use the adjacent transcript if the image is difficult to see.</w:t>
+      </w:r>
+    </w:p>
+    <w:p>
+      <w:pPr>
+        <w:spacing w:line="336" w:lineRule="auto" w:after="180"/>
+        <w:shd w:fill="F1F6F8"/>
+      </w:pPr>
+      <w:r>
+        <w:rPr>
+          <w:b w:val="0"/>
+        </w:rPr>
+        <w:t xml:space="preserve">Supported practice key: No. Report 1/2 for the frozen model. Any revision needs development data and a newly reserved final </w:t>
+      </w:r>
+      <w:r>
+        <w:rPr>
+          <w:b/>
+        </w:rPr>
+        <w:t>evaluation</w:t>
+      </w:r>
+      <w:r>
+        <w:rPr>
+          <w:b w:val="0"/>
+        </w:rPr>
+        <w:t>. Changed-case check: The frozen model is correct on 1/2 test leaves.</w:t>
+      </w:r>
+    </w:p>
+    <w:p>
+      <w:pPr>
+        <w:spacing w:line="336" w:lineRule="auto" w:after="180"/>
+        <w:shd w:fill="F1F6F8"/>
+      </w:pPr>
+      <w:r>
+        <w:rPr>
+          <w:b w:val="0"/>
+        </w:rPr>
+        <w:t xml:space="preserve">The supplied reference changed; moving the cutoff after seeing this test would reuse final </w:t>
+      </w:r>
+      <w:r>
+        <w:rPr>
+          <w:b/>
+        </w:rPr>
+        <w:t>evidence</w:t>
+      </w:r>
+      <w:r>
+        <w:rPr>
+          <w:b w:val="0"/>
+        </w:rPr>
+        <w:t xml:space="preserve"> for development.</w:t>
       </w:r>
     </w:p>
     <w:sectPr>

--- a/downloads/teacher/ai-4-week-01.docx
+++ b/downloads/teacher/ai-4-week-01.docx
@@ -201,7 +201,7 @@
           </w:tcPr>
           <w:p>
             <w:r>
-              <w:t>Sections 9 and 11–14. Give extra time to finish the full task set; use Section 15 when the week includes a coding lab.</w:t>
+              <w:t>Use “Run the investigation”, “Connect your project”, “Show what you know”, “Study a complete case” and “Try a new case independently”. Give extra time for the full task set. If this week has a coding lab, use its named section; section numbers can change when extra explanations are included.</w:t>
             </w:r>
           </w:p>
         </w:tc>
@@ -623,7 +623,7 @@
         <w:rPr>
           <w:b w:val="0"/>
         </w:rPr>
-        <w:t xml:space="preserve">Teach the first Grade 8 </w:t>
+        <w:t xml:space="preserve">Teach this Grade 9 </w:t>
       </w:r>
       <w:r>
         <w:rPr>
@@ -635,7 +635,7 @@
         <w:rPr>
           <w:b w:val="0"/>
         </w:rPr>
-        <w:t xml:space="preserve"> lesson as two 45-minute sessions. The central distinction is selection from </w:t>
+        <w:t xml:space="preserve"> lesson using the compact two-session route, or use the full three-session weekly plan. The central distinction is selection from </w:t>
       </w:r>
       <w:r>
         <w:rPr>
@@ -2483,6 +2483,26 @@
     <w:p>
       <w:r>
         <w:t>Demonstrate The ML Lifecycle, reduce support deliberately and check individual reasoning before discussing answers.</w:t>
+      </w:r>
+    </w:p>
+    <w:p>
+      <w:pPr>
+        <w:pStyle w:val="Heading3"/>
+      </w:pPr>
+      <w:r>
+        <w:t>Choose the pacing route</w:t>
+      </w:r>
+    </w:p>
+    <w:p>
+      <w:pPr>
+        <w:spacing w:line="336" w:lineRule="auto" w:after="180"/>
+        <w:shd w:fill="F1F6F8"/>
+      </w:pPr>
+      <w:r>
+        <w:rPr>
+          <w:b w:val="0"/>
+        </w:rPr>
+        <w:t>Compact alternative: this two-session sequence covers selected core tasks. Use the three-session weekly plan for the full lesson, independent transfer, feedback and project work; allow extra time for extensions.</w:t>
       </w:r>
     </w:p>
     <w:p>
@@ -6367,7 +6387,7 @@
           </w:tcPr>
           <w:p>
             <w:r>
-              <w:t>Sections 9 and 11–14. Give extra time to finish the full task set; use Section 15 when the week includes a coding lab.</w:t>
+              <w:t>Use “Run the investigation”, “Connect your project”, “Show what you know”, “Study a complete case” and “Try a new case independently”. Give extra time for the full task set. If this week has a coding lab, use its named section; section numbers can change when extra explanations are included.</w:t>
             </w:r>
           </w:p>
         </w:tc>

--- a/downloads/teacher/ai-4-week-01.docx
+++ b/downloads/teacher/ai-4-week-01.docx
@@ -25,20 +25,38 @@
         <w:pStyle w:val="Heading1"/>
       </w:pPr>
       <w:r>
-        <w:t>01. The ML Lifecycle</w:t>
-      </w:r>
-    </w:p>
-    <w:p>
-      <w:r>
-        <w:t>Prepare The ML Lifecycle: check the target, prerequisites, resources and adaptable teaching schedule.</w:t>
-      </w:r>
-    </w:p>
-    <w:p>
-      <w:pPr>
-        <w:pStyle w:val="Heading3"/>
-      </w:pPr>
-      <w:r>
-        <w:t>Teach the learning cycle</w:t>
+        <w:t>Teach learning as a traceable data-based choice.</w:t>
+      </w:r>
+    </w:p>
+    <w:p>
+      <w:r>
+        <w:t>Supply all cards and candidate rules, preserve visible-test limits and assess the new threshold task before feedback.</w:t>
+      </w:r>
+    </w:p>
+    <w:p>
+      <w:r>
+        <w:t>Ask which information selected the rule, which data evaluated it and what the result cannot establish.</w:t>
+      </w:r>
+    </w:p>
+    <w:p>
+      <w:pPr>
+        <w:pStyle w:val="Heading1"/>
+      </w:pPr>
+      <w:r>
+        <w:t>01. Prepare the connected experiment</w:t>
+      </w:r>
+    </w:p>
+    <w:p>
+      <w:r>
+        <w:t>Keep prior exposure, shared practice and independent evidence distinct.</w:t>
+      </w:r>
+    </w:p>
+    <w:p>
+      <w:pPr>
+        <w:pStyle w:val="Heading2"/>
+      </w:pPr>
+      <w:r>
+        <w:t>Goal and main teaching plan</w:t>
       </w:r>
     </w:p>
     <w:p>
@@ -243,9 +261,298 @@
     </w:p>
     <w:p>
       <w:pPr>
+        <w:pStyle w:val="Heading2"/>
+      </w:pPr>
+      <w:r>
+        <w:t>Materials and prerequisite</w:t>
+      </w:r>
+    </w:p>
+    <w:p>
+      <w:pPr>
+        <w:spacing w:line="336" w:lineRule="auto" w:after="180"/>
+      </w:pPr>
+      <w:r>
+        <w:rPr>
+          <w:b w:val="0"/>
+        </w:rPr>
+        <w:t xml:space="preserve">Teach this Grade 9 </w:t>
+      </w:r>
+      <w:r>
+        <w:rPr>
+          <w:b/>
+        </w:rPr>
+        <w:t>machine learning</w:t>
+      </w:r>
+      <w:r>
+        <w:rPr>
+          <w:b w:val="0"/>
+        </w:rPr>
+        <w:t xml:space="preserve"> lesson using the compact two-session route, or use the full three-session weekly plan. The central distinction is selection from </w:t>
+      </w:r>
+      <w:r>
+        <w:rPr>
+          <w:b/>
+        </w:rPr>
+        <w:t>label</w:t>
+      </w:r>
+      <w:r>
+        <w:rPr>
+          <w:b w:val="0"/>
+        </w:rPr>
+        <w:t xml:space="preserve">led </w:t>
+      </w:r>
+      <w:r>
+        <w:rPr>
+          <w:b/>
+        </w:rPr>
+        <w:t>training</w:t>
+      </w:r>
+      <w:r>
+        <w:rPr>
+          <w:b w:val="0"/>
+        </w:rPr>
+        <w:t xml:space="preserve"> examples versus </w:t>
+      </w:r>
+      <w:r>
+        <w:rPr>
+          <w:b/>
+        </w:rPr>
+        <w:t>evaluation</w:t>
+      </w:r>
+      <w:r>
+        <w:rPr>
+          <w:b w:val="0"/>
+        </w:rPr>
+        <w:t xml:space="preserve"> of a fixed rule on separate examples.</w:t>
+      </w:r>
+    </w:p>
+    <w:p>
+      <w:pPr>
+        <w:spacing w:line="336" w:lineRule="auto" w:after="180"/>
+      </w:pPr>
+      <w:r>
+        <w:rPr>
+          <w:b w:val="0"/>
+        </w:rPr>
+        <w:t>This is a deliberately small supervised classification exercise, not a deployed card recognition system. Students can complete it on paper; Python checks their trace. Do not add neural-network terminology or external accounts.</w:t>
+      </w:r>
+    </w:p>
+    <w:p>
+      <w:pPr>
+        <w:spacing w:line="336" w:lineRule="auto" w:after="180"/>
+      </w:pPr>
+      <w:r>
+        <w:rPr>
+          <w:b w:val="0"/>
+        </w:rPr>
+        <w:t xml:space="preserve">The </w:t>
+      </w:r>
+      <w:r>
+        <w:rPr>
+          <w:b/>
+        </w:rPr>
+        <w:t>training</w:t>
+      </w:r>
+      <w:r>
+        <w:rPr>
+          <w:b w:val="0"/>
+        </w:rPr>
+        <w:t xml:space="preserve"> loop reports candidate mistakes, and students explicitly select and record the winner.</w:t>
+      </w:r>
+    </w:p>
+    <w:p>
+      <w:pPr>
+        <w:spacing w:line="336" w:lineRule="auto" w:after="180"/>
+      </w:pPr>
+      <w:r>
+        <w:rPr>
+          <w:b w:val="0"/>
+        </w:rPr>
+        <w:t>Use the supplied scenario, student illustrations and blank paper. For numeric work, offer counters or a calculator after learners show the setup. Fictional records are supplied; personal data and paid accounts are unnecessary.</w:t>
+      </w:r>
+    </w:p>
+    <w:p>
+      <w:pPr>
+        <w:spacing w:line="336" w:lineRule="auto" w:after="180"/>
+      </w:pPr>
+      <w:r>
+        <w:rPr>
+          <w:b w:val="0"/>
+        </w:rPr>
+        <w:t>3 of 4, or 75 percent, are correct in these cases. It does not prove correctness on future cases.</w:t>
+      </w:r>
+    </w:p>
+    <w:p>
+      <w:pPr>
+        <w:spacing w:line="336" w:lineRule="auto" w:after="180"/>
+      </w:pPr>
+      <w:r>
+        <w:rPr>
+          <w:b w:val="0"/>
+        </w:rPr>
+        <w:t>Printed lesson and workbook; six fictional worked cards</w:t>
+      </w:r>
+    </w:p>
+    <w:p>
+      <w:pPr>
+        <w:spacing w:line="336" w:lineRule="auto" w:after="180"/>
+      </w:pPr>
+      <w:r>
+        <w:rPr>
+          <w:b w:val="0"/>
+        </w:rPr>
+        <w:t>Paper to cover the held out rows until a threshold is recorded</w:t>
+      </w:r>
+    </w:p>
+    <w:p>
+      <w:pPr>
+        <w:spacing w:line="336" w:lineRule="auto" w:after="180"/>
+      </w:pPr>
+      <w:r>
+        <w:rPr>
+          <w:b w:val="0"/>
+        </w:rPr>
+        <w:t>Optional local Python 3 editor; no packages or personal data needed</w:t>
+      </w:r>
+    </w:p>
+    <w:p>
+      <w:pPr>
+        <w:spacing w:line="336" w:lineRule="auto" w:after="180"/>
+      </w:pPr>
+      <w:r>
+        <w:rPr>
+          <w:b w:val="0"/>
+        </w:rPr>
+        <w:t>Prepare a fresh retry card set from the assessment guidance</w:t>
+      </w:r>
+    </w:p>
+    <w:p>
+      <w:pPr>
+        <w:pStyle w:val="Heading2"/>
+      </w:pPr>
+      <w:r>
+        <w:t>Opening retrieval</w:t>
+      </w:r>
+    </w:p>
+    <w:p>
+      <w:pPr>
+        <w:spacing w:line="336" w:lineRule="auto" w:after="180"/>
+      </w:pPr>
+      <w:r>
+        <w:rPr>
+          <w:b w:val="0"/>
+        </w:rPr>
+        <w:t>Without opening the old lesson, explain one key idea from Creator Defense. Give an example and a mistake that the idea helps you avoid.</w:t>
+      </w:r>
+    </w:p>
+    <w:p>
+      <w:pPr>
+        <w:spacing w:line="336" w:lineRule="auto" w:after="180"/>
+      </w:pPr>
+      <w:r>
+        <w:rPr>
+          <w:b w:val="0"/>
+        </w:rPr>
+        <w:t xml:space="preserve">Look for: Explain the </w:t>
+      </w:r>
+      <w:r>
+        <w:rPr>
+          <w:b/>
+        </w:rPr>
+        <w:t>mechanism</w:t>
+      </w:r>
+      <w:r>
+        <w:rPr>
+          <w:b w:val="0"/>
+        </w:rPr>
+        <w:t xml:space="preserve"> and terminology of generative systems defense</w:t>
+      </w:r>
+    </w:p>
+    <w:p>
+      <w:pPr>
+        <w:spacing w:line="336" w:lineRule="auto" w:after="180"/>
+      </w:pPr>
+      <w:r>
+        <w:rPr>
+          <w:b w:val="0"/>
+        </w:rPr>
+        <w:t xml:space="preserve">Reference example, not the only acceptable wording: Teacher explanation: A generative-system defense presents the question, architecture, corpus, permissions, baseline, </w:t>
+      </w:r>
+      <w:r>
+        <w:rPr>
+          <w:b/>
+        </w:rPr>
+        <w:t>evaluation</w:t>
+      </w:r>
+      <w:r>
+        <w:rPr>
+          <w:b w:val="0"/>
+        </w:rPr>
+        <w:t xml:space="preserve"> and unresolved failures.</w:t>
+      </w:r>
+    </w:p>
+    <w:p>
+      <w:pPr>
+        <w:spacing w:line="336" w:lineRule="auto" w:after="180"/>
+      </w:pPr>
+      <w:r>
+        <w:rPr>
+          <w:b w:val="0"/>
+        </w:rPr>
+        <w:t>Demonstration fluency is only one observable property. Link each claim to a recorded result. State the distinction between retrieval relevance, claim support, fallback and permissions.</w:t>
+      </w:r>
+    </w:p>
+    <w:p>
+      <w:pPr>
+        <w:spacing w:line="336" w:lineRule="auto" w:after="180"/>
+      </w:pPr>
+      <w:r>
+        <w:rPr>
+          <w:b w:val="0"/>
+        </w:rPr>
+        <w:t>Give a reproduction packet and answer challenges without inventing missing measurements.</w:t>
+      </w:r>
+    </w:p>
+    <w:p>
+      <w:pPr>
+        <w:pStyle w:val="Heading2"/>
+      </w:pPr>
+      <w:r>
+        <w:t>End goal</w:t>
+      </w:r>
+    </w:p>
+    <w:p>
+      <w:pPr>
+        <w:spacing w:line="336" w:lineRule="auto" w:after="180"/>
+      </w:pPr>
+      <w:r>
+        <w:rPr>
+          <w:b w:val="0"/>
+        </w:rPr>
+        <w:t>By the end, I can explain the ml lifecycle using a traced example and a stated limitation.</w:t>
+      </w:r>
+    </w:p>
+    <w:p>
+      <w:pPr>
+        <w:pStyle w:val="Heading2"/>
+      </w:pPr>
+      <w:r>
+        <w:t>Earlier wording, alternatives and picture transcripts · reference / check after trying</w:t>
+      </w:r>
+    </w:p>
+    <w:p>
+      <w:pPr>
         <w:pStyle w:val="Heading3"/>
       </w:pPr>
       <w:r>
+        <w:t>Teach the learning cycle</w:t>
+      </w:r>
+    </w:p>
+    <w:p>
+      <w:pPr>
+        <w:pStyle w:val="Heading3"/>
+      </w:pPr>
+      <w:r>
         <w:t>Retrieval answer guidance</w:t>
       </w:r>
     </w:p>
@@ -255,85 +562,6 @@
       </w:pPr>
       <w:r>
         <w:t>Creator Defense</w:t>
-      </w:r>
-    </w:p>
-    <w:p>
-      <w:pPr>
-        <w:spacing w:line="336" w:lineRule="auto" w:after="180"/>
-      </w:pPr>
-      <w:r>
-        <w:rPr>
-          <w:b w:val="0"/>
-        </w:rPr>
-        <w:t>Without opening the old lesson, explain one key idea from Creator Defense. Give an example and a mistake that the idea helps you avoid.</w:t>
-      </w:r>
-    </w:p>
-    <w:p>
-      <w:pPr>
-        <w:spacing w:line="336" w:lineRule="auto" w:after="180"/>
-      </w:pPr>
-      <w:r>
-        <w:rPr>
-          <w:b w:val="0"/>
-        </w:rPr>
-        <w:t xml:space="preserve">Look for: Explain the </w:t>
-      </w:r>
-      <w:r>
-        <w:rPr>
-          <w:b/>
-        </w:rPr>
-        <w:t>mechanism</w:t>
-      </w:r>
-      <w:r>
-        <w:rPr>
-          <w:b w:val="0"/>
-        </w:rPr>
-        <w:t xml:space="preserve"> and terminology of generative systems defense</w:t>
-      </w:r>
-    </w:p>
-    <w:p>
-      <w:pPr>
-        <w:spacing w:line="336" w:lineRule="auto" w:after="180"/>
-      </w:pPr>
-      <w:r>
-        <w:rPr>
-          <w:b w:val="0"/>
-        </w:rPr>
-        <w:t xml:space="preserve">Reference example, not the only acceptable wording: Teacher explanation: A generative-system defense presents the question, architecture, corpus, permissions, baseline, </w:t>
-      </w:r>
-      <w:r>
-        <w:rPr>
-          <w:b/>
-        </w:rPr>
-        <w:t>evaluation</w:t>
-      </w:r>
-      <w:r>
-        <w:rPr>
-          <w:b w:val="0"/>
-        </w:rPr>
-        <w:t xml:space="preserve"> and unresolved failures.</w:t>
-      </w:r>
-    </w:p>
-    <w:p>
-      <w:pPr>
-        <w:spacing w:line="336" w:lineRule="auto" w:after="180"/>
-      </w:pPr>
-      <w:r>
-        <w:rPr>
-          <w:b w:val="0"/>
-        </w:rPr>
-        <w:t>Demonstration fluency is only one observable property. Link each claim to a recorded result. State the distinction between retrieval relevance, claim support, fallback and permissions.</w:t>
-      </w:r>
-    </w:p>
-    <w:p>
-      <w:pPr>
-        <w:spacing w:line="336" w:lineRule="auto" w:after="180"/>
-      </w:pPr>
-      <w:r>
-        <w:rPr>
-          <w:b w:val="0"/>
-        </w:rPr>
-        <w:t>Give a reproduction packet and answer challenges without inventing missing measurements.</w:t>
       </w:r>
     </w:p>
     <w:p>
@@ -572,6 +800,11 @@
       </w:r>
     </w:p>
     <w:p>
+      <w:r>
+        <w:t>This compact option is not the full-week schedule. Use the main teaching cycle and allow extra sessions for the investigation, independent work and project.</w:t>
+      </w:r>
+    </w:p>
+    <w:p>
       <w:pPr>
         <w:spacing w:line="336" w:lineRule="auto" w:after="180"/>
       </w:pPr>
@@ -579,7 +812,7 @@
         <w:rPr>
           <w:b w:val="0"/>
         </w:rPr>
-        <w:t>Use the supplied scenario, student illustrations and blank paper. For numeric work, offer counters or a calculator after learners show the setup. Fictional records are supplied; personal data and paid accounts are unnecessary.</w:t>
+        <w:t>Allow 80 minutes: recall 8; explanation 12; worked demonstration 15; guided practice 20; independent assessment 15; project and reflection 10. Extend the lab into a second session when needed.</w:t>
       </w:r>
     </w:p>
     <w:p>
@@ -587,24 +820,688 @@
         <w:pStyle w:val="Heading3"/>
       </w:pPr>
       <w:r>
-        <w:t>Alternative compact allocation</w:t>
-      </w:r>
-    </w:p>
-    <w:p>
-      <w:r>
-        <w:t>This compact option is not the full-week schedule. Use the main teaching cycle and allow extra sessions for the investigation, independent work and project.</w:t>
+        <w:t>Preparation for the connected explanation</w:t>
+      </w:r>
+    </w:p>
+    <w:p>
+      <w:pPr>
+        <w:pStyle w:val="Heading3"/>
+      </w:pPr>
+      <w:r>
+        <w:t>Readiness answer</w:t>
+      </w:r>
+    </w:p>
+    <w:p>
+      <w:pPr>
+        <w:pStyle w:val="Heading3"/>
+      </w:pPr>
+      <w:r>
+        <w:t>End goal for the pictorial case</w:t>
       </w:r>
     </w:p>
     <w:p>
       <w:pPr>
         <w:spacing w:line="336" w:lineRule="auto" w:after="180"/>
-        <w:shd w:fill="F1F6F8"/>
-      </w:pPr>
-      <w:r>
-        <w:rPr>
-          <w:b w:val="0"/>
-        </w:rPr>
-        <w:t>Allow 80 minutes: recall 8; explanation 12; worked demonstration 15; guided practice 20; independent assessment 15; project and reflection 10. Extend the lab into a second session when needed.</w:t>
+      </w:pPr>
+      <w:r>
+        <w:rPr>
+          <w:b w:val="0"/>
+        </w:rPr>
+        <w:t>This added worked case illustrates the week’s main idea. Retain all original and connected topics; schedule its practice within the teaching cycle.</w:t>
+      </w:r>
+    </w:p>
+    <w:p>
+      <w:pPr>
+        <w:pStyle w:val="Heading1"/>
+      </w:pPr>
+      <w:r>
+        <w:t>02. Teach training-only selection before exposing final labels</w:t>
+      </w:r>
+    </w:p>
+    <w:p>
+      <w:r>
+        <w:t>Use the public worksheet as a process demonstration, not a genuinely private test.</w:t>
+      </w:r>
+    </w:p>
+    <w:p>
+      <w:pPr>
+        <w:pStyle w:val="Heading2"/>
+      </w:pPr>
+      <w:r>
+        <w:t>State task, labels and selection contract</w:t>
+      </w:r>
+    </w:p>
+    <w:p>
+      <w:pPr>
+        <w:spacing w:line="336" w:lineRule="auto" w:after="180"/>
+      </w:pPr>
+      <w:r>
+        <w:rPr>
+          <w:b w:val="0"/>
+        </w:rPr>
+        <w:t xml:space="preserve">In Grade 7 you programmed an activity chooser using a rule supplied by a person. This week you will choose a rule by comparing its </w:t>
+      </w:r>
+      <w:r>
+        <w:rPr>
+          <w:b/>
+        </w:rPr>
+        <w:t>prediction</w:t>
+      </w:r>
+      <w:r>
+        <w:rPr>
+          <w:b w:val="0"/>
+        </w:rPr>
+        <w:t xml:space="preserve">s with </w:t>
+      </w:r>
+      <w:r>
+        <w:rPr>
+          <w:b/>
+        </w:rPr>
+        <w:t>label</w:t>
+      </w:r>
+      <w:r>
+        <w:rPr>
+          <w:b w:val="0"/>
+        </w:rPr>
+        <w:t>led examples.</w:t>
+      </w:r>
+    </w:p>
+    <w:p>
+      <w:pPr>
+        <w:spacing w:line="336" w:lineRule="auto" w:after="180"/>
+      </w:pPr>
+      <w:r>
+        <w:rPr>
+          <w:b w:val="0"/>
+        </w:rPr>
+        <w:t xml:space="preserve">This small supervised learning task makes the learning </w:t>
+      </w:r>
+      <w:r>
+        <w:rPr>
+          <w:b/>
+        </w:rPr>
+        <w:t>process</w:t>
+      </w:r>
+      <w:r>
+        <w:rPr>
+          <w:b w:val="0"/>
+        </w:rPr>
+        <w:t xml:space="preserve"> visible: people define the task and possible rules; </w:t>
+      </w:r>
+      <w:r>
+        <w:rPr>
+          <w:b/>
+        </w:rPr>
+        <w:t>training</w:t>
+      </w:r>
+      <w:r>
+        <w:rPr>
+          <w:b w:val="0"/>
+        </w:rPr>
+        <w:t xml:space="preserve"> data determines which candidate fits best.</w:t>
+      </w:r>
+    </w:p>
+    <w:p>
+      <w:pPr>
+        <w:spacing w:line="336" w:lineRule="auto" w:after="180"/>
+      </w:pPr>
+      <w:r>
+        <w:rPr>
+          <w:b w:val="0"/>
+        </w:rPr>
+        <w:t xml:space="preserve">Imagine fictional practice cards with a measured width x and a category </w:t>
+      </w:r>
+      <w:r>
+        <w:rPr>
+          <w:b/>
+        </w:rPr>
+        <w:t>label</w:t>
+      </w:r>
+      <w:r>
+        <w:rPr>
+          <w:b w:val="0"/>
+        </w:rPr>
+        <w:t>, 0 or 1. Width uses invented units. We want to predict the category of another card from its width.</w:t>
+      </w:r>
+    </w:p>
+    <w:p>
+      <w:pPr>
+        <w:spacing w:line="336" w:lineRule="auto" w:after="180"/>
+      </w:pPr>
+      <w:r>
+        <w:rPr>
+          <w:b w:val="0"/>
+        </w:rPr>
+        <w:t xml:space="preserve">The </w:t>
+      </w:r>
+      <w:r>
+        <w:rPr>
+          <w:b/>
+        </w:rPr>
+        <w:t>label</w:t>
+      </w:r>
+      <w:r>
+        <w:rPr>
+          <w:b w:val="0"/>
+        </w:rPr>
+        <w:t xml:space="preserve">s are provided </w:t>
+      </w:r>
+      <w:r>
+        <w:rPr>
+          <w:b/>
+        </w:rPr>
+        <w:t>observation</w:t>
+      </w:r>
+      <w:r>
+        <w:rPr>
+          <w:b w:val="0"/>
+        </w:rPr>
+        <w:t xml:space="preserve">s in this exercise, not values generated by our </w:t>
+      </w:r>
+      <w:r>
+        <w:rPr>
+          <w:b/>
+        </w:rPr>
+        <w:t>prediction</w:t>
+      </w:r>
+      <w:r>
+        <w:rPr>
+          <w:b w:val="0"/>
+        </w:rPr>
+        <w:t xml:space="preserve"> code. These invented cards demonstrate a method; they provide no </w:t>
+      </w:r>
+      <w:r>
+        <w:rPr>
+          <w:b/>
+        </w:rPr>
+        <w:t>evidence</w:t>
+      </w:r>
+      <w:r>
+        <w:rPr>
+          <w:b w:val="0"/>
+        </w:rPr>
+        <w:t xml:space="preserve"> about real objects or students.</w:t>
+      </w:r>
+    </w:p>
+    <w:p>
+      <w:pPr>
+        <w:spacing w:line="336" w:lineRule="auto" w:after="180"/>
+      </w:pPr>
+      <w:r>
+        <w:rPr>
+          <w:b w:val="0"/>
+        </w:rPr>
+        <w:t xml:space="preserve">Before </w:t>
+      </w:r>
+      <w:r>
+        <w:rPr>
+          <w:b/>
+        </w:rPr>
+        <w:t>fitting</w:t>
+      </w:r>
+      <w:r>
+        <w:rPr>
+          <w:b w:val="0"/>
+        </w:rPr>
+        <w:t>, set aside the final two cards. They are visible here so you can follow the complete example, but do not use them to choose a rule. Our candidates predict 1 when width is at least 2, 4 or 6, and 0 otherwise.</w:t>
+      </w:r>
+    </w:p>
+    <w:p>
+      <w:pPr>
+        <w:spacing w:line="336" w:lineRule="auto" w:after="180"/>
+      </w:pPr>
+      <w:r>
+        <w:rPr>
+          <w:b w:val="0"/>
+        </w:rPr>
+        <w:t xml:space="preserve">Choose the candidate with the fewest </w:t>
+      </w:r>
+      <w:r>
+        <w:rPr>
+          <w:b/>
+        </w:rPr>
+        <w:t>training</w:t>
+      </w:r>
+      <w:r>
+        <w:rPr>
+          <w:b w:val="0"/>
+        </w:rPr>
+        <w:t xml:space="preserve"> mistakes. If candidates tie, choose the smaller threshold; fix this rule before testing.</w:t>
+      </w:r>
+    </w:p>
+    <w:p>
+      <w:pPr>
+        <w:pStyle w:val="Heading2"/>
+      </w:pPr>
+      <w:r>
+        <w:t>Trace candidate scores and freeze choice</w:t>
+      </w:r>
+    </w:p>
+    <w:tbl>
+      <w:tblPr>
+        <w:tblStyle w:val="LightShading-Accent1"/>
+        <w:tblW w:type="auto" w:w="0"/>
+        <w:tblLook w:firstColumn="1" w:firstRow="1" w:lastColumn="0" w:lastRow="0" w:noHBand="0" w:noVBand="1" w:val="04A0"/>
+      </w:tblPr>
+      <w:tblGrid>
+        <w:gridCol w:w="3408"/>
+        <w:gridCol w:w="3408"/>
+        <w:gridCol w:w="3408"/>
+      </w:tblGrid>
+      <w:tr>
+        <w:trPr>
+          <w:tblHeader/>
+        </w:trPr>
+        <w:tc>
+          <w:tcPr>
+            <w:tcW w:type="dxa" w:w="3408"/>
+          </w:tcPr>
+          <w:p>
+            <w:r>
+              <w:t>Candidate threshold</w:t>
+            </w:r>
+          </w:p>
+        </w:tc>
+        <w:tc>
+          <w:tcPr>
+            <w:tcW w:type="dxa" w:w="3408"/>
+          </w:tcPr>
+          <w:p>
+            <w:r>
+              <w:t>Training predictions for widths 1,3,5,7</w:t>
+            </w:r>
+          </w:p>
+        </w:tc>
+        <w:tc>
+          <w:tcPr>
+            <w:tcW w:type="dxa" w:w="3408"/>
+          </w:tcPr>
+          <w:p>
+            <w:r>
+              <w:t>Mistakes</w:t>
+            </w:r>
+          </w:p>
+        </w:tc>
+      </w:tr>
+      <w:tr>
+        <w:tc>
+          <w:tcPr>
+            <w:tcW w:type="dxa" w:w="3408"/>
+          </w:tcPr>
+          <w:p>
+            <w:r>
+              <w:t>2</w:t>
+            </w:r>
+          </w:p>
+        </w:tc>
+        <w:tc>
+          <w:tcPr>
+            <w:tcW w:type="dxa" w:w="3408"/>
+          </w:tcPr>
+          <w:p>
+            <w:r>
+              <w:t>0,1,1,1</w:t>
+            </w:r>
+          </w:p>
+        </w:tc>
+        <w:tc>
+          <w:tcPr>
+            <w:tcW w:type="dxa" w:w="3408"/>
+          </w:tcPr>
+          <w:p>
+            <w:r>
+              <w:t>1 at width 3</w:t>
+            </w:r>
+          </w:p>
+        </w:tc>
+      </w:tr>
+      <w:tr>
+        <w:tc>
+          <w:tcPr>
+            <w:tcW w:type="dxa" w:w="3408"/>
+          </w:tcPr>
+          <w:p>
+            <w:r>
+              <w:t>4</w:t>
+            </w:r>
+          </w:p>
+        </w:tc>
+        <w:tc>
+          <w:tcPr>
+            <w:tcW w:type="dxa" w:w="3408"/>
+          </w:tcPr>
+          <w:p>
+            <w:r>
+              <w:t>0,0,1,1</w:t>
+            </w:r>
+          </w:p>
+        </w:tc>
+        <w:tc>
+          <w:tcPr>
+            <w:tcW w:type="dxa" w:w="3408"/>
+          </w:tcPr>
+          <w:p>
+            <w:r>
+              <w:t>0</w:t>
+            </w:r>
+          </w:p>
+        </w:tc>
+      </w:tr>
+      <w:tr>
+        <w:tc>
+          <w:tcPr>
+            <w:tcW w:type="dxa" w:w="3408"/>
+          </w:tcPr>
+          <w:p>
+            <w:r>
+              <w:t>6</w:t>
+            </w:r>
+          </w:p>
+        </w:tc>
+        <w:tc>
+          <w:tcPr>
+            <w:tcW w:type="dxa" w:w="3408"/>
+          </w:tcPr>
+          <w:p>
+            <w:r>
+              <w:t>0,0,0,1</w:t>
+            </w:r>
+          </w:p>
+        </w:tc>
+        <w:tc>
+          <w:tcPr>
+            <w:tcW w:type="dxa" w:w="3408"/>
+          </w:tcPr>
+          <w:p>
+            <w:r>
+              <w:t>1 at width 5</w:t>
+            </w:r>
+          </w:p>
+        </w:tc>
+      </w:tr>
+    </w:tbl>
+    <w:p>
+      <w:pPr>
+        <w:spacing w:line="336" w:lineRule="auto" w:after="180"/>
+      </w:pPr>
+      <w:r>
+        <w:rPr>
+          <w:b w:val="0"/>
+        </w:rPr>
+        <w:t xml:space="preserve">int(True) is 1 and int(False) is 0. For threshold 2, the </w:t>
+      </w:r>
+      <w:r>
+        <w:rPr>
+          <w:b/>
+        </w:rPr>
+        <w:t>training</w:t>
+      </w:r>
+      <w:r>
+        <w:rPr>
+          <w:b w:val="0"/>
+        </w:rPr>
+        <w:t xml:space="preserve"> </w:t>
+      </w:r>
+      <w:r>
+        <w:rPr>
+          <w:b/>
+        </w:rPr>
+        <w:t>prediction</w:t>
+      </w:r>
+      <w:r>
+        <w:rPr>
+          <w:b w:val="0"/>
+        </w:rPr>
+        <w:t>s are 0, 1, 1, 1: the width 3 card is wrong. For threshold 4, they are 0, 0, 1, 1: none is wrong.</w:t>
+      </w:r>
+    </w:p>
+    <w:p>
+      <w:pPr>
+        <w:spacing w:line="336" w:lineRule="auto" w:after="180"/>
+      </w:pPr>
+      <w:r>
+        <w:rPr>
+          <w:b w:val="0"/>
+        </w:rPr>
+        <w:t xml:space="preserve">For threshold 6, they are 0, 0, 0, 1: the width 5 card is wrong. The printed rows are 2 1, then 4 0, then 6 1. Select threshold 4 using this </w:t>
+      </w:r>
+      <w:r>
+        <w:rPr>
+          <w:b/>
+        </w:rPr>
+        <w:t>training</w:t>
+      </w:r>
+      <w:r>
+        <w:rPr>
+          <w:b w:val="0"/>
+        </w:rPr>
+        <w:t xml:space="preserve"> </w:t>
+      </w:r>
+      <w:r>
+        <w:rPr>
+          <w:b/>
+        </w:rPr>
+        <w:t>evidence</w:t>
+      </w:r>
+      <w:r>
+        <w:rPr>
+          <w:b w:val="0"/>
+        </w:rPr>
+        <w:t xml:space="preserve"> and record it.</w:t>
+      </w:r>
+    </w:p>
+    <w:p>
+      <w:pPr>
+        <w:spacing w:line="336" w:lineRule="auto" w:after="180"/>
+      </w:pPr>
+      <w:r>
+        <w:rPr>
+          <w:b w:val="0"/>
+        </w:rPr>
+        <w:t>The loop reports errors; the learner makes and records the selection.</w:t>
+      </w:r>
+    </w:p>
+    <w:p>
+      <w:pPr>
+        <w:pStyle w:val="Heading2"/>
+      </w:pPr>
+      <w:r>
+        <w:t>Explain main held-out result</w:t>
+      </w:r>
+    </w:p>
+    <w:p>
+      <w:pPr>
+        <w:spacing w:line="336" w:lineRule="auto" w:after="180"/>
+      </w:pPr>
+      <w:r>
+        <w:rPr>
+          <w:b w:val="0"/>
+        </w:rPr>
+        <w:t xml:space="preserve">Freeze means do not change the chosen threshold during this </w:t>
+      </w:r>
+      <w:r>
+        <w:rPr>
+          <w:b/>
+        </w:rPr>
+        <w:t>evaluation</w:t>
+      </w:r>
+      <w:r>
+        <w:rPr>
+          <w:b w:val="0"/>
+        </w:rPr>
+        <w:t xml:space="preserve">. With threshold 4, widths 2 and 6 receive </w:t>
+      </w:r>
+      <w:r>
+        <w:rPr>
+          <w:b/>
+        </w:rPr>
+        <w:t>prediction</w:t>
+      </w:r>
+      <w:r>
+        <w:rPr>
+          <w:b w:val="0"/>
+        </w:rPr>
+        <w:t xml:space="preserve">s 0 and 1. Compare them with the held out </w:t>
+      </w:r>
+      <w:r>
+        <w:rPr>
+          <w:b/>
+        </w:rPr>
+        <w:t>label</w:t>
+      </w:r>
+      <w:r>
+        <w:rPr>
+          <w:b w:val="0"/>
+        </w:rPr>
+        <w:t>s: both match. Report 2 correct out of 2 held out cards.</w:t>
+      </w:r>
+    </w:p>
+    <w:p>
+      <w:pPr>
+        <w:spacing w:line="336" w:lineRule="auto" w:after="180"/>
+      </w:pPr>
+      <w:r>
+        <w:rPr>
+          <w:b/>
+        </w:rPr>
+        <w:t>Training</w:t>
+      </w:r>
+      <w:r>
+        <w:rPr>
+          <w:b w:val="0"/>
+        </w:rPr>
+        <w:t xml:space="preserve"> results and test results answer different questions: did the rule fit the examples used to select it, and how did that fixed rule perform on these separate examples?</w:t>
+      </w:r>
+    </w:p>
+    <w:p>
+      <w:pPr>
+        <w:pStyle w:val="Heading2"/>
+      </w:pPr>
+      <w:r>
+        <w:t>Read separately scoped plant-label fixture</w:t>
+      </w:r>
+    </w:p>
+    <w:p>
+      <w:pPr>
+        <w:spacing w:line="336" w:lineRule="auto" w:after="180"/>
+      </w:pPr>
+      <w:r>
+        <w:rPr>
+          <w:b w:val="0"/>
+        </w:rPr>
+        <w:t>Follow one complete plant-classifier lifecycle without tuning on the final test.</w:t>
+      </w:r>
+    </w:p>
+    <w:p>
+      <w:pPr>
+        <w:spacing w:line="336" w:lineRule="auto" w:after="180"/>
+      </w:pPr>
+      <w:r>
+        <w:rPr>
+          <w:b w:val="0"/>
+        </w:rPr>
+        <w:t xml:space="preserve">Toy </w:t>
+      </w:r>
+      <w:r>
+        <w:rPr>
+          <w:b/>
+        </w:rPr>
+        <w:t>training</w:t>
+      </w:r>
+      <w:r>
+        <w:rPr>
+          <w:b w:val="0"/>
+        </w:rPr>
+        <w:t xml:space="preserve"> leaves have widths 1 healthy, 3 healthy, 5 spotted, 7 spotted. Candidates predict spotted at width&gt;=2 or &gt;=4.</w:t>
+      </w:r>
+    </w:p>
+    <w:p>
+      <w:pPr>
+        <w:spacing w:line="336" w:lineRule="auto" w:after="180"/>
+      </w:pPr>
+      <w:r>
+        <w:rPr>
+          <w:b w:val="0"/>
+        </w:rPr>
+        <w:t xml:space="preserve">All </w:t>
+      </w:r>
+      <w:r>
+        <w:rPr>
+          <w:b/>
+        </w:rPr>
+        <w:t>input</w:t>
+      </w:r>
+      <w:r>
+        <w:rPr>
+          <w:b w:val="0"/>
+        </w:rPr>
+        <w:t>s and outcomes in this worked example are invented classroom data; no real model run is claimed.</w:t>
+      </w:r>
+    </w:p>
+    <w:p>
+      <w:pPr>
+        <w:spacing w:line="336" w:lineRule="auto" w:after="180"/>
+      </w:pPr>
+      <w:r>
+        <w:rPr>
+          <w:b w:val="0"/>
+        </w:rPr>
+        <w:t>The main numeric example considers thresholds 2,4,6 and chooses 4. The separate pictured plant-label fixture considers only 2 and 4 and also chooses 4; its healthy/spotted words are fictional classroom labels, not botanical diagnosis. With frozen 4, held-out widths 2 and 6 get predictions 0 and 1. Changed reference: width 6 is now labelled healthy/0, so the frozen prediction is wrong and the score is 1/2.</w:t>
+      </w:r>
+    </w:p>
+    <w:p>
+      <w:pPr>
+        <w:spacing w:line="336" w:lineRule="auto" w:after="180"/>
+      </w:pPr>
+      <w:r>
+        <w:rPr>
+          <w:b w:val="0"/>
+        </w:rPr>
+        <w:t>Preserve that result. The reference change is supplied, not evidence that width causes a health condition or that real distribution shift was measured.</w:t>
+      </w:r>
+    </w:p>
+    <w:p>
+      <w:pPr>
+        <w:pStyle w:val="Heading2"/>
+      </w:pPr>
+      <w:r>
+        <w:t>Trace fit→freeze→test</w:t>
+      </w:r>
+    </w:p>
+    <w:p>
+      <w:r>
+        <w:drawing>
+          <wp:inline xmlns:a="http://schemas.openxmlformats.org/drawingml/2006/main" xmlns:pic="http://schemas.openxmlformats.org/drawingml/2006/picture">
+            <wp:extent cx="5486400" cy="3182112"/>
+            <wp:docPr id="1" name="Picture 1" descr="Fit using training: Cutoff 2 makes one error at width 3; cutoff 4 makes zero training errors. → Freeze candidate: Choose cutoff 4 under the stated training-error rule. → Test once: Fresh leaves width 2 healthy and 6 spotted are both predicted correctly: 2/2."/>
+            <wp:cNvGraphicFramePr>
+              <a:graphicFrameLocks noChangeAspect="1"/>
+            </wp:cNvGraphicFramePr>
+            <a:graphic>
+              <a:graphicData uri="http://schemas.openxmlformats.org/drawingml/2006/picture">
+                <pic:pic>
+                  <pic:nvPicPr>
+                    <pic:cNvPr id="0" name="academy-story-ai-4-1-02.png"/>
+                    <pic:cNvPicPr/>
+                  </pic:nvPicPr>
+                  <pic:blipFill>
+                    <a:blip r:embed="rId9"/>
+                    <a:stretch>
+                      <a:fillRect/>
+                    </a:stretch>
+                  </pic:blipFill>
+                  <pic:spPr>
+                    <a:xfrm>
+                      <a:off x="0" y="0"/>
+                      <a:ext cx="5486400" cy="3182112"/>
+                    </a:xfrm>
+                    <a:prstGeom prst="rect"/>
+                  </pic:spPr>
+                </pic:pic>
+              </a:graphicData>
+            </a:graphic>
+          </wp:inline>
+        </w:drawing>
       </w:r>
     </w:p>
     <w:p>
@@ -612,7 +1509,114 @@
         <w:pStyle w:val="Heading3"/>
       </w:pPr>
       <w:r>
-        <w:t>Preparation for the connected explanation</w:t>
+        <w:t>Read the picture one step at a time</w:t>
+      </w:r>
+    </w:p>
+    <w:tbl>
+      <w:tblPr>
+        <w:tblStyle w:val="LightShading-Accent1"/>
+        <w:tblW w:type="auto" w:w="0"/>
+        <w:tblLook w:firstColumn="1" w:firstRow="1" w:lastColumn="0" w:lastRow="0" w:noHBand="0" w:noVBand="1" w:val="04A0"/>
+      </w:tblPr>
+      <w:tblGrid>
+        <w:gridCol w:w="5112"/>
+        <w:gridCol w:w="5112"/>
+      </w:tblGrid>
+      <w:tr>
+        <w:trPr>
+          <w:tblHeader/>
+        </w:trPr>
+        <w:tc>
+          <w:tcPr>
+            <w:tcW w:type="dxa" w:w="5112"/>
+          </w:tcPr>
+          <w:p>
+            <w:r>
+              <w:t>Step</w:t>
+            </w:r>
+          </w:p>
+        </w:tc>
+        <w:tc>
+          <w:tcPr>
+            <w:tcW w:type="dxa" w:w="5112"/>
+          </w:tcPr>
+          <w:p>
+            <w:r>
+              <w:t>What happens and why</w:t>
+            </w:r>
+          </w:p>
+        </w:tc>
+      </w:tr>
+      <w:tr>
+        <w:tc>
+          <w:tcPr>
+            <w:tcW w:type="dxa" w:w="5112"/>
+          </w:tcPr>
+          <w:p>
+            <w:r>
+              <w:t>1. Fit using training</w:t>
+            </w:r>
+          </w:p>
+        </w:tc>
+        <w:tc>
+          <w:tcPr>
+            <w:tcW w:type="dxa" w:w="5112"/>
+          </w:tcPr>
+          <w:p>
+            <w:r>
+              <w:t>Cutoff 2 makes one error at width 3; cutoff 4 makes zero training errors.</w:t>
+            </w:r>
+          </w:p>
+        </w:tc>
+      </w:tr>
+      <w:tr>
+        <w:tc>
+          <w:tcPr>
+            <w:tcW w:type="dxa" w:w="5112"/>
+          </w:tcPr>
+          <w:p>
+            <w:r>
+              <w:t>2. Freeze candidate</w:t>
+            </w:r>
+          </w:p>
+        </w:tc>
+        <w:tc>
+          <w:tcPr>
+            <w:tcW w:type="dxa" w:w="5112"/>
+          </w:tcPr>
+          <w:p>
+            <w:r>
+              <w:t>Choose cutoff 4 under the stated training-error rule.</w:t>
+            </w:r>
+          </w:p>
+        </w:tc>
+      </w:tr>
+      <w:tr>
+        <w:tc>
+          <w:tcPr>
+            <w:tcW w:type="dxa" w:w="5112"/>
+          </w:tcPr>
+          <w:p>
+            <w:r>
+              <w:t>3. Test once</w:t>
+            </w:r>
+          </w:p>
+        </w:tc>
+        <w:tc>
+          <w:tcPr>
+            <w:tcW w:type="dxa" w:w="5112"/>
+          </w:tcPr>
+          <w:p>
+            <w:r>
+              <w:t>Fresh leaves width 2 healthy and 6 spotted are both predicted correctly: 2/2.</w:t>
+            </w:r>
+          </w:p>
+        </w:tc>
+      </w:tr>
+    </w:tbl>
+    <w:p>
+      <w:r>
+        <w:t>Match each pictured step to the supplied facts. This is a worked teaching case, not an independent assessment.</w:t>
       </w:r>
     </w:p>
     <w:p>
@@ -623,89 +1627,588 @@
         <w:rPr>
           <w:b w:val="0"/>
         </w:rPr>
-        <w:t xml:space="preserve">Teach this Grade 9 </w:t>
+        <w:t xml:space="preserve">Read the picture in order. Fresh leaves width 2 healthy and 6 spotted are both predicted correctly: 2/2. The arrows show which recorded </w:t>
       </w:r>
       <w:r>
         <w:rPr>
           <w:b/>
         </w:rPr>
-        <w:t>machine learning</w:t>
-      </w:r>
-      <w:r>
-        <w:rPr>
-          <w:b w:val="0"/>
-        </w:rPr>
-        <w:t xml:space="preserve"> lesson using the compact two-session route, or use the full three-session weekly plan. The central distinction is selection from </w:t>
-      </w:r>
+        <w:t>input</w:t>
+      </w:r>
+      <w:r>
+        <w:rPr>
+          <w:b w:val="0"/>
+        </w:rPr>
+        <w:t xml:space="preserve"> or intermediate result each decision uses.</w:t>
+      </w:r>
+    </w:p>
+    <w:p>
+      <w:pPr>
+        <w:spacing w:line="336" w:lineRule="auto" w:after="180"/>
+      </w:pPr>
+      <w:r>
+        <w:rPr>
+          <w:b w:val="0"/>
+        </w:rPr>
+        <w:t>Explain the deciding step aloud before checking the changed case; pointing to the final answer alone does not show how it follows.</w:t>
+      </w:r>
+    </w:p>
+    <w:p>
+      <w:pPr>
+        <w:pStyle w:val="Heading2"/>
+      </w:pPr>
+      <w:r>
+        <w:t>Predict changed reference</w:t>
+      </w:r>
+    </w:p>
+    <w:p>
+      <w:pPr>
+        <w:spacing w:line="336" w:lineRule="auto" w:after="180"/>
+      </w:pPr>
+      <w:r>
+        <w:rPr>
+          <w:b w:val="0"/>
+        </w:rPr>
+        <w:t>Change: The fresh width-6 leaf is actually healthy.</w:t>
+      </w:r>
+    </w:p>
+    <w:p>
+      <w:pPr>
+        <w:spacing w:line="336" w:lineRule="auto" w:after="180"/>
+      </w:pPr>
       <w:r>
         <w:rPr>
           <w:b/>
         </w:rPr>
+        <w:t>Prediction</w:t>
+      </w:r>
+      <w:r>
+        <w:rPr>
+          <w:b w:val="0"/>
+        </w:rPr>
+        <w:t>: The frozen model is correct on 1/2 test leaves.</w:t>
+      </w:r>
+    </w:p>
+    <w:p>
+      <w:pPr>
+        <w:spacing w:line="336" w:lineRule="auto" w:after="180"/>
+      </w:pPr>
+      <w:r>
+        <w:rPr>
+          <w:b w:val="0"/>
+        </w:rPr>
+        <w:t xml:space="preserve">Reason: The supplied reference changed; moving the cutoff after seeing this test would reuse final </w:t>
+      </w:r>
+      <w:r>
+        <w:rPr>
+          <w:b/>
+        </w:rPr>
+        <w:t>evidence</w:t>
+      </w:r>
+      <w:r>
+        <w:rPr>
+          <w:b w:val="0"/>
+        </w:rPr>
+        <w:t xml:space="preserve"> for development.</w:t>
+      </w:r>
+    </w:p>
+    <w:p>
+      <w:pPr>
+        <w:pStyle w:val="Heading2"/>
+      </w:pPr>
+      <w:r>
+        <w:t>State real-use limits</w:t>
+      </w:r>
+    </w:p>
+    <w:p>
+      <w:pPr>
+        <w:spacing w:line="336" w:lineRule="auto" w:after="180"/>
+      </w:pPr>
+      <w:r>
+        <w:rPr>
+          <w:b w:val="0"/>
+        </w:rPr>
+        <w:t>Two invented test leaves cannot establish useful real-world plant classification.</w:t>
+      </w:r>
+    </w:p>
+    <w:p>
+      <w:pPr>
+        <w:spacing w:line="336" w:lineRule="auto" w:after="180"/>
+      </w:pPr>
+      <w:r>
+        <w:rPr>
+          <w:b w:val="0"/>
+        </w:rPr>
+        <w:t xml:space="preserve">Cover the result. Ask learners to name the </w:t>
+      </w:r>
+      <w:r>
+        <w:rPr>
+          <w:b/>
+        </w:rPr>
+        <w:t>input</w:t>
+      </w:r>
+      <w:r>
+        <w:rPr>
+          <w:b w:val="0"/>
+        </w:rPr>
+        <w:t xml:space="preserve">s and predict the next step. Uncover one step, connect the icon to the actual procedure, and explain its </w:t>
+      </w:r>
+      <w:r>
+        <w:rPr>
+          <w:b/>
+        </w:rPr>
+        <w:t>evidence</w:t>
+      </w:r>
+      <w:r>
+        <w:rPr>
+          <w:b w:val="0"/>
+        </w:rPr>
+        <w:t>. Then change the supplied condition and compare.</w:t>
+      </w:r>
+    </w:p>
+    <w:p>
+      <w:pPr>
+        <w:spacing w:line="336" w:lineRule="auto" w:after="180"/>
+      </w:pPr>
+      <w:r>
+        <w:rPr>
+          <w:b w:val="0"/>
+        </w:rPr>
+        <w:t>The picture is a representation; it does not document execution of a real AI model.</w:t>
+      </w:r>
+    </w:p>
+    <w:p>
+      <w:pPr>
+        <w:pStyle w:val="Heading2"/>
+      </w:pPr>
+      <w:r>
+        <w:t>Teacher data-separation reference · reference / check after trying</w:t>
+      </w:r>
+    </w:p>
+    <w:p>
+      <w:pPr>
+        <w:spacing w:line="336" w:lineRule="auto" w:after="180"/>
+      </w:pPr>
+      <w:r>
+        <w:rPr>
+          <w:b w:val="0"/>
+        </w:rPr>
+        <w:t>Teacher reference for preserving train/test separation: scikit-learn common pitfalls explains that test data must not guide model choices and learned preprocessing must use training data only. This lesson’s standard-library toy code uses no scikit-learn dependency. Primary source: https://scikit-learn.org/stable/common_pitfalls.html#data-leakage</w:t>
+      </w:r>
+    </w:p>
+    <w:p>
+      <w:pPr>
+        <w:pStyle w:val="Heading2"/>
+      </w:pPr>
+      <w:r>
+        <w:t>Earlier wording, alternatives and picture transcripts · reference / check after trying</w:t>
+      </w:r>
+    </w:p>
+    <w:p>
+      <w:pPr>
+        <w:spacing w:line="336" w:lineRule="auto" w:after="180"/>
+      </w:pPr>
+      <w:r>
+        <w:rPr>
+          <w:b w:val="0"/>
+        </w:rPr>
+        <w:t>Explain the mechanism</w:t>
+      </w:r>
+    </w:p>
+    <w:p>
+      <w:pPr>
+        <w:spacing w:line="336" w:lineRule="auto" w:after="180"/>
+      </w:pPr>
+      <w:r>
+        <w:rPr>
+          <w:b w:val="0"/>
+        </w:rPr>
+        <w:t xml:space="preserve">Trace the information, fitted behavior, and </w:t>
+      </w:r>
+      <w:r>
+        <w:rPr>
+          <w:b/>
+        </w:rPr>
+        <w:t>evaluation</w:t>
+      </w:r>
+      <w:r>
+        <w:rPr>
+          <w:b w:val="0"/>
+        </w:rPr>
+        <w:t xml:space="preserve"> proof separately.</w:t>
+      </w:r>
+    </w:p>
+    <w:p>
+      <w:pPr>
+        <w:spacing w:line="336" w:lineRule="auto" w:after="180"/>
+      </w:pPr>
+      <w:r>
+        <w:rPr>
+          <w:b w:val="0"/>
+        </w:rPr>
+        <w:t>QUESTION Trace problem → data → train → predict → evaluate → improve, and identify where human judgment enters.</w:t>
+      </w:r>
+    </w:p>
+    <w:p>
+      <w:pPr>
+        <w:spacing w:line="336" w:lineRule="auto" w:after="180"/>
+      </w:pPr>
+      <w:r>
+        <w:rPr>
+          <w:b w:val="0"/>
+        </w:rPr>
+        <w:t xml:space="preserve">MODEL IDEA </w:t>
+      </w:r>
+      <w:r>
+        <w:rPr>
+          <w:b/>
+        </w:rPr>
+        <w:t>Machine learning</w:t>
+      </w:r>
+      <w:r>
+        <w:rPr>
+          <w:b w:val="0"/>
+        </w:rPr>
+        <w:t xml:space="preserve"> is an </w:t>
+      </w:r>
+      <w:r>
+        <w:rPr>
+          <w:b/>
+        </w:rPr>
+        <w:t>evidence</w:t>
+      </w:r>
+      <w:r>
+        <w:rPr>
+          <w:b w:val="0"/>
+        </w:rPr>
+        <w:t xml:space="preserve"> cycle: define a </w:t>
+      </w:r>
+      <w:r>
+        <w:rPr>
+          <w:b/>
+        </w:rPr>
+        <w:t>prediction</w:t>
+      </w:r>
+      <w:r>
+        <w:rPr>
+          <w:b w:val="0"/>
+        </w:rPr>
+        <w:t xml:space="preserve"> problem, prepare examples, fit a model, evaluate on unseen data, and improve one diagnosed cause.</w:t>
+      </w:r>
+    </w:p>
+    <w:p>
+      <w:pPr>
+        <w:spacing w:line="336" w:lineRule="auto" w:after="180"/>
+      </w:pPr>
+      <w:r>
+        <w:rPr>
+          <w:b w:val="0"/>
+        </w:rPr>
+        <w:t>PROOF NEEDED Use an unseen case, visible calculation, error analysis, and a stated limitation.</w:t>
+      </w:r>
+    </w:p>
+    <w:p>
+      <w:pPr>
+        <w:spacing w:line="336" w:lineRule="auto" w:after="180"/>
+      </w:pPr>
+      <w:r>
+        <w:rPr>
+          <w:b w:val="0"/>
+        </w:rPr>
+        <w:t xml:space="preserve">UNDER THE HOOD Goal: classify a leaf as healthy or spotted for a classroom plant helper. Prepare </w:t>
+      </w:r>
+      <w:r>
+        <w:rPr>
+          <w:b/>
+        </w:rPr>
         <w:t>label</w:t>
       </w:r>
       <w:r>
         <w:rPr>
           <w:b w:val="0"/>
         </w:rPr>
-        <w:t xml:space="preserve">led </w:t>
+        <w:t>ed leaf examples and reserve unseen test examples.</w:t>
+      </w:r>
+    </w:p>
+    <w:p>
+      <w:pPr>
+        <w:spacing w:line="336" w:lineRule="auto" w:after="180"/>
+      </w:pPr>
+      <w:r>
+        <w:rPr>
+          <w:b w:val="0"/>
+        </w:rPr>
+        <w:t xml:space="preserve">Draw a fresh data → model → </w:t>
       </w:r>
       <w:r>
         <w:rPr>
           <w:b/>
         </w:rPr>
+        <w:t>prediction</w:t>
+      </w:r>
+      <w:r>
+        <w:rPr>
+          <w:b w:val="0"/>
+        </w:rPr>
+        <w:t xml:space="preserve"> → </w:t>
+      </w:r>
+      <w:r>
+        <w:rPr>
+          <w:b/>
+        </w:rPr>
+        <w:t>evaluation</w:t>
+      </w:r>
+      <w:r>
+        <w:rPr>
+          <w:b w:val="0"/>
+        </w:rPr>
+        <w:t xml:space="preserve"> trace:</w:t>
+      </w:r>
+    </w:p>
+    <w:p>
+      <w:pPr>
+        <w:spacing w:line="336" w:lineRule="auto" w:after="180"/>
+      </w:pPr>
+      <w:r>
+        <w:rPr>
+          <w:b w:val="0"/>
+        </w:rPr>
+        <w:t xml:space="preserve">Predict first. Then check each step. A correct answer without visible </w:t>
+      </w:r>
+      <w:r>
+        <w:rPr>
+          <w:b/>
+        </w:rPr>
+        <w:t>evidence</w:t>
+      </w:r>
+      <w:r>
+        <w:rPr>
+          <w:b w:val="0"/>
+        </w:rPr>
+        <w:t xml:space="preserve"> cannot be audited.</w:t>
+      </w:r>
+    </w:p>
+    <w:p>
+      <w:pPr>
+        <w:spacing w:line="336" w:lineRule="auto" w:after="180"/>
+      </w:pPr>
+      <w:r>
+        <w:rPr>
+          <w:b w:val="0"/>
+        </w:rPr>
+        <w:t>STEP 1 Goal: classify a leaf as healthy or spotted for a classroom plant helper.</w:t>
+      </w:r>
+    </w:p>
+    <w:p>
+      <w:pPr>
+        <w:spacing w:line="336" w:lineRule="auto" w:after="180"/>
+      </w:pPr>
+      <w:r>
+        <w:rPr>
+          <w:b w:val="0"/>
+        </w:rPr>
+        <w:t xml:space="preserve">STEP 2 Prepare </w:t>
+      </w:r>
+      <w:r>
+        <w:rPr>
+          <w:b/>
+        </w:rPr>
+        <w:t>label</w:t>
+      </w:r>
+      <w:r>
+        <w:rPr>
+          <w:b w:val="0"/>
+        </w:rPr>
+        <w:t>ed leaf examples and reserve unseen test examples.</w:t>
+      </w:r>
+    </w:p>
+    <w:p>
+      <w:pPr>
+        <w:spacing w:line="336" w:lineRule="auto" w:after="180"/>
+      </w:pPr>
+      <w:r>
+        <w:rPr>
+          <w:b w:val="0"/>
+        </w:rPr>
+        <w:t xml:space="preserve">STEP 3 Fit the model on </w:t>
+      </w:r>
+      <w:r>
+        <w:rPr>
+          <w:b/>
+        </w:rPr>
         <w:t>training</w:t>
       </w:r>
       <w:r>
         <w:rPr>
           <w:b w:val="0"/>
         </w:rPr>
-        <w:t xml:space="preserve"> examples versus </w:t>
+        <w:t xml:space="preserve"> data; predict </w:t>
       </w:r>
       <w:r>
         <w:rPr>
           <w:b/>
         </w:rPr>
+        <w:t>label</w:t>
+      </w:r>
+      <w:r>
+        <w:rPr>
+          <w:b w:val="0"/>
+        </w:rPr>
+        <w:t>s for the test set.</w:t>
+      </w:r>
+    </w:p>
+    <w:p>
+      <w:pPr>
+        <w:spacing w:line="336" w:lineRule="auto" w:after="180"/>
+      </w:pPr>
+      <w:r>
+        <w:rPr>
+          <w:b w:val="0"/>
+        </w:rPr>
+        <w:t>STEP 4 Measure errors, diagnose a cause, change one factor, and retest.</w:t>
+      </w:r>
+    </w:p>
+    <w:p>
+      <w:pPr>
+        <w:spacing w:line="336" w:lineRule="auto" w:after="180"/>
+      </w:pPr>
+      <w:r>
+        <w:rPr>
+          <w:b w:val="0"/>
+        </w:rPr>
+        <w:t>CHECK Verify the denominator, unit, split, class definition, and data version before interpreting a score.</w:t>
+      </w:r>
+    </w:p>
+    <w:p>
+      <w:pPr>
+        <w:spacing w:line="336" w:lineRule="auto" w:after="180"/>
+      </w:pPr>
+      <w:r>
+        <w:rPr>
+          <w:b w:val="0"/>
+        </w:rPr>
+        <w:t xml:space="preserve">Recalculate, retrace, or restate the </w:t>
+      </w:r>
+      <w:r>
+        <w:rPr>
+          <w:b/>
+        </w:rPr>
+        <w:t>evidence</w:t>
+      </w:r>
+      <w:r>
+        <w:rPr>
+          <w:b w:val="0"/>
+        </w:rPr>
+        <w:t xml:space="preserve"> independently:</w:t>
+      </w:r>
+    </w:p>
+    <w:p>
+      <w:pPr>
+        <w:pStyle w:val="Heading3"/>
+      </w:pPr>
+      <w:r>
+        <w:t>Concrete teaching case</w:t>
+      </w:r>
+    </w:p>
+    <w:p>
+      <w:pPr>
+        <w:spacing w:line="336" w:lineRule="auto" w:after="180"/>
+      </w:pPr>
+      <w:r>
+        <w:rPr>
+          <w:b w:val="0"/>
+        </w:rPr>
+        <w:t xml:space="preserve">A team </w:t>
+      </w:r>
+      <w:r>
+        <w:rPr>
+          <w:b/>
+        </w:rPr>
+        <w:t>label</w:t>
+      </w:r>
+      <w:r>
+        <w:rPr>
+          <w:b w:val="0"/>
+        </w:rPr>
+        <w:t xml:space="preserve">s leaf photos, trains a healthy/spotted classifier and shows one correct </w:t>
+      </w:r>
+      <w:r>
+        <w:rPr>
+          <w:b/>
+        </w:rPr>
+        <w:t>prediction</w:t>
+      </w:r>
+      <w:r>
+        <w:rPr>
+          <w:b w:val="0"/>
+        </w:rPr>
+        <w:t>.</w:t>
+      </w:r>
+    </w:p>
+    <w:p>
+      <w:pPr>
+        <w:spacing w:line="336" w:lineRule="auto" w:after="180"/>
+      </w:pPr>
+      <w:r>
+        <w:rPr>
+          <w:b w:val="0"/>
+        </w:rPr>
+        <w:t xml:space="preserve">Order the lifecycle and identify missing </w:t>
+      </w:r>
+      <w:r>
+        <w:rPr>
+          <w:b/>
+        </w:rPr>
+        <w:t>evidence</w:t>
+      </w:r>
+      <w:r>
+        <w:rPr>
+          <w:b w:val="0"/>
+        </w:rPr>
+        <w:t>.</w:t>
+      </w:r>
+    </w:p>
+    <w:p>
+      <w:pPr>
+        <w:pStyle w:val="Heading3"/>
+      </w:pPr>
+      <w:r>
+        <w:t>Exact explanation to model</w:t>
+      </w:r>
+    </w:p>
+    <w:p>
+      <w:pPr>
+        <w:spacing w:line="336" w:lineRule="auto" w:after="180"/>
+      </w:pPr>
+      <w:r>
+        <w:rPr>
+          <w:b w:val="0"/>
+        </w:rPr>
+        <w:t xml:space="preserve">Define use and </w:t>
+      </w:r>
+      <w:r>
+        <w:rPr>
+          <w:b/>
+        </w:rPr>
+        <w:t>label</w:t>
+      </w:r>
+      <w:r>
+        <w:rPr>
+          <w:b w:val="0"/>
+        </w:rPr>
+        <w:t xml:space="preserve">s, collect data, separate </w:t>
+      </w:r>
+      <w:r>
+        <w:rPr>
+          <w:b/>
+        </w:rPr>
         <w:t>evaluation</w:t>
       </w:r>
       <w:r>
         <w:rPr>
           <w:b w:val="0"/>
         </w:rPr>
-        <w:t xml:space="preserve"> of a fixed rule on separate examples.</w:t>
-      </w:r>
-    </w:p>
-    <w:p>
-      <w:pPr>
-        <w:spacing w:line="336" w:lineRule="auto" w:after="180"/>
-      </w:pPr>
-      <w:r>
-        <w:rPr>
-          <w:b w:val="0"/>
-        </w:rPr>
-        <w:t>This is a deliberately small supervised classification exercise, not a deployed card recognition system. Students can complete it on paper; Python checks their trace. Do not add neural-network terminology or external accounts.</w:t>
-      </w:r>
-    </w:p>
-    <w:p>
-      <w:pPr>
-        <w:spacing w:line="336" w:lineRule="auto" w:after="180"/>
-      </w:pPr>
-      <w:r>
-        <w:rPr>
-          <w:b w:val="0"/>
-        </w:rPr>
-        <w:t xml:space="preserve">The </w:t>
-      </w:r>
-      <w:r>
-        <w:rPr>
-          <w:b/>
-        </w:rPr>
-        <w:t>training</w:t>
-      </w:r>
-      <w:r>
-        <w:rPr>
-          <w:b w:val="0"/>
-        </w:rPr>
-        <w:t xml:space="preserve"> loop reports candidate mistakes, and students explicitly select and record the winner.</w:t>
+        <w:t xml:space="preserve"> data, train, predict, evaluate and improve. One correct result is insufficient. Test unseen varied cases and retain human responsibility.</w:t>
       </w:r>
     </w:p>
     <w:p>
@@ -713,901 +2216,7 @@
         <w:pStyle w:val="Heading3"/>
       </w:pPr>
       <w:r>
-        <w:t>Readiness answer</w:t>
-      </w:r>
-    </w:p>
-    <w:p>
-      <w:pPr>
-        <w:spacing w:line="336" w:lineRule="auto" w:after="180"/>
-      </w:pPr>
-      <w:r>
-        <w:rPr>
-          <w:b w:val="0"/>
-        </w:rPr>
-        <w:t>3 of 4, or 75 percent, are correct in these cases. It does not prove correctness on future cases.</w:t>
-      </w:r>
-    </w:p>
-    <w:p>
-      <w:pPr>
-        <w:spacing w:line="336" w:lineRule="auto" w:after="180"/>
-      </w:pPr>
-      <w:r>
-        <w:rPr>
-          <w:b w:val="0"/>
-        </w:rPr>
-        <w:t>Printed lesson and workbook; six fictional worked cards</w:t>
-      </w:r>
-    </w:p>
-    <w:p>
-      <w:pPr>
-        <w:spacing w:line="336" w:lineRule="auto" w:after="180"/>
-      </w:pPr>
-      <w:r>
-        <w:rPr>
-          <w:b w:val="0"/>
-        </w:rPr>
-        <w:t>Paper to cover the held out rows until a threshold is recorded</w:t>
-      </w:r>
-    </w:p>
-    <w:p>
-      <w:pPr>
-        <w:spacing w:line="336" w:lineRule="auto" w:after="180"/>
-      </w:pPr>
-      <w:r>
-        <w:rPr>
-          <w:b w:val="0"/>
-        </w:rPr>
-        <w:t>Optional local Python 3 editor; no packages or personal data needed</w:t>
-      </w:r>
-    </w:p>
-    <w:p>
-      <w:pPr>
-        <w:spacing w:line="336" w:lineRule="auto" w:after="180"/>
-      </w:pPr>
-      <w:r>
-        <w:rPr>
-          <w:b w:val="0"/>
-        </w:rPr>
-        <w:t>Prepare a fresh retry card set from the assessment guidance</w:t>
-      </w:r>
-    </w:p>
-    <w:p>
-      <w:pPr>
-        <w:pStyle w:val="Heading3"/>
-      </w:pPr>
-      <w:r>
-        <w:t>End goal for the pictorial case</w:t>
-      </w:r>
-    </w:p>
-    <w:p>
-      <w:pPr>
-        <w:spacing w:line="336" w:lineRule="auto" w:after="180"/>
-      </w:pPr>
-      <w:r>
-        <w:rPr>
-          <w:b w:val="0"/>
-        </w:rPr>
-        <w:t>By the end, I can explain the ml lifecycle using a traced example and a stated limitation.</w:t>
-      </w:r>
-    </w:p>
-    <w:p>
-      <w:pPr>
-        <w:spacing w:line="336" w:lineRule="auto" w:after="180"/>
-      </w:pPr>
-      <w:r>
-        <w:rPr>
-          <w:b w:val="0"/>
-        </w:rPr>
-        <w:t>This added worked case illustrates the week’s main idea. Retain all original and connected topics; schedule its practice within the teaching cycle.</w:t>
-      </w:r>
-    </w:p>
-    <w:p>
-      <w:pPr>
-        <w:pStyle w:val="Heading1"/>
-      </w:pPr>
-      <w:r>
-        <w:t>02. Explain the mechanism</w:t>
-      </w:r>
-    </w:p>
-    <w:p>
-      <w:r>
-        <w:t>Model The ML Lifecycle using the supplied case, labelled mechanism and reasoning. Make the scope of each conclusion explicit.</w:t>
-      </w:r>
-    </w:p>
-    <w:p>
-      <w:pPr>
-        <w:spacing w:line="336" w:lineRule="auto" w:after="180"/>
-      </w:pPr>
-      <w:r>
-        <w:rPr>
-          <w:b w:val="0"/>
-        </w:rPr>
-        <w:t xml:space="preserve">Trace the information, fitted behavior, and </w:t>
-      </w:r>
-      <w:r>
-        <w:rPr>
-          <w:b/>
-        </w:rPr>
-        <w:t>evaluation</w:t>
-      </w:r>
-      <w:r>
-        <w:rPr>
-          <w:b w:val="0"/>
-        </w:rPr>
-        <w:t xml:space="preserve"> proof separately.</w:t>
-      </w:r>
-    </w:p>
-    <w:p>
-      <w:pPr>
-        <w:pStyle w:val="Heading3"/>
-      </w:pPr>
-      <w:r>
-        <w:t>Question to explain</w:t>
-      </w:r>
-    </w:p>
-    <w:p>
-      <w:pPr>
-        <w:spacing w:line="336" w:lineRule="auto" w:after="180"/>
-        <w:shd w:fill="F5F1FB"/>
-      </w:pPr>
-      <w:r>
-        <w:rPr>
-          <w:b w:val="0"/>
-        </w:rPr>
-        <w:t>QUESTION Trace problem → data → train → predict → evaluate → improve, and identify where human judgment enters.</w:t>
-      </w:r>
-    </w:p>
-    <w:p>
-      <w:pPr>
-        <w:spacing w:line="336" w:lineRule="auto" w:after="180"/>
-      </w:pPr>
-      <w:r>
-        <w:rPr>
-          <w:b w:val="0"/>
-        </w:rPr>
-        <w:t xml:space="preserve">MODEL IDEA </w:t>
-      </w:r>
-      <w:r>
-        <w:rPr>
-          <w:b/>
-        </w:rPr>
-        <w:t>Machine learning</w:t>
-      </w:r>
-      <w:r>
-        <w:rPr>
-          <w:b w:val="0"/>
-        </w:rPr>
-        <w:t xml:space="preserve"> is an </w:t>
-      </w:r>
-      <w:r>
-        <w:rPr>
-          <w:b/>
-        </w:rPr>
-        <w:t>evidence</w:t>
-      </w:r>
-      <w:r>
-        <w:rPr>
-          <w:b w:val="0"/>
-        </w:rPr>
-        <w:t xml:space="preserve"> cycle: define a </w:t>
-      </w:r>
-      <w:r>
-        <w:rPr>
-          <w:b/>
-        </w:rPr>
-        <w:t>prediction</w:t>
-      </w:r>
-      <w:r>
-        <w:rPr>
-          <w:b w:val="0"/>
-        </w:rPr>
-        <w:t xml:space="preserve"> problem, prepare examples, fit a model, evaluate on unseen data, and improve one diagnosed cause.</w:t>
-      </w:r>
-    </w:p>
-    <w:p>
-      <w:pPr>
-        <w:spacing w:line="336" w:lineRule="auto" w:after="180"/>
-      </w:pPr>
-      <w:r>
-        <w:rPr>
-          <w:b w:val="0"/>
-        </w:rPr>
-        <w:t>PROOF NEEDED Use an unseen case, visible calculation, error analysis, and a stated limitation.</w:t>
-      </w:r>
-    </w:p>
-    <w:p>
-      <w:pPr>
-        <w:pStyle w:val="Heading3"/>
-      </w:pPr>
-      <w:r>
-        <w:t>How the mechanism works</w:t>
-      </w:r>
-    </w:p>
-    <w:p>
-      <w:pPr>
-        <w:spacing w:line="336" w:lineRule="auto" w:after="180"/>
-        <w:shd w:fill="F1F6F8"/>
-      </w:pPr>
-      <w:r>
-        <w:rPr>
-          <w:b w:val="0"/>
-        </w:rPr>
-        <w:t xml:space="preserve">UNDER THE HOOD Goal: classify a leaf as healthy or spotted for a classroom plant helper. Prepare </w:t>
-      </w:r>
-      <w:r>
-        <w:rPr>
-          <w:b/>
-        </w:rPr>
-        <w:t>label</w:t>
-      </w:r>
-      <w:r>
-        <w:rPr>
-          <w:b w:val="0"/>
-        </w:rPr>
-        <w:t>ed leaf examples and reserve unseen test examples.</w:t>
-      </w:r>
-    </w:p>
-    <w:p>
-      <w:pPr>
-        <w:spacing w:line="336" w:lineRule="auto" w:after="180"/>
-      </w:pPr>
-      <w:r>
-        <w:rPr>
-          <w:b w:val="0"/>
-        </w:rPr>
-        <w:t xml:space="preserve">Draw a fresh data → model → </w:t>
-      </w:r>
-      <w:r>
-        <w:rPr>
-          <w:b/>
-        </w:rPr>
-        <w:t>prediction</w:t>
-      </w:r>
-      <w:r>
-        <w:rPr>
-          <w:b w:val="0"/>
-        </w:rPr>
-        <w:t xml:space="preserve"> → </w:t>
-      </w:r>
-      <w:r>
-        <w:rPr>
-          <w:b/>
-        </w:rPr>
-        <w:t>evaluation</w:t>
-      </w:r>
-      <w:r>
-        <w:rPr>
-          <w:b w:val="0"/>
-        </w:rPr>
-        <w:t xml:space="preserve"> trace:</w:t>
-      </w:r>
-    </w:p>
-    <w:p>
-      <w:pPr>
-        <w:spacing w:line="336" w:lineRule="auto" w:after="180"/>
-      </w:pPr>
-      <w:r>
-        <w:rPr>
-          <w:b w:val="0"/>
-        </w:rPr>
-        <w:t xml:space="preserve">Predict first. Then check each step. A correct answer without visible </w:t>
-      </w:r>
-      <w:r>
-        <w:rPr>
-          <w:b/>
-        </w:rPr>
-        <w:t>evidence</w:t>
-      </w:r>
-      <w:r>
-        <w:rPr>
-          <w:b w:val="0"/>
-        </w:rPr>
-        <w:t xml:space="preserve"> cannot be audited.</w:t>
-      </w:r>
-    </w:p>
-    <w:p>
-      <w:pPr>
-        <w:pStyle w:val="Heading3"/>
-      </w:pPr>
-      <w:r>
-        <w:t>Step 1</w:t>
-      </w:r>
-    </w:p>
-    <w:p>
-      <w:pPr>
-        <w:spacing w:line="336" w:lineRule="auto" w:after="180"/>
-        <w:shd w:fill="F4F9FC"/>
-      </w:pPr>
-      <w:r>
-        <w:rPr>
-          <w:b w:val="0"/>
-        </w:rPr>
-        <w:t>STEP 1 Goal: classify a leaf as healthy or spotted for a classroom plant helper.</w:t>
-      </w:r>
-    </w:p>
-    <w:p>
-      <w:pPr>
-        <w:pStyle w:val="Heading3"/>
-      </w:pPr>
-      <w:r>
-        <w:t>Step 2</w:t>
-      </w:r>
-    </w:p>
-    <w:p>
-      <w:pPr>
-        <w:spacing w:line="336" w:lineRule="auto" w:after="180"/>
-        <w:shd w:fill="F4F9FC"/>
-      </w:pPr>
-      <w:r>
-        <w:rPr>
-          <w:b w:val="0"/>
-        </w:rPr>
-        <w:t xml:space="preserve">STEP 2 Prepare </w:t>
-      </w:r>
-      <w:r>
-        <w:rPr>
-          <w:b/>
-        </w:rPr>
-        <w:t>label</w:t>
-      </w:r>
-      <w:r>
-        <w:rPr>
-          <w:b w:val="0"/>
-        </w:rPr>
-        <w:t>ed leaf examples and reserve unseen test examples.</w:t>
-      </w:r>
-    </w:p>
-    <w:p>
-      <w:pPr>
-        <w:pStyle w:val="Heading3"/>
-      </w:pPr>
-      <w:r>
-        <w:t>Step 3</w:t>
-      </w:r>
-    </w:p>
-    <w:p>
-      <w:pPr>
-        <w:spacing w:line="336" w:lineRule="auto" w:after="180"/>
-        <w:shd w:fill="F4F9FC"/>
-      </w:pPr>
-      <w:r>
-        <w:rPr>
-          <w:b w:val="0"/>
-        </w:rPr>
-        <w:t xml:space="preserve">STEP 3 Fit the model on </w:t>
-      </w:r>
-      <w:r>
-        <w:rPr>
-          <w:b/>
-        </w:rPr>
-        <w:t>training</w:t>
-      </w:r>
-      <w:r>
-        <w:rPr>
-          <w:b w:val="0"/>
-        </w:rPr>
-        <w:t xml:space="preserve"> data; predict </w:t>
-      </w:r>
-      <w:r>
-        <w:rPr>
-          <w:b/>
-        </w:rPr>
-        <w:t>label</w:t>
-      </w:r>
-      <w:r>
-        <w:rPr>
-          <w:b w:val="0"/>
-        </w:rPr>
-        <w:t>s for the test set.</w:t>
-      </w:r>
-    </w:p>
-    <w:p>
-      <w:pPr>
-        <w:pStyle w:val="Heading3"/>
-      </w:pPr>
-      <w:r>
-        <w:t>Step 4</w:t>
-      </w:r>
-    </w:p>
-    <w:p>
-      <w:pPr>
-        <w:spacing w:line="336" w:lineRule="auto" w:after="180"/>
-        <w:shd w:fill="F4F9FC"/>
-      </w:pPr>
-      <w:r>
-        <w:rPr>
-          <w:b w:val="0"/>
-        </w:rPr>
-        <w:t>STEP 4 Measure errors, diagnose a cause, change one factor, and retest.</w:t>
-      </w:r>
-    </w:p>
-    <w:p>
-      <w:pPr>
-        <w:spacing w:line="336" w:lineRule="auto" w:after="180"/>
-      </w:pPr>
-      <w:r>
-        <w:rPr>
-          <w:b w:val="0"/>
-        </w:rPr>
-        <w:t>CHECK Verify the denominator, unit, split, class definition, and data version before interpreting a score.</w:t>
-      </w:r>
-    </w:p>
-    <w:p>
-      <w:pPr>
-        <w:spacing w:line="336" w:lineRule="auto" w:after="180"/>
-      </w:pPr>
-      <w:r>
-        <w:rPr>
-          <w:b w:val="0"/>
-        </w:rPr>
-        <w:t xml:space="preserve">Recalculate, retrace, or restate the </w:t>
-      </w:r>
-      <w:r>
-        <w:rPr>
-          <w:b/>
-        </w:rPr>
-        <w:t>evidence</w:t>
-      </w:r>
-      <w:r>
-        <w:rPr>
-          <w:b w:val="0"/>
-        </w:rPr>
-        <w:t xml:space="preserve"> independently:</w:t>
-      </w:r>
-    </w:p>
-    <w:p>
-      <w:pPr>
-        <w:pStyle w:val="Heading3"/>
-      </w:pPr>
-      <w:r>
-        <w:t>Concrete teaching case</w:t>
-      </w:r>
-    </w:p>
-    <w:p>
-      <w:pPr>
-        <w:pStyle w:val="Heading3"/>
-      </w:pPr>
-      <w:r>
-        <w:t>The teaching case</w:t>
-      </w:r>
-    </w:p>
-    <w:p>
-      <w:pPr>
-        <w:spacing w:line="336" w:lineRule="auto" w:after="180"/>
-        <w:shd w:fill="F1F6FC"/>
-      </w:pPr>
-      <w:r>
-        <w:rPr>
-          <w:b w:val="0"/>
-        </w:rPr>
-        <w:t xml:space="preserve">A team </w:t>
-      </w:r>
-      <w:r>
-        <w:rPr>
-          <w:b/>
-        </w:rPr>
-        <w:t>label</w:t>
-      </w:r>
-      <w:r>
-        <w:rPr>
-          <w:b w:val="0"/>
-        </w:rPr>
-        <w:t xml:space="preserve">s leaf photos, trains a healthy/spotted classifier and shows one correct </w:t>
-      </w:r>
-      <w:r>
-        <w:rPr>
-          <w:b/>
-        </w:rPr>
-        <w:t>prediction</w:t>
-      </w:r>
-      <w:r>
-        <w:rPr>
-          <w:b w:val="0"/>
-        </w:rPr>
-        <w:t>.</w:t>
-      </w:r>
-    </w:p>
-    <w:p>
-      <w:pPr>
-        <w:pStyle w:val="Heading3"/>
-      </w:pPr>
-      <w:r>
-        <w:t>The teaching case</w:t>
-      </w:r>
-    </w:p>
-    <w:p>
-      <w:pPr>
-        <w:spacing w:line="336" w:lineRule="auto" w:after="180"/>
-        <w:shd w:fill="F1F6FC"/>
-      </w:pPr>
-      <w:r>
-        <w:rPr>
-          <w:b w:val="0"/>
-        </w:rPr>
-        <w:t xml:space="preserve">Order the lifecycle and identify missing </w:t>
-      </w:r>
-      <w:r>
-        <w:rPr>
-          <w:b/>
-        </w:rPr>
-        <w:t>evidence</w:t>
-      </w:r>
-      <w:r>
-        <w:rPr>
-          <w:b w:val="0"/>
-        </w:rPr>
-        <w:t>.</w:t>
-      </w:r>
-    </w:p>
-    <w:p>
-      <w:pPr>
-        <w:pStyle w:val="Heading3"/>
-      </w:pPr>
-      <w:r>
-        <w:t>Exact explanation to model</w:t>
-      </w:r>
-    </w:p>
-    <w:p>
-      <w:pPr>
-        <w:pStyle w:val="Heading3"/>
-      </w:pPr>
-      <w:r>
-        <w:t>Why the result follows</w:t>
-      </w:r>
-    </w:p>
-    <w:p>
-      <w:pPr>
-        <w:spacing w:line="336" w:lineRule="auto" w:after="180"/>
-        <w:shd w:fill="F1F6FC"/>
-      </w:pPr>
-      <w:r>
-        <w:rPr>
-          <w:b w:val="0"/>
-        </w:rPr>
-        <w:t xml:space="preserve">Define use and </w:t>
-      </w:r>
-      <w:r>
-        <w:rPr>
-          <w:b/>
-        </w:rPr>
-        <w:t>label</w:t>
-      </w:r>
-      <w:r>
-        <w:rPr>
-          <w:b w:val="0"/>
-        </w:rPr>
-        <w:t xml:space="preserve">s, collect data, separate </w:t>
-      </w:r>
-      <w:r>
-        <w:rPr>
-          <w:b/>
-        </w:rPr>
-        <w:t>evaluation</w:t>
-      </w:r>
-      <w:r>
-        <w:rPr>
-          <w:b w:val="0"/>
-        </w:rPr>
-        <w:t xml:space="preserve"> data, train, predict, evaluate and improve. One correct result is insufficient. Test unseen varied cases and retain human responsibility.</w:t>
-      </w:r>
-    </w:p>
-    <w:p>
-      <w:pPr>
-        <w:pStyle w:val="Heading3"/>
-      </w:pPr>
-      <w:r>
         <w:t>Explain the added worked example</w:t>
-      </w:r>
-    </w:p>
-    <w:p>
-      <w:pPr>
-        <w:pStyle w:val="Heading3"/>
-      </w:pPr>
-      <w:r>
-        <w:t>Explain the added worked example · 1</w:t>
-      </w:r>
-    </w:p>
-    <w:p>
-      <w:pPr>
-        <w:spacing w:line="336" w:lineRule="auto" w:after="180"/>
-      </w:pPr>
-      <w:r>
-        <w:rPr>
-          <w:b w:val="0"/>
-        </w:rPr>
-        <w:t xml:space="preserve">In Grade 7 you programmed an activity chooser using a rule supplied by a person. This week you will choose a rule by comparing its </w:t>
-      </w:r>
-      <w:r>
-        <w:rPr>
-          <w:b/>
-        </w:rPr>
-        <w:t>prediction</w:t>
-      </w:r>
-      <w:r>
-        <w:rPr>
-          <w:b w:val="0"/>
-        </w:rPr>
-        <w:t xml:space="preserve">s with </w:t>
-      </w:r>
-      <w:r>
-        <w:rPr>
-          <w:b/>
-        </w:rPr>
-        <w:t>label</w:t>
-      </w:r>
-      <w:r>
-        <w:rPr>
-          <w:b w:val="0"/>
-        </w:rPr>
-        <w:t>led examples.</w:t>
-      </w:r>
-    </w:p>
-    <w:p>
-      <w:pPr>
-        <w:spacing w:line="336" w:lineRule="auto" w:after="180"/>
-      </w:pPr>
-      <w:r>
-        <w:rPr>
-          <w:b w:val="0"/>
-        </w:rPr>
-        <w:t xml:space="preserve">This small supervised learning task makes the learning </w:t>
-      </w:r>
-      <w:r>
-        <w:rPr>
-          <w:b/>
-        </w:rPr>
-        <w:t>process</w:t>
-      </w:r>
-      <w:r>
-        <w:rPr>
-          <w:b w:val="0"/>
-        </w:rPr>
-        <w:t xml:space="preserve"> visible: people define the task and possible rules; </w:t>
-      </w:r>
-      <w:r>
-        <w:rPr>
-          <w:b/>
-        </w:rPr>
-        <w:t>training</w:t>
-      </w:r>
-      <w:r>
-        <w:rPr>
-          <w:b w:val="0"/>
-        </w:rPr>
-        <w:t xml:space="preserve"> data determines which candidate fits best.</w:t>
-      </w:r>
-    </w:p>
-    <w:p>
-      <w:pPr>
-        <w:pStyle w:val="Heading3"/>
-      </w:pPr>
-      <w:r>
-        <w:t>Explain the added worked example · 2</w:t>
-      </w:r>
-    </w:p>
-    <w:p>
-      <w:pPr>
-        <w:spacing w:line="336" w:lineRule="auto" w:after="180"/>
-      </w:pPr>
-      <w:r>
-        <w:rPr>
-          <w:b w:val="0"/>
-        </w:rPr>
-        <w:t xml:space="preserve">Imagine fictional practice cards with a measured width x and a category </w:t>
-      </w:r>
-      <w:r>
-        <w:rPr>
-          <w:b/>
-        </w:rPr>
-        <w:t>label</w:t>
-      </w:r>
-      <w:r>
-        <w:rPr>
-          <w:b w:val="0"/>
-        </w:rPr>
-        <w:t>, 0 or 1. Width uses invented units. We want to predict the category of another card from its width.</w:t>
-      </w:r>
-    </w:p>
-    <w:p>
-      <w:pPr>
-        <w:spacing w:line="336" w:lineRule="auto" w:after="180"/>
-      </w:pPr>
-      <w:r>
-        <w:rPr>
-          <w:b w:val="0"/>
-        </w:rPr>
-        <w:t xml:space="preserve">The </w:t>
-      </w:r>
-      <w:r>
-        <w:rPr>
-          <w:b/>
-        </w:rPr>
-        <w:t>label</w:t>
-      </w:r>
-      <w:r>
-        <w:rPr>
-          <w:b w:val="0"/>
-        </w:rPr>
-        <w:t xml:space="preserve">s are provided </w:t>
-      </w:r>
-      <w:r>
-        <w:rPr>
-          <w:b/>
-        </w:rPr>
-        <w:t>observation</w:t>
-      </w:r>
-      <w:r>
-        <w:rPr>
-          <w:b w:val="0"/>
-        </w:rPr>
-        <w:t xml:space="preserve">s in this exercise, not values generated by our </w:t>
-      </w:r>
-      <w:r>
-        <w:rPr>
-          <w:b/>
-        </w:rPr>
-        <w:t>prediction</w:t>
-      </w:r>
-      <w:r>
-        <w:rPr>
-          <w:b w:val="0"/>
-        </w:rPr>
-        <w:t xml:space="preserve"> code. These invented cards demonstrate a method; they provide no </w:t>
-      </w:r>
-      <w:r>
-        <w:rPr>
-          <w:b/>
-        </w:rPr>
-        <w:t>evidence</w:t>
-      </w:r>
-      <w:r>
-        <w:rPr>
-          <w:b w:val="0"/>
-        </w:rPr>
-        <w:t xml:space="preserve"> about real objects or students.</w:t>
-      </w:r>
-    </w:p>
-    <w:p>
-      <w:pPr>
-        <w:pStyle w:val="Heading3"/>
-      </w:pPr>
-      <w:r>
-        <w:t>Explain the added worked example · 3</w:t>
-      </w:r>
-    </w:p>
-    <w:p>
-      <w:pPr>
-        <w:spacing w:line="336" w:lineRule="auto" w:after="180"/>
-      </w:pPr>
-      <w:r>
-        <w:rPr>
-          <w:b w:val="0"/>
-        </w:rPr>
-        <w:t xml:space="preserve">Before </w:t>
-      </w:r>
-      <w:r>
-        <w:rPr>
-          <w:b/>
-        </w:rPr>
-        <w:t>fitting</w:t>
-      </w:r>
-      <w:r>
-        <w:rPr>
-          <w:b w:val="0"/>
-        </w:rPr>
-        <w:t>, set aside the final two cards. They are visible here so you can follow the complete example, but do not use them to choose a rule. Our candidates predict 1 when width is at least 2, 4 or 6, and 0 otherwise.</w:t>
-      </w:r>
-    </w:p>
-    <w:p>
-      <w:pPr>
-        <w:spacing w:line="336" w:lineRule="auto" w:after="180"/>
-      </w:pPr>
-      <w:r>
-        <w:rPr>
-          <w:b w:val="0"/>
-        </w:rPr>
-        <w:t xml:space="preserve">Choose the candidate with the fewest </w:t>
-      </w:r>
-      <w:r>
-        <w:rPr>
-          <w:b/>
-        </w:rPr>
-        <w:t>training</w:t>
-      </w:r>
-      <w:r>
-        <w:rPr>
-          <w:b w:val="0"/>
-        </w:rPr>
-        <w:t xml:space="preserve"> mistakes. If candidates tie, choose the smaller threshold; fix this rule before testing.</w:t>
-      </w:r>
-    </w:p>
-    <w:p>
-      <w:pPr>
-        <w:pStyle w:val="Heading3"/>
-      </w:pPr>
-      <w:r>
-        <w:t>Explain the added worked example · 4</w:t>
-      </w:r>
-    </w:p>
-    <w:p>
-      <w:pPr>
-        <w:spacing w:line="336" w:lineRule="auto" w:after="180"/>
-      </w:pPr>
-      <w:r>
-        <w:rPr>
-          <w:b w:val="0"/>
-        </w:rPr>
-        <w:t xml:space="preserve">int(True) is 1 and int(False) is 0. For threshold 2, the </w:t>
-      </w:r>
-      <w:r>
-        <w:rPr>
-          <w:b/>
-        </w:rPr>
-        <w:t>training</w:t>
-      </w:r>
-      <w:r>
-        <w:rPr>
-          <w:b w:val="0"/>
-        </w:rPr>
-        <w:t xml:space="preserve"> </w:t>
-      </w:r>
-      <w:r>
-        <w:rPr>
-          <w:b/>
-        </w:rPr>
-        <w:t>prediction</w:t>
-      </w:r>
-      <w:r>
-        <w:rPr>
-          <w:b w:val="0"/>
-        </w:rPr>
-        <w:t>s are 0, 1, 1, 1: the width 3 card is wrong. For threshold 4, they are 0, 0, 1, 1: none is wrong.</w:t>
-      </w:r>
-    </w:p>
-    <w:p>
-      <w:pPr>
-        <w:spacing w:line="336" w:lineRule="auto" w:after="180"/>
-      </w:pPr>
-      <w:r>
-        <w:rPr>
-          <w:b w:val="0"/>
-        </w:rPr>
-        <w:t xml:space="preserve">For threshold 6, they are 0, 0, 0, 1: the width 5 card is wrong. The printed rows are 2 1, then 4 0, then 6 1. Select threshold 4 using this </w:t>
-      </w:r>
-      <w:r>
-        <w:rPr>
-          <w:b/>
-        </w:rPr>
-        <w:t>training</w:t>
-      </w:r>
-      <w:r>
-        <w:rPr>
-          <w:b w:val="0"/>
-        </w:rPr>
-        <w:t xml:space="preserve"> </w:t>
-      </w:r>
-      <w:r>
-        <w:rPr>
-          <w:b/>
-        </w:rPr>
-        <w:t>evidence</w:t>
-      </w:r>
-      <w:r>
-        <w:rPr>
-          <w:b w:val="0"/>
-        </w:rPr>
-        <w:t xml:space="preserve"> and record it.</w:t>
-      </w:r>
-    </w:p>
-    <w:p>
-      <w:pPr>
-        <w:spacing w:line="336" w:lineRule="auto" w:after="180"/>
-      </w:pPr>
-      <w:r>
-        <w:rPr>
-          <w:b w:val="0"/>
-        </w:rPr>
-        <w:t>The loop reports errors; the learner makes and records the selection.</w:t>
       </w:r>
     </w:p>
     <w:p>
@@ -1789,78 +2398,6 @@
         <w:pStyle w:val="Heading3"/>
       </w:pPr>
       <w:r>
-        <w:t>Model the reasoning aloud · 5</w:t>
-      </w:r>
-    </w:p>
-    <w:p>
-      <w:pPr>
-        <w:spacing w:line="336" w:lineRule="auto" w:after="180"/>
-      </w:pPr>
-      <w:r>
-        <w:rPr>
-          <w:b w:val="0"/>
-        </w:rPr>
-        <w:t xml:space="preserve">Freeze means do not change the chosen threshold during this </w:t>
-      </w:r>
-      <w:r>
-        <w:rPr>
-          <w:b/>
-        </w:rPr>
-        <w:t>evaluation</w:t>
-      </w:r>
-      <w:r>
-        <w:rPr>
-          <w:b w:val="0"/>
-        </w:rPr>
-        <w:t xml:space="preserve">. With threshold 4, widths 2 and 6 receive </w:t>
-      </w:r>
-      <w:r>
-        <w:rPr>
-          <w:b/>
-        </w:rPr>
-        <w:t>prediction</w:t>
-      </w:r>
-      <w:r>
-        <w:rPr>
-          <w:b w:val="0"/>
-        </w:rPr>
-        <w:t xml:space="preserve">s 0 and 1. Compare them with the held out </w:t>
-      </w:r>
-      <w:r>
-        <w:rPr>
-          <w:b/>
-        </w:rPr>
-        <w:t>label</w:t>
-      </w:r>
-      <w:r>
-        <w:rPr>
-          <w:b w:val="0"/>
-        </w:rPr>
-        <w:t>s: both match. Report 2 correct out of 2 held out cards.</w:t>
-      </w:r>
-    </w:p>
-    <w:p>
-      <w:pPr>
-        <w:spacing w:line="336" w:lineRule="auto" w:after="180"/>
-      </w:pPr>
-      <w:r>
-        <w:rPr>
-          <w:b/>
-        </w:rPr>
-        <w:t>Training</w:t>
-      </w:r>
-      <w:r>
-        <w:rPr>
-          <w:b w:val="0"/>
-        </w:rPr>
-        <w:t xml:space="preserve"> results and test results answer different questions: did the rule fit the examples used to select it, and how did that fixed rule perform on these separate examples?</w:t>
-      </w:r>
-    </w:p>
-    <w:p>
-      <w:pPr>
-        <w:pStyle w:val="Heading3"/>
-      </w:pPr>
-      <w:r>
         <w:t>Keep threshold 4 fixed. An additional card has width 4 and observed label 0. Predict its category, decide whether it is correct, and update the held out count from 2 of 2.</w:t>
       </w:r>
     </w:p>
@@ -2012,85 +2549,10 @@
     </w:p>
     <w:p>
       <w:pPr>
-        <w:spacing w:line="336" w:lineRule="auto" w:after="180"/>
-      </w:pPr>
-      <w:r>
-        <w:rPr>
-          <w:b w:val="0"/>
-        </w:rPr>
-        <w:t>Follow one complete plant-classifier lifecycle without tuning on the final test.</w:t>
-      </w:r>
-    </w:p>
-    <w:p>
-      <w:pPr>
         <w:pStyle w:val="Heading3"/>
       </w:pPr>
       <w:r>
         <w:t>The facts we will use</w:t>
-      </w:r>
-    </w:p>
-    <w:p>
-      <w:pPr>
-        <w:pStyle w:val="Heading3"/>
-      </w:pPr>
-      <w:r>
-        <w:t>Supplied facts</w:t>
-      </w:r>
-    </w:p>
-    <w:p>
-      <w:pPr>
-        <w:spacing w:line="336" w:lineRule="auto" w:after="180"/>
-        <w:shd w:fill="F1F6FC"/>
-      </w:pPr>
-      <w:r>
-        <w:rPr>
-          <w:b w:val="0"/>
-        </w:rPr>
-        <w:t xml:space="preserve">Toy </w:t>
-      </w:r>
-      <w:r>
-        <w:rPr>
-          <w:b/>
-        </w:rPr>
-        <w:t>training</w:t>
-      </w:r>
-      <w:r>
-        <w:rPr>
-          <w:b w:val="0"/>
-        </w:rPr>
-        <w:t xml:space="preserve"> leaves have widths 1 healthy, 3 healthy, 5 spotted, 7 spotted. Candidates predict spotted at width&gt;=2 or &gt;=4.</w:t>
-      </w:r>
-    </w:p>
-    <w:p>
-      <w:pPr>
-        <w:pStyle w:val="Heading3"/>
-      </w:pPr>
-      <w:r>
-        <w:t>Supplied facts</w:t>
-      </w:r>
-    </w:p>
-    <w:p>
-      <w:pPr>
-        <w:spacing w:line="336" w:lineRule="auto" w:after="180"/>
-        <w:shd w:fill="F1F6FC"/>
-      </w:pPr>
-      <w:r>
-        <w:rPr>
-          <w:b w:val="0"/>
-        </w:rPr>
-        <w:t xml:space="preserve">All </w:t>
-      </w:r>
-      <w:r>
-        <w:rPr>
-          <w:b/>
-        </w:rPr>
-        <w:t>input</w:t>
-      </w:r>
-      <w:r>
-        <w:rPr>
-          <w:b w:val="0"/>
-        </w:rPr>
-        <w:t>s and outcomes in this worked example are invented classroom data; no real model run is claimed.</w:t>
       </w:r>
     </w:p>
     <w:p>
@@ -2098,7 +2560,7 @@
         <w:drawing>
           <wp:inline xmlns:a="http://schemas.openxmlformats.org/drawingml/2006/main" xmlns:pic="http://schemas.openxmlformats.org/drawingml/2006/picture">
             <wp:extent cx="5486400" cy="5225143"/>
-            <wp:docPr id="1" name="Picture 1" descr="The ML Lifecycle. Fit using training: Cutoff 2 makes one error at width 3; cutoff 4 makes zero training errors.. Freeze candidate: Choose cutoff 4 under the stated training-error rule.. Test once: Fresh leaves width 2 healthy and 6 spotted are both predicted correctly: 2/2."/>
+            <wp:docPr id="2" name="Picture 2" descr="The ML Lifecycle. Fit using training: Cutoff 2 makes one error at width 3; cutoff 4 makes zero training errors.. Freeze candidate: Choose cutoff 4 under the stated training-error rule.. Test once: Fresh leaves width 2 healthy and 6 spotted are both predicted correctly: 2/2."/>
             <wp:cNvGraphicFramePr>
               <a:graphicFrameLocks noChangeAspect="1"/>
             </wp:cNvGraphicFramePr>
@@ -2110,7 +2572,7 @@
                     <pic:cNvPicPr/>
                   </pic:nvPicPr>
                   <pic:blipFill>
-                    <a:blip r:embed="rId9"/>
+                    <a:blip r:embed="rId10"/>
                     <a:stretch>
                       <a:fillRect/>
                     </a:stretch>
@@ -2134,114 +2596,7 @@
         <w:pStyle w:val="Heading3"/>
       </w:pPr>
       <w:r>
-        <w:t>Read the picture one step at a time</w:t>
-      </w:r>
-    </w:p>
-    <w:tbl>
-      <w:tblPr>
-        <w:tblStyle w:val="LightShading-Accent1"/>
-        <w:tblW w:type="auto" w:w="0"/>
-        <w:tblLook w:firstColumn="1" w:firstRow="1" w:lastColumn="0" w:lastRow="0" w:noHBand="0" w:noVBand="1" w:val="04A0"/>
-      </w:tblPr>
-      <w:tblGrid>
-        <w:gridCol w:w="5112"/>
-        <w:gridCol w:w="5112"/>
-      </w:tblGrid>
-      <w:tr>
-        <w:trPr>
-          <w:tblHeader/>
-        </w:trPr>
-        <w:tc>
-          <w:tcPr>
-            <w:tcW w:type="dxa" w:w="5112"/>
-          </w:tcPr>
-          <w:p>
-            <w:r>
-              <w:t>Step</w:t>
-            </w:r>
-          </w:p>
-        </w:tc>
-        <w:tc>
-          <w:tcPr>
-            <w:tcW w:type="dxa" w:w="5112"/>
-          </w:tcPr>
-          <w:p>
-            <w:r>
-              <w:t>What happens and why</w:t>
-            </w:r>
-          </w:p>
-        </w:tc>
-      </w:tr>
-      <w:tr>
-        <w:tc>
-          <w:tcPr>
-            <w:tcW w:type="dxa" w:w="5112"/>
-          </w:tcPr>
-          <w:p>
-            <w:r>
-              <w:t>1. Fit using training</w:t>
-            </w:r>
-          </w:p>
-        </w:tc>
-        <w:tc>
-          <w:tcPr>
-            <w:tcW w:type="dxa" w:w="5112"/>
-          </w:tcPr>
-          <w:p>
-            <w:r>
-              <w:t>Cutoff 2 makes one error at width 3; cutoff 4 makes zero training errors.</w:t>
-            </w:r>
-          </w:p>
-        </w:tc>
-      </w:tr>
-      <w:tr>
-        <w:tc>
-          <w:tcPr>
-            <w:tcW w:type="dxa" w:w="5112"/>
-          </w:tcPr>
-          <w:p>
-            <w:r>
-              <w:t>2. Freeze candidate</w:t>
-            </w:r>
-          </w:p>
-        </w:tc>
-        <w:tc>
-          <w:tcPr>
-            <w:tcW w:type="dxa" w:w="5112"/>
-          </w:tcPr>
-          <w:p>
-            <w:r>
-              <w:t>Choose cutoff 4 under the stated training-error rule.</w:t>
-            </w:r>
-          </w:p>
-        </w:tc>
-      </w:tr>
-      <w:tr>
-        <w:tc>
-          <w:tcPr>
-            <w:tcW w:type="dxa" w:w="5112"/>
-          </w:tcPr>
-          <w:p>
-            <w:r>
-              <w:t>3. Test once</w:t>
-            </w:r>
-          </w:p>
-        </w:tc>
-        <w:tc>
-          <w:tcPr>
-            <w:tcW w:type="dxa" w:w="5112"/>
-          </w:tcPr>
-          <w:p>
-            <w:r>
-              <w:t>Fresh leaves width 2 healthy and 6 spotted are both predicted correctly: 2/2.</w:t>
-            </w:r>
-          </w:p>
-        </w:tc>
-      </w:tr>
-    </w:tbl>
-    <w:p>
-      <w:r>
-        <w:t>Match each pictured step to the supplied facts. This is a worked teaching case, not an independent assessment.</w:t>
+        <w:t>Why this result follows</w:t>
       </w:r>
     </w:p>
     <w:p>
@@ -2249,7 +2604,7 @@
         <w:pStyle w:val="Heading3"/>
       </w:pPr>
       <w:r>
-        <w:t>Why this result follows</w:t>
+        <w:t>What this example does not establish</w:t>
       </w:r>
     </w:p>
     <w:p>
@@ -2257,43 +2612,481 @@
         <w:pStyle w:val="Heading3"/>
       </w:pPr>
       <w:r>
-        <w:t>Why the result follows</w:t>
+        <w:t>Change one thing in the pictured case</w:t>
+      </w:r>
+    </w:p>
+    <w:p>
+      <w:pPr>
+        <w:pStyle w:val="Heading3"/>
+      </w:pPr>
+      <w:r>
+        <w:t>Ask while showing the picture</w:t>
+      </w:r>
+    </w:p>
+    <w:p>
+      <w:pPr>
+        <w:pStyle w:val="Heading1"/>
+      </w:pPr>
+      <w:r>
+        <w:t>03. Guide the calculation, then remove help</w:t>
+      </w:r>
+    </w:p>
+    <w:p>
+      <w:r>
+        <w:t>Collect each learner’s prediction before showing its key.</w:t>
+      </w:r>
+    </w:p>
+    <w:p>
+      <w:pPr>
+        <w:pStyle w:val="Heading2"/>
+      </w:pPr>
+      <w:r>
+        <w:t>Current completion task and checked key</w:t>
       </w:r>
     </w:p>
     <w:p>
       <w:pPr>
         <w:spacing w:line="336" w:lineRule="auto" w:after="180"/>
-        <w:shd w:fill="F1F6FC"/>
-      </w:pPr>
-      <w:r>
-        <w:rPr>
-          <w:b w:val="0"/>
-        </w:rPr>
-        <w:t xml:space="preserve">Read the picture in order. Fresh leaves width 2 healthy and 6 spotted are both predicted correctly: 2/2. The arrows show which recorded </w:t>
+      </w:pPr>
+      <w:r>
+        <w:rPr>
+          <w:b w:val="0"/>
+        </w:rPr>
+        <w:t xml:space="preserve">Completion task: Use threshold 6 on the four </w:t>
       </w:r>
       <w:r>
         <w:rPr>
           <w:b/>
         </w:rPr>
+        <w:t>training</w:t>
+      </w:r>
+      <w:r>
+        <w:rPr>
+          <w:b w:val="0"/>
+        </w:rPr>
+        <w:t xml:space="preserve"> widths 1, 3, 5 and 7. Write all </w:t>
+      </w:r>
+      <w:r>
+        <w:rPr>
+          <w:b/>
+        </w:rPr>
+        <w:t>prediction</w:t>
+      </w:r>
+      <w:r>
+        <w:rPr>
+          <w:b w:val="0"/>
+        </w:rPr>
+        <w:t>s, identify each error, and explain why threshold 4 is selected.</w:t>
+      </w:r>
+    </w:p>
+    <w:p>
+      <w:pPr>
+        <w:spacing w:line="336" w:lineRule="auto" w:after="180"/>
+      </w:pPr>
+      <w:r>
+        <w:rPr>
+          <w:b w:val="0"/>
+        </w:rPr>
+        <w:t xml:space="preserve">Teacher check: </w:t>
+      </w:r>
+      <w:r>
+        <w:rPr>
+          <w:b/>
+        </w:rPr>
+        <w:t>Prediction</w:t>
+      </w:r>
+      <w:r>
+        <w:rPr>
+          <w:b w:val="0"/>
+        </w:rPr>
+        <w:t xml:space="preserve">s are 0, 0, 0, 1. The width 5 card is wrong because its </w:t>
+      </w:r>
+      <w:r>
+        <w:rPr>
+          <w:b/>
+        </w:rPr>
+        <w:t>label</w:t>
+      </w:r>
+      <w:r>
+        <w:rPr>
+          <w:b w:val="0"/>
+        </w:rPr>
+        <w:t xml:space="preserve"> is 1. Threshold 6 has one </w:t>
+      </w:r>
+      <w:r>
+        <w:rPr>
+          <w:b/>
+        </w:rPr>
+        <w:t>training</w:t>
+      </w:r>
+      <w:r>
+        <w:rPr>
+          <w:b w:val="0"/>
+        </w:rPr>
+        <w:t xml:space="preserve"> mistake; threshold 4 has zero and is selected.</w:t>
+      </w:r>
+    </w:p>
+    <w:p>
+      <w:pPr>
+        <w:spacing w:line="336" w:lineRule="auto" w:after="180"/>
+      </w:pPr>
+      <w:r>
+        <w:rPr>
+          <w:b w:val="0"/>
+        </w:rPr>
+        <w:t xml:space="preserve">Start by identifying the given </w:t>
+      </w:r>
+      <w:r>
+        <w:rPr>
+          <w:b/>
+        </w:rPr>
         <w:t>input</w:t>
       </w:r>
       <w:r>
         <w:rPr>
           <w:b w:val="0"/>
         </w:rPr>
-        <w:t xml:space="preserve"> or intermediate result each decision uses.</w:t>
+        <w:t>s together. Leave the intermediate steps blank. If needed, model one step, then withdraw that help on the next step. Move to a full trace only when the partial trace is understood.</w:t>
       </w:r>
     </w:p>
     <w:p>
       <w:pPr>
         <w:spacing w:line="336" w:lineRule="auto" w:after="180"/>
-        <w:shd w:fill="F1F6FC"/>
-      </w:pPr>
-      <w:r>
-        <w:rPr>
-          <w:b w:val="0"/>
-        </w:rPr>
-        <w:t>Explain the deciding step aloud before checking the changed case; pointing to the final answer alone does not show how it follows.</w:t>
+      </w:pPr>
+      <w:r>
+        <w:rPr>
+          <w:b w:val="0"/>
+        </w:rPr>
+        <w:t>For partners, alternate explainer and checker; collect a response from every learner before discussion.</w:t>
+      </w:r>
+    </w:p>
+    <w:p>
+      <w:pPr>
+        <w:pStyle w:val="Heading2"/>
+      </w:pPr>
+      <w:r>
+        <w:t>Individual misconception check</w:t>
+      </w:r>
+    </w:p>
+    <w:p>
+      <w:pPr>
+        <w:spacing w:line="336" w:lineRule="auto" w:after="180"/>
+      </w:pPr>
+      <w:r>
+        <w:rPr>
+          <w:b w:val="0"/>
+        </w:rPr>
+        <w:t xml:space="preserve">Use the worked case for The </w:t>
+      </w:r>
+      <w:r>
+        <w:rPr>
+          <w:b/>
+        </w:rPr>
+        <w:t>machine learning</w:t>
+      </w:r>
+      <w:r>
+        <w:rPr>
+          <w:b w:val="0"/>
+        </w:rPr>
+        <w:t xml:space="preserve"> lifecycle. Proposed explanation: “The model wrote its own task”. Decide whether this explanation is supported.</w:t>
+      </w:r>
+    </w:p>
+    <w:p>
+      <w:pPr>
+        <w:spacing w:line="336" w:lineRule="auto" w:after="180"/>
+      </w:pPr>
+      <w:r>
+        <w:rPr>
+          <w:b w:val="0"/>
+        </w:rPr>
+        <w:t>Point to the step or supplied fact that decides; explain your repair if needed.</w:t>
+      </w:r>
+    </w:p>
+    <w:p>
+      <w:pPr>
+        <w:spacing w:line="336" w:lineRule="auto" w:after="180"/>
+      </w:pPr>
+      <w:r>
+        <w:rPr>
+          <w:b w:val="0"/>
+        </w:rPr>
+        <w:t xml:space="preserve">Expected correction: People chose the </w:t>
+      </w:r>
+      <w:r>
+        <w:rPr>
+          <w:b/>
+        </w:rPr>
+        <w:t>input</w:t>
+      </w:r>
+      <w:r>
+        <w:rPr>
+          <w:b w:val="0"/>
+        </w:rPr>
+        <w:t xml:space="preserve">, </w:t>
+      </w:r>
+      <w:r>
+        <w:rPr>
+          <w:b/>
+        </w:rPr>
+        <w:t>label</w:t>
+      </w:r>
+      <w:r>
+        <w:rPr>
+          <w:b w:val="0"/>
+        </w:rPr>
+        <w:t xml:space="preserve"> meaning, candidate thresholds and selection rule. Learning here means choosing a parameter using the </w:t>
+      </w:r>
+      <w:r>
+        <w:rPr>
+          <w:b/>
+        </w:rPr>
+        <w:t>training</w:t>
+      </w:r>
+      <w:r>
+        <w:rPr>
+          <w:b w:val="0"/>
+        </w:rPr>
+        <w:t xml:space="preserve"> examples.</w:t>
+      </w:r>
+    </w:p>
+    <w:p>
+      <w:pPr>
+        <w:spacing w:line="336" w:lineRule="auto" w:after="180"/>
+      </w:pPr>
+      <w:r>
+        <w:rPr>
+          <w:b w:val="0"/>
+        </w:rPr>
+        <w:t>Collect explanations, not only yes/no votes. If a misunderstanding is common, re-model the relevant step for the class.</w:t>
+      </w:r>
+    </w:p>
+    <w:p>
+      <w:pPr>
+        <w:spacing w:line="336" w:lineRule="auto" w:after="180"/>
+      </w:pPr>
+      <w:r>
+        <w:rPr>
+          <w:b w:val="0"/>
+        </w:rPr>
+        <w:t>If it affects a few learners, give a short targeted group explanation while others solve a more demanding variation.</w:t>
+      </w:r>
+    </w:p>
+    <w:p>
+      <w:pPr>
+        <w:pStyle w:val="Heading2"/>
+      </w:pPr>
+      <w:r>
+        <w:t>Pictorial question and changed-case reasoning</w:t>
+      </w:r>
+    </w:p>
+    <w:p>
+      <w:pPr>
+        <w:spacing w:line="336" w:lineRule="auto" w:after="180"/>
+      </w:pPr>
+      <w:r>
+        <w:rPr>
+          <w:b w:val="0"/>
+        </w:rPr>
+        <w:t xml:space="preserve">Should the team silently retune on the changed test? Point to the relevant step in the picture, then write the changed result and the rule or </w:t>
+      </w:r>
+      <w:r>
+        <w:rPr>
+          <w:b/>
+        </w:rPr>
+        <w:t>evidence</w:t>
+      </w:r>
+      <w:r>
+        <w:rPr>
+          <w:b w:val="0"/>
+        </w:rPr>
+        <w:t xml:space="preserve"> that supports it.</w:t>
+      </w:r>
+    </w:p>
+    <w:p>
+      <w:pPr>
+        <w:spacing w:line="336" w:lineRule="auto" w:after="180"/>
+      </w:pPr>
+      <w:r>
+        <w:rPr>
+          <w:b w:val="0"/>
+        </w:rPr>
+        <w:t xml:space="preserve">No. Report 1/2 for the frozen model. Any revision needs development data and a newly reserved final </w:t>
+      </w:r>
+      <w:r>
+        <w:rPr>
+          <w:b/>
+        </w:rPr>
+        <w:t>evaluation</w:t>
+      </w:r>
+      <w:r>
+        <w:rPr>
+          <w:b w:val="0"/>
+        </w:rPr>
+        <w:t>. Changed-case check: The frozen model is correct on 1/2 test leaves.</w:t>
+      </w:r>
+    </w:p>
+    <w:p>
+      <w:pPr>
+        <w:spacing w:line="336" w:lineRule="auto" w:after="180"/>
+      </w:pPr>
+      <w:r>
+        <w:rPr>
+          <w:b w:val="0"/>
+        </w:rPr>
+        <w:t xml:space="preserve">The supplied reference changed; moving the cutoff after seeing this test would reuse final </w:t>
+      </w:r>
+      <w:r>
+        <w:rPr>
+          <w:b/>
+        </w:rPr>
+        <w:t>evidence</w:t>
+      </w:r>
+      <w:r>
+        <w:rPr>
+          <w:b w:val="0"/>
+        </w:rPr>
+        <w:t xml:space="preserve"> for development.</w:t>
+      </w:r>
+    </w:p>
+    <w:p>
+      <w:pPr>
+        <w:spacing w:line="336" w:lineRule="auto" w:after="180"/>
+      </w:pPr>
+      <w:r>
+        <w:rPr>
+          <w:b w:val="0"/>
+        </w:rPr>
+        <w:t xml:space="preserve">Changed-case reasoning: The frozen model is correct on 1/2 test leaves. The supplied reference changed; moving the cutoff after seeing this test would reuse final </w:t>
+      </w:r>
+      <w:r>
+        <w:rPr>
+          <w:b/>
+        </w:rPr>
+        <w:t>evidence</w:t>
+      </w:r>
+      <w:r>
+        <w:rPr>
+          <w:b w:val="0"/>
+        </w:rPr>
+        <w:t xml:space="preserve"> for development.</w:t>
+      </w:r>
+    </w:p>
+    <w:p>
+      <w:pPr>
+        <w:spacing w:line="336" w:lineRule="auto" w:after="180"/>
+      </w:pPr>
+      <w:r>
+        <w:rPr>
+          <w:b w:val="0"/>
+        </w:rPr>
+        <w:t xml:space="preserve">Collect each learner’s explanation before discussion. Use the first missing connection between </w:t>
+      </w:r>
+      <w:r>
+        <w:rPr>
+          <w:b/>
+        </w:rPr>
+        <w:t>input</w:t>
+      </w:r>
+      <w:r>
+        <w:rPr>
+          <w:b w:val="0"/>
+        </w:rPr>
+        <w:t xml:space="preserve">, deciding step and result to choose support. This question is worked-case practice, not fresh mastery </w:t>
+      </w:r>
+      <w:r>
+        <w:rPr>
+          <w:b/>
+        </w:rPr>
+        <w:t>evidence</w:t>
+      </w:r>
+      <w:r>
+        <w:rPr>
+          <w:b w:val="0"/>
+        </w:rPr>
+        <w:t>.</w:t>
+      </w:r>
+    </w:p>
+    <w:p>
+      <w:pPr>
+        <w:pStyle w:val="Heading2"/>
+      </w:pPr>
+      <w:r>
+        <w:t>Keep each learner explaining</w:t>
+      </w:r>
+    </w:p>
+    <w:p>
+      <w:pPr>
+        <w:spacing w:line="336" w:lineRule="auto" w:after="180"/>
+      </w:pPr>
+      <w:r>
+        <w:rPr>
+          <w:b w:val="0"/>
+        </w:rPr>
+        <w:t>Ask: Which facts are given, and which would we have to assume? Learners mark relevant details before discussing answers.</w:t>
+      </w:r>
+    </w:p>
+    <w:p>
+      <w:pPr>
+        <w:spacing w:line="336" w:lineRule="auto" w:after="180"/>
+      </w:pPr>
+      <w:r>
+        <w:rPr>
+          <w:b w:val="0"/>
+        </w:rPr>
+        <w:t>Say: Predict first. Show the rule, information path or calculation that would produce the result. A correct guess is not yet an explanation.</w:t>
+      </w:r>
+    </w:p>
+    <w:p>
+      <w:pPr>
+        <w:spacing w:line="336" w:lineRule="auto" w:after="180"/>
+      </w:pPr>
+      <w:r>
+        <w:rPr>
+          <w:b w:val="0"/>
+        </w:rPr>
+        <w:t xml:space="preserve">In pairs, one learner solves while the other checks </w:t>
+      </w:r>
+      <w:r>
+        <w:rPr>
+          <w:b/>
+        </w:rPr>
+        <w:t>evidence</w:t>
+      </w:r>
+      <w:r>
+        <w:rPr>
+          <w:b w:val="0"/>
+        </w:rPr>
+        <w:t>; exchange roles. Remove the worked answer before independent assessment.</w:t>
+      </w:r>
+    </w:p>
+    <w:p>
+      <w:pPr>
+        <w:pStyle w:val="Heading2"/>
+      </w:pPr>
+      <w:r>
+        <w:t>Earlier wording, alternatives and picture transcripts · reference / check after trying</w:t>
+      </w:r>
+    </w:p>
+    <w:p>
+      <w:pPr>
+        <w:spacing w:line="336" w:lineRule="auto" w:after="180"/>
+      </w:pPr>
+      <w:r>
+        <w:rPr>
+          <w:b w:val="0"/>
+        </w:rPr>
+        <w:t>Compact alternative: this two-session sequence covers selected core tasks. Use the three-session weekly plan for the full lesson, independent transfer, feedback and project work; allow extra time for extensions.</w:t>
+      </w:r>
+    </w:p>
+    <w:p>
+      <w:pPr>
+        <w:spacing w:line="336" w:lineRule="auto" w:after="180"/>
+      </w:pPr>
+      <w:r>
+        <w:rPr>
+          <w:b w:val="0"/>
+        </w:rPr>
+        <w:t>Demonstrate and guide practice</w:t>
       </w:r>
     </w:p>
     <w:p>
@@ -2301,7 +3094,123 @@
         <w:pStyle w:val="Heading3"/>
       </w:pPr>
       <w:r>
-        <w:t>What this example does not establish</w:t>
+        <w:t>Board sequence</w:t>
+      </w:r>
+    </w:p>
+    <w:p>
+      <w:pPr>
+        <w:spacing w:line="336" w:lineRule="auto" w:after="180"/>
+      </w:pPr>
+      <w:r>
+        <w:rPr>
+          <w:b w:val="0"/>
+        </w:rPr>
+        <w:t xml:space="preserve">Write the given facts: A team </w:t>
+      </w:r>
+      <w:r>
+        <w:rPr>
+          <w:b/>
+        </w:rPr>
+        <w:t>label</w:t>
+      </w:r>
+      <w:r>
+        <w:rPr>
+          <w:b w:val="0"/>
+        </w:rPr>
+        <w:t xml:space="preserve">s leaf photos, trains a healthy/spotted classifier and shows one correct </w:t>
+      </w:r>
+      <w:r>
+        <w:rPr>
+          <w:b/>
+        </w:rPr>
+        <w:t>prediction</w:t>
+      </w:r>
+      <w:r>
+        <w:rPr>
+          <w:b w:val="0"/>
+        </w:rPr>
+        <w:t>.</w:t>
+      </w:r>
+    </w:p>
+    <w:p>
+      <w:pPr>
+        <w:spacing w:line="336" w:lineRule="auto" w:after="180"/>
+      </w:pPr>
+      <w:r>
+        <w:rPr>
+          <w:b w:val="0"/>
+        </w:rPr>
+        <w:t xml:space="preserve">Write the question to explain: Order the lifecycle and identify missing </w:t>
+      </w:r>
+      <w:r>
+        <w:rPr>
+          <w:b/>
+        </w:rPr>
+        <w:t>evidence</w:t>
+      </w:r>
+      <w:r>
+        <w:rPr>
+          <w:b w:val="0"/>
+        </w:rPr>
+        <w:t>.</w:t>
+      </w:r>
+    </w:p>
+    <w:p>
+      <w:pPr>
+        <w:spacing w:line="336" w:lineRule="auto" w:after="180"/>
+      </w:pPr>
+      <w:r>
+        <w:rPr>
+          <w:b w:val="0"/>
+        </w:rPr>
+        <w:t xml:space="preserve">Reveal after </w:t>
+      </w:r>
+      <w:r>
+        <w:rPr>
+          <w:b/>
+        </w:rPr>
+        <w:t>prediction</w:t>
+      </w:r>
+      <w:r>
+        <w:rPr>
+          <w:b w:val="0"/>
+        </w:rPr>
+        <w:t xml:space="preserve">s: Define use and </w:t>
+      </w:r>
+      <w:r>
+        <w:rPr>
+          <w:b/>
+        </w:rPr>
+        <w:t>label</w:t>
+      </w:r>
+      <w:r>
+        <w:rPr>
+          <w:b w:val="0"/>
+        </w:rPr>
+        <w:t xml:space="preserve">s, collect data, separate </w:t>
+      </w:r>
+      <w:r>
+        <w:rPr>
+          <w:b/>
+        </w:rPr>
+        <w:t>evaluation</w:t>
+      </w:r>
+      <w:r>
+        <w:rPr>
+          <w:b w:val="0"/>
+        </w:rPr>
+        <w:t xml:space="preserve"> data, train, predict, evaluate and improve. One correct result is insufficient. Test unseen varied cases and retain human responsibility.</w:t>
+      </w:r>
+    </w:p>
+    <w:p>
+      <w:pPr>
+        <w:spacing w:line="336" w:lineRule="auto" w:after="180"/>
+      </w:pPr>
+      <w:r>
+        <w:rPr>
+          <w:b w:val="0"/>
+        </w:rPr>
+        <w:t>Use the earlier transfer question as additional practice. Reserve Fit and evaluate the new card set independently for the first individual attempt and record support used.</w:t>
       </w:r>
     </w:p>
     <w:p>
@@ -2309,442 +3218,18 @@
         <w:pStyle w:val="Heading3"/>
       </w:pPr>
       <w:r>
-        <w:t>Keep the stated limit</w:t>
+        <w:t>Classroom dialogue</w:t>
       </w:r>
     </w:p>
     <w:p>
       <w:pPr>
         <w:spacing w:line="336" w:lineRule="auto" w:after="180"/>
-        <w:shd w:fill="FFF5E6"/>
-      </w:pPr>
-      <w:r>
-        <w:rPr>
-          <w:b w:val="0"/>
-        </w:rPr>
-        <w:t>Two invented test leaves cannot establish useful real-world plant classification.</w:t>
-      </w:r>
-    </w:p>
-    <w:p>
-      <w:pPr>
-        <w:pStyle w:val="Heading3"/>
-      </w:pPr>
-      <w:r>
-        <w:t>Change one thing in the pictured case</w:t>
-      </w:r>
-    </w:p>
-    <w:p>
-      <w:pPr>
-        <w:pStyle w:val="Heading3"/>
-      </w:pPr>
-      <w:r>
-        <w:t>Change one thing</w:t>
-      </w:r>
-    </w:p>
-    <w:p>
-      <w:pPr>
-        <w:spacing w:line="336" w:lineRule="auto" w:after="180"/>
-        <w:shd w:fill="F5F1FB"/>
-      </w:pPr>
-      <w:r>
-        <w:rPr>
-          <w:b w:val="0"/>
-        </w:rPr>
-        <w:t>Change: The fresh width-6 leaf is actually healthy.</w:t>
-      </w:r>
-    </w:p>
-    <w:p>
-      <w:pPr>
-        <w:pStyle w:val="Heading3"/>
-      </w:pPr>
-      <w:r>
-        <w:t>Predicted result</w:t>
-      </w:r>
-    </w:p>
-    <w:p>
-      <w:pPr>
-        <w:spacing w:line="336" w:lineRule="auto" w:after="180"/>
-        <w:shd w:fill="F1F6FC"/>
-      </w:pPr>
-      <w:r>
-        <w:rPr>
-          <w:b/>
-        </w:rPr>
-        <w:t>Prediction</w:t>
-      </w:r>
-      <w:r>
-        <w:rPr>
-          <w:b w:val="0"/>
-        </w:rPr>
-        <w:t>: The frozen model is correct on 1/2 test leaves.</w:t>
-      </w:r>
-    </w:p>
-    <w:p>
-      <w:pPr>
-        <w:pStyle w:val="Heading3"/>
-      </w:pPr>
-      <w:r>
-        <w:t>Why the result follows</w:t>
-      </w:r>
-    </w:p>
-    <w:p>
-      <w:pPr>
-        <w:spacing w:line="336" w:lineRule="auto" w:after="180"/>
-        <w:shd w:fill="F1F6FC"/>
-      </w:pPr>
-      <w:r>
-        <w:rPr>
-          <w:b w:val="0"/>
-        </w:rPr>
-        <w:t xml:space="preserve">Reason: The supplied reference changed; moving the cutoff after seeing this test would reuse final </w:t>
-      </w:r>
-      <w:r>
-        <w:rPr>
-          <w:b/>
-        </w:rPr>
-        <w:t>evidence</w:t>
-      </w:r>
-      <w:r>
-        <w:rPr>
-          <w:b w:val="0"/>
-        </w:rPr>
-        <w:t xml:space="preserve"> for development.</w:t>
-      </w:r>
-    </w:p>
-    <w:p>
-      <w:pPr>
-        <w:pStyle w:val="Heading3"/>
-      </w:pPr>
-      <w:r>
-        <w:t>Ask while showing the picture</w:t>
-      </w:r>
-    </w:p>
-    <w:p>
-      <w:pPr>
-        <w:pStyle w:val="Heading3"/>
-      </w:pPr>
-      <w:r>
-        <w:t>Ask while showing the picture · 6</w:t>
-      </w:r>
-    </w:p>
-    <w:p>
-      <w:pPr>
-        <w:spacing w:line="336" w:lineRule="auto" w:after="180"/>
-      </w:pPr>
-      <w:r>
-        <w:rPr>
-          <w:b w:val="0"/>
-        </w:rPr>
-        <w:t xml:space="preserve">Cover the result. Ask learners to name the </w:t>
-      </w:r>
-      <w:r>
-        <w:rPr>
-          <w:b/>
-        </w:rPr>
-        <w:t>input</w:t>
-      </w:r>
-      <w:r>
-        <w:rPr>
-          <w:b w:val="0"/>
-        </w:rPr>
-        <w:t xml:space="preserve">s and predict the next step. Uncover one step, connect the icon to the actual procedure, and explain its </w:t>
-      </w:r>
-      <w:r>
-        <w:rPr>
-          <w:b/>
-        </w:rPr>
-        <w:t>evidence</w:t>
-      </w:r>
-      <w:r>
-        <w:rPr>
-          <w:b w:val="0"/>
-        </w:rPr>
-        <w:t>. Then change the supplied condition and compare.</w:t>
-      </w:r>
-    </w:p>
-    <w:p>
-      <w:pPr>
-        <w:spacing w:line="336" w:lineRule="auto" w:after="180"/>
-      </w:pPr>
-      <w:r>
-        <w:rPr>
-          <w:b w:val="0"/>
-        </w:rPr>
-        <w:t>The picture is a representation; it does not document execution of a real AI model.</w:t>
-      </w:r>
-    </w:p>
-    <w:p>
-      <w:pPr>
-        <w:pStyle w:val="Heading1"/>
-      </w:pPr>
-      <w:r>
-        <w:t>03. Demonstrate and guide practice</w:t>
-      </w:r>
-    </w:p>
-    <w:p>
-      <w:r>
-        <w:t>Demonstrate The ML Lifecycle, reduce support deliberately and check individual reasoning before discussing answers.</w:t>
-      </w:r>
-    </w:p>
-    <w:p>
-      <w:pPr>
-        <w:pStyle w:val="Heading3"/>
-      </w:pPr>
-      <w:r>
-        <w:t>Choose the pacing route</w:t>
-      </w:r>
-    </w:p>
-    <w:p>
-      <w:pPr>
-        <w:spacing w:line="336" w:lineRule="auto" w:after="180"/>
-        <w:shd w:fill="F1F6F8"/>
-      </w:pPr>
-      <w:r>
-        <w:rPr>
-          <w:b w:val="0"/>
-        </w:rPr>
-        <w:t>Compact alternative: this two-session sequence covers selected core tasks. Use the three-session weekly plan for the full lesson, independent transfer, feedback and project work; allow extra time for extensions.</w:t>
-      </w:r>
-    </w:p>
-    <w:p>
-      <w:pPr>
-        <w:pStyle w:val="Heading3"/>
-      </w:pPr>
-      <w:r>
-        <w:t>Board sequence</w:t>
-      </w:r>
-    </w:p>
-    <w:p>
-      <w:pPr>
-        <w:pStyle w:val="Heading3"/>
-      </w:pPr>
-      <w:r>
-        <w:t>1. Put the facts on the board</w:t>
-      </w:r>
-    </w:p>
-    <w:p>
-      <w:pPr>
-        <w:spacing w:line="336" w:lineRule="auto" w:after="180"/>
-        <w:shd w:fill="F4F9FC"/>
-      </w:pPr>
-      <w:r>
-        <w:rPr>
-          <w:b w:val="0"/>
-        </w:rPr>
-        <w:t xml:space="preserve">Write the given facts: A team </w:t>
-      </w:r>
-      <w:r>
-        <w:rPr>
-          <w:b/>
-        </w:rPr>
-        <w:t>label</w:t>
-      </w:r>
-      <w:r>
-        <w:rPr>
-          <w:b w:val="0"/>
-        </w:rPr>
-        <w:t xml:space="preserve">s leaf photos, trains a healthy/spotted classifier and shows one correct </w:t>
-      </w:r>
-      <w:r>
-        <w:rPr>
-          <w:b/>
-        </w:rPr>
-        <w:t>prediction</w:t>
-      </w:r>
-      <w:r>
-        <w:rPr>
-          <w:b w:val="0"/>
-        </w:rPr>
-        <w:t>.</w:t>
-      </w:r>
-    </w:p>
-    <w:p>
-      <w:pPr>
-        <w:pStyle w:val="Heading3"/>
-      </w:pPr>
-      <w:r>
-        <w:t>2. State the decision to explain</w:t>
-      </w:r>
-    </w:p>
-    <w:p>
-      <w:pPr>
-        <w:spacing w:line="336" w:lineRule="auto" w:after="180"/>
-        <w:shd w:fill="F4F9FC"/>
-      </w:pPr>
-      <w:r>
-        <w:rPr>
-          <w:b w:val="0"/>
-        </w:rPr>
-        <w:t xml:space="preserve">Write the question to explain: Order the lifecycle and identify missing </w:t>
-      </w:r>
-      <w:r>
-        <w:rPr>
-          <w:b/>
-        </w:rPr>
-        <w:t>evidence</w:t>
-      </w:r>
-      <w:r>
-        <w:rPr>
-          <w:b w:val="0"/>
-        </w:rPr>
-        <w:t>.</w:t>
-      </w:r>
-    </w:p>
-    <w:p>
-      <w:pPr>
-        <w:pStyle w:val="Heading3"/>
-      </w:pPr>
-      <w:r>
-        <w:t>3. Reveal the worked reasoning</w:t>
-      </w:r>
-    </w:p>
-    <w:p>
-      <w:pPr>
-        <w:spacing w:line="336" w:lineRule="auto" w:after="180"/>
-        <w:shd w:fill="F1F6FC"/>
-      </w:pPr>
-      <w:r>
-        <w:rPr>
-          <w:b w:val="0"/>
-        </w:rPr>
-        <w:t xml:space="preserve">Reveal after </w:t>
-      </w:r>
-      <w:r>
-        <w:rPr>
-          <w:b/>
-        </w:rPr>
-        <w:t>prediction</w:t>
-      </w:r>
-      <w:r>
-        <w:rPr>
-          <w:b w:val="0"/>
-        </w:rPr>
-        <w:t xml:space="preserve">s: Define use and </w:t>
-      </w:r>
-      <w:r>
-        <w:rPr>
-          <w:b/>
-        </w:rPr>
-        <w:t>label</w:t>
-      </w:r>
-      <w:r>
-        <w:rPr>
-          <w:b w:val="0"/>
-        </w:rPr>
-        <w:t xml:space="preserve">s, collect data, separate </w:t>
-      </w:r>
-      <w:r>
-        <w:rPr>
-          <w:b/>
-        </w:rPr>
-        <w:t>evaluation</w:t>
-      </w:r>
-      <w:r>
-        <w:rPr>
-          <w:b w:val="0"/>
-        </w:rPr>
-        <w:t xml:space="preserve"> data, train, predict, evaluate and improve. One correct result is insufficient. Test unseen varied cases and retain human responsibility.</w:t>
-      </w:r>
-    </w:p>
-    <w:p>
-      <w:pPr>
-        <w:pStyle w:val="Heading3"/>
-      </w:pPr>
-      <w:r>
-        <w:t>Hold back the independent task</w:t>
-      </w:r>
-    </w:p>
-    <w:p>
-      <w:pPr>
-        <w:spacing w:line="336" w:lineRule="auto" w:after="180"/>
-        <w:shd w:fill="FFF5E6"/>
-      </w:pPr>
-      <w:r>
-        <w:rPr>
-          <w:b w:val="0"/>
-        </w:rPr>
-        <w:t>Keep for an independent attempt: A team selects a model before deciding what outcome to predict or where the data comes from. Name two missing lifecycle decisions and their effect.</w:t>
-      </w:r>
-    </w:p>
-    <w:p>
-      <w:pPr>
-        <w:pStyle w:val="Heading3"/>
-      </w:pPr>
-      <w:r>
-        <w:t>Classroom dialogue</w:t>
-      </w:r>
-    </w:p>
-    <w:p>
-      <w:pPr>
-        <w:pStyle w:val="Heading3"/>
-      </w:pPr>
-      <w:r>
-        <w:t>Ask the class</w:t>
-      </w:r>
-    </w:p>
-    <w:p>
-      <w:pPr>
-        <w:spacing w:line="336" w:lineRule="auto" w:after="180"/>
-        <w:shd w:fill="F5F1FB"/>
-      </w:pPr>
-      <w:r>
-        <w:rPr>
-          <w:b w:val="0"/>
-        </w:rPr>
-        <w:t>Ask: Which facts are given, and which would we have to assume? Learners mark relevant details before discussing answers.</w:t>
-      </w:r>
-    </w:p>
-    <w:p>
-      <w:pPr>
-        <w:pStyle w:val="Heading3"/>
-      </w:pPr>
-      <w:r>
-        <w:t>Language to model</w:t>
-      </w:r>
-    </w:p>
-    <w:p>
-      <w:pPr>
-        <w:spacing w:line="336" w:lineRule="auto" w:after="180"/>
-        <w:shd w:fill="F1F6F8"/>
-      </w:pPr>
-      <w:r>
-        <w:rPr>
-          <w:b w:val="0"/>
-        </w:rPr>
-        <w:t>Say: Predict first. Show the rule, information path or calculation that would produce the result. A correct guess is not yet an explanation.</w:t>
-      </w:r>
-    </w:p>
-    <w:p>
-      <w:pPr>
-        <w:spacing w:line="336" w:lineRule="auto" w:after="180"/>
       </w:pPr>
       <w:r>
         <w:rPr>
           <w:b w:val="0"/>
         </w:rPr>
         <w:t>Reveal reasoning one step at a time. Explain why a tempting alternative fails. Write units and denominators for arithmetic, trace conditions for decisions, and identify supporting sources for claims.</w:t>
-      </w:r>
-    </w:p>
-    <w:p>
-      <w:pPr>
-        <w:spacing w:line="336" w:lineRule="auto" w:after="180"/>
-      </w:pPr>
-      <w:r>
-        <w:rPr>
-          <w:b w:val="0"/>
-        </w:rPr>
-        <w:t xml:space="preserve">In pairs, one learner solves while the other checks </w:t>
-      </w:r>
-      <w:r>
-        <w:rPr>
-          <w:b/>
-        </w:rPr>
-        <w:t>evidence</w:t>
-      </w:r>
-      <w:r>
-        <w:rPr>
-          <w:b w:val="0"/>
-        </w:rPr>
-        <w:t>; exchange roles. Remove the worked answer before independent assessment.</w:t>
       </w:r>
     </w:p>
     <w:p>
@@ -3033,522 +3518,122 @@
         <w:pStyle w:val="Heading3"/>
       </w:pPr>
       <w:r>
-        <w:t>Completion practice</w:t>
+        <w:t>Individual reasoning check</w:t>
+      </w:r>
+    </w:p>
+    <w:p>
+      <w:pPr>
+        <w:pStyle w:val="Heading3"/>
+      </w:pPr>
+      <w:r>
+        <w:t>Pictorial practice question</w:t>
+      </w:r>
+    </w:p>
+    <w:p>
+      <w:pPr>
+        <w:pStyle w:val="Heading3"/>
+      </w:pPr>
+      <w:r>
+        <w:t>Reasoned teacher answer</w:t>
+      </w:r>
+    </w:p>
+    <w:p>
+      <w:pPr>
+        <w:pStyle w:val="Heading1"/>
+      </w:pPr>
+      <w:r>
+        <w:t>04. Run the complete supplied investigation</w:t>
+      </w:r>
+    </w:p>
+    <w:p>
+      <w:r>
+        <w:t>Keep predictions, observed or supplied outcomes and unmeasured cases separate.</w:t>
+      </w:r>
+    </w:p>
+    <w:p>
+      <w:pPr>
+        <w:pStyle w:val="Heading2"/>
+      </w:pPr>
+      <w:r>
+        <w:t>Supplied inputs and checked guidance</w:t>
       </w:r>
     </w:p>
     <w:p>
       <w:pPr>
         <w:spacing w:line="336" w:lineRule="auto" w:after="180"/>
-        <w:shd w:fill="F5F1FB"/>
-      </w:pPr>
-      <w:r>
-        <w:rPr>
-          <w:b w:val="0"/>
-        </w:rPr>
-        <w:t xml:space="preserve">Completion task: Use threshold 6 on the four </w:t>
-      </w:r>
-      <w:r>
-        <w:rPr>
-          <w:b/>
-        </w:rPr>
-        <w:t>training</w:t>
-      </w:r>
-      <w:r>
-        <w:rPr>
-          <w:b w:val="0"/>
-        </w:rPr>
-        <w:t xml:space="preserve"> widths 1, 3, 5 and 7. Write all </w:t>
-      </w:r>
-      <w:r>
-        <w:rPr>
-          <w:b/>
-        </w:rPr>
-        <w:t>prediction</w:t>
-      </w:r>
-      <w:r>
-        <w:rPr>
-          <w:b w:val="0"/>
-        </w:rPr>
-        <w:t>s, identify each error, and explain why threshold 4 is selected.</w:t>
-      </w:r>
-    </w:p>
-    <w:p>
-      <w:pPr>
-        <w:pStyle w:val="Heading3"/>
-      </w:pPr>
-      <w:r>
-        <w:t>Reasoning to listen for</w:t>
+      </w:pPr>
+      <w:r>
+        <w:rPr>
+          <w:b w:val="0"/>
+        </w:rPr>
+        <w:t>Fit worked threshold 4 with zero training errors; original test 2/2. Relay A–L is one valid order with explicit dependencies, not a memorisation target. Workflow X all-six-card fitting contaminates test claim; workflow Y retuning/overwriting hides exposed evidence. DB1 width 4 label 0 and DS1 width 6 label 0 both predicted 1; missing DM1 needs feature.</w:t>
       </w:r>
     </w:p>
     <w:p>
       <w:pPr>
         <w:spacing w:line="336" w:lineRule="auto" w:after="180"/>
-        <w:shd w:fill="F1F6FC"/>
-      </w:pPr>
-      <w:r>
-        <w:rPr>
-          <w:b w:val="0"/>
-        </w:rPr>
-        <w:t xml:space="preserve">Teacher check: </w:t>
-      </w:r>
-      <w:r>
-        <w:rPr>
-          <w:b/>
-        </w:rPr>
-        <w:t>Prediction</w:t>
-      </w:r>
-      <w:r>
-        <w:rPr>
-          <w:b w:val="0"/>
-        </w:rPr>
-        <w:t xml:space="preserve">s are 0, 0, 0, 1. The width 5 card is wrong because its </w:t>
-      </w:r>
-      <w:r>
-        <w:rPr>
-          <w:b/>
-        </w:rPr>
-        <w:t>label</w:t>
-      </w:r>
-      <w:r>
-        <w:rPr>
-          <w:b w:val="0"/>
-        </w:rPr>
-        <w:t xml:space="preserve"> is 1. Threshold 6 has one </w:t>
-      </w:r>
-      <w:r>
-        <w:rPr>
-          <w:b/>
-        </w:rPr>
-        <w:t>training</w:t>
-      </w:r>
-      <w:r>
-        <w:rPr>
-          <w:b w:val="0"/>
-        </w:rPr>
-        <w:t xml:space="preserve"> mistake; threshold 4 has zero and is selected.</w:t>
-      </w:r>
-    </w:p>
-    <w:p>
-      <w:pPr>
-        <w:spacing w:line="336" w:lineRule="auto" w:after="180"/>
-      </w:pPr>
-      <w:r>
-        <w:rPr>
-          <w:b w:val="0"/>
-        </w:rPr>
-        <w:t xml:space="preserve">Start by identifying the given </w:t>
-      </w:r>
-      <w:r>
-        <w:rPr>
-          <w:b/>
-        </w:rPr>
-        <w:t>input</w:t>
-      </w:r>
-      <w:r>
-        <w:rPr>
-          <w:b w:val="0"/>
-        </w:rPr>
-        <w:t>s together. Leave the intermediate steps blank. If needed, model one step, then withdraw that help on the next step. Move to a full trace only when the partial trace is understood.</w:t>
-      </w:r>
-    </w:p>
-    <w:p>
-      <w:pPr>
-        <w:spacing w:line="336" w:lineRule="auto" w:after="180"/>
-      </w:pPr>
-      <w:r>
-        <w:rPr>
-          <w:b w:val="0"/>
-        </w:rPr>
-        <w:t>For partners, alternate explainer and checker; collect a response from every learner before discussion.</w:t>
-      </w:r>
-    </w:p>
-    <w:p>
-      <w:pPr>
-        <w:pStyle w:val="Heading3"/>
-      </w:pPr>
-      <w:r>
-        <w:t>Individual reasoning check</w:t>
-      </w:r>
-    </w:p>
-    <w:p>
-      <w:pPr>
-        <w:spacing w:line="336" w:lineRule="auto" w:after="180"/>
-      </w:pPr>
-      <w:r>
-        <w:rPr>
-          <w:b w:val="0"/>
-        </w:rPr>
-        <w:t xml:space="preserve">Use the worked case for The </w:t>
-      </w:r>
-      <w:r>
-        <w:rPr>
-          <w:b/>
-        </w:rPr>
-        <w:t>machine learning</w:t>
-      </w:r>
-      <w:r>
-        <w:rPr>
-          <w:b w:val="0"/>
-        </w:rPr>
-        <w:t xml:space="preserve"> lifecycle. Proposed explanation: “The model wrote its own task”. Decide whether this explanation is supported.</w:t>
-      </w:r>
-    </w:p>
-    <w:p>
-      <w:pPr>
-        <w:spacing w:line="336" w:lineRule="auto" w:after="180"/>
-      </w:pPr>
-      <w:r>
-        <w:rPr>
-          <w:b w:val="0"/>
-        </w:rPr>
-        <w:t>Point to the step or supplied fact that decides; explain your repair if needed.</w:t>
-      </w:r>
-    </w:p>
-    <w:p>
-      <w:pPr>
-        <w:pStyle w:val="Heading3"/>
-      </w:pPr>
-      <w:r>
-        <w:t>Expected repair</w:t>
-      </w:r>
-    </w:p>
-    <w:p>
-      <w:pPr>
-        <w:spacing w:line="336" w:lineRule="auto" w:after="180"/>
-        <w:shd w:fill="F1F6FC"/>
-      </w:pPr>
-      <w:r>
-        <w:rPr>
-          <w:b w:val="0"/>
-        </w:rPr>
-        <w:t xml:space="preserve">Expected correction: People chose the </w:t>
-      </w:r>
-      <w:r>
-        <w:rPr>
-          <w:b/>
-        </w:rPr>
-        <w:t>input</w:t>
-      </w:r>
-      <w:r>
-        <w:rPr>
-          <w:b w:val="0"/>
-        </w:rPr>
-        <w:t xml:space="preserve">, </w:t>
-      </w:r>
-      <w:r>
-        <w:rPr>
-          <w:b/>
-        </w:rPr>
-        <w:t>label</w:t>
-      </w:r>
-      <w:r>
-        <w:rPr>
-          <w:b w:val="0"/>
-        </w:rPr>
-        <w:t xml:space="preserve"> meaning, candidate thresholds and selection rule. Learning here means choosing a parameter using the </w:t>
-      </w:r>
-      <w:r>
-        <w:rPr>
-          <w:b/>
-        </w:rPr>
-        <w:t>training</w:t>
-      </w:r>
-      <w:r>
-        <w:rPr>
-          <w:b w:val="0"/>
-        </w:rPr>
-        <w:t xml:space="preserve"> examples.</w:t>
-      </w:r>
-    </w:p>
-    <w:p>
-      <w:pPr>
-        <w:spacing w:line="336" w:lineRule="auto" w:after="180"/>
-      </w:pPr>
-      <w:r>
-        <w:rPr>
-          <w:b w:val="0"/>
-        </w:rPr>
-        <w:t>Collect explanations, not only yes/no votes. If a misunderstanding is common, re-model the relevant step for the class.</w:t>
-      </w:r>
-    </w:p>
-    <w:p>
-      <w:pPr>
-        <w:spacing w:line="336" w:lineRule="auto" w:after="180"/>
-      </w:pPr>
-      <w:r>
-        <w:rPr>
-          <w:b w:val="0"/>
-        </w:rPr>
-        <w:t>If it affects a few learners, give a short targeted group explanation while others solve a more demanding variation.</w:t>
-      </w:r>
-    </w:p>
-    <w:p>
-      <w:pPr>
-        <w:pStyle w:val="Heading3"/>
-      </w:pPr>
-      <w:r>
-        <w:t>Pictorial practice question</w:t>
-      </w:r>
-    </w:p>
-    <w:p>
-      <w:pPr>
-        <w:spacing w:line="336" w:lineRule="auto" w:after="180"/>
-      </w:pPr>
-      <w:r>
-        <w:rPr>
-          <w:b w:val="0"/>
-        </w:rPr>
-        <w:t xml:space="preserve">Should the team silently retune on the changed test? Point to the relevant step in the picture, then write the changed result and the rule or </w:t>
-      </w:r>
-      <w:r>
-        <w:rPr>
-          <w:b/>
-        </w:rPr>
-        <w:t>evidence</w:t>
-      </w:r>
-      <w:r>
-        <w:rPr>
-          <w:b w:val="0"/>
-        </w:rPr>
-        <w:t xml:space="preserve"> that supports it.</w:t>
-      </w:r>
-    </w:p>
-    <w:p>
-      <w:pPr>
-        <w:pStyle w:val="Heading3"/>
-      </w:pPr>
-      <w:r>
-        <w:t>Reasoned teacher answer</w:t>
-      </w:r>
-    </w:p>
-    <w:p>
-      <w:pPr>
-        <w:spacing w:line="336" w:lineRule="auto" w:after="180"/>
-      </w:pPr>
-      <w:r>
-        <w:rPr>
-          <w:b w:val="0"/>
-        </w:rPr>
-        <w:t xml:space="preserve">No. Report 1/2 for the frozen model. Any revision needs development data and a newly reserved final </w:t>
-      </w:r>
-      <w:r>
-        <w:rPr>
-          <w:b/>
-        </w:rPr>
-        <w:t>evaluation</w:t>
-      </w:r>
-      <w:r>
-        <w:rPr>
-          <w:b w:val="0"/>
-        </w:rPr>
-        <w:t>. Changed-case check: The frozen model is correct on 1/2 test leaves.</w:t>
-      </w:r>
-    </w:p>
-    <w:p>
-      <w:pPr>
-        <w:spacing w:line="336" w:lineRule="auto" w:after="180"/>
-      </w:pPr>
-      <w:r>
-        <w:rPr>
-          <w:b w:val="0"/>
-        </w:rPr>
-        <w:t xml:space="preserve">The supplied reference changed; moving the cutoff after seeing this test would reuse final </w:t>
-      </w:r>
-      <w:r>
-        <w:rPr>
-          <w:b/>
-        </w:rPr>
-        <w:t>evidence</w:t>
-      </w:r>
-      <w:r>
-        <w:rPr>
-          <w:b w:val="0"/>
-        </w:rPr>
-        <w:t xml:space="preserve"> for development.</w:t>
-      </w:r>
-    </w:p>
-    <w:p>
-      <w:pPr>
-        <w:spacing w:line="336" w:lineRule="auto" w:after="180"/>
-      </w:pPr>
-      <w:r>
-        <w:rPr>
-          <w:b w:val="0"/>
-        </w:rPr>
-        <w:t xml:space="preserve">Changed-case reasoning: The frozen model is correct on 1/2 test leaves. The supplied reference changed; moving the cutoff after seeing this test would reuse final </w:t>
-      </w:r>
-      <w:r>
-        <w:rPr>
-          <w:b/>
-        </w:rPr>
-        <w:t>evidence</w:t>
-      </w:r>
-      <w:r>
-        <w:rPr>
-          <w:b w:val="0"/>
-        </w:rPr>
-        <w:t xml:space="preserve"> for development.</w:t>
-      </w:r>
-    </w:p>
-    <w:p>
-      <w:pPr>
-        <w:spacing w:line="336" w:lineRule="auto" w:after="180"/>
-      </w:pPr>
-      <w:r>
-        <w:rPr>
-          <w:b w:val="0"/>
-        </w:rPr>
-        <w:t xml:space="preserve">Collect each learner’s explanation before discussion. Use the first missing connection between </w:t>
-      </w:r>
-      <w:r>
-        <w:rPr>
-          <w:b/>
-        </w:rPr>
-        <w:t>input</w:t>
-      </w:r>
-      <w:r>
-        <w:rPr>
-          <w:b w:val="0"/>
-        </w:rPr>
-        <w:t xml:space="preserve">, deciding step and result to choose support. This question is worked-case practice, not fresh mastery </w:t>
-      </w:r>
-      <w:r>
-        <w:rPr>
-          <w:b/>
-        </w:rPr>
-        <w:t>evidence</w:t>
-      </w:r>
-      <w:r>
-        <w:rPr>
-          <w:b w:val="0"/>
-        </w:rPr>
-        <w:t>.</w:t>
-      </w:r>
-    </w:p>
-    <w:p>
-      <w:pPr>
-        <w:pStyle w:val="Heading1"/>
-      </w:pPr>
-      <w:r>
-        <w:t>04. Run the weekly evidence lab</w:t>
-      </w:r>
-    </w:p>
-    <w:p>
-      <w:r>
-        <w:t>Run the The ML Lifecycle investigation and use the first unsupported step to choose a teaching response.</w:t>
-      </w:r>
-    </w:p>
-    <w:p>
-      <w:pPr>
-        <w:spacing w:line="336" w:lineRule="auto" w:after="180"/>
-      </w:pPr>
-      <w:r>
-        <w:rPr>
-          <w:b w:val="0"/>
-        </w:rPr>
-        <w:t>Keep the test conditions fixed, record every result, and change only one planned factor.</w:t>
-      </w:r>
-    </w:p>
-    <w:p>
-      <w:pPr>
-        <w:spacing w:line="336" w:lineRule="auto" w:after="180"/>
-        <w:shd w:fill="F4F9FC"/>
-      </w:pPr>
-      <w:r>
-        <w:rPr>
-          <w:b w:val="0"/>
-        </w:rPr>
-        <w:t xml:space="preserve">1. Write the hypothesis and expected </w:t>
-      </w:r>
-      <w:r>
-        <w:rPr>
-          <w:b/>
-        </w:rPr>
-        <w:t>evidence</w:t>
-      </w:r>
-      <w:r>
-        <w:rPr>
-          <w:b w:val="0"/>
-        </w:rPr>
-        <w:t xml:space="preserve"> before running.</w:t>
-      </w:r>
-    </w:p>
-    <w:p>
-      <w:pPr>
-        <w:spacing w:line="336" w:lineRule="auto" w:after="180"/>
-        <w:shd w:fill="F4F9FC"/>
-      </w:pPr>
-      <w:r>
-        <w:rPr>
-          <w:b w:val="0"/>
-        </w:rPr>
+      </w:pPr>
+      <w:r>
+        <w:rPr>
+          <w:b w:val="0"/>
+        </w:rPr>
+        <w:t>Independent mistakes 1,0,1 for 3/5/7, choose 5; test predictions 0,1,1 and 2/3 correct. Record errors and fresh-case roles; no real plant validation.</w:t>
+      </w:r>
+    </w:p>
+    <w:p>
+      <w:pPr>
+        <w:pStyle w:val="Heading2"/>
+      </w:pPr>
+      <w:r>
+        <w:t>Predict, investigate and record</w:t>
+      </w:r>
+    </w:p>
+    <w:p>
+      <w:pPr>
+        <w:pStyle w:val="ListNumber"/>
+      </w:pPr>
+      <w:r>
+        <w:t>1. Write the hypothesis and expected evidence before running.</w:t>
+      </w:r>
+    </w:p>
+    <w:p>
+      <w:pPr>
+        <w:pStyle w:val="ListNumber"/>
+      </w:pPr>
+      <w:r>
         <w:t>2. Lifecycle Relay: place twelve action cards in order, justify every handoff, then repair two broken workflows.</w:t>
       </w:r>
     </w:p>
     <w:p>
       <w:pPr>
-        <w:spacing w:line="336" w:lineRule="auto" w:after="180"/>
-        <w:shd w:fill="F4F9FC"/>
-      </w:pPr>
-      <w:r>
-        <w:rPr>
-          <w:b w:val="0"/>
-        </w:rPr>
+        <w:pStyle w:val="ListNumber"/>
+      </w:pPr>
+      <w:r>
         <w:t>3. Run one normal, one boundary, one missing, and one shifted case.</w:t>
       </w:r>
     </w:p>
     <w:p>
       <w:pPr>
-        <w:spacing w:line="336" w:lineRule="auto" w:after="180"/>
-        <w:shd w:fill="F4F9FC"/>
-      </w:pPr>
-      <w:r>
-        <w:rPr>
-          <w:b w:val="0"/>
-        </w:rPr>
+        <w:pStyle w:val="ListNumber"/>
+      </w:pPr>
+      <w:r>
         <w:t>4. Calculate the metric from raw counts or row-level errors.</w:t>
       </w:r>
     </w:p>
     <w:p>
       <w:pPr>
-        <w:spacing w:line="336" w:lineRule="auto" w:after="180"/>
-        <w:shd w:fill="F4F9FC"/>
-      </w:pPr>
-      <w:r>
-        <w:rPr>
-          <w:b w:val="0"/>
-        </w:rPr>
+        <w:pStyle w:val="ListNumber"/>
+      </w:pPr>
+      <w:r>
         <w:t>5. Interpret what changed, what did not, and what remains unsafe or unknown.</w:t>
       </w:r>
     </w:p>
     <w:p>
       <w:pPr>
-        <w:pStyle w:val="Heading3"/>
-      </w:pPr>
-      <w:r>
-        <w:t>Make the lab runnable</w:t>
-      </w:r>
-    </w:p>
-    <w:p>
-      <w:pPr>
-        <w:spacing w:line="336" w:lineRule="auto" w:after="180"/>
-      </w:pPr>
-      <w:r>
-        <w:rPr>
-          <w:b w:val="0"/>
-        </w:rPr>
-        <w:t>Use the concrete case as the shared normal case and the independent question as a second case. Each pair creates a boundary or missing-information case and predicts its result before testing.</w:t>
-      </w:r>
-    </w:p>
-    <w:p>
-      <w:pPr>
-        <w:spacing w:line="336" w:lineRule="auto" w:after="180"/>
-      </w:pPr>
-      <w:r>
-        <w:rPr>
-          <w:b w:val="0"/>
-        </w:rPr>
-        <w:t>Keep the expected result separate from an observed mistake.</w:t>
+        <w:pStyle w:val="Heading2"/>
+      </w:pPr>
+      <w:r>
+        <w:t>Keep the experiment ledger</w:t>
       </w:r>
     </w:p>
     <w:tbl>
@@ -3699,10 +3784,10 @@
     </w:tbl>
     <w:p>
       <w:pPr>
-        <w:pStyle w:val="Heading3"/>
-      </w:pPr>
-      <w:r>
-        <w:t>Diagnose and reteach</w:t>
+        <w:pStyle w:val="Heading2"/>
+      </w:pPr>
+      <w:r>
+        <w:t>Diagnose the current misconceptions</w:t>
       </w:r>
     </w:p>
     <w:p>
@@ -3713,171 +3798,106 @@
         <w:rPr>
           <w:b w:val="0"/>
         </w:rPr>
-        <w:t xml:space="preserve">MISCONCEPTION TO REPAIR </w:t>
+        <w:t xml:space="preserve">The model wrote its own task: People chose the </w:t>
       </w:r>
       <w:r>
         <w:rPr>
           <w:b/>
         </w:rPr>
+        <w:t>input</w:t>
+      </w:r>
+      <w:r>
+        <w:rPr>
+          <w:b w:val="0"/>
+        </w:rPr>
+        <w:t xml:space="preserve">, </w:t>
+      </w:r>
+      <w:r>
+        <w:rPr>
+          <w:b/>
+        </w:rPr>
+        <w:t>label</w:t>
+      </w:r>
+      <w:r>
+        <w:rPr>
+          <w:b w:val="0"/>
+        </w:rPr>
+        <w:t xml:space="preserve"> meaning, candidate thresholds and selection rule. Learning here means choosing a parameter using the </w:t>
+      </w:r>
+      <w:r>
+        <w:rPr>
+          <w:b/>
+        </w:rPr>
+        <w:t>training</w:t>
+      </w:r>
+      <w:r>
+        <w:rPr>
+          <w:b w:val="0"/>
+        </w:rPr>
+        <w:t xml:space="preserve"> examples.</w:t>
+      </w:r>
+    </w:p>
+    <w:p>
+      <w:pPr>
+        <w:spacing w:line="336" w:lineRule="auto" w:after="180"/>
+      </w:pPr>
+      <w:r>
+        <w:rPr>
+          <w:b w:val="0"/>
+        </w:rPr>
+        <w:t xml:space="preserve">Zero </w:t>
+      </w:r>
+      <w:r>
+        <w:rPr>
+          <w:b/>
+        </w:rPr>
+        <w:t>training</w:t>
+      </w:r>
+      <w:r>
+        <w:rPr>
+          <w:b w:val="0"/>
+        </w:rPr>
+        <w:t xml:space="preserve"> mistakes means no future mistakes: </w:t>
+      </w:r>
+      <w:r>
+        <w:rPr>
+          <w:b/>
+        </w:rPr>
         <w:t>Training</w:t>
       </w:r>
       <w:r>
         <w:rPr>
           <w:b w:val="0"/>
         </w:rPr>
-        <w:t xml:space="preserve"> once and seeing one correct </w:t>
+        <w:t xml:space="preserve"> performance measures the examples used to choose the threshold. The additional width 4 card shows how a fitted model can be wrong on a different example.</w:t>
+      </w:r>
+    </w:p>
+    <w:p>
+      <w:pPr>
+        <w:spacing w:line="336" w:lineRule="auto" w:after="180"/>
+      </w:pPr>
+      <w:r>
+        <w:rPr>
+          <w:b w:val="0"/>
+        </w:rPr>
+        <w:t xml:space="preserve">A better score makes reused test data independent: Once test </w:t>
       </w:r>
       <w:r>
         <w:rPr>
           <w:b/>
         </w:rPr>
-        <w:t>prediction</w:t>
-      </w:r>
-      <w:r>
-        <w:rPr>
-          <w:b w:val="0"/>
-        </w:rPr>
-        <w:t xml:space="preserve"> proves the model works.</w:t>
-      </w:r>
-    </w:p>
-    <w:p>
-      <w:pPr>
-        <w:spacing w:line="336" w:lineRule="auto" w:after="180"/>
-      </w:pPr>
-      <w:r>
-        <w:rPr>
-          <w:b w:val="0"/>
-        </w:rPr>
-        <w:t>For guessing, return to given facts and request a trace. For vocabulary without application, use one example and one non-example. For arithmetic errors, check the setup before the calculation.</w:t>
-      </w:r>
-    </w:p>
-    <w:p>
-      <w:pPr>
-        <w:spacing w:line="336" w:lineRule="auto" w:after="180"/>
-      </w:pPr>
-      <w:r>
-        <w:rPr>
-          <w:b w:val="0"/>
-        </w:rPr>
-        <w:t>Finish with a different uncoached case before recording mastery.</w:t>
-      </w:r>
-    </w:p>
-    <w:p>
-      <w:pPr>
-        <w:pStyle w:val="Heading3"/>
-      </w:pPr>
-      <w:r>
-        <w:t>Address these additional misconceptions</w:t>
-      </w:r>
-    </w:p>
-    <w:p>
-      <w:pPr>
-        <w:spacing w:line="336" w:lineRule="auto" w:after="180"/>
-      </w:pPr>
-      <w:r>
-        <w:rPr>
-          <w:b w:val="0"/>
-        </w:rPr>
-        <w:t xml:space="preserve">The model wrote its own task: People chose the </w:t>
+        <w:t>label</w:t>
+      </w:r>
+      <w:r>
+        <w:rPr>
+          <w:b w:val="0"/>
+        </w:rPr>
+        <w:t xml:space="preserve">s influence a revision, the examples are part of development. Preserve the history and use unused cases for a later independent </w:t>
       </w:r>
       <w:r>
         <w:rPr>
           <w:b/>
         </w:rPr>
-        <w:t>input</w:t>
-      </w:r>
-      <w:r>
-        <w:rPr>
-          <w:b w:val="0"/>
-        </w:rPr>
-        <w:t xml:space="preserve">, </w:t>
-      </w:r>
-      <w:r>
-        <w:rPr>
-          <w:b/>
-        </w:rPr>
-        <w:t>label</w:t>
-      </w:r>
-      <w:r>
-        <w:rPr>
-          <w:b w:val="0"/>
-        </w:rPr>
-        <w:t xml:space="preserve"> meaning, candidate thresholds and selection rule. Learning here means choosing a parameter using the </w:t>
-      </w:r>
-      <w:r>
-        <w:rPr>
-          <w:b/>
-        </w:rPr>
-        <w:t>training</w:t>
-      </w:r>
-      <w:r>
-        <w:rPr>
-          <w:b w:val="0"/>
-        </w:rPr>
-        <w:t xml:space="preserve"> examples.</w:t>
-      </w:r>
-    </w:p>
-    <w:p>
-      <w:pPr>
-        <w:spacing w:line="336" w:lineRule="auto" w:after="180"/>
-      </w:pPr>
-      <w:r>
-        <w:rPr>
-          <w:b w:val="0"/>
-        </w:rPr>
-        <w:t xml:space="preserve">Zero </w:t>
-      </w:r>
-      <w:r>
-        <w:rPr>
-          <w:b/>
-        </w:rPr>
-        <w:t>training</w:t>
-      </w:r>
-      <w:r>
-        <w:rPr>
-          <w:b w:val="0"/>
-        </w:rPr>
-        <w:t xml:space="preserve"> mistakes means no future mistakes: </w:t>
-      </w:r>
-      <w:r>
-        <w:rPr>
-          <w:b/>
-        </w:rPr>
-        <w:t>Training</w:t>
-      </w:r>
-      <w:r>
-        <w:rPr>
-          <w:b w:val="0"/>
-        </w:rPr>
-        <w:t xml:space="preserve"> performance measures the examples used to choose the threshold. The additional width 4 card shows how a fitted model can be wrong on a different example.</w:t>
-      </w:r>
-    </w:p>
-    <w:p>
-      <w:pPr>
-        <w:spacing w:line="336" w:lineRule="auto" w:after="180"/>
-      </w:pPr>
-      <w:r>
-        <w:rPr>
-          <w:b w:val="0"/>
-        </w:rPr>
-        <w:t xml:space="preserve">A better score makes reused test data independent: Once test </w:t>
-      </w:r>
-      <w:r>
-        <w:rPr>
-          <w:b/>
-        </w:rPr>
-        <w:t>label</w:t>
-      </w:r>
-      <w:r>
-        <w:rPr>
-          <w:b w:val="0"/>
-        </w:rPr>
-        <w:t xml:space="preserve">s influence a revision, the examples are part of development. Preserve the history and use unused cases for a later independent </w:t>
-      </w:r>
-      <w:r>
-        <w:rPr>
-          <w:b/>
-        </w:rPr>
         <w:t>evaluation</w:t>
       </w:r>
       <w:r>
@@ -3889,10 +3909,10 @@
     </w:p>
     <w:p>
       <w:pPr>
-        <w:pStyle w:val="Heading3"/>
-      </w:pPr>
-      <w:r>
-        <w:t>Match the support to the first error</w:t>
+        <w:pStyle w:val="Heading2"/>
+      </w:pPr>
+      <w:r>
+        <w:t>Choose accessible support</w:t>
       </w:r>
     </w:p>
     <w:tbl>
@@ -4065,15 +4085,808 @@
     </w:p>
     <w:p>
       <w:pPr>
+        <w:pStyle w:val="Heading2"/>
+      </w:pPr>
+      <w:r>
+        <w:t>Earlier wording, alternatives and picture transcripts · reference / check after trying</w:t>
+      </w:r>
+    </w:p>
+    <w:p>
+      <w:pPr>
+        <w:spacing w:line="336" w:lineRule="auto" w:after="180"/>
+      </w:pPr>
+      <w:r>
+        <w:rPr>
+          <w:b w:val="0"/>
+        </w:rPr>
+        <w:t>Run the weekly evidence lab</w:t>
+      </w:r>
+    </w:p>
+    <w:p>
+      <w:pPr>
+        <w:spacing w:line="336" w:lineRule="auto" w:after="180"/>
+      </w:pPr>
+      <w:r>
+        <w:rPr>
+          <w:b w:val="0"/>
+        </w:rPr>
+        <w:t>Keep the test conditions fixed, record every result, and change only one planned factor.</w:t>
+      </w:r>
+    </w:p>
+    <w:p>
+      <w:pPr>
+        <w:pStyle w:val="Heading3"/>
+      </w:pPr>
+      <w:r>
+        <w:t>Make the lab runnable</w:t>
+      </w:r>
+    </w:p>
+    <w:p>
+      <w:pPr>
+        <w:spacing w:line="336" w:lineRule="auto" w:after="180"/>
+      </w:pPr>
+      <w:r>
+        <w:rPr>
+          <w:b w:val="0"/>
+        </w:rPr>
+        <w:t>Use the supplied complete investigation for shared practice. Reserve Fit and evaluate the new card set independently for the individual first attempt before hints or feedback; earlier transfer questions remain additional practice.</w:t>
+      </w:r>
+    </w:p>
+    <w:p>
+      <w:pPr>
+        <w:pStyle w:val="Heading3"/>
+      </w:pPr>
+      <w:r>
+        <w:t>Diagnose and reteach</w:t>
+      </w:r>
+    </w:p>
+    <w:p>
+      <w:pPr>
+        <w:spacing w:line="336" w:lineRule="auto" w:after="180"/>
+      </w:pPr>
+      <w:r>
+        <w:rPr>
+          <w:b w:val="0"/>
+        </w:rPr>
+        <w:t xml:space="preserve">MISCONCEPTION TO REPAIR </w:t>
+      </w:r>
+      <w:r>
+        <w:rPr>
+          <w:b/>
+        </w:rPr>
+        <w:t>Training</w:t>
+      </w:r>
+      <w:r>
+        <w:rPr>
+          <w:b w:val="0"/>
+        </w:rPr>
+        <w:t xml:space="preserve"> once and seeing one correct </w:t>
+      </w:r>
+      <w:r>
+        <w:rPr>
+          <w:b/>
+        </w:rPr>
+        <w:t>prediction</w:t>
+      </w:r>
+      <w:r>
+        <w:rPr>
+          <w:b w:val="0"/>
+        </w:rPr>
+        <w:t xml:space="preserve"> proves the model works.</w:t>
+      </w:r>
+    </w:p>
+    <w:p>
+      <w:pPr>
+        <w:spacing w:line="336" w:lineRule="auto" w:after="180"/>
+      </w:pPr>
+      <w:r>
+        <w:rPr>
+          <w:b w:val="0"/>
+        </w:rPr>
+        <w:t>For guessing, return to given facts and request a trace. For vocabulary without application, use one example and one non-example. For arithmetic errors, check the setup before the calculation.</w:t>
+      </w:r>
+    </w:p>
+    <w:p>
+      <w:pPr>
+        <w:spacing w:line="336" w:lineRule="auto" w:after="180"/>
+      </w:pPr>
+      <w:r>
+        <w:rPr>
+          <w:b w:val="0"/>
+        </w:rPr>
+        <w:t>Finish with a different uncoached case before recording mastery.</w:t>
+      </w:r>
+    </w:p>
+    <w:p>
+      <w:pPr>
+        <w:pStyle w:val="Heading3"/>
+      </w:pPr>
+      <w:r>
+        <w:t>Address these additional misconceptions</w:t>
+      </w:r>
+    </w:p>
+    <w:p>
+      <w:pPr>
+        <w:pStyle w:val="Heading3"/>
+      </w:pPr>
+      <w:r>
+        <w:t>Match the support to the first error</w:t>
+      </w:r>
+    </w:p>
+    <w:p>
+      <w:pPr>
         <w:pStyle w:val="Heading1"/>
       </w:pPr>
       <w:r>
-        <w:t>05. Assess and explain the answers</w:t>
-      </w:r>
-    </w:p>
-    <w:p>
-      <w:r>
-        <w:t>Use the The ML Lifecycle questions, teacher keys and criteria after the relevant attempts. Previously discussed cases are practice; protect the separately selected independent task.</w:t>
+        <w:t>05. Assess the selected experiment transfer</w:t>
+      </w:r>
+    </w:p>
+    <w:p>
+      <w:r>
+        <w:t>Keep this key until after a first attempt; record any help and prior exposure.</w:t>
+      </w:r>
+    </w:p>
+    <w:p>
+      <w:pPr>
+        <w:pStyle w:val="Heading2"/>
+      </w:pPr>
+      <w:r>
+        <w:t>Selected independent task and checked key</w:t>
+      </w:r>
+    </w:p>
+    <w:p>
+      <w:pPr>
+        <w:spacing w:line="336" w:lineRule="auto" w:after="180"/>
+      </w:pPr>
+      <w:r>
+        <w:rPr>
+          <w:b w:val="0"/>
+        </w:rPr>
+        <w:t xml:space="preserve">Selected case: New </w:t>
+      </w:r>
+      <w:r>
+        <w:rPr>
+          <w:b/>
+        </w:rPr>
+        <w:t>training</w:t>
+      </w:r>
+      <w:r>
+        <w:rPr>
+          <w:b w:val="0"/>
+        </w:rPr>
+        <w:t xml:space="preserve"> cards are (width 2, </w:t>
+      </w:r>
+      <w:r>
+        <w:rPr>
+          <w:b/>
+        </w:rPr>
+        <w:t>label</w:t>
+      </w:r>
+      <w:r>
+        <w:rPr>
+          <w:b w:val="0"/>
+        </w:rPr>
+        <w:t xml:space="preserve"> 0), (4, 0), (6, 1), (8, 1). Candidates are 3, 5 and 7. Predict 1 when width is at least the threshold.</w:t>
+      </w:r>
+    </w:p>
+    <w:p>
+      <w:pPr>
+        <w:spacing w:line="336" w:lineRule="auto" w:after="180"/>
+      </w:pPr>
+      <w:r>
+        <w:rPr>
+          <w:b w:val="0"/>
+        </w:rPr>
+        <w:t xml:space="preserve">Count </w:t>
+      </w:r>
+      <w:r>
+        <w:rPr>
+          <w:b/>
+        </w:rPr>
+        <w:t>training</w:t>
+      </w:r>
+      <w:r>
+        <w:rPr>
+          <w:b w:val="0"/>
+        </w:rPr>
+        <w:t xml:space="preserve"> mistakes, select the fewest with smaller threshold breaking ties, and record the choice before testing. Held out cards are (3, 0), (7, 1), (5, 0).</w:t>
+      </w:r>
+    </w:p>
+    <w:p>
+      <w:pPr>
+        <w:spacing w:line="336" w:lineRule="auto" w:after="180"/>
+      </w:pPr>
+      <w:r>
+        <w:rPr>
+          <w:b w:val="0"/>
+        </w:rPr>
+        <w:t xml:space="preserve">Give each test </w:t>
+      </w:r>
+      <w:r>
+        <w:rPr>
+          <w:b/>
+        </w:rPr>
+        <w:t>prediction</w:t>
+      </w:r>
+      <w:r>
+        <w:rPr>
+          <w:b w:val="0"/>
+        </w:rPr>
+        <w:t>, the correct count and a limited conclusion.</w:t>
+      </w:r>
+    </w:p>
+    <w:p>
+      <w:pPr>
+        <w:spacing w:line="336" w:lineRule="auto" w:after="180"/>
+      </w:pPr>
+      <w:r>
+        <w:rPr>
+          <w:b/>
+        </w:rPr>
+        <w:t>Training</w:t>
+      </w:r>
+      <w:r>
+        <w:rPr>
+          <w:b w:val="0"/>
+        </w:rPr>
+        <w:t xml:space="preserve"> mistake counts for thresholds 3, 5 and 7 are 1, 0 and 1; select 5 before examining test results. Held out </w:t>
+      </w:r>
+      <w:r>
+        <w:rPr>
+          <w:b/>
+        </w:rPr>
+        <w:t>prediction</w:t>
+      </w:r>
+      <w:r>
+        <w:rPr>
+          <w:b w:val="0"/>
+        </w:rPr>
+        <w:t>s are 0, 1, 1. The width 5 card is wrong, giving 2 correct out of 3.</w:t>
+      </w:r>
+    </w:p>
+    <w:p>
+      <w:pPr>
+        <w:spacing w:line="336" w:lineRule="auto" w:after="180"/>
+      </w:pPr>
+      <w:r>
+        <w:rPr>
+          <w:b w:val="0"/>
+        </w:rPr>
+        <w:t xml:space="preserve">This supports the result on these three cards only, not universal reliability. Preserve threshold 5 for this </w:t>
+      </w:r>
+      <w:r>
+        <w:rPr>
+          <w:b/>
+        </w:rPr>
+        <w:t>evaluation</w:t>
+      </w:r>
+      <w:r>
+        <w:rPr>
+          <w:b w:val="0"/>
+        </w:rPr>
+        <w:t>.</w:t>
+      </w:r>
+    </w:p>
+    <w:p>
+      <w:pPr>
+        <w:pStyle w:val="Heading2"/>
+      </w:pPr>
+      <w:r>
+        <w:t>Judge trace, scope and support</w:t>
+      </w:r>
+    </w:p>
+    <w:tbl>
+      <w:tblPr>
+        <w:tblStyle w:val="LightShading-Accent1"/>
+        <w:tblW w:type="auto" w:w="0"/>
+        <w:tblLook w:firstColumn="1" w:firstRow="1" w:lastColumn="0" w:lastRow="0" w:noHBand="0" w:noVBand="1" w:val="04A0"/>
+      </w:tblPr>
+      <w:tblGrid>
+        <w:gridCol w:w="5112"/>
+        <w:gridCol w:w="5112"/>
+      </w:tblGrid>
+      <w:tr>
+        <w:trPr>
+          <w:tblHeader/>
+        </w:trPr>
+        <w:tc>
+          <w:tcPr>
+            <w:tcW w:type="dxa" w:w="5112"/>
+          </w:tcPr>
+          <w:p>
+            <w:r>
+              <w:t>Dimension</w:t>
+            </w:r>
+          </w:p>
+        </w:tc>
+        <w:tc>
+          <w:tcPr>
+            <w:tcW w:type="dxa" w:w="5112"/>
+          </w:tcPr>
+          <w:p>
+            <w:r>
+              <w:t>Evidence required</w:t>
+            </w:r>
+          </w:p>
+        </w:tc>
+      </w:tr>
+      <w:tr>
+        <w:tc>
+          <w:tcPr>
+            <w:tcW w:type="dxa" w:w="5112"/>
+          </w:tcPr>
+          <w:p>
+            <w:r>
+              <w:t>Explanation</w:t>
+            </w:r>
+          </w:p>
+        </w:tc>
+        <w:tc>
+          <w:tcPr>
+            <w:tcW w:type="dxa" w:w="5112"/>
+          </w:tcPr>
+          <w:p>
+            <w:r>
+              <w:t>Names the applicable idea or procedure and ties it to the supplied facts.</w:t>
+            </w:r>
+          </w:p>
+        </w:tc>
+      </w:tr>
+      <w:tr>
+        <w:tc>
+          <w:tcPr>
+            <w:tcW w:type="dxa" w:w="5112"/>
+          </w:tcPr>
+          <w:p>
+            <w:r>
+              <w:t>Trace and result</w:t>
+            </w:r>
+          </w:p>
+        </w:tc>
+        <w:tc>
+          <w:tcPr>
+            <w:tcW w:type="dxa" w:w="5112"/>
+          </w:tcPr>
+          <w:p>
+            <w:r>
+              <w:t>Preserves the given inputs and shows the relevant intermediate steps; distinguishes a prediction from an observed execution.</w:t>
+            </w:r>
+          </w:p>
+        </w:tc>
+      </w:tr>
+      <w:tr>
+        <w:tc>
+          <w:tcPr>
+            <w:tcW w:type="dxa" w:w="5112"/>
+          </w:tcPr>
+          <w:p>
+            <w:r>
+              <w:t>Limits</w:t>
+            </w:r>
+          </w:p>
+        </w:tc>
+        <w:tc>
+          <w:tcPr>
+            <w:tcW w:type="dxa" w:w="5112"/>
+          </w:tcPr>
+          <w:p>
+            <w:r>
+              <w:t>States the assumptions, missing evidence or conditions under which the result would change.</w:t>
+            </w:r>
+          </w:p>
+        </w:tc>
+      </w:tr>
+    </w:tbl>
+    <w:p>
+      <w:pPr>
+        <w:spacing w:line="336" w:lineRule="auto" w:after="180"/>
+      </w:pPr>
+      <w:r>
+        <w:rPr>
+          <w:b w:val="0"/>
+        </w:rPr>
+        <w:t>Record each dimension as not yet, with support, or independent. Accept a valid alternative procedure with a defensible trace.</w:t>
+      </w:r>
+    </w:p>
+    <w:p>
+      <w:pPr>
+        <w:spacing w:line="336" w:lineRule="auto" w:after="180"/>
+      </w:pPr>
+      <w:r>
+        <w:rPr>
+          <w:b w:val="0"/>
+        </w:rPr>
+        <w:t xml:space="preserve">Do not penalise an honestly recorded model failure if the learner correctly explains its </w:t>
+      </w:r>
+      <w:r>
+        <w:rPr>
+          <w:b/>
+        </w:rPr>
+        <w:t>evidence</w:t>
+      </w:r>
+      <w:r>
+        <w:rPr>
+          <w:b w:val="0"/>
+        </w:rPr>
+        <w:t xml:space="preserve"> and limits.</w:t>
+      </w:r>
+    </w:p>
+    <w:p>
+      <w:pPr>
+        <w:pStyle w:val="Heading2"/>
+      </w:pPr>
+      <w:r>
+        <w:t>Give one repair action</w:t>
+      </w:r>
+    </w:p>
+    <w:p>
+      <w:pPr>
+        <w:spacing w:line="336" w:lineRule="auto" w:after="180"/>
+      </w:pPr>
+      <w:r>
+        <w:rPr>
+          <w:b w:val="0"/>
+        </w:rPr>
+        <w:t>Name the earliest unsupported step and give one action to repair it. Have the learner make that repair now and explain why. Then assess the relevant skill on a fresh, fully specified case.</w:t>
+      </w:r>
+    </w:p>
+    <w:p>
+      <w:pPr>
+        <w:spacing w:line="336" w:lineRule="auto" w:after="180"/>
+      </w:pPr>
+      <w:r>
+        <w:rPr>
+          <w:b w:val="0"/>
+        </w:rPr>
+        <w:t>Confirm it was not previously practised with feedback; solve and check the new case before assigning it. A follow-up design prompt is a starting brief, not automatically an equivalent test.</w:t>
+      </w:r>
+    </w:p>
+    <w:p>
+      <w:pPr>
+        <w:pStyle w:val="Heading2"/>
+      </w:pPr>
+      <w:r>
+        <w:t>W1 Identify the learning decision</w:t>
+      </w:r>
+    </w:p>
+    <w:p>
+      <w:pPr>
+        <w:spacing w:line="336" w:lineRule="auto" w:after="180"/>
+      </w:pPr>
+      <w:r>
+        <w:rPr>
+          <w:b w:val="0"/>
+        </w:rPr>
+        <w:t xml:space="preserve">For the worked cards, name the </w:t>
+      </w:r>
+      <w:r>
+        <w:rPr>
+          <w:b/>
+        </w:rPr>
+        <w:t>input</w:t>
+      </w:r>
+      <w:r>
+        <w:rPr>
+          <w:b w:val="0"/>
+        </w:rPr>
+        <w:t xml:space="preserve">, </w:t>
+      </w:r>
+      <w:r>
+        <w:rPr>
+          <w:b/>
+        </w:rPr>
+        <w:t>label</w:t>
+      </w:r>
+      <w:r>
+        <w:rPr>
+          <w:b w:val="0"/>
+        </w:rPr>
+        <w:t>, three candidate thresholds and the information allowed to select a threshold.</w:t>
+      </w:r>
+    </w:p>
+    <w:p>
+      <w:pPr>
+        <w:spacing w:line="336" w:lineRule="auto" w:after="180"/>
+      </w:pPr>
+      <w:r>
+        <w:rPr>
+          <w:b w:val="0"/>
+        </w:rPr>
+        <w:t xml:space="preserve">The </w:t>
+      </w:r>
+      <w:r>
+        <w:rPr>
+          <w:b/>
+        </w:rPr>
+        <w:t>input</w:t>
+      </w:r>
+      <w:r>
+        <w:rPr>
+          <w:b w:val="0"/>
+        </w:rPr>
+        <w:t xml:space="preserve"> is width x and the </w:t>
+      </w:r>
+      <w:r>
+        <w:rPr>
+          <w:b/>
+        </w:rPr>
+        <w:t>label</w:t>
+      </w:r>
+      <w:r>
+        <w:rPr>
+          <w:b w:val="0"/>
+        </w:rPr>
+        <w:t xml:space="preserve"> is the observed category 0 or 1. Candidates are 2, 4 and 6. Selection uses mistakes on the four </w:t>
+      </w:r>
+      <w:r>
+        <w:rPr>
+          <w:b/>
+        </w:rPr>
+        <w:t>training</w:t>
+      </w:r>
+      <w:r>
+        <w:rPr>
+          <w:b w:val="0"/>
+        </w:rPr>
+        <w:t xml:space="preserve"> cards only; held out </w:t>
+      </w:r>
+      <w:r>
+        <w:rPr>
+          <w:b/>
+        </w:rPr>
+        <w:t>label</w:t>
+      </w:r>
+      <w:r>
+        <w:rPr>
+          <w:b w:val="0"/>
+        </w:rPr>
+        <w:t>s must not guide it.</w:t>
+      </w:r>
+    </w:p>
+    <w:p>
+      <w:pPr>
+        <w:pStyle w:val="Heading2"/>
+      </w:pPr>
+      <w:r>
+        <w:t>W2 Trace one candidate</w:t>
+      </w:r>
+    </w:p>
+    <w:p>
+      <w:pPr>
+        <w:spacing w:line="336" w:lineRule="auto" w:after="180"/>
+      </w:pPr>
+      <w:r>
+        <w:rPr>
+          <w:b w:val="0"/>
+        </w:rPr>
+        <w:t xml:space="preserve">Use threshold 6 on the four </w:t>
+      </w:r>
+      <w:r>
+        <w:rPr>
+          <w:b/>
+        </w:rPr>
+        <w:t>training</w:t>
+      </w:r>
+      <w:r>
+        <w:rPr>
+          <w:b w:val="0"/>
+        </w:rPr>
+        <w:t xml:space="preserve"> widths 1, 3, 5 and 7. Write all </w:t>
+      </w:r>
+      <w:r>
+        <w:rPr>
+          <w:b/>
+        </w:rPr>
+        <w:t>prediction</w:t>
+      </w:r>
+      <w:r>
+        <w:rPr>
+          <w:b w:val="0"/>
+        </w:rPr>
+        <w:t>s, identify each error, and explain why threshold 4 is selected.</w:t>
+      </w:r>
+    </w:p>
+    <w:p>
+      <w:pPr>
+        <w:spacing w:line="336" w:lineRule="auto" w:after="180"/>
+      </w:pPr>
+      <w:r>
+        <w:rPr>
+          <w:b/>
+        </w:rPr>
+        <w:t>Prediction</w:t>
+      </w:r>
+      <w:r>
+        <w:rPr>
+          <w:b w:val="0"/>
+        </w:rPr>
+        <w:t xml:space="preserve">s are 0, 0, 0, 1. The width 5 card is wrong because its </w:t>
+      </w:r>
+      <w:r>
+        <w:rPr>
+          <w:b/>
+        </w:rPr>
+        <w:t>label</w:t>
+      </w:r>
+      <w:r>
+        <w:rPr>
+          <w:b w:val="0"/>
+        </w:rPr>
+        <w:t xml:space="preserve"> is 1. Threshold 6 has one </w:t>
+      </w:r>
+      <w:r>
+        <w:rPr>
+          <w:b/>
+        </w:rPr>
+        <w:t>training</w:t>
+      </w:r>
+      <w:r>
+        <w:rPr>
+          <w:b w:val="0"/>
+        </w:rPr>
+        <w:t xml:space="preserve"> mistake; threshold 4 has zero and is selected.</w:t>
+      </w:r>
+    </w:p>
+    <w:p>
+      <w:pPr>
+        <w:pStyle w:val="Heading2"/>
+      </w:pPr>
+      <w:r>
+        <w:t>W3 Repair the report</w:t>
+      </w:r>
+    </w:p>
+    <w:p>
+      <w:pPr>
+        <w:spacing w:line="336" w:lineRule="auto" w:after="180"/>
+      </w:pPr>
+      <w:r>
+        <w:rPr>
+          <w:b w:val="0"/>
+        </w:rPr>
+        <w:t xml:space="preserve">A learner fits on all six worked cards and then reports 6 of 6 as independent test performance. Explain what is wrong and what </w:t>
+      </w:r>
+      <w:r>
+        <w:rPr>
+          <w:b/>
+        </w:rPr>
+        <w:t>evidence</w:t>
+      </w:r>
+      <w:r>
+        <w:rPr>
+          <w:b w:val="0"/>
+        </w:rPr>
+        <w:t xml:space="preserve"> is needed.</w:t>
+      </w:r>
+    </w:p>
+    <w:p>
+      <w:pPr>
+        <w:spacing w:line="336" w:lineRule="auto" w:after="180"/>
+      </w:pPr>
+      <w:r>
+        <w:rPr>
+          <w:b w:val="0"/>
+        </w:rPr>
+        <w:t xml:space="preserve">All six cards influenced </w:t>
+      </w:r>
+      <w:r>
+        <w:rPr>
+          <w:b/>
+        </w:rPr>
+        <w:t>fitting</w:t>
+      </w:r>
+      <w:r>
+        <w:rPr>
+          <w:b w:val="0"/>
+        </w:rPr>
+        <w:t xml:space="preserve">, so none of those six provides an independent test. Report this as performance on </w:t>
+      </w:r>
+      <w:r>
+        <w:rPr>
+          <w:b/>
+        </w:rPr>
+        <w:t>fitting</w:t>
+      </w:r>
+      <w:r>
+        <w:rPr>
+          <w:b w:val="0"/>
+        </w:rPr>
+        <w:t xml:space="preserve"> data.</w:t>
+      </w:r>
+    </w:p>
+    <w:p>
+      <w:pPr>
+        <w:spacing w:line="336" w:lineRule="auto" w:after="180"/>
+      </w:pPr>
+      <w:r>
+        <w:rPr>
+          <w:b w:val="0"/>
+        </w:rPr>
+        <w:t xml:space="preserve">Freeze the rule and evaluate it on unused examples; do not claim a new split of the same reused cards repairs the earlier </w:t>
+      </w:r>
+      <w:r>
+        <w:rPr>
+          <w:b/>
+        </w:rPr>
+        <w:t>evaluation</w:t>
+      </w:r>
+      <w:r>
+        <w:rPr>
+          <w:b w:val="0"/>
+        </w:rPr>
+        <w:t>.</w:t>
+      </w:r>
+    </w:p>
+    <w:p>
+      <w:pPr>
+        <w:pStyle w:val="Heading2"/>
+      </w:pPr>
+      <w:r>
+        <w:t>W5 Decide the next step</w:t>
+      </w:r>
+    </w:p>
+    <w:p>
+      <w:pPr>
+        <w:spacing w:line="336" w:lineRule="auto" w:after="180"/>
+      </w:pPr>
+      <w:r>
+        <w:rPr>
+          <w:b w:val="0"/>
+        </w:rPr>
+        <w:t>After W4, a team changes its threshold because of the test error. Can the same three cards be an untouched final test for the changed model? Explain how to proceed.</w:t>
+      </w:r>
+    </w:p>
+    <w:p>
+      <w:pPr>
+        <w:spacing w:line="336" w:lineRule="auto" w:after="180"/>
+      </w:pPr>
+      <w:r>
+        <w:rPr>
+          <w:b w:val="0"/>
+        </w:rPr>
+        <w:t xml:space="preserve">No. Their </w:t>
+      </w:r>
+      <w:r>
+        <w:rPr>
+          <w:b/>
+        </w:rPr>
+        <w:t>label</w:t>
+      </w:r>
+      <w:r>
+        <w:rPr>
+          <w:b w:val="0"/>
+        </w:rPr>
+        <w:t xml:space="preserve">s have influenced the revision. Keep the first result, log the new threshold and use the old cases for development or regression checks. Use fresh reserved cases for an independent final </w:t>
+      </w:r>
+      <w:r>
+        <w:rPr>
+          <w:b/>
+        </w:rPr>
+        <w:t>evaluation</w:t>
+      </w:r>
+      <w:r>
+        <w:rPr>
+          <w:b w:val="0"/>
+        </w:rPr>
+        <w:t>.</w:t>
+      </w:r>
+    </w:p>
+    <w:p>
+      <w:pPr>
+        <w:pStyle w:val="Heading2"/>
+      </w:pPr>
+      <w:r>
+        <w:t>Earlier wording, alternatives and picture transcripts · reference / check after trying</w:t>
+      </w:r>
+    </w:p>
+    <w:p>
+      <w:pPr>
+        <w:spacing w:line="336" w:lineRule="auto" w:after="180"/>
+      </w:pPr>
+      <w:r>
+        <w:rPr>
+          <w:b w:val="0"/>
+        </w:rPr>
+        <w:t>Assess and explain the answers</w:t>
       </w:r>
     </w:p>
     <w:p>
@@ -4086,46 +4899,56 @@
     </w:p>
     <w:p>
       <w:pPr>
+        <w:spacing w:line="336" w:lineRule="auto" w:after="180"/>
+      </w:pPr>
+      <w:r>
+        <w:rPr>
+          <w:b w:val="0"/>
+        </w:rPr>
+        <w:t xml:space="preserve">Define use and </w:t>
+      </w:r>
+      <w:r>
+        <w:rPr>
+          <w:b/>
+        </w:rPr>
+        <w:t>label</w:t>
+      </w:r>
+      <w:r>
+        <w:rPr>
+          <w:b w:val="0"/>
+        </w:rPr>
+        <w:t xml:space="preserve">s, collect data, separate </w:t>
+      </w:r>
+      <w:r>
+        <w:rPr>
+          <w:b/>
+        </w:rPr>
+        <w:t>evaluation</w:t>
+      </w:r>
+      <w:r>
+        <w:rPr>
+          <w:b w:val="0"/>
+        </w:rPr>
+        <w:t xml:space="preserve"> data, train, predict, evaluate and improve. One correct result is insufficient. Test unseen varied cases and retain human responsibility.</w:t>
+      </w:r>
+    </w:p>
+    <w:p>
+      <w:pPr>
         <w:pStyle w:val="Heading3"/>
       </w:pPr>
       <w:r>
-        <w:t>Teacher key · Worked case answer</w:t>
+        <w:t>Additional transfer practice question</w:t>
       </w:r>
     </w:p>
     <w:p>
       <w:pPr>
         <w:spacing w:line="336" w:lineRule="auto" w:after="180"/>
-        <w:shd w:fill="F1F6FC"/>
-      </w:pPr>
-      <w:r>
-        <w:rPr>
-          <w:b w:val="0"/>
-        </w:rPr>
-        <w:t xml:space="preserve">Define use and </w:t>
-      </w:r>
-      <w:r>
-        <w:rPr>
-          <w:b/>
-        </w:rPr>
-        <w:t>label</w:t>
-      </w:r>
-      <w:r>
-        <w:rPr>
-          <w:b w:val="0"/>
-        </w:rPr>
-        <w:t xml:space="preserve">s, collect data, separate </w:t>
-      </w:r>
-      <w:r>
-        <w:rPr>
-          <w:b/>
-        </w:rPr>
-        <w:t>evaluation</w:t>
-      </w:r>
-      <w:r>
-        <w:rPr>
-          <w:b w:val="0"/>
-        </w:rPr>
-        <w:t xml:space="preserve"> data, train, predict, evaluate and improve. One correct result is insufficient. Test unseen varied cases and retain human responsibility.</w:t>
+      </w:pPr>
+      <w:r>
+        <w:rPr>
+          <w:b w:val="0"/>
+        </w:rPr>
+        <w:t>A team selects a model before deciding what outcome to predict or where the data comes from. Name two missing lifecycle decisions and their effect.</w:t>
       </w:r>
     </w:p>
     <w:p>
@@ -4133,49 +4956,12 @@
         <w:pStyle w:val="Heading3"/>
       </w:pPr>
       <w:r>
-        <w:t>Independent question</w:t>
-      </w:r>
-    </w:p>
-    <w:p>
-      <w:pPr>
-        <w:pStyle w:val="Heading3"/>
-      </w:pPr>
-      <w:r>
-        <w:t>Independent question · withhold the key</w:t>
+        <w:t>Reasoned practice answer</w:t>
       </w:r>
     </w:p>
     <w:p>
       <w:pPr>
         <w:spacing w:line="336" w:lineRule="auto" w:after="180"/>
-        <w:shd w:fill="F5F1FB"/>
-      </w:pPr>
-      <w:r>
-        <w:rPr>
-          <w:b w:val="0"/>
-        </w:rPr>
-        <w:t>A team selects a model before deciding what outcome to predict or where the data comes from. Name two missing lifecycle decisions and their effect.</w:t>
-      </w:r>
-    </w:p>
-    <w:p>
-      <w:pPr>
-        <w:pStyle w:val="Heading3"/>
-      </w:pPr>
-      <w:r>
-        <w:t>Expected independent answer</w:t>
-      </w:r>
-    </w:p>
-    <w:p>
-      <w:pPr>
-        <w:pStyle w:val="Heading3"/>
-      </w:pPr>
-      <w:r>
-        <w:t>Teacher key · Expected independent answer</w:t>
-      </w:r>
-    </w:p>
-    <w:p>
-      <w:pPr>
-        <w:spacing w:line="336" w:lineRule="auto" w:after="180"/>
-        <w:shd w:fill="F1F6FC"/>
       </w:pPr>
       <w:r>
         <w:rPr>
@@ -4493,58 +5279,221 @@
     </w:p>
     <w:p>
       <w:pPr>
+        <w:spacing w:line="336" w:lineRule="auto" w:after="180"/>
+      </w:pPr>
+      <w:r>
+        <w:rPr>
+          <w:b w:val="0"/>
+        </w:rPr>
+        <w:t xml:space="preserve">Specify users, </w:t>
+      </w:r>
+      <w:r>
+        <w:rPr>
+          <w:b/>
+        </w:rPr>
+        <w:t>label</w:t>
+      </w:r>
+      <w:r>
+        <w:rPr>
+          <w:b w:val="0"/>
+        </w:rPr>
+        <w:t>s and operating conditions; separate related examples before development; compare a baseline; evaluate on varied untouched cases with declared metrics; document failures and human review.</w:t>
+      </w:r>
+    </w:p>
+    <w:p>
+      <w:pPr>
+        <w:spacing w:line="336" w:lineRule="auto" w:after="180"/>
+      </w:pPr>
+      <w:r>
+        <w:rPr>
+          <w:b w:val="0"/>
+        </w:rPr>
+        <w:t xml:space="preserve">One success supplies one </w:t>
+      </w:r>
+      <w:r>
+        <w:rPr>
+          <w:b/>
+        </w:rPr>
+        <w:t>observation</w:t>
+      </w:r>
+      <w:r>
+        <w:rPr>
+          <w:b w:val="0"/>
+        </w:rPr>
+        <w:t>, not broad reliability.</w:t>
+      </w:r>
+    </w:p>
+    <w:p>
+      <w:pPr>
         <w:pStyle w:val="Heading3"/>
       </w:pPr>
       <w:r>
-        <w:t>Teacher key · Original transfer answer</w:t>
+        <w:t>Explanations for the additional workbook examples</w:t>
+      </w:r>
+    </w:p>
+    <w:p>
+      <w:pPr>
+        <w:pStyle w:val="Heading3"/>
+      </w:pPr>
+      <w:r>
+        <w:t>W1 Identify the learning decision</w:t>
+      </w:r>
+    </w:p>
+    <w:p>
+      <w:pPr>
+        <w:pStyle w:val="Heading3"/>
+      </w:pPr>
+      <w:r>
+        <w:t>W2 Trace one candidate</w:t>
+      </w:r>
+    </w:p>
+    <w:p>
+      <w:pPr>
+        <w:pStyle w:val="Heading3"/>
+      </w:pPr>
+      <w:r>
+        <w:t>W3 Repair the report</w:t>
+      </w:r>
+    </w:p>
+    <w:p>
+      <w:pPr>
+        <w:pStyle w:val="Heading3"/>
+      </w:pPr>
+      <w:r>
+        <w:t>W4 Fit and evaluate independently</w:t>
       </w:r>
     </w:p>
     <w:p>
       <w:pPr>
         <w:spacing w:line="336" w:lineRule="auto" w:after="180"/>
-        <w:shd w:fill="F1F6FC"/>
-      </w:pPr>
-      <w:r>
-        <w:rPr>
-          <w:b w:val="0"/>
-        </w:rPr>
-        <w:t xml:space="preserve">Specify users, </w:t>
+      </w:pPr>
+      <w:r>
+        <w:rPr>
+          <w:b w:val="0"/>
+        </w:rPr>
+        <w:t xml:space="preserve">New </w:t>
       </w:r>
       <w:r>
         <w:rPr>
           <w:b/>
         </w:rPr>
+        <w:t>training</w:t>
+      </w:r>
+      <w:r>
+        <w:rPr>
+          <w:b w:val="0"/>
+        </w:rPr>
+        <w:t xml:space="preserve"> cards are (width 2, </w:t>
+      </w:r>
+      <w:r>
+        <w:rPr>
+          <w:b/>
+        </w:rPr>
         <w:t>label</w:t>
       </w:r>
       <w:r>
         <w:rPr>
           <w:b w:val="0"/>
         </w:rPr>
-        <w:t>s and operating conditions; separate related examples before development; compare a baseline; evaluate on varied untouched cases with declared metrics; document failures and human review.</w:t>
+        <w:t xml:space="preserve"> 0), (4, 0), (6, 1), (8, 1). Candidates are 3, 5 and 7. Predict 1 when width is at least the threshold.</w:t>
       </w:r>
     </w:p>
     <w:p>
       <w:pPr>
         <w:spacing w:line="336" w:lineRule="auto" w:after="180"/>
-        <w:shd w:fill="F1F6FC"/>
-      </w:pPr>
-      <w:r>
-        <w:rPr>
-          <w:b w:val="0"/>
-        </w:rPr>
-        <w:t xml:space="preserve">One success supplies one </w:t>
+      </w:pPr>
+      <w:r>
+        <w:rPr>
+          <w:b w:val="0"/>
+        </w:rPr>
+        <w:t xml:space="preserve">Count </w:t>
       </w:r>
       <w:r>
         <w:rPr>
           <w:b/>
         </w:rPr>
-        <w:t>observation</w:t>
-      </w:r>
-      <w:r>
-        <w:rPr>
-          <w:b w:val="0"/>
-        </w:rPr>
-        <w:t>, not broad reliability.</w:t>
+        <w:t>training</w:t>
+      </w:r>
+      <w:r>
+        <w:rPr>
+          <w:b w:val="0"/>
+        </w:rPr>
+        <w:t xml:space="preserve"> mistakes, select the fewest with smaller threshold breaking ties, and record the choice before testing. Held out cards are (3, 0), (7, 1), (5, 0).</w:t>
+      </w:r>
+    </w:p>
+    <w:p>
+      <w:pPr>
+        <w:spacing w:line="336" w:lineRule="auto" w:after="180"/>
+      </w:pPr>
+      <w:r>
+        <w:rPr>
+          <w:b w:val="0"/>
+        </w:rPr>
+        <w:t xml:space="preserve">Give each test </w:t>
+      </w:r>
+      <w:r>
+        <w:rPr>
+          <w:b/>
+        </w:rPr>
+        <w:t>prediction</w:t>
+      </w:r>
+      <w:r>
+        <w:rPr>
+          <w:b w:val="0"/>
+        </w:rPr>
+        <w:t>, the correct count and a limited conclusion.</w:t>
+      </w:r>
+    </w:p>
+    <w:p>
+      <w:pPr>
+        <w:spacing w:line="336" w:lineRule="auto" w:after="180"/>
+      </w:pPr>
+      <w:r>
+        <w:rPr>
+          <w:b/>
+        </w:rPr>
+        <w:t>Training</w:t>
+      </w:r>
+      <w:r>
+        <w:rPr>
+          <w:b w:val="0"/>
+        </w:rPr>
+        <w:t xml:space="preserve"> mistake counts for thresholds 3, 5 and 7 are 1, 0 and 1; select 5 before examining test results. Held out </w:t>
+      </w:r>
+      <w:r>
+        <w:rPr>
+          <w:b/>
+        </w:rPr>
+        <w:t>prediction</w:t>
+      </w:r>
+      <w:r>
+        <w:rPr>
+          <w:b w:val="0"/>
+        </w:rPr>
+        <w:t>s are 0, 1, 1. The width 5 card is wrong, giving 2 correct out of 3.</w:t>
+      </w:r>
+    </w:p>
+    <w:p>
+      <w:pPr>
+        <w:spacing w:line="336" w:lineRule="auto" w:after="180"/>
+      </w:pPr>
+      <w:r>
+        <w:rPr>
+          <w:b w:val="0"/>
+        </w:rPr>
+        <w:t xml:space="preserve">This supports the result on these three cards only, not universal reliability. Preserve threshold 5 for this </w:t>
+      </w:r>
+      <w:r>
+        <w:rPr>
+          <w:b/>
+        </w:rPr>
+        <w:t>evaluation</w:t>
+      </w:r>
+      <w:r>
+        <w:rPr>
+          <w:b w:val="0"/>
+        </w:rPr>
+        <w:t>.</w:t>
       </w:r>
     </w:p>
     <w:p>
@@ -4552,7 +5501,7 @@
         <w:pStyle w:val="Heading3"/>
       </w:pPr>
       <w:r>
-        <w:t>Explanations for the additional workbook examples</w:t>
+        <w:t>W5 Decide the next step</w:t>
       </w:r>
     </w:p>
     <w:p>
@@ -4560,7 +5509,7 @@
         <w:pStyle w:val="Heading3"/>
       </w:pPr>
       <w:r>
-        <w:t>W1 Identify the learning decision</w:t>
+        <w:t>Assess independent transfer</w:t>
       </w:r>
     </w:p>
     <w:p>
@@ -4568,75 +5517,200 @@
         <w:pStyle w:val="Heading3"/>
       </w:pPr>
       <w:r>
-        <w:t>Workbook question · W1</w:t>
+        <w:t>Selected case answer</w:t>
+      </w:r>
+    </w:p>
+    <w:p>
+      <w:pPr>
+        <w:pStyle w:val="Heading3"/>
+      </w:pPr>
+      <w:r>
+        <w:t>Feedback that the learner uses</w:t>
+      </w:r>
+    </w:p>
+    <w:p>
+      <w:pPr>
+        <w:pStyle w:val="Heading1"/>
+      </w:pPr>
+      <w:r>
+        <w:t>06. Connect, support and revisit the experiment</w:t>
+      </w:r>
+    </w:p>
+    <w:p>
+      <w:r>
+        <w:t>Retain failures and assess a fresh parallel case after help.</w:t>
+      </w:r>
+    </w:p>
+    <w:p>
+      <w:pPr>
+        <w:pStyle w:val="Heading2"/>
+      </w:pPr>
+      <w:r>
+        <w:t>Project evidence</w:t>
       </w:r>
     </w:p>
     <w:p>
       <w:pPr>
         <w:spacing w:line="336" w:lineRule="auto" w:after="180"/>
-        <w:shd w:fill="F5F1FB"/>
-      </w:pPr>
-      <w:r>
-        <w:rPr>
-          <w:b w:val="0"/>
-        </w:rPr>
-        <w:t xml:space="preserve">For the worked cards, name the </w:t>
+      </w:pPr>
+      <w:r>
+        <w:rPr>
+          <w:b w:val="0"/>
+        </w:rPr>
+        <w:t xml:space="preserve">Write the Responsible Plant Classifier problem statement, intended user, </w:t>
       </w:r>
       <w:r>
         <w:rPr>
           <w:b/>
         </w:rPr>
+        <w:t>prediction</w:t>
+      </w:r>
+      <w:r>
+        <w:rPr>
+          <w:b w:val="0"/>
+        </w:rPr>
+        <w:t xml:space="preserve"> target, success measure, and human-review point.</w:t>
+      </w:r>
+    </w:p>
+    <w:p>
+      <w:pPr>
+        <w:spacing w:line="336" w:lineRule="auto" w:after="180"/>
+      </w:pPr>
+      <w:r>
+        <w:rPr>
+          <w:b w:val="0"/>
+        </w:rPr>
+        <w:t xml:space="preserve">Keep the decision, </w:t>
+      </w:r>
+      <w:r>
+        <w:rPr>
+          <w:b/>
+        </w:rPr>
         <w:t>input</w:t>
       </w:r>
       <w:r>
         <w:rPr>
           <w:b w:val="0"/>
         </w:rPr>
-        <w:t xml:space="preserve">, </w:t>
+        <w:t xml:space="preserve">, result, explanation and remaining limitation in the project </w:t>
       </w:r>
       <w:r>
         <w:rPr>
           <w:b/>
         </w:rPr>
+        <w:t>evidence</w:t>
+      </w:r>
+      <w:r>
+        <w:rPr>
+          <w:b w:val="0"/>
+        </w:rPr>
+        <w:t xml:space="preserve"> record. Retrieve this record next week rather than restarting the project.</w:t>
+      </w:r>
+    </w:p>
+    <w:p>
+      <w:pPr>
+        <w:spacing w:line="336" w:lineRule="auto" w:after="180"/>
+      </w:pPr>
+      <w:r>
+        <w:rPr>
+          <w:b w:val="0"/>
+        </w:rPr>
+        <w:t xml:space="preserve">For your Responsible Plant Classifier, save the </w:t>
+      </w:r>
+      <w:r>
+        <w:rPr>
+          <w:b/>
+        </w:rPr>
+        <w:t>input</w:t>
+      </w:r>
+      <w:r>
+        <w:rPr>
+          <w:b w:val="0"/>
+        </w:rPr>
+        <w:t>, procedure, observed result and limitation of this check.</w:t>
+      </w:r>
+    </w:p>
+    <w:p>
+      <w:pPr>
+        <w:spacing w:line="336" w:lineRule="auto" w:after="180"/>
+      </w:pPr>
+      <w:r>
+        <w:rPr>
+          <w:b/>
+        </w:rPr>
+        <w:t>Label</w:t>
+      </w:r>
+      <w:r>
+        <w:rPr>
+          <w:b w:val="0"/>
+        </w:rPr>
+        <w:t xml:space="preserve"> this worked example as practice; use a different, previously unreviewed case when checking independent understanding.</w:t>
+      </w:r>
+    </w:p>
+    <w:p>
+      <w:pPr>
+        <w:pStyle w:val="Heading2"/>
+      </w:pPr>
+      <w:r>
+        <w:t>Support and selected reassessment</w:t>
+      </w:r>
+    </w:p>
+    <w:p>
+      <w:pPr>
+        <w:spacing w:line="336" w:lineRule="auto" w:after="180"/>
+      </w:pPr>
+      <w:r>
+        <w:rPr>
+          <w:b w:val="0"/>
+        </w:rPr>
+        <w:t xml:space="preserve">Use a tiny </w:t>
+      </w:r>
+      <w:r>
+        <w:rPr>
+          <w:b/>
+        </w:rPr>
         <w:t>label</w:t>
       </w:r>
       <w:r>
         <w:rPr>
           <w:b w:val="0"/>
         </w:rPr>
-        <w:t>, three candidate thresholds and the information allowed to select a threshold.</w:t>
-      </w:r>
-    </w:p>
-    <w:p>
-      <w:pPr>
-        <w:pStyle w:val="Heading3"/>
-      </w:pPr>
-      <w:r>
-        <w:t>Teacher reasoning · W1</w:t>
+        <w:t xml:space="preserve">led dataset, explicit units and a named positive class. Stretch: require a baseline, held-out </w:t>
+      </w:r>
+      <w:r>
+        <w:rPr>
+          <w:b/>
+        </w:rPr>
+        <w:t>evaluation</w:t>
+      </w:r>
+      <w:r>
+        <w:rPr>
+          <w:b w:val="0"/>
+        </w:rPr>
+        <w:t xml:space="preserve"> and subgroup or shifted-condition analysis with denominators.</w:t>
       </w:r>
     </w:p>
     <w:p>
       <w:pPr>
         <w:spacing w:line="336" w:lineRule="auto" w:after="180"/>
-        <w:shd w:fill="F1F6FC"/>
-      </w:pPr>
-      <w:r>
-        <w:rPr>
-          <w:b w:val="0"/>
-        </w:rPr>
-        <w:t xml:space="preserve">The </w:t>
+      </w:pPr>
+      <w:r>
+        <w:rPr>
+          <w:b w:val="0"/>
+        </w:rPr>
+        <w:t xml:space="preserve">Use a </w:t>
       </w:r>
       <w:r>
         <w:rPr>
           <w:b/>
         </w:rPr>
-        <w:t>input</w:t>
-      </w:r>
-      <w:r>
-        <w:rPr>
-          <w:b w:val="0"/>
-        </w:rPr>
-        <w:t xml:space="preserve"> is width x and the </w:t>
+        <w:t>prediction</w:t>
+      </w:r>
+      <w:r>
+        <w:rPr>
+          <w:b w:val="0"/>
+        </w:rPr>
+        <w:t xml:space="preserve"> grid with one row per card and one column per candidate. Cover held out rows until the choice is written. Read pairs aloud as width then </w:t>
       </w:r>
       <w:r>
         <w:rPr>
@@ -4648,7 +5722,18 @@
         <w:rPr>
           <w:b w:val="0"/>
         </w:rPr>
-        <w:t xml:space="preserve"> is the observed category 0 or 1. Candidates are 2, 4 and 6. Selection uses mistakes on the four </w:t>
+        <w:t>.</w:t>
+      </w:r>
+    </w:p>
+    <w:p>
+      <w:pPr>
+        <w:spacing w:line="336" w:lineRule="auto" w:after="180"/>
+      </w:pPr>
+      <w:r>
+        <w:rPr>
+          <w:b w:val="0"/>
+        </w:rPr>
+        <w:t xml:space="preserve">Extension: candidates 4 and 5 both fit the worked </w:t>
       </w:r>
       <w:r>
         <w:rPr>
@@ -4660,7 +5745,7 @@
         <w:rPr>
           <w:b w:val="0"/>
         </w:rPr>
-        <w:t xml:space="preserve"> cards only; held out </w:t>
+        <w:t xml:space="preserve"> set with zero errors; the predeclared smaller-threshold tie rule chooses 4. Explain why the test </w:t>
       </w:r>
       <w:r>
         <w:rPr>
@@ -4672,35 +5757,18 @@
         <w:rPr>
           <w:b w:val="0"/>
         </w:rPr>
-        <w:t>s must not guide it.</w:t>
-      </w:r>
-    </w:p>
-    <w:p>
-      <w:pPr>
-        <w:pStyle w:val="Heading3"/>
-      </w:pPr>
-      <w:r>
-        <w:t>W2 Trace one candidate</w:t>
-      </w:r>
-    </w:p>
-    <w:p>
-      <w:pPr>
-        <w:pStyle w:val="Heading3"/>
-      </w:pPr>
-      <w:r>
-        <w:t>Workbook question · W2</w:t>
+        <w:t>s must not break this tie.</w:t>
       </w:r>
     </w:p>
     <w:p>
       <w:pPr>
         <w:spacing w:line="336" w:lineRule="auto" w:after="180"/>
-        <w:shd w:fill="F5F1FB"/>
-      </w:pPr>
-      <w:r>
-        <w:rPr>
-          <w:b w:val="0"/>
-        </w:rPr>
-        <w:t xml:space="preserve">Use threshold 6 on the four </w:t>
+      </w:pPr>
+      <w:r>
+        <w:rPr>
+          <w:b w:val="0"/>
+        </w:rPr>
+        <w:t xml:space="preserve">Require W4 </w:t>
       </w:r>
       <w:r>
         <w:rPr>
@@ -4712,7 +5780,7 @@
         <w:rPr>
           <w:b w:val="0"/>
         </w:rPr>
-        <w:t xml:space="preserve"> widths 1, 3, 5 and 7. Write all </w:t>
+        <w:t xml:space="preserve"> counts 1, 0, 1, selection 5, held out </w:t>
       </w:r>
       <w:r>
         <w:rPr>
@@ -4724,1190 +5792,73 @@
         <w:rPr>
           <w:b w:val="0"/>
         </w:rPr>
-        <w:t>s, identify each error, and explain why threshold 4 is selected.</w:t>
-      </w:r>
-    </w:p>
-    <w:p>
-      <w:pPr>
-        <w:pStyle w:val="Heading3"/>
-      </w:pPr>
-      <w:r>
-        <w:t>Teacher reasoning · W2</w:t>
+        <w:t>s 0, 1, 1 and result 2 of 3, plus an explanation of separation and limits. Assess the explanation before offering hints.</w:t>
       </w:r>
     </w:p>
     <w:p>
       <w:pPr>
         <w:spacing w:line="336" w:lineRule="auto" w:after="180"/>
-        <w:shd w:fill="F1F6FC"/>
-      </w:pPr>
+      </w:pPr>
+      <w:r>
+        <w:rPr>
+          <w:b w:val="0"/>
+        </w:rPr>
+        <w:t xml:space="preserve">Fresh retry: </w:t>
+      </w:r>
       <w:r>
         <w:rPr>
           <w:b/>
         </w:rPr>
-        <w:t>Prediction</w:t>
-      </w:r>
-      <w:r>
-        <w:rPr>
-          <w:b w:val="0"/>
-        </w:rPr>
-        <w:t xml:space="preserve">s are 0, 0, 0, 1. The width 5 card is wrong because its </w:t>
+        <w:t>training</w:t>
+      </w:r>
+      <w:r>
+        <w:rPr>
+          <w:b w:val="0"/>
+        </w:rPr>
+        <w:t xml:space="preserve"> (1,0), (5,0), (7,1), (9,1), candidates 4,6,8. Mistakes are 1,0,1; choose 6. Held out (2,0), (8,1), (6,0) produces 0,1,1 and 2 of 3. Ask why the final error must remain in the report.</w:t>
+      </w:r>
+    </w:p>
+    <w:p>
+      <w:pPr>
+        <w:spacing w:line="336" w:lineRule="auto" w:after="180"/>
+      </w:pPr>
+      <w:r>
+        <w:rPr>
+          <w:b w:val="0"/>
+        </w:rPr>
+        <w:t xml:space="preserve">Correct arithmetic without keeping </w:t>
       </w:r>
       <w:r>
         <w:rPr>
           <w:b/>
         </w:rPr>
-        <w:t>label</w:t>
-      </w:r>
-      <w:r>
-        <w:rPr>
-          <w:b w:val="0"/>
-        </w:rPr>
-        <w:t xml:space="preserve"> is 1. Threshold 6 has one </w:t>
+        <w:t>fitting</w:t>
+      </w:r>
+      <w:r>
+        <w:rPr>
+          <w:b w:val="0"/>
+        </w:rPr>
+        <w:t xml:space="preserve"> and testing separate is not sufficient exit </w:t>
       </w:r>
       <w:r>
         <w:rPr>
           <w:b/>
         </w:rPr>
-        <w:t>training</w:t>
-      </w:r>
-      <w:r>
-        <w:rPr>
-          <w:b w:val="0"/>
-        </w:rPr>
-        <w:t xml:space="preserve"> mistake; threshold 4 has zero and is selected.</w:t>
-      </w:r>
-    </w:p>
-    <w:p>
-      <w:pPr>
-        <w:pStyle w:val="Heading3"/>
-      </w:pPr>
-      <w:r>
-        <w:t>W3 Repair the report</w:t>
-      </w:r>
-    </w:p>
-    <w:p>
-      <w:pPr>
-        <w:pStyle w:val="Heading3"/>
-      </w:pPr>
-      <w:r>
-        <w:t>Workbook question · W3</w:t>
-      </w:r>
-    </w:p>
-    <w:p>
-      <w:pPr>
-        <w:spacing w:line="336" w:lineRule="auto" w:after="180"/>
-        <w:shd w:fill="F5F1FB"/>
-      </w:pPr>
-      <w:r>
-        <w:rPr>
-          <w:b w:val="0"/>
-        </w:rPr>
-        <w:t xml:space="preserve">A learner fits on all six worked cards and then reports 6 of 6 as independent test performance. Explain what is wrong and what </w:t>
-      </w:r>
-      <w:r>
-        <w:rPr>
-          <w:b/>
-        </w:rPr>
         <w:t>evidence</w:t>
       </w:r>
       <w:r>
         <w:rPr>
           <w:b w:val="0"/>
         </w:rPr>
-        <w:t xml:space="preserve"> is needed.</w:t>
-      </w:r>
-    </w:p>
-    <w:p>
-      <w:pPr>
-        <w:pStyle w:val="Heading3"/>
-      </w:pPr>
-      <w:r>
-        <w:t>Teacher reasoning · W3</w:t>
-      </w:r>
-    </w:p>
-    <w:p>
-      <w:pPr>
-        <w:spacing w:line="336" w:lineRule="auto" w:after="180"/>
-        <w:shd w:fill="F1F6FC"/>
-      </w:pPr>
-      <w:r>
-        <w:rPr>
-          <w:b w:val="0"/>
-        </w:rPr>
-        <w:t xml:space="preserve">All six cards influenced </w:t>
-      </w:r>
-      <w:r>
-        <w:rPr>
-          <w:b/>
-        </w:rPr>
-        <w:t>fitting</w:t>
-      </w:r>
-      <w:r>
-        <w:rPr>
-          <w:b w:val="0"/>
-        </w:rPr>
-        <w:t xml:space="preserve">, so none of those six provides an independent test. Report this as performance on </w:t>
-      </w:r>
-      <w:r>
-        <w:rPr>
-          <w:b/>
-        </w:rPr>
-        <w:t>fitting</w:t>
-      </w:r>
-      <w:r>
-        <w:rPr>
-          <w:b w:val="0"/>
-        </w:rPr>
-        <w:t xml:space="preserve"> data.</w:t>
-      </w:r>
-    </w:p>
-    <w:p>
-      <w:pPr>
-        <w:spacing w:line="336" w:lineRule="auto" w:after="180"/>
-        <w:shd w:fill="F1F6FC"/>
-      </w:pPr>
-      <w:r>
-        <w:rPr>
-          <w:b w:val="0"/>
-        </w:rPr>
-        <w:t xml:space="preserve">Freeze the rule and evaluate it on unused examples; do not claim a new split of the same reused cards repairs the earlier </w:t>
-      </w:r>
-      <w:r>
-        <w:rPr>
-          <w:b/>
-        </w:rPr>
-        <w:t>evaluation</w:t>
-      </w:r>
-      <w:r>
-        <w:rPr>
-          <w:b w:val="0"/>
-        </w:rPr>
         <w:t>.</w:t>
       </w:r>
     </w:p>
     <w:p>
       <w:pPr>
-        <w:pStyle w:val="Heading3"/>
-      </w:pPr>
-      <w:r>
-        <w:t>W4 Fit and evaluate independently</w:t>
-      </w:r>
-    </w:p>
-    <w:p>
-      <w:pPr>
-        <w:pStyle w:val="Heading3"/>
-      </w:pPr>
-      <w:r>
-        <w:t>Workbook question · W4</w:t>
-      </w:r>
-    </w:p>
-    <w:p>
-      <w:pPr>
-        <w:spacing w:line="336" w:lineRule="auto" w:after="180"/>
-        <w:shd w:fill="F5F1FB"/>
-      </w:pPr>
-      <w:r>
-        <w:rPr>
-          <w:b w:val="0"/>
-        </w:rPr>
-        <w:t xml:space="preserve">New </w:t>
-      </w:r>
-      <w:r>
-        <w:rPr>
-          <w:b/>
-        </w:rPr>
-        <w:t>training</w:t>
-      </w:r>
-      <w:r>
-        <w:rPr>
-          <w:b w:val="0"/>
-        </w:rPr>
-        <w:t xml:space="preserve"> cards are (width 2, </w:t>
-      </w:r>
-      <w:r>
-        <w:rPr>
-          <w:b/>
-        </w:rPr>
-        <w:t>label</w:t>
-      </w:r>
-      <w:r>
-        <w:rPr>
-          <w:b w:val="0"/>
-        </w:rPr>
-        <w:t xml:space="preserve"> 0), (4, 0), (6, 1), (8, 1). Candidates are 3, 5 and 7. Predict 1 when width is at least the threshold.</w:t>
-      </w:r>
-    </w:p>
-    <w:p>
-      <w:pPr>
-        <w:spacing w:line="336" w:lineRule="auto" w:after="180"/>
-        <w:shd w:fill="F5F1FB"/>
-      </w:pPr>
-      <w:r>
-        <w:rPr>
-          <w:b w:val="0"/>
-        </w:rPr>
-        <w:t xml:space="preserve">Count </w:t>
-      </w:r>
-      <w:r>
-        <w:rPr>
-          <w:b/>
-        </w:rPr>
-        <w:t>training</w:t>
-      </w:r>
-      <w:r>
-        <w:rPr>
-          <w:b w:val="0"/>
-        </w:rPr>
-        <w:t xml:space="preserve"> mistakes, select the fewest with smaller threshold breaking ties, and record the choice before testing. Held out cards are (3, 0), (7, 1), (5, 0).</w:t>
-      </w:r>
-    </w:p>
-    <w:p>
-      <w:pPr>
-        <w:spacing w:line="336" w:lineRule="auto" w:after="180"/>
-        <w:shd w:fill="F5F1FB"/>
-      </w:pPr>
-      <w:r>
-        <w:rPr>
-          <w:b w:val="0"/>
-        </w:rPr>
-        <w:t xml:space="preserve">Give each test </w:t>
-      </w:r>
-      <w:r>
-        <w:rPr>
-          <w:b/>
-        </w:rPr>
-        <w:t>prediction</w:t>
-      </w:r>
-      <w:r>
-        <w:rPr>
-          <w:b w:val="0"/>
-        </w:rPr>
-        <w:t>, the correct count and a limited conclusion.</w:t>
-      </w:r>
-    </w:p>
-    <w:p>
-      <w:pPr>
-        <w:pStyle w:val="Heading3"/>
-      </w:pPr>
-      <w:r>
-        <w:t>Teacher reasoning · W4</w:t>
-      </w:r>
-    </w:p>
-    <w:p>
-      <w:pPr>
-        <w:spacing w:line="336" w:lineRule="auto" w:after="180"/>
-        <w:shd w:fill="F1F6FC"/>
-      </w:pPr>
-      <w:r>
-        <w:rPr>
-          <w:b/>
-        </w:rPr>
-        <w:t>Training</w:t>
-      </w:r>
-      <w:r>
-        <w:rPr>
-          <w:b w:val="0"/>
-        </w:rPr>
-        <w:t xml:space="preserve"> mistake counts for thresholds 3, 5 and 7 are 1, 0 and 1; select 5 before examining test results. Held out </w:t>
-      </w:r>
-      <w:r>
-        <w:rPr>
-          <w:b/>
-        </w:rPr>
-        <w:t>prediction</w:t>
-      </w:r>
-      <w:r>
-        <w:rPr>
-          <w:b w:val="0"/>
-        </w:rPr>
-        <w:t>s are 0, 1, 1. The width 5 card is wrong, giving 2 correct out of 3.</w:t>
-      </w:r>
-    </w:p>
-    <w:p>
-      <w:pPr>
-        <w:spacing w:line="336" w:lineRule="auto" w:after="180"/>
-        <w:shd w:fill="F1F6FC"/>
-      </w:pPr>
-      <w:r>
-        <w:rPr>
-          <w:b w:val="0"/>
-        </w:rPr>
-        <w:t xml:space="preserve">This supports the result on these three cards only, not universal reliability. Preserve threshold 5 for this </w:t>
-      </w:r>
-      <w:r>
-        <w:rPr>
-          <w:b/>
-        </w:rPr>
-        <w:t>evaluation</w:t>
-      </w:r>
-      <w:r>
-        <w:rPr>
-          <w:b w:val="0"/>
-        </w:rPr>
-        <w:t>.</w:t>
-      </w:r>
-    </w:p>
-    <w:p>
-      <w:pPr>
-        <w:pStyle w:val="Heading3"/>
-      </w:pPr>
-      <w:r>
-        <w:t>W5 Decide the next step</w:t>
-      </w:r>
-    </w:p>
-    <w:p>
-      <w:pPr>
-        <w:pStyle w:val="Heading3"/>
-      </w:pPr>
-      <w:r>
-        <w:t>Workbook question · W5</w:t>
-      </w:r>
-    </w:p>
-    <w:p>
-      <w:pPr>
-        <w:spacing w:line="336" w:lineRule="auto" w:after="180"/>
-        <w:shd w:fill="F5F1FB"/>
-      </w:pPr>
-      <w:r>
-        <w:rPr>
-          <w:b w:val="0"/>
-        </w:rPr>
-        <w:t>After W4, a team changes its threshold because of the test error. Can the same three cards be an untouched final test for the changed model? Explain how to proceed.</w:t>
-      </w:r>
-    </w:p>
-    <w:p>
-      <w:pPr>
-        <w:pStyle w:val="Heading3"/>
-      </w:pPr>
-      <w:r>
-        <w:t>Teacher reasoning · W5</w:t>
-      </w:r>
-    </w:p>
-    <w:p>
-      <w:pPr>
-        <w:spacing w:line="336" w:lineRule="auto" w:after="180"/>
-        <w:shd w:fill="F1F6FC"/>
-      </w:pPr>
-      <w:r>
-        <w:rPr>
-          <w:b w:val="0"/>
-        </w:rPr>
-        <w:t xml:space="preserve">No. Their </w:t>
-      </w:r>
-      <w:r>
-        <w:rPr>
-          <w:b/>
-        </w:rPr>
-        <w:t>label</w:t>
-      </w:r>
-      <w:r>
-        <w:rPr>
-          <w:b w:val="0"/>
-        </w:rPr>
-        <w:t xml:space="preserve">s have influenced the revision. Keep the first result, log the new threshold and use the old cases for development or regression checks. Use fresh reserved cases for an independent final </w:t>
-      </w:r>
-      <w:r>
-        <w:rPr>
-          <w:b/>
-        </w:rPr>
-        <w:t>evaluation</w:t>
-      </w:r>
-      <w:r>
-        <w:rPr>
-          <w:b w:val="0"/>
-        </w:rPr>
-        <w:t>.</w:t>
-      </w:r>
-    </w:p>
-    <w:p>
-      <w:pPr>
-        <w:pStyle w:val="Heading3"/>
-      </w:pPr>
-      <w:r>
-        <w:t>Assess independent transfer</w:t>
-      </w:r>
-    </w:p>
-    <w:p>
-      <w:pPr>
-        <w:pStyle w:val="Heading3"/>
-      </w:pPr>
-      <w:r>
-        <w:t>Independent question · withhold the key</w:t>
-      </w:r>
-    </w:p>
-    <w:p>
-      <w:pPr>
-        <w:spacing w:line="336" w:lineRule="auto" w:after="180"/>
-        <w:shd w:fill="F5F1FB"/>
-      </w:pPr>
-      <w:r>
-        <w:rPr>
-          <w:b w:val="0"/>
-        </w:rPr>
-        <w:t xml:space="preserve">Selected case: New </w:t>
-      </w:r>
-      <w:r>
-        <w:rPr>
-          <w:b/>
-        </w:rPr>
-        <w:t>training</w:t>
-      </w:r>
-      <w:r>
-        <w:rPr>
-          <w:b w:val="0"/>
-        </w:rPr>
-        <w:t xml:space="preserve"> cards are (width 2, </w:t>
-      </w:r>
-      <w:r>
-        <w:rPr>
-          <w:b/>
-        </w:rPr>
-        <w:t>label</w:t>
-      </w:r>
-      <w:r>
-        <w:rPr>
-          <w:b w:val="0"/>
-        </w:rPr>
-        <w:t xml:space="preserve"> 0), (4, 0), (6, 1), (8, 1). Candidates are 3, 5 and 7. Predict 1 when width is at least the threshold.</w:t>
-      </w:r>
-    </w:p>
-    <w:p>
-      <w:pPr>
-        <w:spacing w:line="336" w:lineRule="auto" w:after="180"/>
-        <w:shd w:fill="F5F1FB"/>
-      </w:pPr>
-      <w:r>
-        <w:rPr>
-          <w:b w:val="0"/>
-        </w:rPr>
-        <w:t xml:space="preserve">Count </w:t>
-      </w:r>
-      <w:r>
-        <w:rPr>
-          <w:b/>
-        </w:rPr>
-        <w:t>training</w:t>
-      </w:r>
-      <w:r>
-        <w:rPr>
-          <w:b w:val="0"/>
-        </w:rPr>
-        <w:t xml:space="preserve"> mistakes, select the fewest with smaller threshold breaking ties, and record the choice before testing. Held out cards are (3, 0), (7, 1), (5, 0).</w:t>
-      </w:r>
-    </w:p>
-    <w:p>
-      <w:pPr>
-        <w:spacing w:line="336" w:lineRule="auto" w:after="180"/>
-        <w:shd w:fill="F5F1FB"/>
-      </w:pPr>
-      <w:r>
-        <w:rPr>
-          <w:b w:val="0"/>
-        </w:rPr>
-        <w:t xml:space="preserve">Give each test </w:t>
-      </w:r>
-      <w:r>
-        <w:rPr>
-          <w:b/>
-        </w:rPr>
-        <w:t>prediction</w:t>
-      </w:r>
-      <w:r>
-        <w:rPr>
-          <w:b w:val="0"/>
-        </w:rPr>
-        <w:t>, the correct count and a limited conclusion.</w:t>
-      </w:r>
-    </w:p>
-    <w:p>
-      <w:pPr>
-        <w:pStyle w:val="Heading3"/>
-      </w:pPr>
-      <w:r>
-        <w:t>Selected case answer</w:t>
-      </w:r>
-    </w:p>
-    <w:p>
-      <w:pPr>
-        <w:pStyle w:val="Heading3"/>
-      </w:pPr>
-      <w:r>
-        <w:t>Teacher key · Selected case answer</w:t>
-      </w:r>
-    </w:p>
-    <w:p>
-      <w:pPr>
-        <w:spacing w:line="336" w:lineRule="auto" w:after="180"/>
-        <w:shd w:fill="F1F6FC"/>
-      </w:pPr>
-      <w:r>
-        <w:rPr>
-          <w:b/>
-        </w:rPr>
-        <w:t>Training</w:t>
-      </w:r>
-      <w:r>
-        <w:rPr>
-          <w:b w:val="0"/>
-        </w:rPr>
-        <w:t xml:space="preserve"> mistake counts for thresholds 3, 5 and 7 are 1, 0 and 1; select 5 before examining test results. Held out </w:t>
-      </w:r>
-      <w:r>
-        <w:rPr>
-          <w:b/>
-        </w:rPr>
-        <w:t>prediction</w:t>
-      </w:r>
-      <w:r>
-        <w:rPr>
-          <w:b w:val="0"/>
-        </w:rPr>
-        <w:t>s are 0, 1, 1. The width 5 card is wrong, giving 2 correct out of 3.</w:t>
-      </w:r>
-    </w:p>
-    <w:p>
-      <w:pPr>
-        <w:spacing w:line="336" w:lineRule="auto" w:after="180"/>
-        <w:shd w:fill="F1F6FC"/>
-      </w:pPr>
-      <w:r>
-        <w:rPr>
-          <w:b w:val="0"/>
-        </w:rPr>
-        <w:t xml:space="preserve">This supports the result on these three cards only, not universal reliability. Preserve threshold 5 for this </w:t>
-      </w:r>
-      <w:r>
-        <w:rPr>
-          <w:b/>
-        </w:rPr>
-        <w:t>evaluation</w:t>
-      </w:r>
-      <w:r>
-        <w:rPr>
-          <w:b w:val="0"/>
-        </w:rPr>
-        <w:t>.</w:t>
-      </w:r>
-    </w:p>
-    <w:tbl>
-      <w:tblPr>
-        <w:tblStyle w:val="LightShading-Accent1"/>
-        <w:tblW w:type="auto" w:w="0"/>
-        <w:tblLook w:firstColumn="1" w:firstRow="1" w:lastColumn="0" w:lastRow="0" w:noHBand="0" w:noVBand="1" w:val="04A0"/>
-      </w:tblPr>
-      <w:tblGrid>
-        <w:gridCol w:w="5112"/>
-        <w:gridCol w:w="5112"/>
-      </w:tblGrid>
-      <w:tr>
-        <w:trPr>
-          <w:tblHeader/>
-        </w:trPr>
-        <w:tc>
-          <w:tcPr>
-            <w:tcW w:type="dxa" w:w="5112"/>
-          </w:tcPr>
-          <w:p>
-            <w:r>
-              <w:t>Dimension</w:t>
-            </w:r>
-          </w:p>
-        </w:tc>
-        <w:tc>
-          <w:tcPr>
-            <w:tcW w:type="dxa" w:w="5112"/>
-          </w:tcPr>
-          <w:p>
-            <w:r>
-              <w:t>Evidence required</w:t>
-            </w:r>
-          </w:p>
-        </w:tc>
-      </w:tr>
-      <w:tr>
-        <w:tc>
-          <w:tcPr>
-            <w:tcW w:type="dxa" w:w="5112"/>
-          </w:tcPr>
-          <w:p>
-            <w:r>
-              <w:t>Explanation</w:t>
-            </w:r>
-          </w:p>
-        </w:tc>
-        <w:tc>
-          <w:tcPr>
-            <w:tcW w:type="dxa" w:w="5112"/>
-          </w:tcPr>
-          <w:p>
-            <w:r>
-              <w:t>Names the applicable idea or procedure and ties it to the supplied facts.</w:t>
-            </w:r>
-          </w:p>
-        </w:tc>
-      </w:tr>
-      <w:tr>
-        <w:tc>
-          <w:tcPr>
-            <w:tcW w:type="dxa" w:w="5112"/>
-          </w:tcPr>
-          <w:p>
-            <w:r>
-              <w:t>Trace and result</w:t>
-            </w:r>
-          </w:p>
-        </w:tc>
-        <w:tc>
-          <w:tcPr>
-            <w:tcW w:type="dxa" w:w="5112"/>
-          </w:tcPr>
-          <w:p>
-            <w:r>
-              <w:t>Preserves the given inputs and shows the relevant intermediate steps; distinguishes a prediction from an observed execution.</w:t>
-            </w:r>
-          </w:p>
-        </w:tc>
-      </w:tr>
-      <w:tr>
-        <w:tc>
-          <w:tcPr>
-            <w:tcW w:type="dxa" w:w="5112"/>
-          </w:tcPr>
-          <w:p>
-            <w:r>
-              <w:t>Limits</w:t>
-            </w:r>
-          </w:p>
-        </w:tc>
-        <w:tc>
-          <w:tcPr>
-            <w:tcW w:type="dxa" w:w="5112"/>
-          </w:tcPr>
-          <w:p>
-            <w:r>
-              <w:t>States the assumptions, missing evidence or conditions under which the result would change.</w:t>
-            </w:r>
-          </w:p>
-        </w:tc>
-      </w:tr>
-    </w:tbl>
-    <w:p>
-      <w:pPr>
-        <w:pStyle w:val="Heading3"/>
-      </w:pPr>
-      <w:r>
-        <w:t>Teacher key · Selected case answer</w:t>
-      </w:r>
-    </w:p>
-    <w:p>
-      <w:pPr>
-        <w:spacing w:line="336" w:lineRule="auto" w:after="180"/>
-        <w:shd w:fill="F1F6FC"/>
-      </w:pPr>
-      <w:r>
-        <w:rPr>
-          <w:b w:val="0"/>
-        </w:rPr>
-        <w:t>Record each dimension as not yet, with support, or independent. Accept a valid alternative procedure with a defensible trace.</w:t>
-      </w:r>
-    </w:p>
-    <w:p>
-      <w:pPr>
-        <w:spacing w:line="336" w:lineRule="auto" w:after="180"/>
-        <w:shd w:fill="F1F6FC"/>
-      </w:pPr>
-      <w:r>
-        <w:rPr>
-          <w:b w:val="0"/>
-        </w:rPr>
-        <w:t xml:space="preserve">Do not penalise an honestly recorded model failure if the learner correctly explains its </w:t>
-      </w:r>
-      <w:r>
-        <w:rPr>
-          <w:b/>
-        </w:rPr>
-        <w:t>evidence</w:t>
-      </w:r>
-      <w:r>
-        <w:rPr>
-          <w:b w:val="0"/>
-        </w:rPr>
-        <w:t xml:space="preserve"> and limits.</w:t>
-      </w:r>
-    </w:p>
-    <w:p>
-      <w:pPr>
-        <w:pStyle w:val="Heading3"/>
-      </w:pPr>
-      <w:r>
-        <w:t>Feedback that the learner uses</w:t>
-      </w:r>
-    </w:p>
-    <w:p>
-      <w:pPr>
-        <w:spacing w:line="336" w:lineRule="auto" w:after="180"/>
-      </w:pPr>
-      <w:r>
-        <w:rPr>
-          <w:b w:val="0"/>
-        </w:rPr>
-        <w:t>Name the earliest unsupported step and give one action to repair it. Have the learner make that repair now and explain why. Then assess the relevant skill on a fresh, fully specified case.</w:t>
-      </w:r>
-    </w:p>
-    <w:p>
-      <w:pPr>
-        <w:spacing w:line="336" w:lineRule="auto" w:after="180"/>
-      </w:pPr>
-      <w:r>
-        <w:rPr>
-          <w:b w:val="0"/>
-        </w:rPr>
-        <w:t>Confirm it was not previously practised with feedback; solve and check the new case before assigning it. A follow-up design prompt is a starting brief, not automatically an equivalent test.</w:t>
-      </w:r>
-    </w:p>
-    <w:p>
-      <w:pPr>
-        <w:pStyle w:val="Heading1"/>
-      </w:pPr>
-      <w:r>
-        <w:t>06. Connect and extend learning</w:t>
-      </w:r>
-    </w:p>
-    <w:p>
-      <w:r>
-        <w:t>Connect The ML Lifecycle to Responsible Plant Classifier, adapt support and plan a later changed-case check.</w:t>
-      </w:r>
-    </w:p>
-    <w:p>
-      <w:pPr>
-        <w:pStyle w:val="Heading3"/>
-      </w:pPr>
-      <w:r>
-        <w:t>Responsible Plant Classifier</w:t>
-      </w:r>
-    </w:p>
-    <w:p>
-      <w:pPr>
-        <w:spacing w:line="336" w:lineRule="auto" w:after="180"/>
-      </w:pPr>
-      <w:r>
-        <w:rPr>
-          <w:b w:val="0"/>
-        </w:rPr>
-        <w:t xml:space="preserve">Write the Responsible Plant Classifier problem statement, intended user, </w:t>
-      </w:r>
-      <w:r>
-        <w:rPr>
-          <w:b/>
-        </w:rPr>
-        <w:t>prediction</w:t>
-      </w:r>
-      <w:r>
-        <w:rPr>
-          <w:b w:val="0"/>
-        </w:rPr>
-        <w:t xml:space="preserve"> target, success measure, and human-review point.</w:t>
-      </w:r>
-    </w:p>
-    <w:p>
-      <w:pPr>
-        <w:spacing w:line="336" w:lineRule="auto" w:after="180"/>
-      </w:pPr>
-      <w:r>
-        <w:rPr>
-          <w:b w:val="0"/>
-        </w:rPr>
-        <w:t xml:space="preserve">Keep the decision, </w:t>
-      </w:r>
-      <w:r>
-        <w:rPr>
-          <w:b/>
-        </w:rPr>
-        <w:t>input</w:t>
-      </w:r>
-      <w:r>
-        <w:rPr>
-          <w:b w:val="0"/>
-        </w:rPr>
-        <w:t xml:space="preserve">, result, explanation and remaining limitation in the project </w:t>
-      </w:r>
-      <w:r>
-        <w:rPr>
-          <w:b/>
-        </w:rPr>
-        <w:t>evidence</w:t>
-      </w:r>
-      <w:r>
-        <w:rPr>
-          <w:b w:val="0"/>
-        </w:rPr>
-        <w:t xml:space="preserve"> record. Retrieve this record next week rather than restarting the project.</w:t>
-      </w:r>
-    </w:p>
-    <w:p>
-      <w:pPr>
-        <w:pStyle w:val="Heading3"/>
-      </w:pPr>
-      <w:r>
-        <w:t>Support and stretch</w:t>
-      </w:r>
-    </w:p>
-    <w:p>
-      <w:pPr>
-        <w:spacing w:line="336" w:lineRule="auto" w:after="180"/>
-      </w:pPr>
-      <w:r>
-        <w:rPr>
-          <w:b w:val="0"/>
-        </w:rPr>
-        <w:t xml:space="preserve">Use a tiny </w:t>
-      </w:r>
-      <w:r>
-        <w:rPr>
-          <w:b/>
-        </w:rPr>
-        <w:t>label</w:t>
-      </w:r>
-      <w:r>
-        <w:rPr>
-          <w:b w:val="0"/>
-        </w:rPr>
-        <w:t xml:space="preserve">led dataset, explicit units and a named positive class. Stretch: require a baseline, held-out </w:t>
-      </w:r>
-      <w:r>
-        <w:rPr>
-          <w:b/>
-        </w:rPr>
-        <w:t>evaluation</w:t>
-      </w:r>
-      <w:r>
-        <w:rPr>
-          <w:b w:val="0"/>
-        </w:rPr>
-        <w:t xml:space="preserve"> and subgroup or shifted-condition analysis with denominators.</w:t>
-      </w:r>
-    </w:p>
-    <w:p>
-      <w:pPr>
-        <w:pStyle w:val="Heading3"/>
-      </w:pPr>
-      <w:r>
-        <w:t>Exit reflection</w:t>
-      </w:r>
-    </w:p>
-    <w:p>
-      <w:pPr>
-        <w:spacing w:line="336" w:lineRule="auto" w:after="180"/>
-      </w:pPr>
-      <w:r>
-        <w:rPr>
-          <w:b w:val="0"/>
-        </w:rPr>
-        <w:t xml:space="preserve">Ask for one decision the learner can now justify and one situation requiring more </w:t>
-      </w:r>
-      <w:r>
-        <w:rPr>
-          <w:b/>
-        </w:rPr>
-        <w:t>evidence</w:t>
-      </w:r>
-      <w:r>
-        <w:rPr>
-          <w:b w:val="0"/>
-        </w:rPr>
-        <w:t xml:space="preserve"> or human review. Confidence ratings are separate from correct independent performance.</w:t>
-      </w:r>
-    </w:p>
-    <w:p>
-      <w:pPr>
-        <w:pStyle w:val="Heading3"/>
-      </w:pPr>
-      <w:r>
-        <w:t>Bridge to the next week</w:t>
-      </w:r>
-    </w:p>
-    <w:p>
-      <w:pPr>
-        <w:spacing w:line="336" w:lineRule="auto" w:after="180"/>
-      </w:pPr>
-      <w:r>
-        <w:rPr>
-          <w:b w:val="0"/>
-        </w:rPr>
-        <w:t xml:space="preserve">Next: Week 2: </w:t>
-      </w:r>
-      <w:r>
-        <w:rPr>
-          <w:b/>
-        </w:rPr>
-        <w:t>Feature</w:t>
-      </w:r>
-      <w:r>
-        <w:rPr>
-          <w:b w:val="0"/>
-        </w:rPr>
-        <w:t xml:space="preserve">s, </w:t>
-      </w:r>
-      <w:r>
-        <w:rPr>
-          <w:b/>
-        </w:rPr>
-        <w:t>Label</w:t>
-      </w:r>
-      <w:r>
-        <w:rPr>
-          <w:b w:val="0"/>
-        </w:rPr>
-        <w:t xml:space="preserve">s, Targets. Retrieve today’s </w:t>
-      </w:r>
-      <w:r>
-        <w:rPr>
-          <w:b/>
-        </w:rPr>
-        <w:t>evidence</w:t>
-      </w:r>
-      <w:r>
-        <w:rPr>
-          <w:b w:val="0"/>
-        </w:rPr>
-        <w:t xml:space="preserve"> and identify what carries forward and what is new.</w:t>
-      </w:r>
-    </w:p>
-    <w:p>
-      <w:pPr>
-        <w:pStyle w:val="Heading3"/>
-      </w:pPr>
-      <w:r>
-        <w:t>Support and fresh reassessment</w:t>
-      </w:r>
-    </w:p>
-    <w:p>
-      <w:pPr>
-        <w:spacing w:line="336" w:lineRule="auto" w:after="180"/>
-      </w:pPr>
-      <w:r>
-        <w:rPr>
-          <w:b w:val="0"/>
-        </w:rPr>
-        <w:t xml:space="preserve">Use a </w:t>
-      </w:r>
-      <w:r>
-        <w:rPr>
-          <w:b/>
-        </w:rPr>
-        <w:t>prediction</w:t>
-      </w:r>
-      <w:r>
-        <w:rPr>
-          <w:b w:val="0"/>
-        </w:rPr>
-        <w:t xml:space="preserve"> grid with one row per card and one column per candidate. Cover held out rows until the choice is written. Read pairs aloud as width then </w:t>
-      </w:r>
-      <w:r>
-        <w:rPr>
-          <w:b/>
-        </w:rPr>
-        <w:t>label</w:t>
-      </w:r>
-      <w:r>
-        <w:rPr>
-          <w:b w:val="0"/>
-        </w:rPr>
-        <w:t>.</w:t>
-      </w:r>
-    </w:p>
-    <w:p>
-      <w:pPr>
-        <w:spacing w:line="336" w:lineRule="auto" w:after="180"/>
-      </w:pPr>
-      <w:r>
-        <w:rPr>
-          <w:b w:val="0"/>
-        </w:rPr>
-        <w:t xml:space="preserve">Extension: candidates 4 and 5 both fit the worked </w:t>
-      </w:r>
-      <w:r>
-        <w:rPr>
-          <w:b/>
-        </w:rPr>
-        <w:t>training</w:t>
-      </w:r>
-      <w:r>
-        <w:rPr>
-          <w:b w:val="0"/>
-        </w:rPr>
-        <w:t xml:space="preserve"> set with zero errors; the predeclared smaller-threshold tie rule chooses 4. Explain why the test </w:t>
-      </w:r>
-      <w:r>
-        <w:rPr>
-          <w:b/>
-        </w:rPr>
-        <w:t>label</w:t>
-      </w:r>
-      <w:r>
-        <w:rPr>
-          <w:b w:val="0"/>
-        </w:rPr>
-        <w:t>s must not break this tie.</w:t>
-      </w:r>
-    </w:p>
-    <w:p>
-      <w:pPr>
-        <w:spacing w:line="336" w:lineRule="auto" w:after="180"/>
-      </w:pPr>
-      <w:r>
-        <w:rPr>
-          <w:b w:val="0"/>
-        </w:rPr>
-        <w:t xml:space="preserve">Require W4 </w:t>
-      </w:r>
-      <w:r>
-        <w:rPr>
-          <w:b/>
-        </w:rPr>
-        <w:t>training</w:t>
-      </w:r>
-      <w:r>
-        <w:rPr>
-          <w:b w:val="0"/>
-        </w:rPr>
-        <w:t xml:space="preserve"> counts 1, 0, 1, selection 5, held out </w:t>
-      </w:r>
-      <w:r>
-        <w:rPr>
-          <w:b/>
-        </w:rPr>
-        <w:t>prediction</w:t>
-      </w:r>
-      <w:r>
-        <w:rPr>
-          <w:b w:val="0"/>
-        </w:rPr>
-        <w:t>s 0, 1, 1 and result 2 of 3, plus an explanation of separation and limits. Assess the explanation before offering hints.</w:t>
-      </w:r>
-    </w:p>
-    <w:p>
-      <w:pPr>
-        <w:spacing w:line="336" w:lineRule="auto" w:after="180"/>
-      </w:pPr>
-      <w:r>
-        <w:rPr>
-          <w:b w:val="0"/>
-        </w:rPr>
-        <w:t xml:space="preserve">Fresh retry: </w:t>
-      </w:r>
-      <w:r>
-        <w:rPr>
-          <w:b/>
-        </w:rPr>
-        <w:t>training</w:t>
-      </w:r>
-      <w:r>
-        <w:rPr>
-          <w:b w:val="0"/>
-        </w:rPr>
-        <w:t xml:space="preserve"> (1,0), (5,0), (7,1), (9,1), candidates 4,6,8. Mistakes are 1,0,1; choose 6. Held out (2,0), (8,1), (6,0) produces 0,1,1 and 2 of 3. Ask why the final error must remain in the report.</w:t>
-      </w:r>
-    </w:p>
-    <w:p>
-      <w:pPr>
-        <w:spacing w:line="336" w:lineRule="auto" w:after="180"/>
-      </w:pPr>
-      <w:r>
-        <w:rPr>
-          <w:b w:val="0"/>
-        </w:rPr>
-        <w:t xml:space="preserve">Correct arithmetic without keeping </w:t>
-      </w:r>
-      <w:r>
-        <w:rPr>
-          <w:b/>
-        </w:rPr>
-        <w:t>fitting</w:t>
-      </w:r>
-      <w:r>
-        <w:rPr>
-          <w:b w:val="0"/>
-        </w:rPr>
-        <w:t xml:space="preserve"> and testing separate is not sufficient exit </w:t>
-      </w:r>
-      <w:r>
-        <w:rPr>
-          <w:b/>
-        </w:rPr>
-        <w:t>evidence</w:t>
-      </w:r>
-      <w:r>
-        <w:rPr>
-          <w:b w:val="0"/>
-        </w:rPr>
-        <w:t>.</w:t>
-      </w:r>
-    </w:p>
-    <w:p>
-      <w:pPr>
-        <w:spacing w:line="336" w:lineRule="auto" w:after="180"/>
-      </w:pPr>
-      <w:r>
-        <w:rPr>
-          <w:b w:val="0"/>
-        </w:rPr>
-        <w:t xml:space="preserve">Week 2 examines </w:t>
-      </w:r>
-      <w:r>
-        <w:rPr>
-          <w:b/>
-        </w:rPr>
-        <w:t>feature</w:t>
-      </w:r>
-      <w:r>
-        <w:rPr>
-          <w:b w:val="0"/>
-        </w:rPr>
-        <w:t xml:space="preserve">s, </w:t>
-      </w:r>
-      <w:r>
-        <w:rPr>
-          <w:b/>
-        </w:rPr>
-        <w:t>label</w:t>
-      </w:r>
-      <w:r>
-        <w:rPr>
-          <w:b w:val="0"/>
-        </w:rPr>
-        <w:t xml:space="preserve">s and which information exists at </w:t>
-      </w:r>
-      <w:r>
-        <w:rPr>
-          <w:b/>
-        </w:rPr>
-        <w:t>prediction</w:t>
-      </w:r>
-      <w:r>
-        <w:rPr>
-          <w:b w:val="0"/>
-        </w:rPr>
-        <w:t xml:space="preserve"> time. Carry forward the recorded split, threshold and test result.</w:t>
-      </w:r>
-    </w:p>
-    <w:p>
-      <w:pPr>
-        <w:spacing w:line="336" w:lineRule="auto" w:after="180"/>
-      </w:pPr>
-      <w:r>
-        <w:rPr>
-          <w:b w:val="0"/>
-        </w:rPr>
-        <w:t>Teacher reference for data separation and leakage: https://scikit-learn.org/stable/common_pitfalls.html#data-leakage (reviewed 2026-09-26).</w:t>
-      </w:r>
-    </w:p>
-    <w:p>
-      <w:pPr>
-        <w:pStyle w:val="Heading3"/>
-      </w:pPr>
-      <w:r>
-        <w:t>Plan the delayed return</w:t>
+        <w:pStyle w:val="Heading2"/>
+      </w:pPr>
+      <w:r>
+        <w:t>Delayed return</w:t>
       </w:r>
     </w:p>
     <w:p>
@@ -6124,77 +6075,247 @@
     </w:p>
     <w:p>
       <w:pPr>
+        <w:pStyle w:val="Heading2"/>
+      </w:pPr>
+      <w:r>
+        <w:t>Bridge and reflection</w:t>
+      </w:r>
+    </w:p>
+    <w:p>
+      <w:pPr>
+        <w:spacing w:line="336" w:lineRule="auto" w:after="180"/>
+      </w:pPr>
+      <w:r>
+        <w:rPr>
+          <w:b w:val="0"/>
+        </w:rPr>
+        <w:t xml:space="preserve">Ask for one decision the learner can now justify and one situation requiring more </w:t>
+      </w:r>
+      <w:r>
+        <w:rPr>
+          <w:b/>
+        </w:rPr>
+        <w:t>evidence</w:t>
+      </w:r>
+      <w:r>
+        <w:rPr>
+          <w:b w:val="0"/>
+        </w:rPr>
+        <w:t xml:space="preserve"> or human review. Confidence ratings are separate from correct independent performance.</w:t>
+      </w:r>
+    </w:p>
+    <w:p>
+      <w:pPr>
+        <w:spacing w:line="336" w:lineRule="auto" w:after="180"/>
+      </w:pPr>
+      <w:r>
+        <w:rPr>
+          <w:b w:val="0"/>
+        </w:rPr>
+        <w:t xml:space="preserve">Next: Week 2: </w:t>
+      </w:r>
+      <w:r>
+        <w:rPr>
+          <w:b/>
+        </w:rPr>
+        <w:t>Feature</w:t>
+      </w:r>
+      <w:r>
+        <w:rPr>
+          <w:b w:val="0"/>
+        </w:rPr>
+        <w:t xml:space="preserve">s, </w:t>
+      </w:r>
+      <w:r>
+        <w:rPr>
+          <w:b/>
+        </w:rPr>
+        <w:t>Label</w:t>
+      </w:r>
+      <w:r>
+        <w:rPr>
+          <w:b w:val="0"/>
+        </w:rPr>
+        <w:t xml:space="preserve">s, Targets. Retrieve today’s </w:t>
+      </w:r>
+      <w:r>
+        <w:rPr>
+          <w:b/>
+        </w:rPr>
+        <w:t>evidence</w:t>
+      </w:r>
+      <w:r>
+        <w:rPr>
+          <w:b w:val="0"/>
+        </w:rPr>
+        <w:t xml:space="preserve"> and identify what carries forward and what is new.</w:t>
+      </w:r>
+    </w:p>
+    <w:p>
+      <w:pPr>
+        <w:spacing w:line="336" w:lineRule="auto" w:after="180"/>
+      </w:pPr>
+      <w:r>
+        <w:rPr>
+          <w:b w:val="0"/>
+        </w:rPr>
+        <w:t xml:space="preserve">Week 2 examines </w:t>
+      </w:r>
+      <w:r>
+        <w:rPr>
+          <w:b/>
+        </w:rPr>
+        <w:t>feature</w:t>
+      </w:r>
+      <w:r>
+        <w:rPr>
+          <w:b w:val="0"/>
+        </w:rPr>
+        <w:t xml:space="preserve">s, </w:t>
+      </w:r>
+      <w:r>
+        <w:rPr>
+          <w:b/>
+        </w:rPr>
+        <w:t>label</w:t>
+      </w:r>
+      <w:r>
+        <w:rPr>
+          <w:b w:val="0"/>
+        </w:rPr>
+        <w:t xml:space="preserve">s and which information exists at </w:t>
+      </w:r>
+      <w:r>
+        <w:rPr>
+          <w:b/>
+        </w:rPr>
+        <w:t>prediction</w:t>
+      </w:r>
+      <w:r>
+        <w:rPr>
+          <w:b w:val="0"/>
+        </w:rPr>
+        <w:t xml:space="preserve"> time. Carry forward the recorded split, threshold and test result.</w:t>
+      </w:r>
+    </w:p>
+    <w:p>
+      <w:pPr>
+        <w:spacing w:line="336" w:lineRule="auto" w:after="180"/>
+      </w:pPr>
+      <w:r>
+        <w:rPr>
+          <w:b w:val="0"/>
+        </w:rPr>
+        <w:t>Teacher reference for data separation and leakage: https://scikit-learn.org/stable/common_pitfalls.html#data-leakage (reviewed 2026-09-26).</w:t>
+      </w:r>
+    </w:p>
+    <w:p>
+      <w:pPr>
+        <w:pStyle w:val="Heading2"/>
+      </w:pPr>
+      <w:r>
+        <w:t>Earlier wording, alternatives and picture transcripts · reference / check after trying</w:t>
+      </w:r>
+    </w:p>
+    <w:p>
+      <w:pPr>
+        <w:spacing w:line="336" w:lineRule="auto" w:after="180"/>
+      </w:pPr>
+      <w:r>
+        <w:rPr>
+          <w:b w:val="0"/>
+        </w:rPr>
+        <w:t>Connect and extend learning</w:t>
+      </w:r>
+    </w:p>
+    <w:p>
+      <w:pPr>
         <w:pStyle w:val="Heading3"/>
       </w:pPr>
       <w:r>
+        <w:t>Responsible Plant Classifier</w:t>
+      </w:r>
+    </w:p>
+    <w:p>
+      <w:pPr>
+        <w:pStyle w:val="Heading3"/>
+      </w:pPr>
+      <w:r>
+        <w:t>Support and stretch</w:t>
+      </w:r>
+    </w:p>
+    <w:p>
+      <w:pPr>
+        <w:pStyle w:val="Heading3"/>
+      </w:pPr>
+      <w:r>
+        <w:t>Exit reflection</w:t>
+      </w:r>
+    </w:p>
+    <w:p>
+      <w:pPr>
+        <w:pStyle w:val="Heading3"/>
+      </w:pPr>
+      <w:r>
+        <w:t>Bridge to the next week</w:t>
+      </w:r>
+    </w:p>
+    <w:p>
+      <w:pPr>
+        <w:pStyle w:val="Heading3"/>
+      </w:pPr>
+      <w:r>
+        <w:t>Support and fresh reassessment</w:t>
+      </w:r>
+    </w:p>
+    <w:p>
+      <w:pPr>
+        <w:pStyle w:val="Heading3"/>
+      </w:pPr>
+      <w:r>
+        <w:t>Plan the delayed return</w:t>
+      </w:r>
+    </w:p>
+    <w:p>
+      <w:pPr>
+        <w:pStyle w:val="Heading3"/>
+      </w:pPr>
+      <w:r>
         <w:t>Project evidence from this case</w:t>
       </w:r>
     </w:p>
     <w:p>
       <w:pPr>
+        <w:pStyle w:val="Heading1"/>
+      </w:pPr>
+      <w:r>
+        <w:t>Reference bank and extra practice</w:t>
+      </w:r>
+    </w:p>
+    <w:p>
+      <w:pPr>
+        <w:pStyle w:val="Heading1"/>
+      </w:pPr>
+      <w:r>
+        <w:t>07. Reference · Alternative planning checklist</w:t>
+      </w:r>
+    </w:p>
+    <w:p>
+      <w:r>
+        <w:t>Use alongside the main route without repeating the whole cycle.</w:t>
+      </w:r>
+    </w:p>
+    <w:p>
+      <w:pPr>
+        <w:pStyle w:val="Heading2"/>
+      </w:pPr>
+      <w:r>
+        <w:t>Planning and assessment reference</w:t>
+      </w:r>
+    </w:p>
+    <w:p>
+      <w:pPr>
         <w:spacing w:line="336" w:lineRule="auto" w:after="180"/>
-      </w:pPr>
-      <w:r>
-        <w:rPr>
-          <w:b w:val="0"/>
-        </w:rPr>
-        <w:t xml:space="preserve">For your Responsible Plant Classifier, save the </w:t>
-      </w:r>
-      <w:r>
-        <w:rPr>
-          <w:b/>
-        </w:rPr>
-        <w:t>input</w:t>
-      </w:r>
-      <w:r>
-        <w:rPr>
-          <w:b w:val="0"/>
-        </w:rPr>
-        <w:t>, procedure, observed result and limitation of this check.</w:t>
-      </w:r>
-    </w:p>
-    <w:p>
-      <w:pPr>
-        <w:spacing w:line="336" w:lineRule="auto" w:after="180"/>
-      </w:pPr>
-      <w:r>
-        <w:rPr>
-          <w:b/>
-        </w:rPr>
-        <w:t>Label</w:t>
-      </w:r>
-      <w:r>
-        <w:rPr>
-          <w:b w:val="0"/>
-        </w:rPr>
-        <w:t xml:space="preserve"> this worked example as practice; use a different, previously unreviewed case when checking independent understanding.</w:t>
-      </w:r>
-    </w:p>
-    <w:p>
-      <w:pPr>
-        <w:pStyle w:val="Heading1"/>
-      </w:pPr>
-      <w:r>
-        <w:t>07. Prepare, teach and assess</w:t>
-      </w:r>
-    </w:p>
-    <w:p>
-      <w:r>
-        <w:t>Use this preparation summary alongside the detailed The ML Lifecycle lesson; it is a checklist rather than a replacement for the full sequence.</w:t>
-      </w:r>
-    </w:p>
-    <w:p>
-      <w:pPr>
-        <w:pStyle w:val="Heading3"/>
-      </w:pPr>
-      <w:r>
-        <w:t>Teaching target</w:t>
-      </w:r>
-    </w:p>
-    <w:p>
-      <w:pPr>
-        <w:spacing w:line="336" w:lineRule="auto" w:after="180"/>
-        <w:shd w:fill="EDF7F3"/>
       </w:pPr>
       <w:r>
         <w:rPr>
@@ -6430,16 +6551,7 @@
     </w:p>
     <w:p>
       <w:pPr>
-        <w:pStyle w:val="Heading3"/>
-      </w:pPr>
-      <w:r>
-        <w:t>Supported practice answer</w:t>
-      </w:r>
-    </w:p>
-    <w:p>
-      <w:pPr>
         <w:spacing w:line="336" w:lineRule="auto" w:after="180"/>
-        <w:shd w:fill="F1F6FC"/>
       </w:pPr>
       <w:r>
         <w:rPr>
@@ -6520,16 +6632,7 @@
     </w:p>
     <w:p>
       <w:pPr>
-        <w:pStyle w:val="Heading3"/>
-      </w:pPr>
-      <w:r>
-        <w:t>Repair the misconception</w:t>
-      </w:r>
-    </w:p>
-    <w:p>
-      <w:pPr>
         <w:spacing w:line="336" w:lineRule="auto" w:after="180"/>
-        <w:shd w:fill="FFF5E6"/>
       </w:pPr>
       <w:r>
         <w:rPr>
@@ -6576,16 +6679,7 @@
     </w:p>
     <w:p>
       <w:pPr>
-        <w:pStyle w:val="Heading3"/>
-      </w:pPr>
-      <w:r>
-        <w:t>Support without giving away the answer</w:t>
-      </w:r>
-    </w:p>
-    <w:p>
-      <w:pPr>
         <w:spacing w:line="336" w:lineRule="auto" w:after="180"/>
-        <w:shd w:fill="F1F6F8"/>
       </w:pPr>
       <w:r>
         <w:rPr>
@@ -6620,16 +6714,7 @@
     </w:p>
     <w:p>
       <w:pPr>
-        <w:pStyle w:val="Heading3"/>
-      </w:pPr>
-      <w:r>
-        <w:t>Extend the reasoning</w:t>
-      </w:r>
-    </w:p>
-    <w:p>
-      <w:pPr>
         <w:spacing w:line="336" w:lineRule="auto" w:after="180"/>
-        <w:shd w:fill="F5F1FB"/>
       </w:pPr>
       <w:r>
         <w:rPr>
@@ -6653,7 +6738,6 @@
     <w:p>
       <w:pPr>
         <w:spacing w:line="336" w:lineRule="auto" w:after="180"/>
-        <w:shd w:fill="F5F1FB"/>
       </w:pPr>
       <w:r>
         <w:rPr>
@@ -6676,16 +6760,7 @@
     </w:p>
     <w:p>
       <w:pPr>
-        <w:pStyle w:val="Heading3"/>
-      </w:pPr>
-      <w:r>
-        <w:t>Protect the independent attempt</w:t>
-      </w:r>
-    </w:p>
-    <w:p>
-      <w:pPr>
         <w:spacing w:line="336" w:lineRule="auto" w:after="180"/>
-        <w:shd w:fill="FFF5E6"/>
       </w:pPr>
       <w:r>
         <w:rPr>
@@ -6880,16 +6955,7 @@
     </w:tbl>
     <w:p>
       <w:pPr>
-        <w:pStyle w:val="Heading3"/>
-      </w:pPr>
-      <w:r>
-        <w:t>Project checkpoint</w:t>
-      </w:r>
-    </w:p>
-    <w:p>
-      <w:pPr>
         <w:spacing w:line="336" w:lineRule="auto" w:after="180"/>
-        <w:shd w:fill="EDF7F3"/>
       </w:pPr>
       <w:r>
         <w:rPr>
@@ -6938,12 +7004,20 @@
         <w:pStyle w:val="Heading1"/>
       </w:pPr>
       <w:r>
-        <w:t>08. Use feedback, labs and repair paths</w:t>
-      </w:r>
-    </w:p>
-    <w:p>
-      <w:r>
-        <w:t>Use feedback, earlier review and portfolios purposefully. Apply the coding routine only when this lesson has an executable lab.</w:t>
+        <w:t>08. Reference · Feedback and evidence records</w:t>
+      </w:r>
+    </w:p>
+    <w:p>
+      <w:r>
+        <w:t>Keep supported rehearsal separate from independent performance.</w:t>
+      </w:r>
+    </w:p>
+    <w:p>
+      <w:pPr>
+        <w:pStyle w:val="Heading2"/>
+      </w:pPr>
+      <w:r>
+        <w:t>Record and repair</w:t>
       </w:r>
     </w:p>
     <w:p>
@@ -6988,6 +7062,48 @@
         <w:rPr>
           <w:b w:val="0"/>
         </w:rPr>
+        <w:t>Use the earlier worked-explanation links to address a specific missing building block, then return to the current question. Adapt this suggestion after observing the learner; it is not an automatic diagnosis.</w:t>
+      </w:r>
+    </w:p>
+    <w:p>
+      <w:pPr>
+        <w:spacing w:line="336" w:lineRule="auto" w:after="180"/>
+      </w:pPr>
+      <w:r>
+        <w:rPr>
+          <w:b w:val="0"/>
+        </w:rPr>
+        <w:t xml:space="preserve">Collect the completed-work portfolio as </w:t>
+      </w:r>
+      <w:r>
+        <w:rPr>
+          <w:b/>
+        </w:rPr>
+        <w:t>evidence</w:t>
+      </w:r>
+      <w:r>
+        <w:rPr>
+          <w:b w:val="0"/>
+        </w:rPr>
+        <w:t>. Record support separately from correctness, and assess explanation, trace/test and limitations. Progress ticks and quiz selections alone do not establish mastery.</w:t>
+      </w:r>
+    </w:p>
+    <w:p>
+      <w:pPr>
+        <w:pStyle w:val="Heading2"/>
+      </w:pPr>
+      <w:r>
+        <w:t>Earlier wording, alternatives and picture transcripts · reference / check after trying</w:t>
+      </w:r>
+    </w:p>
+    <w:p>
+      <w:pPr>
+        <w:spacing w:line="336" w:lineRule="auto" w:after="180"/>
+      </w:pPr>
+      <w:r>
+        <w:rPr>
+          <w:b w:val="0"/>
+        </w:rPr>
         <w:t xml:space="preserve">Ask students to predict before running code. Preserve errors and actual </w:t>
       </w:r>
       <w:r>
@@ -7005,77 +7121,20 @@
     </w:p>
     <w:p>
       <w:pPr>
-        <w:spacing w:line="336" w:lineRule="auto" w:after="180"/>
-      </w:pPr>
-      <w:r>
-        <w:rPr>
-          <w:b w:val="0"/>
-        </w:rPr>
-        <w:t>Use the earlier worked-explanation links to address a specific missing building block, then return to the current question. Adapt this suggestion after observing the learner; it is not an automatic diagnosis.</w:t>
-      </w:r>
-    </w:p>
-    <w:p>
-      <w:pPr>
-        <w:spacing w:line="336" w:lineRule="auto" w:after="180"/>
-      </w:pPr>
-      <w:r>
-        <w:rPr>
-          <w:b w:val="0"/>
-        </w:rPr>
-        <w:t xml:space="preserve">Collect the completed-work portfolio as </w:t>
-      </w:r>
-      <w:r>
-        <w:rPr>
-          <w:b/>
-        </w:rPr>
-        <w:t>evidence</w:t>
-      </w:r>
-      <w:r>
-        <w:rPr>
-          <w:b w:val="0"/>
-        </w:rPr>
-        <w:t>. Record support separately from correctness, and assess explanation, trace/test and limitations. Progress ticks and quiz selections alone do not establish mastery.</w:t>
-      </w:r>
-    </w:p>
-    <w:p>
-      <w:pPr>
         <w:pStyle w:val="Heading1"/>
       </w:pPr>
       <w:r>
-        <w:t>09. Visual concept journey</w:t>
-      </w:r>
-    </w:p>
-    <w:p>
-      <w:r>
-        <w:t>Show one The ML Lifecycle graphic at a time, request a prediction and discuss its trace before the independent assessment.</w:t>
-      </w:r>
-    </w:p>
-    <w:p>
-      <w:pPr>
-        <w:spacing w:line="336" w:lineRule="auto" w:after="180"/>
-      </w:pPr>
-      <w:r>
-        <w:rPr>
-          <w:b w:val="0"/>
-        </w:rPr>
-        <w:t xml:space="preserve">Use one picture at a time. Hide a worked result before asking for a </w:t>
-      </w:r>
-      <w:r>
-        <w:rPr>
-          <w:b/>
-        </w:rPr>
-        <w:t>prediction</w:t>
-      </w:r>
-      <w:r>
-        <w:rPr>
-          <w:b w:val="0"/>
-        </w:rPr>
-        <w:t>, then reveal it for feedback. These are supported teaching cases; retain the separate independent assessment for a fresh first attempt.</w:t>
-      </w:r>
-    </w:p>
-    <w:p>
-      <w:pPr>
-        <w:pStyle w:val="Heading3"/>
+        <w:t>09. Reference · Teach with the six pictures</w:t>
+      </w:r>
+    </w:p>
+    <w:p>
+      <w:r>
+        <w:t>Choose one picture for a specific reasoning move.</w:t>
+      </w:r>
+    </w:p>
+    <w:p>
+      <w:pPr>
+        <w:pStyle w:val="Heading2"/>
       </w:pPr>
       <w:r>
         <w:t>01. The ML Lifecycle: the case</w:t>
@@ -7086,7 +7145,7 @@
         <w:drawing>
           <wp:inline xmlns:a="http://schemas.openxmlformats.org/drawingml/2006/main" xmlns:pic="http://schemas.openxmlformats.org/drawingml/2006/picture">
             <wp:extent cx="5486400" cy="2990088"/>
-            <wp:docPr id="2" name="Picture 2" descr="Follow one complete plant-classifier lifecycle without tuning on the final test. Supplied facts: Toy training leaves have widths 1 healthy, 3 healthy, 5 spotted, 7 spotted. Candidates predict spotted at width&gt;=2 or &gt;=4. All inputs and outcomes in this worked example are invented classroom data; no real model run is claimed."/>
+            <wp:docPr id="3" name="Picture 3" descr="Follow one complete plant-classifier lifecycle without tuning on the final test. Supplied facts: Toy training leaves have widths 1 healthy, 3 healthy, 5 spotted, 7 spotted. Candidates predict spotted at width&gt;=2 or &gt;=4. All inputs and outcomes in this worked example are invented classroom data; no real model run is claimed."/>
             <wp:cNvGraphicFramePr>
               <a:graphicFrameLocks noChangeAspect="1"/>
             </wp:cNvGraphicFramePr>
@@ -7098,7 +7157,7 @@
                     <pic:cNvPicPr/>
                   </pic:nvPicPr>
                   <pic:blipFill>
-                    <a:blip r:embed="rId10"/>
+                    <a:blip r:embed="rId11"/>
                     <a:stretch>
                       <a:fillRect/>
                     </a:stretch>
@@ -7166,7 +7225,6 @@
     <w:p>
       <w:pPr>
         <w:spacing w:line="336" w:lineRule="auto" w:after="180"/>
-        <w:shd w:fill="F5F1FB"/>
       </w:pPr>
       <w:r>
         <w:rPr>
@@ -7177,16 +7235,7 @@
     </w:p>
     <w:p>
       <w:pPr>
-        <w:pStyle w:val="Heading3"/>
-      </w:pPr>
-      <w:r>
-        <w:t>Discuss while showing the picture</w:t>
-      </w:r>
-    </w:p>
-    <w:p>
-      <w:pPr>
         <w:spacing w:line="336" w:lineRule="auto" w:after="180"/>
-        <w:shd w:fill="F1F6F8"/>
       </w:pPr>
       <w:r>
         <w:rPr>
@@ -7209,7 +7258,7 @@
     </w:p>
     <w:p>
       <w:pPr>
-        <w:pStyle w:val="Heading3"/>
+        <w:pStyle w:val="Heading2"/>
       </w:pPr>
       <w:r>
         <w:t>02. Follow the deciding steps</w:t>
@@ -7220,7 +7269,7 @@
         <w:drawing>
           <wp:inline xmlns:a="http://schemas.openxmlformats.org/drawingml/2006/main" xmlns:pic="http://schemas.openxmlformats.org/drawingml/2006/picture">
             <wp:extent cx="5486400" cy="3182112"/>
-            <wp:docPr id="3" name="Picture 3" descr="Fit using training: Cutoff 2 makes one error at width 3; cutoff 4 makes zero training errors. → Freeze candidate: Choose cutoff 4 under the stated training-error rule. → Test once: Fresh leaves width 2 healthy and 6 spotted are both predicted correctly: 2/2."/>
+            <wp:docPr id="4" name="Picture 4" descr="Fit using training: Cutoff 2 makes one error at width 3; cutoff 4 makes zero training errors. → Freeze candidate: Choose cutoff 4 under the stated training-error rule. → Test once: Fresh leaves width 2 healthy and 6 spotted are both predicted correctly: 2/2."/>
             <wp:cNvGraphicFramePr>
               <a:graphicFrameLocks noChangeAspect="1"/>
             </wp:cNvGraphicFramePr>
@@ -7232,7 +7281,7 @@
                     <pic:cNvPicPr/>
                   </pic:nvPicPr>
                   <pic:blipFill>
-                    <a:blip r:embed="rId11"/>
+                    <a:blip r:embed="rId9"/>
                     <a:stretch>
                       <a:fillRect/>
                     </a:stretch>
@@ -7301,7 +7350,6 @@
     <w:p>
       <w:pPr>
         <w:spacing w:line="336" w:lineRule="auto" w:after="180"/>
-        <w:shd w:fill="F5F1FB"/>
       </w:pPr>
       <w:r>
         <w:rPr>
@@ -7324,16 +7372,7 @@
     </w:p>
     <w:p>
       <w:pPr>
-        <w:pStyle w:val="Heading3"/>
-      </w:pPr>
-      <w:r>
-        <w:t>Discuss while showing the picture</w:t>
-      </w:r>
-    </w:p>
-    <w:p>
-      <w:pPr>
         <w:spacing w:line="336" w:lineRule="auto" w:after="180"/>
-        <w:shd w:fill="F1F6F8"/>
       </w:pPr>
       <w:r>
         <w:rPr>
@@ -7368,7 +7407,7 @@
     </w:p>
     <w:p>
       <w:pPr>
-        <w:pStyle w:val="Heading3"/>
+        <w:pStyle w:val="Heading2"/>
       </w:pPr>
       <w:r>
         <w:t>03. Keep fitting and testing separate</w:t>
@@ -7379,7 +7418,7 @@
         <w:drawing>
           <wp:inline xmlns:a="http://schemas.openxmlformats.org/drawingml/2006/main" xmlns:pic="http://schemas.openxmlformats.org/drawingml/2006/picture">
             <wp:extent cx="5486400" cy="2834640"/>
-            <wp:docPr id="4" name="Picture 4" descr="Keep fitting and testing separate. Define and split | Task and candidate rules | Training and test cards. Fit and freeze | Training labels only | Threshold 4 selected. Test and report | Two held out cards | 2 correct out of 2"/>
+            <wp:docPr id="5" name="Picture 5" descr="Keep fitting and testing separate. Define and split | Task and candidate rules | Training and test cards. Fit and freeze | Training labels only | Threshold 4 selected. Test and report | Two held out cards | 2 correct out of 2"/>
             <wp:cNvGraphicFramePr>
               <a:graphicFrameLocks noChangeAspect="1"/>
             </wp:cNvGraphicFramePr>
@@ -7472,7 +7511,6 @@
     <w:p>
       <w:pPr>
         <w:spacing w:line="336" w:lineRule="auto" w:after="180"/>
-        <w:shd w:fill="F5F1FB"/>
       </w:pPr>
       <w:r>
         <w:rPr>
@@ -7495,16 +7533,7 @@
     </w:p>
     <w:p>
       <w:pPr>
-        <w:pStyle w:val="Heading3"/>
-      </w:pPr>
-      <w:r>
-        <w:t>Discuss while showing the picture</w:t>
-      </w:r>
-    </w:p>
-    <w:p>
-      <w:pPr>
         <w:spacing w:line="336" w:lineRule="auto" w:after="180"/>
-        <w:shd w:fill="F1F6F8"/>
       </w:pPr>
       <w:r>
         <w:rPr>
@@ -7539,7 +7568,7 @@
     </w:p>
     <w:p>
       <w:pPr>
-        <w:pStyle w:val="Heading3"/>
+        <w:pStyle w:val="Heading2"/>
       </w:pPr>
       <w:r>
         <w:t>04. Change one thing. Trace what follows.</w:t>
@@ -7550,7 +7579,7 @@
         <w:drawing>
           <wp:inline xmlns:a="http://schemas.openxmlformats.org/drawingml/2006/main" xmlns:pic="http://schemas.openxmlformats.org/drawingml/2006/picture">
             <wp:extent cx="5486400" cy="3179064"/>
-            <wp:docPr id="5" name="Picture 5" descr="Original case: Fresh leaves width 2 healthy and 6 spotted are both predicted correctly: 2/2. Changed condition: The fresh width-6 leaf is actually healthy. Expected result: The frozen model is correct on 1/2 test leaves. Reason: The supplied reference changed; moving the cutoff after seeing this test would reuse final evidence for development."/>
+            <wp:docPr id="6" name="Picture 6" descr="Original case: Fresh leaves width 2 healthy and 6 spotted are both predicted correctly: 2/2. Changed condition: The fresh width-6 leaf is actually healthy. Expected result: The frozen model is correct on 1/2 test leaves. Reason: The supplied reference changed; moving the cutoff after seeing this test would reuse final evidence for development."/>
             <wp:cNvGraphicFramePr>
               <a:graphicFrameLocks noChangeAspect="1"/>
             </wp:cNvGraphicFramePr>
@@ -7618,7 +7647,6 @@
     <w:p>
       <w:pPr>
         <w:spacing w:line="336" w:lineRule="auto" w:after="180"/>
-        <w:shd w:fill="F5F1FB"/>
       </w:pPr>
       <w:r>
         <w:rPr>
@@ -7629,16 +7657,7 @@
     </w:p>
     <w:p>
       <w:pPr>
-        <w:pStyle w:val="Heading3"/>
-      </w:pPr>
-      <w:r>
-        <w:t>Discuss while showing the picture</w:t>
-      </w:r>
-    </w:p>
-    <w:p>
-      <w:pPr>
         <w:spacing w:line="336" w:lineRule="auto" w:after="180"/>
-        <w:shd w:fill="F1F6F8"/>
       </w:pPr>
       <w:r>
         <w:rPr>
@@ -7662,7 +7681,6 @@
     <w:p>
       <w:pPr>
         <w:spacing w:line="336" w:lineRule="auto" w:after="180"/>
-        <w:shd w:fill="F1F6F8"/>
       </w:pPr>
       <w:r>
         <w:rPr>
@@ -7685,7 +7703,7 @@
     </w:p>
     <w:p>
       <w:pPr>
-        <w:pStyle w:val="Heading3"/>
+        <w:pStyle w:val="Heading2"/>
       </w:pPr>
       <w:r>
         <w:t>05. Connect the explanation to its limit</w:t>
@@ -7696,7 +7714,7 @@
         <w:drawing>
           <wp:inline xmlns:a="http://schemas.openxmlformats.org/drawingml/2006/main" xmlns:pic="http://schemas.openxmlformats.org/drawingml/2006/picture">
             <wp:extent cx="5486400" cy="2834640"/>
-            <wp:docPr id="6" name="Picture 6" descr="Read the picture in order. Fresh leaves width 2 healthy and 6 spotted are both predicted correctly: 2/2. The arrows show which recorded input or intermediate result each decision uses. Explain the deciding step aloud before checking the changed case; pointing to the final answer alone does not show how it follows. Limit: Two invented test leaves cannot establish useful real-world plant classification."/>
+            <wp:docPr id="7" name="Picture 7" descr="Read the picture in order. Fresh leaves width 2 healthy and 6 spotted are both predicted correctly: 2/2. The arrows show which recorded input or intermediate result each decision uses. Explain the deciding step aloud before checking the changed case; pointing to the final answer alone does not show how it follows. Limit: Two invented test leaves cannot establish useful real-world plant classification."/>
             <wp:cNvGraphicFramePr>
               <a:graphicFrameLocks noChangeAspect="1"/>
             </wp:cNvGraphicFramePr>
@@ -7764,7 +7782,6 @@
     <w:p>
       <w:pPr>
         <w:spacing w:line="336" w:lineRule="auto" w:after="180"/>
-        <w:shd w:fill="F5F1FB"/>
       </w:pPr>
       <w:r>
         <w:rPr>
@@ -7775,16 +7792,7 @@
     </w:p>
     <w:p>
       <w:pPr>
-        <w:pStyle w:val="Heading3"/>
-      </w:pPr>
-      <w:r>
-        <w:t>Discuss while showing the picture</w:t>
-      </w:r>
-    </w:p>
-    <w:p>
-      <w:pPr>
         <w:spacing w:line="336" w:lineRule="auto" w:after="180"/>
-        <w:shd w:fill="F1F6F8"/>
       </w:pPr>
       <w:r>
         <w:rPr>
@@ -7808,7 +7816,6 @@
     <w:p>
       <w:pPr>
         <w:spacing w:line="336" w:lineRule="auto" w:after="180"/>
-        <w:shd w:fill="F1F6F8"/>
       </w:pPr>
       <w:r>
         <w:rPr>
@@ -7819,7 +7826,7 @@
     </w:p>
     <w:p>
       <w:pPr>
-        <w:pStyle w:val="Heading3"/>
+        <w:pStyle w:val="Heading2"/>
       </w:pPr>
       <w:r>
         <w:t>06. Make the idea visible in your project</w:t>
@@ -7830,7 +7837,7 @@
         <w:drawing>
           <wp:inline xmlns:a="http://schemas.openxmlformats.org/drawingml/2006/main" xmlns:pic="http://schemas.openxmlformats.org/drawingml/2006/picture">
             <wp:extent cx="5486400" cy="3681984"/>
-            <wp:docPr id="7" name="Picture 7" descr="For your Responsible Plant Classifier, save the input, procedure, observed result and limitation of this check. Label this worked example as practice; use a different, previously unreviewed case when checking independent understanding. Draw your input, deciding step, result and limit. Supported question: Should the team silently retune on the changed test? Point to the relevant step in the picture, then write the changed result and the rule or evidence that supports it."/>
+            <wp:docPr id="8" name="Picture 8" descr="For your Responsible Plant Classifier, save the input, procedure, observed result and limitation of this check. Label this worked example as practice; use a different, previously unreviewed case when checking independent understanding. Draw your input, deciding step, result and limit. Supported question: Should the team silently retune on the changed test? Point to the relevant step in the picture, then write the changed result and the rule or evidence that supports it."/>
             <wp:cNvGraphicFramePr>
               <a:graphicFrameLocks noChangeAspect="1"/>
             </wp:cNvGraphicFramePr>
@@ -7939,7 +7946,6 @@
     <w:p>
       <w:pPr>
         <w:spacing w:line="336" w:lineRule="auto" w:after="180"/>
-        <w:shd w:fill="F5F1FB"/>
       </w:pPr>
       <w:r>
         <w:rPr>
@@ -7962,94 +7968,162 @@
     </w:p>
     <w:p>
       <w:pPr>
+        <w:spacing w:line="336" w:lineRule="auto" w:after="180"/>
+      </w:pPr>
+      <w:r>
+        <w:rPr>
+          <w:b w:val="0"/>
+        </w:rPr>
+        <w:t xml:space="preserve">Teacher prompt: Draw your project trace and justify the deciding step using </w:t>
+      </w:r>
+      <w:r>
+        <w:rPr>
+          <w:b/>
+        </w:rPr>
+        <w:t>evidence</w:t>
+      </w:r>
+      <w:r>
+        <w:rPr>
+          <w:b w:val="0"/>
+        </w:rPr>
+        <w:t xml:space="preserve">. Ask learners to describe one </w:t>
+      </w:r>
+      <w:r>
+        <w:rPr>
+          <w:b/>
+        </w:rPr>
+        <w:t>label</w:t>
+      </w:r>
+      <w:r>
+        <w:rPr>
+          <w:b w:val="0"/>
+        </w:rPr>
+        <w:t xml:space="preserve"> or arrow in ordinary words. Use the adjacent transcript if the image is difficult to see.</w:t>
+      </w:r>
+    </w:p>
+    <w:p>
+      <w:pPr>
+        <w:spacing w:line="336" w:lineRule="auto" w:after="180"/>
+      </w:pPr>
+      <w:r>
+        <w:rPr>
+          <w:b w:val="0"/>
+        </w:rPr>
+        <w:t xml:space="preserve">Supported practice key: No. Report 1/2 for the frozen model. Any revision needs development data and a newly reserved final </w:t>
+      </w:r>
+      <w:r>
+        <w:rPr>
+          <w:b/>
+        </w:rPr>
+        <w:t>evaluation</w:t>
+      </w:r>
+      <w:r>
+        <w:rPr>
+          <w:b w:val="0"/>
+        </w:rPr>
+        <w:t>. Changed-case check: The frozen model is correct on 1/2 test leaves.</w:t>
+      </w:r>
+    </w:p>
+    <w:p>
+      <w:pPr>
+        <w:spacing w:line="336" w:lineRule="auto" w:after="180"/>
+      </w:pPr>
+      <w:r>
+        <w:rPr>
+          <w:b w:val="0"/>
+        </w:rPr>
+        <w:t xml:space="preserve">The supplied reference changed; moving the cutoff after seeing this test would reuse final </w:t>
+      </w:r>
+      <w:r>
+        <w:rPr>
+          <w:b/>
+        </w:rPr>
+        <w:t>evidence</w:t>
+      </w:r>
+      <w:r>
+        <w:rPr>
+          <w:b w:val="0"/>
+        </w:rPr>
+        <w:t xml:space="preserve"> for development.</w:t>
+      </w:r>
+    </w:p>
+    <w:p>
+      <w:pPr>
+        <w:pStyle w:val="Heading2"/>
+      </w:pPr>
+      <w:r>
+        <w:t>Earlier wording, alternatives and picture transcripts · reference / check after trying</w:t>
+      </w:r>
+    </w:p>
+    <w:p>
+      <w:pPr>
+        <w:spacing w:line="336" w:lineRule="auto" w:after="180"/>
+      </w:pPr>
+      <w:r>
+        <w:rPr>
+          <w:b w:val="0"/>
+        </w:rPr>
+        <w:t xml:space="preserve">Use one picture at a time. Hide a worked result before asking for a </w:t>
+      </w:r>
+      <w:r>
+        <w:rPr>
+          <w:b/>
+        </w:rPr>
+        <w:t>prediction</w:t>
+      </w:r>
+      <w:r>
+        <w:rPr>
+          <w:b w:val="0"/>
+        </w:rPr>
+        <w:t>, then reveal it for feedback. These are supported teaching cases; retain the separate independent assessment for a fresh first attempt.</w:t>
+      </w:r>
+    </w:p>
+    <w:p>
+      <w:pPr>
         <w:pStyle w:val="Heading3"/>
       </w:pPr>
       <w:r>
-        <w:t>Discuss while showing the picture</w:t>
-      </w:r>
-    </w:p>
-    <w:p>
-      <w:pPr>
-        <w:spacing w:line="336" w:lineRule="auto" w:after="180"/>
-        <w:shd w:fill="F1F6F8"/>
-      </w:pPr>
-      <w:r>
-        <w:rPr>
-          <w:b w:val="0"/>
-        </w:rPr>
-        <w:t xml:space="preserve">Teacher prompt: Draw your project trace and justify the deciding step using </w:t>
-      </w:r>
-      <w:r>
-        <w:rPr>
-          <w:b/>
-        </w:rPr>
-        <w:t>evidence</w:t>
-      </w:r>
-      <w:r>
-        <w:rPr>
-          <w:b w:val="0"/>
-        </w:rPr>
-        <w:t xml:space="preserve">. Ask learners to describe one </w:t>
-      </w:r>
-      <w:r>
-        <w:rPr>
-          <w:b/>
-        </w:rPr>
-        <w:t>label</w:t>
-      </w:r>
-      <w:r>
-        <w:rPr>
-          <w:b w:val="0"/>
-        </w:rPr>
-        <w:t xml:space="preserve"> or arrow in ordinary words. Use the adjacent transcript if the image is difficult to see.</w:t>
-      </w:r>
-    </w:p>
-    <w:p>
-      <w:pPr>
-        <w:spacing w:line="336" w:lineRule="auto" w:after="180"/>
-        <w:shd w:fill="F1F6F8"/>
-      </w:pPr>
-      <w:r>
-        <w:rPr>
-          <w:b w:val="0"/>
-        </w:rPr>
-        <w:t xml:space="preserve">Supported practice key: No. Report 1/2 for the frozen model. Any revision needs development data and a newly reserved final </w:t>
-      </w:r>
-      <w:r>
-        <w:rPr>
-          <w:b/>
-        </w:rPr>
-        <w:t>evaluation</w:t>
-      </w:r>
-      <w:r>
-        <w:rPr>
-          <w:b w:val="0"/>
-        </w:rPr>
-        <w:t>. Changed-case check: The frozen model is correct on 1/2 test leaves.</w:t>
-      </w:r>
-    </w:p>
-    <w:p>
-      <w:pPr>
-        <w:spacing w:line="336" w:lineRule="auto" w:after="180"/>
-        <w:shd w:fill="F1F6F8"/>
-      </w:pPr>
-      <w:r>
-        <w:rPr>
-          <w:b w:val="0"/>
-        </w:rPr>
-        <w:t xml:space="preserve">The supplied reference changed; moving the cutoff after seeing this test would reuse final </w:t>
-      </w:r>
-      <w:r>
-        <w:rPr>
-          <w:b/>
-        </w:rPr>
-        <w:t>evidence</w:t>
-      </w:r>
-      <w:r>
-        <w:rPr>
-          <w:b w:val="0"/>
-        </w:rPr>
-        <w:t xml:space="preserve"> for development.</w:t>
+        <w:t>01. The ML Lifecycle: the case</w:t>
+      </w:r>
+    </w:p>
+    <w:p>
+      <w:pPr>
+        <w:pStyle w:val="Heading3"/>
+      </w:pPr>
+      <w:r>
+        <w:t>02. Follow the deciding steps</w:t>
+      </w:r>
+    </w:p>
+    <w:p>
+      <w:pPr>
+        <w:pStyle w:val="Heading3"/>
+      </w:pPr>
+      <w:r>
+        <w:t>03. Keep fitting and testing separate</w:t>
+      </w:r>
+    </w:p>
+    <w:p>
+      <w:pPr>
+        <w:pStyle w:val="Heading3"/>
+      </w:pPr>
+      <w:r>
+        <w:t>04. Change one thing. Trace what follows.</w:t>
+      </w:r>
+    </w:p>
+    <w:p>
+      <w:pPr>
+        <w:pStyle w:val="Heading3"/>
+      </w:pPr>
+      <w:r>
+        <w:t>05. Connect the explanation to its limit</w:t>
+      </w:r>
+    </w:p>
+    <w:p>
+      <w:pPr>
+        <w:pStyle w:val="Heading3"/>
+      </w:pPr>
+      <w:r>
+        <w:t>06. Make the idea visible in your project</w:t>
       </w:r>
     </w:p>
     <w:sectPr>
